--- a/papers/Fable-Computer-Part-I.docx
+++ b/papers/Fable-Computer-Part-I.docx
@@ -17,7 +17,7 @@
           <w:color w:val="345A8A"/>
           <w:sz w:val="26"/>
         </w:rPr>
-        <w:t>Concept, Architecture, and Reduced-Order Feasibility — Revision v5</w:t>
+        <w:t>Concept, Architecture, and Reduced-Order Feasibility — Revision v5.1 (July 2026: community calibration update)</w:t>
       </w:r>
     </w:p>
     <w:p>
@@ -61,44 +61,12 @@
     </w:p>
     <w:p>
       <w:r>
-        <w:t xml:space="preserve">We present a machine model for room-temperature terahertz logic. The bit is a gate-screened (acoustic) graphene plasmon. Every logic gate is the same physical object — a resonant </w:t>
-      </w:r>
-      <w:proofErr w:type="spellStart"/>
-      <w:r>
-        <w:t>Dyakonov</w:t>
-      </w:r>
-      <w:proofErr w:type="spellEnd"/>
-      <w:r>
-        <w:t>–Shur (DS) cell biased below its self-oscillation threshold and operated as a regenerative amplifier — and the system clock is a phase-stable pulse train launched at the fabric edge by a microcomb-</w:t>
-      </w:r>
-      <w:proofErr w:type="spellStart"/>
-      <w:r>
-        <w:t>photomixing</w:t>
-      </w:r>
-      <w:proofErr w:type="spellEnd"/>
-      <w:r>
-        <w:t xml:space="preserve"> chain. Logic levels are restored at every gate by saturating regenerative gain; inversion is a bias choice. Two constraints are locked from the outset: no cryogenics, and chip temperature ≤ 80 °C.</w:t>
-      </w:r>
-    </w:p>
-    <w:p>
-      <w:r>
-        <w:t xml:space="preserve">The demonstrator is a half adder: five regenerative cells computing Sum and Carry at one addition per 4-ps slot (2.5×10¹¹ additions/s, wave-pipelined), at ~0.4 </w:t>
-      </w:r>
-      <w:proofErr w:type="spellStart"/>
-      <w:r>
-        <w:t>fJ</w:t>
-      </w:r>
-      <w:proofErr w:type="spellEnd"/>
-      <w:r>
-        <w:t xml:space="preserve"> per addition on the fabric side, in roughly 12 × 16 µm. A five-pass reduced-order feasibility chain converges on one self-consistent operating point — n = 10¹² cm⁻², cell length L ≈ 576 nm tuned to 1 THz, drift bias parked at 0.7 of the self-oscillation threshold (the tracked ratio M/</w:t>
-      </w:r>
-      <w:proofErr w:type="spellStart"/>
-      <w:r>
-        <w:t>M_th</w:t>
-      </w:r>
-      <w:proofErr w:type="spellEnd"/>
-      <w:r>
-        <w:t xml:space="preserve"> = 0.7, Section 5) — at which a single cell delivers ~+8 dB net gain per pulse (a +9.7 dB continuous-wave regenerative gain) and two cascaded cells hold +8.4–9.3 dB per cell through junctions as lossy as −6 dB, all in-model (a term defined in Section 7: established within the reduced-order chain, not measured).</w:t>
+        <w:t xml:space="preserve">We present a machine model for room-temperature terahertz logic. The bit is a gate-screened (acoustic) graphene plasmon. Every logic gate is the same physical object — a resonant Dyakonov–Shur (DS) cell biased below its self-oscillation threshold and operated as a regenerative amplifier — and the system clock is a phase-stable pulse train launched at the fabric edge by a microcomb-photomixing chain. Logic levels are restored at every gate by saturating regenerative gain; inversion is a bias choice. Two constraints are locked from the outset: no cryogenics, and chip temperature ≤ 80 °C.</w:t>
+      </w:r>
+    </w:p>
+    <w:p>
+      <w:r>
+        <w:t xml:space="preserve">The demonstrator is a half adder: five regenerative cells computing Sum and Carry at one addition per 4-ps slot (2.5×10¹¹ additions/s, wave-pipelined), at ~0.4 fJ per addition on the fabric side, in roughly 12 × 16 µm. A five-pass reduced-order feasibility chain converges on one self-consistent operating point — n = 10¹² cm⁻², cell length L ≈ 576 nm tuned to 1 THz, drift bias parked at 0.7 of the self-oscillation threshold (the tracked ratio M/M_th = 0.7, Section 5) — at which a single cell delivers ~+8 dB net gain per pulse as measured by the released solver’s streaming per-slot-peak metric (a +9.7 dB continuous-wave regenerative gain; the per-pulse figure carries the calibration budget quantified in Section 7.3) and two cascaded cells hold +8.4–9.3 dB per cell through junctions as lossy as −6 dB, all in-model (a term defined in Section 7: established within the reduced-order chain, not measured).</w:t>
       </w:r>
     </w:p>
     <w:p>
@@ -124,119 +92,29 @@
     </w:p>
     <w:p>
       <w:r>
-        <w:t xml:space="preserve">A graphene plasmon is an attractive carrier for logic. It is programmable — a gate voltage sets, point by point, whether a region of the sheet supports the wave at all — and at terahertz frequencies the gate-screened (acoustic) mode confines the field to deep-sub-wavelength scales on a chip that needs no cryostat. Whether the bit is a genuine wave or an overdamped relaxation is decided by one number, the quality factor Q = </w:t>
-      </w:r>
-      <w:proofErr w:type="spellStart"/>
-      <w:r>
-        <w:t>ωτ</w:t>
-      </w:r>
-      <w:proofErr w:type="spellEnd"/>
-      <w:r>
-        <w:t>, where τ is the plasmon’s momentum-relaxation lifetime. With the best graphene encapsulated in hexagonal boron nitride (</w:t>
-      </w:r>
-      <w:proofErr w:type="spellStart"/>
-      <w:r>
-        <w:t>hBN</w:t>
-      </w:r>
-      <w:proofErr w:type="spellEnd"/>
-      <w:r>
-        <w:t xml:space="preserve">) — τ ≈ 1 </w:t>
-      </w:r>
-      <w:proofErr w:type="spellStart"/>
-      <w:r>
-        <w:t>ps</w:t>
-      </w:r>
-      <w:proofErr w:type="spellEnd"/>
-      <w:r>
-        <w:t xml:space="preserve"> at 300 K, a best-case value examined in Section 4 — Q reaches ≈ 6 at 1 THz.</w:t>
-      </w:r>
-    </w:p>
-    <w:p>
-      <w:r>
-        <w:t>The choice of ~1 THz as the carrier is a systems compromise, not a materials ceiling. Below ~0.5 THz two floors intrude: the quarter-wave cell grows well past its ~500-nm lithography pitch, surrendering the footprint advantage that justifies plasmons in the first place, and the carrier falls to within a few multiples of the 0.2–0.5 THz symbol rate, leaving too few carrier cycles to form a clean clock pulse; far above 1 THz the drive and read-out chain (</w:t>
-      </w:r>
-      <w:proofErr w:type="spellStart"/>
-      <w:r>
-        <w:t>photomixer</w:t>
-      </w:r>
-      <w:proofErr w:type="spellEnd"/>
-      <w:r>
-        <w:t xml:space="preserve"> power, demonstrated </w:t>
-      </w:r>
-      <w:proofErr w:type="spellStart"/>
-      <w:r>
-        <w:t>stripline</w:t>
-      </w:r>
-      <w:proofErr w:type="spellEnd"/>
-      <w:r>
-        <w:t xml:space="preserve"> bandwidth, Section 3) runs out first. The intrinsic loss channels of the stack — acoustic phonons and residual impurities — vary smoothly across this band; graphene’s optical phonons (≈ 47 THz) and </w:t>
-      </w:r>
-      <w:proofErr w:type="spellStart"/>
-      <w:r>
-        <w:t>hBN’s</w:t>
-      </w:r>
-      <w:proofErr w:type="spellEnd"/>
-      <w:r>
-        <w:t xml:space="preserve"> </w:t>
-      </w:r>
-      <w:proofErr w:type="spellStart"/>
-      <w:r>
-        <w:t>Reststrahlen</w:t>
-      </w:r>
-      <w:proofErr w:type="spellEnd"/>
-      <w:r>
-        <w:t xml:space="preserve"> bands (≈ 23–48 THz) lie more than an order of magnitude higher and play no role at 1 THz.</w:t>
-      </w:r>
-    </w:p>
-    <w:p>
-      <w:r>
-        <w:t xml:space="preserve">The same Q states the central obstacle. A lifetime of a picosecond means the wave loses ~4.3 dB of power per plasmon wavelength at 300 K (5.1 dB at the 80 °C cap): launched passively, a bit decays below any usable read threshold within a handful of gates. A machine — as opposed to a one-shot demonstration — therefore needs four things a bare plasmonic circuit does not have: distributed gain that at least cancels the loss at every gate; level restoration, so that decisions made early in a cascade do not erode; a clock distributable across </w:t>
-      </w:r>
-      <w:proofErr w:type="spellStart"/>
-      <w:r>
-        <w:t>millimetres</w:t>
-      </w:r>
-      <w:proofErr w:type="spellEnd"/>
-      <w:r>
-        <w:t xml:space="preserve"> at femtosecond-class phase; and memory, since nothing plasmonic survives between operations.</w:t>
-      </w:r>
-    </w:p>
-    <w:p>
-      <w:r>
-        <w:t xml:space="preserve">Each requirement is assigned to hardware that can plausibly deliver it. Gain is electrical. Each gate is a tiny plasmon cavity carrying a DC drift current — the configuration in which </w:t>
-      </w:r>
-      <w:proofErr w:type="spellStart"/>
-      <w:r>
-        <w:t>Dyakonov</w:t>
-      </w:r>
-      <w:proofErr w:type="spellEnd"/>
-      <w:r>
-        <w:t xml:space="preserve"> and Shur predicted that a gated transistor channel with asymmetric terminations goes unstable and self-oscillates at its plasma resonance [11]. Biased just below that self-oscillation threshold, the cavity acts as a regenerative amplifier: an injected pulse recirculates through the gain region many times before it leaves, and the saturating response doubles as the logic nonlinearity (Section 5). The experimental basis is deliberately stated with care: room-temperature, current-driven amplification of terahertz radiation by graphene plasmons has been demonstrated once, by </w:t>
-      </w:r>
-      <w:proofErr w:type="spellStart"/>
-      <w:r>
-        <w:t>Boubanga-Tombet</w:t>
-      </w:r>
-      <w:proofErr w:type="spellEnd"/>
-      <w:r>
-        <w:t xml:space="preserve"> et al. </w:t>
-      </w:r>
-      <w:r>
+        <w:t xml:space="preserve">A graphene plasmon is an attractive carrier for logic. It is programmable — a gate voltage sets, point by point, whether a region of the sheet supports the wave at all — and at terahertz frequencies the gate-screened (acoustic) mode confines the field to deep-sub-wavelength scales on a chip that needs no cryostat. Whether the bit is a genuine wave or an overdamped relaxation is decided by one number, the quality factor Q = ωτ, where τ is the plasmon’s momentum-relaxation lifetime. With the best graphene encapsulated in hexagonal boron nitride (hBN) — τ ≈ 1 ps at 300 K, a best-case value examined in Section 4 — Q reaches ≈ 6 at 1 THz.</w:t>
+      </w:r>
+    </w:p>
+    <w:p>
+      <w:r>
+        <w:t xml:space="preserve">The choice of ~1 THz as the carrier is a systems compromise, not a materials ceiling. Below ~0.5 THz two floors intrude: the quarter-wave cell grows well past its ~500-nm lithography pitch, surrendering the footprint advantage that justifies plasmons in the first place, and the carrier falls to within a few multiples of the 0.2–0.5 THz symbol rate, leaving too few carrier cycles to form a clean clock pulse; far above 1 THz the drive and read-out chain (photomixer power, demonstrated stripline bandwidth, Section 3) runs out first. The intrinsic loss channels of the stack — acoustic phonons and residual impurities — vary smoothly across this band; graphene’s optical phonons (≈ 47 THz) and hBN’s Reststrahlen bands (≈ 23–48 THz) lie more than an order of magnitude higher and play no role at 1 THz.</w:t>
+      </w:r>
+    </w:p>
+    <w:p>
+      <w:r>
+        <w:t xml:space="preserve">The same Q states the central obstacle. A lifetime of a picosecond means the wave loses ~4.3 dB of power per plasmon wavelength at 300 K (5.1 dB at the 80 °C cap): launched passively, a bit decays below any usable read threshold within a handful of gates. A machine — as opposed to a one-shot demonstration — therefore needs four things a bare plasmonic circuit does not have: distributed gain that at least cancels the loss at every gate; level restoration, so that decisions made early in a cascade do not erode; a clock distributable across millimetres at femtosecond-class phase; and memory, since nothing plasmonic survives between operations.</w:t>
+      </w:r>
+    </w:p>
+    <w:p>
+      <w:r>
+        <w:t xml:space="preserve">Each requirement is assigned to hardware that can plausibly deliver it. Gain is electrical. Each gate is a tiny plasmon cavity carrying a DC drift current — the configuration in which Dyakonov and Shur predicted that a gated transistor channel with asymmetric terminations goes unstable and self-oscillates at its plasma resonance [11]. Biased just below that self-oscillation threshold, the cavity acts as a regenerative amplifier: an injected pulse recirculates through the gain region many times before it leaves, and the saturating response doubles as the logic nonlinearity (Section 5). The experimental basis is deliberately stated with care: room-temperature, current-driven amplification of terahertz radiation by graphene plasmons has been demonstrated once, by Boubanga-Tombet et al. </w:t>
         <w:lastRenderedPageBreak/>
         <w:t>[2] — but its authors explicitly attribute the effect to a dissipative, phase-shift mechanism without any plasma instability, not to the DS mechanism, and follow-up theory offers a third reading [22]. Reference [2] therefore proves that DC current can pump energy into graphene plasmons at 300 K; it does not demonstrate the DS-cavity gain this design assumes, which remains experimentally unconfirmed (Section 2). Optically pumped gain, for its part, cannot be sustained beyond a sub-picosecond transient [3].</w:t>
       </w:r>
     </w:p>
     <w:p>
       <w:r>
-        <w:t>Timing is optical: the bias plane’s RC corner (~1 MHz at chip scale, ~10 GHz even per 10-µm segment) is orders of magnitude below 1 THz, so no electrically modulated clock is physically available; a microcomb-</w:t>
-      </w:r>
-      <w:proofErr w:type="spellStart"/>
-      <w:r>
-        <w:t>photomixing</w:t>
-      </w:r>
-      <w:proofErr w:type="spellEnd"/>
-      <w:r>
-        <w:t xml:space="preserve"> chain at the fabric edge launches the clock as a pulse train (Section 3.2 — with the pulse synthesis itself an extension of demonstrated hardware, flagged there). Restoration is intrinsic: every gate is the same gain cell, and its rails re-clamp the levels. Memory is electronic: bits persist as gate charge, not as plasmons (Section 6.4).</w:t>
+        <w:t xml:space="preserve">Timing is optical: the bias plane’s RC corner (~1 MHz at chip scale, ~10 GHz even per 10-µm segment) is orders of magnitude below 1 THz, so no electrically modulated clock is physically available; a microcomb-photomixing chain at the fabric edge launches the clock as a pulse train (Section 3.2 — with the pulse synthesis itself an extension of demonstrated hardware, flagged there). Restoration is intrinsic: every gate is the same gain cell, and its rails re-clamp the levels. Memory is electronic: bits persist as gate charge, not as plasmons (Section 6.4).</w:t>
       </w:r>
     </w:p>
     <w:p>
@@ -254,61 +132,19 @@
     </w:p>
     <w:p>
       <w:r>
-        <w:t xml:space="preserve">Current-driven plasmon gain. The experimental anchor is the single demonstration of room-temperature, DC-current-driven terahertz plasmonic amplification, in asymmetric dual-grating-gate graphene structures: ~9 % radiation gain (≈ 0.4 dB), probed by pulsed time-domain spectroscopy [2]. Its authors exclude the </w:t>
-      </w:r>
-      <w:proofErr w:type="spellStart"/>
-      <w:r>
-        <w:t>Dyakonov</w:t>
-      </w:r>
-      <w:proofErr w:type="spellEnd"/>
-      <w:r>
-        <w:t>–Shur instability as the explanation (resonance width does not narrow with current) and propose a dissipative phase-shift mechanism; later theory re-reads the same data as an amplified-mode-switching effect [22]. No second experiment has appeared as of June 2026. The DS instability itself [11] — asymmetric boundary conditions (AC-shorted gate-to-channel voltage at source, AC-open current at drain) driving a cavity instability — has a substantial theory literature for graphene, including hydrodynamic treatments with radiative loading [19], giant-gain grating-gate variants in simulation [21], and amplified-reflection instabilities below the Cherenkov threshold [20]. A kinetic Boltzmann–Maxwell treatment of drift-driven gain in gated graphene has recently appeared [18]. What does not exist anywhere in the literature, to the author’s knowledge, is this design’s elemental operation: sub-threshold regenerative amplification of injected plasmon pulses by a DS cavity. The closest precedents are regenerative resonance narrowing below threshold, demonstrated for detection [23], and the amplified drain-boundary reflection that is the textbook gain event of the DS mechanism [20]. This gap is exactly what bench gates G1–G4 of Section 10 test.</w:t>
+        <w:t xml:space="preserve">Current-driven plasmon gain. The experimental anchor is the single demonstration of room-temperature, DC-current-driven terahertz plasmonic amplification, in asymmetric dual-grating-gate graphene structures: ~9 % radiation gain (≈ 0.4 dB), probed by pulsed time-domain spectroscopy [2]. Its authors exclude the Dyakonov–Shur instability as the explanation (resonance width does not narrow with current) and propose a dissipative phase-shift mechanism; later theory re-reads the same data as an amplified-mode-switching effect [22]. No second experiment has appeared as of June 2026. The DS instability itself [11] — asymmetric boundary conditions (AC-shorted gate-to-channel voltage at source, AC-open current at drain) driving a cavity instability — has a substantial theory literature for graphene, including hydrodynamic treatments with radiative loading [19], giant-gain grating-gate variants in simulation [21], and amplified-reflection instabilities below the Cherenkov threshold [20]. A kinetic Boltzmann–Maxwell treatment of drift-driven gain in gated graphene has recently appeared [18]. What does not exist anywhere in the literature, to the author’s knowledge, is this design’s elemental operation: sub-threshold regenerative amplification of injected plasmon pulses by a DS cavity. The closest precedents are regenerative resonance narrowing below threshold, demonstrated for detection [23], and the amplified drain-boundary reflection that is the textbook gain event of the DS mechanism [20]. This gap is exactly what bench gates G1–G4 of Section 10 test.</w:t>
       </w:r>
     </w:p>
     <w:p>
       <w:r>
         <w:t xml:space="preserve">Drift nonreciprocity. A separate literature establishes how a DC drift bias breaks reciprocity for graphene plasmons: the co-drift (downstream) wave is dragged to longer wavelength and lower spatial damping, the counter-drift wave to stronger damping — </w:t>
-      </w:r>
-      <w:r>
         <w:lastRenderedPageBreak/>
         <w:t>measured directly as plasmonic Fizeau drag [24, 25] and analyzed for nonreciprocal devices [26, 27]. Section 6.1 builds the fabric’s routing on this sign: signals travel with the electron drift.</w:t>
       </w:r>
     </w:p>
     <w:p>
       <w:r>
-        <w:t xml:space="preserve">Competing room-temperature logic platforms. Table 1 positions the proposed fabric against the technologies a referee would name. The honest summary: CMOS wins on every axis except clock rate; superconducting single-flux-quantum logic (RSFQ, with its adiabatic AQFP variant) is excluded here by the no-cryogenics constraint; THz-capable electronic amplifiers (indium-phosphide high-electron-mobility transistors, </w:t>
-      </w:r>
-      <w:proofErr w:type="spellStart"/>
-      <w:r>
-        <w:t>InP</w:t>
-      </w:r>
-      <w:proofErr w:type="spellEnd"/>
-      <w:r>
-        <w:t xml:space="preserve"> HEMT: 9 dB at 1 THz [28]) and oscillators (resonant-tunneling diodes, RTD, to 1.92 THz [29]) exist but lack a restoring, </w:t>
-      </w:r>
-      <w:proofErr w:type="spellStart"/>
-      <w:r>
-        <w:t>cascadable</w:t>
-      </w:r>
-      <w:proofErr w:type="spellEnd"/>
-      <w:r>
-        <w:t xml:space="preserve"> logic family at those frequencies; graphene THz nonlinearities are strong [30] but </w:t>
-      </w:r>
-      <w:proofErr w:type="spellStart"/>
-      <w:r>
-        <w:t>unclocked</w:t>
-      </w:r>
-      <w:proofErr w:type="spellEnd"/>
-      <w:r>
-        <w:t xml:space="preserve">. The niche claimed by this design is specific: restored, </w:t>
-      </w:r>
-      <w:proofErr w:type="spellStart"/>
-      <w:r>
-        <w:t>cascadable</w:t>
-      </w:r>
-      <w:proofErr w:type="spellEnd"/>
-      <w:r>
-        <w:t>, wave-pipelined logic at a 0.2–0.5 THz symbol rate without cryogenics — a niche currently occupied by nothing, including this design, whose own gain cell is unproven. The comparison is offered as motivation, not as a claim of superiority.</w:t>
+        <w:t xml:space="preserve">Competing room-temperature logic platforms. Table 1 positions the proposed fabric against the technologies a referee would name. The honest summary: CMOS wins on every axis except clock rate; superconducting single-flux-quantum logic (RSFQ, with its adiabatic AQFP variant) is excluded here by the no-cryogenics constraint; THz-capable electronic amplifiers (indium-phosphide high-electron-mobility transistors, InP HEMT: 9 dB at 1 THz [28]) and oscillators (resonant-tunneling diodes, RTD, to 1.92 THz [29]) exist but lack a restoring, cascadable logic family at those frequencies; graphene THz nonlinearities are strong [30] but unclocked. The niche claimed by this design is specific: restored, cascadable, wave-pipelined logic at a 0.2–0.5 THz symbol rate without cryogenics — a niche currently occupied by nothing, including this design, whose own gain cell is unproven. The comparison is offered as motivation, not as a claim of superiority.</w:t>
       </w:r>
     </w:p>
     <w:tbl>
@@ -469,30 +305,8 @@
               <w:rPr>
                 <w:sz w:val="20"/>
               </w:rPr>
-              <w:t>~</w:t>
-            </w:r>
-            <w:proofErr w:type="spellStart"/>
-            <w:r>
-              <w:rPr>
-                <w:sz w:val="20"/>
-              </w:rPr>
-              <w:t>aJ</w:t>
-            </w:r>
-            <w:proofErr w:type="spellEnd"/>
-            <w:r>
-              <w:rPr>
-                <w:sz w:val="20"/>
-              </w:rPr>
-              <w:t>–</w:t>
-            </w:r>
-            <w:proofErr w:type="spellStart"/>
-            <w:r>
-              <w:rPr>
-                <w:sz w:val="20"/>
-              </w:rPr>
-              <w:t>fJ</w:t>
-            </w:r>
-            <w:proofErr w:type="spellEnd"/>
+              <w:t>~aJ–fJ</w:t>
+            </w:r>
           </w:p>
         </w:tc>
         <w:tc>
@@ -548,21 +362,7 @@
               <w:rPr>
                 <w:sz w:val="20"/>
               </w:rPr>
-              <w:t xml:space="preserve">RSFQ/AQFP </w:t>
-            </w:r>
-            <w:proofErr w:type="spellStart"/>
-            <w:r>
-              <w:rPr>
-                <w:sz w:val="20"/>
-              </w:rPr>
-              <w:t>supercond</w:t>
-            </w:r>
-            <w:proofErr w:type="spellEnd"/>
-            <w:r>
-              <w:rPr>
-                <w:sz w:val="20"/>
-              </w:rPr>
-              <w:t>. [31]</w:t>
+              <w:t xml:space="preserve">RSFQ/AQFP supercond. [31]</w:t>
             </w:r>
           </w:p>
         </w:tc>
@@ -588,16 +388,8 @@
               <w:rPr>
                 <w:sz w:val="20"/>
               </w:rPr>
-              <w:t>~</w:t>
-            </w:r>
-            <w:proofErr w:type="spellStart"/>
-            <w:r>
-              <w:rPr>
-                <w:sz w:val="20"/>
-              </w:rPr>
-              <w:t>aJ</w:t>
-            </w:r>
-            <w:proofErr w:type="spellEnd"/>
+              <w:t>~aJ</w:t>
+            </w:r>
           </w:p>
         </w:tc>
         <w:tc>
@@ -649,19 +441,11 @@
             <w:tcW w:w="2016" w:type="dxa"/>
           </w:tcPr>
           <w:p>
-            <w:proofErr w:type="spellStart"/>
-            <w:r>
-              <w:rPr>
-                <w:sz w:val="20"/>
-              </w:rPr>
-              <w:t>InP</w:t>
-            </w:r>
-            <w:proofErr w:type="spellEnd"/>
-            <w:r>
-              <w:rPr>
-                <w:sz w:val="20"/>
-              </w:rPr>
-              <w:t xml:space="preserve"> HEMT THz amps [28]</w:t>
+            <w:r>
+              <w:rPr>
+                <w:sz w:val="20"/>
+              </w:rPr>
+              <w:t xml:space="preserve">InP HEMT THz amps [28]</w:t>
             </w:r>
           </w:p>
         </w:tc>
@@ -757,21 +541,7 @@
               <w:rPr>
                 <w:sz w:val="20"/>
               </w:rPr>
-              <w:t>to ~2 THz (</w:t>
-            </w:r>
-            <w:proofErr w:type="spellStart"/>
-            <w:r>
-              <w:rPr>
-                <w:sz w:val="20"/>
-              </w:rPr>
-              <w:t>osc</w:t>
-            </w:r>
-            <w:proofErr w:type="spellEnd"/>
-            <w:r>
-              <w:rPr>
-                <w:sz w:val="20"/>
-              </w:rPr>
-              <w:t>.)</w:t>
+              <w:t>to ~2 THz (osc.)</w:t>
             </w:r>
           </w:p>
         </w:tc>
@@ -784,16 +554,8 @@
               <w:rPr>
                 <w:sz w:val="20"/>
               </w:rPr>
-              <w:t>~</w:t>
-            </w:r>
-            <w:proofErr w:type="spellStart"/>
-            <w:r>
-              <w:rPr>
-                <w:sz w:val="20"/>
-              </w:rPr>
-              <w:t>fJ</w:t>
-            </w:r>
-            <w:proofErr w:type="spellEnd"/>
+              <w:t>~fJ</w:t>
+            </w:r>
           </w:p>
         </w:tc>
         <w:tc>
@@ -875,21 +637,7 @@
               <w:rPr>
                 <w:sz w:val="20"/>
               </w:rPr>
-              <w:t>~</w:t>
-            </w:r>
-            <w:proofErr w:type="spellStart"/>
-            <w:r>
-              <w:rPr>
-                <w:sz w:val="20"/>
-              </w:rPr>
-              <w:t>fJ</w:t>
-            </w:r>
-            <w:proofErr w:type="spellEnd"/>
-            <w:r>
-              <w:rPr>
-                <w:sz w:val="20"/>
-              </w:rPr>
-              <w:t xml:space="preserve"> system</w:t>
+              <w:t xml:space="preserve">~fJ system</w:t>
             </w:r>
           </w:p>
         </w:tc>
@@ -946,21 +694,7 @@
               <w:rPr>
                 <w:sz w:val="20"/>
               </w:rPr>
-              <w:t>Spin-wave/</w:t>
-            </w:r>
-            <w:proofErr w:type="spellStart"/>
-            <w:r>
-              <w:rPr>
-                <w:sz w:val="20"/>
-              </w:rPr>
-              <w:t>magnonic</w:t>
-            </w:r>
-            <w:proofErr w:type="spellEnd"/>
-            <w:r>
-              <w:rPr>
-                <w:sz w:val="20"/>
-              </w:rPr>
-              <w:t xml:space="preserve"> [32]</w:t>
+              <w:t xml:space="preserve">Spin-wave/magnonic [32]</w:t>
             </w:r>
           </w:p>
         </w:tc>
@@ -986,16 +720,8 @@
               <w:rPr>
                 <w:sz w:val="20"/>
               </w:rPr>
-              <w:t>~</w:t>
-            </w:r>
-            <w:proofErr w:type="spellStart"/>
-            <w:r>
-              <w:rPr>
-                <w:sz w:val="20"/>
-              </w:rPr>
-              <w:t>fJ</w:t>
-            </w:r>
-            <w:proofErr w:type="spellEnd"/>
+              <w:t>~fJ</w:t>
+            </w:r>
           </w:p>
         </w:tc>
         <w:tc>
@@ -1077,21 +803,7 @@
               <w:rPr>
                 <w:sz w:val="20"/>
               </w:rPr>
-              <w:t xml:space="preserve">~0.4 </w:t>
-            </w:r>
-            <w:proofErr w:type="spellStart"/>
-            <w:r>
-              <w:rPr>
-                <w:sz w:val="20"/>
-              </w:rPr>
-              <w:t>fJ</w:t>
-            </w:r>
-            <w:proofErr w:type="spellEnd"/>
-            <w:r>
-              <w:rPr>
-                <w:sz w:val="20"/>
-              </w:rPr>
-              <w:t xml:space="preserve"> fabric-side (Section 8)</w:t>
+              <w:t xml:space="preserve">~0.4 fJ fabric-side (Section 8)</w:t>
             </w:r>
           </w:p>
         </w:tc>
@@ -1263,21 +975,7 @@
               <w:rPr>
                 <w:sz w:val="20"/>
               </w:rPr>
-              <w:t>microcomb-</w:t>
-            </w:r>
-            <w:proofErr w:type="spellStart"/>
-            <w:r>
-              <w:rPr>
-                <w:sz w:val="20"/>
-              </w:rPr>
-              <w:t>photomixing</w:t>
-            </w:r>
-            <w:proofErr w:type="spellEnd"/>
-            <w:r>
-              <w:rPr>
-                <w:sz w:val="20"/>
-              </w:rPr>
-              <w:t xml:space="preserve"> chain, chip-scale, phase-coherent [5]</w:t>
+              <w:t xml:space="preserve">microcomb-photomixing chain, chip-scale, phase-coherent [5]</w:t>
             </w:r>
           </w:p>
         </w:tc>
@@ -1321,21 +1019,7 @@
               <w:rPr>
                 <w:sz w:val="20"/>
               </w:rPr>
-              <w:t xml:space="preserve">optical interferometric locking, 9 </w:t>
-            </w:r>
-            <w:proofErr w:type="spellStart"/>
-            <w:r>
-              <w:rPr>
-                <w:sz w:val="20"/>
-              </w:rPr>
-              <w:t>mrad</w:t>
-            </w:r>
-            <w:proofErr w:type="spellEnd"/>
-            <w:r>
-              <w:rPr>
-                <w:sz w:val="20"/>
-              </w:rPr>
-              <w:t xml:space="preserve"> RMS residual [6]</w:t>
+              <w:t xml:space="preserve">optical interferometric locking, 9 mrad RMS residual [6]</w:t>
             </w:r>
           </w:p>
         </w:tc>
@@ -1379,21 +1063,7 @@
               <w:rPr>
                 <w:sz w:val="20"/>
               </w:rPr>
-              <w:t xml:space="preserve">monolithic generator/detector </w:t>
-            </w:r>
-            <w:proofErr w:type="spellStart"/>
-            <w:r>
-              <w:rPr>
-                <w:sz w:val="20"/>
-              </w:rPr>
-              <w:t>stripline</w:t>
-            </w:r>
-            <w:proofErr w:type="spellEnd"/>
-            <w:r>
-              <w:rPr>
-                <w:sz w:val="20"/>
-              </w:rPr>
-              <w:t xml:space="preserve"> circuit [7]</w:t>
+              <w:t xml:space="preserve">monolithic generator/detector stripline circuit [7]</w:t>
             </w:r>
           </w:p>
         </w:tc>
@@ -1437,21 +1107,7 @@
               <w:rPr>
                 <w:sz w:val="20"/>
               </w:rPr>
-              <w:t xml:space="preserve">sapphire / coplanar-waveguide (CPW) / </w:t>
-            </w:r>
-            <w:proofErr w:type="spellStart"/>
-            <w:r>
-              <w:rPr>
-                <w:sz w:val="20"/>
-              </w:rPr>
-              <w:t>hBN</w:t>
-            </w:r>
-            <w:proofErr w:type="spellEnd"/>
-            <w:r>
-              <w:rPr>
-                <w:sz w:val="20"/>
-              </w:rPr>
-              <w:t>-graphene stack, on-chip THz plasmon wave packets [4]</w:t>
+              <w:t xml:space="preserve">sapphire / coplanar-waveguide (CPW) / hBN-graphene stack, on-chip THz plasmon wave packets [4]</w:t>
             </w:r>
           </w:p>
         </w:tc>
@@ -1584,15 +1240,7 @@
     </w:p>
     <w:p>
       <w:r>
-        <w:t>Relation to the author’s previous paper [1]. This manuscript supersedes [1] in four ways: the carrier moves from 100 GHz to ~1 THz with the symbol rate carried by a comb-locked pulse train; the gain element changes from a generic amplifying section to a specific resonant DS cell operated regeneratively below threshold; the feasibility argument is rebuilt as the five-pass chain of Section 7 with every parameter exposed; and the claims are bounded by a pre-registered bench protocol (Section 10). The machine-learning design-</w:t>
-      </w:r>
-      <w:proofErr w:type="spellStart"/>
-      <w:r>
-        <w:t>optimisation</w:t>
-      </w:r>
-      <w:proofErr w:type="spellEnd"/>
-      <w:r>
-        <w:t xml:space="preserve"> thread of [1] is dropped entirely.</w:t>
+        <w:t xml:space="preserve">Relation to the author’s previous paper [1]. This manuscript supersedes [1] in four ways: the carrier moves from 100 GHz to ~1 THz with the symbol rate carried by a comb-locked pulse train; the gain element changes from a generic amplifying section to a specific resonant DS cell operated regeneratively below threshold; the feasibility argument is rebuilt as the five-pass chain of Section 7 with every parameter exposed; and the claims are bounded by a pre-registered bench protocol (Section 10). The machine-learning design-optimisation thread of [1] is dropped entirely.</w:t>
       </w:r>
     </w:p>
     <w:p>
@@ -1613,78 +1261,12 @@
     </w:p>
     <w:p>
       <w:r>
-        <w:t>The chip is built on sapphire (</w:t>
-      </w:r>
-      <w:proofErr w:type="spellStart"/>
-      <w:r>
-        <w:t>ε_r</w:t>
-      </w:r>
-      <w:proofErr w:type="spellEnd"/>
-      <w:r>
-        <w:t xml:space="preserve"> ≈ 9.4, tan δ &lt; 10⁻⁴) carrying a segmented Au gate lattice, </w:t>
-      </w:r>
-      <w:proofErr w:type="spellStart"/>
-      <w:r>
-        <w:t>hBN</w:t>
-      </w:r>
-      <w:proofErr w:type="spellEnd"/>
-      <w:r>
-        <w:t xml:space="preserve">-encapsulated monolayer graphene with one-dimensional edge contacts [33], and a top cap; the cell cross-section is shown in Figure 3a. The stack follows the on-chip terahertz plasmon circuit of Yoshioka et al. [4], with two caveats stated plainly. First, that demonstration was performed at 4 K; it is precedent for the launch-and-transport architecture, not for room-temperature </w:t>
-      </w:r>
-      <w:proofErr w:type="spellStart"/>
-      <w:r>
-        <w:t>plasmonics</w:t>
-      </w:r>
-      <w:proofErr w:type="spellEnd"/>
-      <w:r>
-        <w:t xml:space="preserve">. Second, in [4] the gate-screened (acoustic) mode this design uses </w:t>
-      </w:r>
-      <w:proofErr w:type="gramStart"/>
-      <w:r>
-        <w:t>was</w:t>
-      </w:r>
-      <w:proofErr w:type="gramEnd"/>
-      <w:r>
-        <w:t xml:space="preserve"> obtained under a Ti/Au top gate, while the </w:t>
-      </w:r>
-      <w:proofErr w:type="spellStart"/>
-      <w:r>
-        <w:t>ZnO</w:t>
-      </w:r>
-      <w:proofErr w:type="spellEnd"/>
-      <w:r>
-        <w:t xml:space="preserve">-capped device hosted the unscreened mode; the fabric’s cells therefore assume metal top-gate segments, with </w:t>
-      </w:r>
-      <w:proofErr w:type="spellStart"/>
-      <w:r>
-        <w:t>hBN</w:t>
-      </w:r>
-      <w:proofErr w:type="spellEnd"/>
-      <w:r>
-        <w:t xml:space="preserve"> of thickness d = 10 nm as the gate dielectric, and </w:t>
-      </w:r>
-      <w:proofErr w:type="spellStart"/>
-      <w:r>
-        <w:t>ZnO</w:t>
-      </w:r>
-      <w:proofErr w:type="spellEnd"/>
-      <w:r>
-        <w:t xml:space="preserve"> remains an option only where a THz-transparent global window is wanted.</w:t>
-      </w:r>
-    </w:p>
-    <w:p>
-      <w:r>
-        <w:t xml:space="preserve">The graphene channel is dual-gated: a global back gate sets the working density (n = 10¹² cm⁻², E_F ≈ 117 </w:t>
-      </w:r>
-      <w:proofErr w:type="spellStart"/>
-      <w:r>
-        <w:t>meV</w:t>
-      </w:r>
-      <w:proofErr w:type="spellEnd"/>
-      <w:r>
-        <w:t xml:space="preserve">), while an electrode-mapping controller writes a per-segment voltage </w:t>
-      </w:r>
-      <w:r>
+        <w:t xml:space="preserve">The chip is built on sapphire (ε_r ≈ 9.4, tan δ &lt; 10⁻⁴) carrying a segmented Au gate lattice, hBN-encapsulated monolayer graphene with one-dimensional edge contacts [33], and a top cap; the cell cross-section is shown in Figure 3a. The stack follows the on-chip terahertz plasmon circuit of Yoshioka et al. [4], with two caveats stated plainly. First, that demonstration was performed at 4 K; it is precedent for the launch-and-transport architecture, not for room-temperature plasmonics. Second, in [4] the gate-screened (acoustic) mode this design uses was obtained under a Ti/Au top gate, while the ZnO-capped device hosted the unscreened mode; the fabric’s cells therefore assume metal top-gate segments, with hBN of thickness d = 10 nm as the gate dielectric, and ZnO remains an option only where a THz-transparent global window is wanted.</w:t>
+      </w:r>
+    </w:p>
+    <w:p>
+      <w:r>
+        <w:t xml:space="preserve">The graphene channel is dual-gated: a global back gate sets the working density (n = 10¹² cm⁻², E_F ≈ 117 meV), while an electrode-mapping controller writes a per-segment voltage </w:t>
         <w:lastRenderedPageBreak/>
         <w:t>map onto the top-gate lattice. That density map is the program: it defines which cells are doped (active, amplifying) and which sit at the charge-neutrality point, CNP (dark, absorbing guard cells). The lattice pitch follows the gain cell of Section 5 — DS elements of L ≈ 576 nm — comfortably within deep-UV lithography.</w:t>
       </w:r>
@@ -1694,152 +1276,27 @@
         <w:pStyle w:val="Heading3"/>
       </w:pPr>
       <w:r>
-        <w:t xml:space="preserve">3.2 The photonic clock chain: microcomb → DFB pair → </w:t>
-      </w:r>
-      <w:proofErr w:type="spellStart"/>
-      <w:r>
-        <w:t>photomixer</w:t>
-      </w:r>
-      <w:proofErr w:type="spellEnd"/>
-    </w:p>
-    <w:p>
-      <w:r>
-        <w:t>The clock generator builds on the microcomb-</w:t>
-      </w:r>
-      <w:proofErr w:type="spellStart"/>
-      <w:r>
-        <w:t>photomixing</w:t>
-      </w:r>
-      <w:proofErr w:type="spellEnd"/>
-      <w:r>
-        <w:t xml:space="preserve"> chain demonstrated by </w:t>
-      </w:r>
-      <w:proofErr w:type="spellStart"/>
-      <w:r>
-        <w:t>Tokizane</w:t>
-      </w:r>
-      <w:proofErr w:type="spellEnd"/>
-      <w:r>
-        <w:t xml:space="preserve"> et al. [5] as a chip-scale, fiber-bonded, phase-coherent terahertz source: a </w:t>
-      </w:r>
-      <w:proofErr w:type="spellStart"/>
-      <w:r>
-        <w:t>SiN</w:t>
-      </w:r>
-      <w:proofErr w:type="spellEnd"/>
-      <w:r>
-        <w:t xml:space="preserve"> soliton microcomb (one endurance run sustained &gt; 24 </w:t>
-      </w:r>
-      <w:proofErr w:type="spellStart"/>
-      <w:r>
-        <w:t>h at</w:t>
-      </w:r>
-      <w:proofErr w:type="spellEnd"/>
-      <w:r>
-        <w:t xml:space="preserve"> 1 W pump) whose adjacent lines injection-lock a pair of distributed-feedback (DFB) lasers (one IQ-modulated for data), recombined and </w:t>
-      </w:r>
-      <w:proofErr w:type="spellStart"/>
-      <w:r>
-        <w:t>photomixed</w:t>
-      </w:r>
-      <w:proofErr w:type="spellEnd"/>
-      <w:r>
-        <w:t xml:space="preserve"> in a </w:t>
-      </w:r>
-      <w:proofErr w:type="spellStart"/>
-      <w:r>
-        <w:t>uni</w:t>
-      </w:r>
-      <w:proofErr w:type="spellEnd"/>
-      <w:r>
-        <w:t>-traveling-carrier photodiode (UTC-PD), achieving 112 Gbps wireless transmission at 560 GHz (Figure 1).</w:t>
-      </w:r>
-    </w:p>
-    <w:p>
-      <w:r>
-        <w:t xml:space="preserve">One distinction is load-bearing: the demonstrated chain is two-tone </w:t>
-      </w:r>
-      <w:proofErr w:type="spellStart"/>
-      <w:r>
-        <w:t>photomixing</w:t>
-      </w:r>
-      <w:proofErr w:type="spellEnd"/>
-      <w:r>
-        <w:t xml:space="preserve">, and a two-tone </w:t>
-      </w:r>
-      <w:proofErr w:type="spellStart"/>
-      <w:r>
-        <w:t>photomixer</w:t>
-      </w:r>
-      <w:proofErr w:type="spellEnd"/>
-      <w:r>
-        <w:t xml:space="preserve"> emits a continuous-wave (CW) carrier — it cannot emit a pulse train of any kind. The fabric’s clock — few-cycle pulses on a ~1 THz carrier at a 0.2–0.5 THz repetition rate — has a spectrum of four to six comb lines spaced at the symbol rate around 1 THz, and synthesizing it photonically requires (</w:t>
-      </w:r>
-      <w:proofErr w:type="spellStart"/>
-      <w:r>
-        <w:t>i</w:t>
-      </w:r>
-      <w:proofErr w:type="spellEnd"/>
-      <w:r>
-        <w:t xml:space="preserve">) selecting that many phase-coherent comb lines (microcombs with 0.2–0.56 THz line spacing are demonstrated hardware [5, 34]), (ii) line-by-line amplitude and phase shaping, the established optical-arbitrary-waveform-generation technique [35], and (iii) a </w:t>
-      </w:r>
-      <w:proofErr w:type="spellStart"/>
-      <w:r>
-        <w:t>photomixer</w:t>
-      </w:r>
-      <w:proofErr w:type="spellEnd"/>
-      <w:r>
-        <w:t xml:space="preserve"> with adequate response across 0.5–1.5 THz [36]. Each ingredient exists; their combination at these frequencies does not yet. The pulsed clock is therefore classified as a proposed extension of demonstrated hardware, and joins the open-items list (Section 10).</w:t>
-      </w:r>
-    </w:p>
-    <w:p>
-      <w:r>
-        <w:t>Available launch power bounds the budget. Demonstrated CW UTC-PD output falls from ~</w:t>
-      </w:r>
-      <w:proofErr w:type="spellStart"/>
-      <w:r>
-        <w:t>mW</w:t>
-      </w:r>
-      <w:proofErr w:type="spellEnd"/>
-      <w:r>
-        <w:t xml:space="preserve"> at 300 GHz to single-digit µW at 1 THz (2.9–10.9 µW across device classes [36, 37, 38]); at ~3 µW, one 4-ps clock slot carries ~10 </w:t>
-      </w:r>
-      <w:proofErr w:type="spellStart"/>
-      <w:r>
-        <w:t>aJ</w:t>
-      </w:r>
-      <w:proofErr w:type="spellEnd"/>
-      <w:r>
-        <w:t xml:space="preserve"> — comparable to the fabric’s ~10 </w:t>
-      </w:r>
-      <w:proofErr w:type="spellStart"/>
-      <w:r>
-        <w:t>aJ</w:t>
-      </w:r>
-      <w:proofErr w:type="spellEnd"/>
-      <w:r>
-        <w:t xml:space="preserve">/bit field energy (Section 8.1) before any coupling loss. The launch budget therefore closes only if the edge transducer from the </w:t>
-      </w:r>
-      <w:proofErr w:type="spellStart"/>
-      <w:r>
-        <w:t>photomixer’s</w:t>
-      </w:r>
-      <w:proofErr w:type="spellEnd"/>
-      <w:r>
-        <w:t xml:space="preserve"> mode into the acoustic-plasmon mode is efficient; that coupling efficiency is unquantified by any cited work and is named as an open item (Sections 9, 10).</w:t>
-      </w:r>
-    </w:p>
-    <w:p>
-      <w:r>
-        <w:t xml:space="preserve">Phase across the fabric is the easier half. Optical interferometric locks reach ~9 </w:t>
-      </w:r>
-      <w:proofErr w:type="spellStart"/>
-      <w:r>
-        <w:t>mrad</w:t>
-      </w:r>
-      <w:proofErr w:type="spellEnd"/>
-      <w:r>
-        <w:t xml:space="preserve"> RMS residuals [6] — 1.4 fs at 1 THz against the fabric’s 42 fs (±15°) budget, a ~30-fold margin. The cited demonstration is from a squeezed-light parametric-amplifier system at optical frequencies, so it is invoked as evidence of the achievable class of optical phase control, not as a THz-clock demonstration.</w:t>
+        <w:t xml:space="preserve">3.2 The photonic clock chain: microcomb → DFB pair → photomixer</w:t>
+      </w:r>
+    </w:p>
+    <w:p>
+      <w:r>
+        <w:t xml:space="preserve">The clock generator builds on the microcomb-photomixing chain demonstrated by Tokizane et al. [5] as a chip-scale, fiber-bonded, phase-coherent terahertz source: a SiN soliton microcomb (one endurance run sustained &gt; 24 h at 1 W pump) whose adjacent lines injection-lock a pair of distributed-feedback (DFB) lasers (one IQ-modulated for data), recombined and photomixed in a uni-traveling-carrier photodiode (UTC-PD), achieving 112 Gbps wireless transmission at 560 GHz (Figure 1).</w:t>
+      </w:r>
+    </w:p>
+    <w:p>
+      <w:r>
+        <w:t xml:space="preserve">One distinction is load-bearing: the demonstrated chain is two-tone photomixing, and a two-tone photomixer emits a continuous-wave (CW) carrier — it cannot emit a pulse train of any kind. The fabric’s clock — few-cycle pulses on a ~1 THz carrier at a 0.2–0.5 THz repetition rate — has a spectrum of four to six comb lines spaced at the symbol rate around 1 THz, and synthesizing it photonically requires (i) selecting that many phase-coherent comb lines (microcombs with 0.2–0.56 THz line spacing are demonstrated hardware [5, 34]), (ii) line-by-line amplitude and phase shaping, the established optical-arbitrary-waveform-generation technique [35], and (iii) a photomixer with adequate response across 0.5–1.5 THz [36]. Each ingredient exists; their combination at these frequencies does not yet. The pulsed clock is therefore classified as a proposed extension of demonstrated hardware, and joins the open-items list (Section 10).</w:t>
+      </w:r>
+    </w:p>
+    <w:p>
+      <w:r>
+        <w:t xml:space="preserve">Available launch power bounds the budget. Demonstrated CW UTC-PD output falls from ~mW at 300 GHz to single-digit µW at 1 THz (2.9–10.9 µW across device classes [36, 37, 38]); at ~3 µW, one 4-ps clock slot carries ~10 aJ — comparable to the fabric’s ~10 aJ/bit field energy (Section 8.1) before any coupling loss. The launch budget therefore closes only if the edge transducer from the photomixer’s mode into the acoustic-plasmon mode is efficient; that coupling efficiency is unquantified by any cited work and is named as an open item (Sections 9, 10).</w:t>
+      </w:r>
+    </w:p>
+    <w:p>
+      <w:r>
+        <w:t xml:space="preserve">Phase across the fabric is the easier half. Optical interferometric locks reach ~9 mrad RMS residuals [6] — 1.4 fs at 1 THz against the fabric’s 42 fs (±15°) budget, a ~30-fold margin. The cited demonstration is from a squeezed-light parametric-amplifier system at optical frequencies, so it is invoked as evidence of the achievable class of optical phase control, not as a THz-clock demonstration.</w:t>
       </w:r>
     </w:p>
     <w:p>
@@ -1904,55 +1361,7 @@
           <w:i/>
           <w:sz w:val="18"/>
         </w:rPr>
-        <w:t xml:space="preserve">The drive/clock chain, reproduced from </w:t>
-      </w:r>
-      <w:proofErr w:type="spellStart"/>
-      <w:r>
-        <w:rPr>
-          <w:i/>
-          <w:sz w:val="18"/>
-        </w:rPr>
-        <w:t>Tokizane</w:t>
-      </w:r>
-      <w:proofErr w:type="spellEnd"/>
-      <w:r>
-        <w:rPr>
-          <w:i/>
-          <w:sz w:val="18"/>
-        </w:rPr>
-        <w:t xml:space="preserve"> et al. [5] (CC BY 4.0): a fiber-coupled </w:t>
-      </w:r>
-      <w:proofErr w:type="spellStart"/>
-      <w:r>
-        <w:rPr>
-          <w:i/>
-          <w:sz w:val="18"/>
-        </w:rPr>
-        <w:t>SiN</w:t>
-      </w:r>
-      <w:proofErr w:type="spellEnd"/>
-      <w:r>
-        <w:rPr>
-          <w:i/>
-          <w:sz w:val="18"/>
-        </w:rPr>
-        <w:t xml:space="preserve"> soliton microcomb feeds bandpass filters selecting two comb lines; these injection-lock two DFB lasers (one IQ-modulated); the recombined beams </w:t>
-      </w:r>
-      <w:proofErr w:type="spellStart"/>
-      <w:r>
-        <w:rPr>
-          <w:i/>
-          <w:sz w:val="18"/>
-        </w:rPr>
-        <w:t>photomix</w:t>
-      </w:r>
-      <w:proofErr w:type="spellEnd"/>
-      <w:r>
-        <w:rPr>
-          <w:i/>
-          <w:sz w:val="18"/>
-        </w:rPr>
-        <w:t xml:space="preserve"> in a UTC-PD to emit the carrier. As demonstrated, the chain emits a CW (data-modulated) carrier; the pulsed clock of this design requires the multi-line extension described in Section 3.2.</w:t>
+        <w:t xml:space="preserve">The drive/clock chain, reproduced from Tokizane et al. [5] (CC BY 4.0): a fiber-coupled SiN soliton microcomb feeds bandpass filters selecting two comb lines; these injection-lock two DFB lasers (one IQ-modulated); the recombined beams photomix in a UTC-PD to emit the carrier. As demonstrated, the chain emits a CW (data-modulated) carrier; the pulsed clock of this design requires the multi-line extension described in Section 3.2.</w:t>
       </w:r>
     </w:p>
     <w:p>
@@ -1965,36 +1374,12 @@
     </w:p>
     <w:p>
       <w:r>
-        <w:t xml:space="preserve">On-chip terahertz launch and detection follow the monolithic optoelectronic circuit of </w:t>
-      </w:r>
-      <w:proofErr w:type="spellStart"/>
-      <w:r>
-        <w:t>Kusyak</w:t>
-      </w:r>
-      <w:proofErr w:type="spellEnd"/>
-      <w:r>
-        <w:t xml:space="preserve"> et al. [7]: a generator photoconductive switch at the center of a coplanar </w:t>
-      </w:r>
-      <w:proofErr w:type="spellStart"/>
-      <w:r>
-        <w:t>stripline</w:t>
-      </w:r>
-      <w:proofErr w:type="spellEnd"/>
-      <w:r>
-        <w:t xml:space="preserve"> with two symmetric detector switches, providing odd-mode propagation, galvanic isolation between generation and detection, and — critically for a fabric that must be trimmed against fabrication spread — simultaneous in-situ measurement of signal and reference under identical conditions (Figure 2). The demonstrated switches are amorphous-silicon on sapphire, driven by 310-fs, 515-nm pulses; the demonstrated −3 dB bandwidth is 440 GHz, and its extension toward 1-THz carriers is an engineering assumption the bench protocol tests directly.</w:t>
-      </w:r>
-    </w:p>
-    <w:p>
-      <w:r>
-        <w:t xml:space="preserve">The fabric uses this one-launcher / two-detector / one-reference topology at the fabric edges for launch and Sum/Carry read-out, and reuses the detector/reference elements mid-fabric as the optical taps of the re-sync stations (Section 6.2). What no cited work supplies is the transducer from the </w:t>
-      </w:r>
-      <w:proofErr w:type="spellStart"/>
-      <w:r>
-        <w:t>stripline’s</w:t>
-      </w:r>
-      <w:proofErr w:type="spellEnd"/>
-      <w:r>
-        <w:t xml:space="preserve"> micron-scale mode into the ~100×-confined acoustic-plasmon mode: the mode-area, impedance, and velocity mismatches make this the least-quantified link of the chain. Yoshioka et al. [4] demonstrate that photoconductive launch into gated graphene plasmons works (at 4 K); the efficiency at 300 K on this stack is assigned to the Boltzmann–Maxwell tier — the full kinetic-and-electromagnetic modeling level of Section 10, one rung above this paper’s reduced-order chain — and to the bench (Sections 9, 10). A graphene patch antenna of the kind designed by Haque et al. [8] remains the free-space port option — noting it is a simulation-only design at 3.75–6.46 THz, cited as a style, not a demonstrated port.</w:t>
+        <w:t xml:space="preserve">On-chip terahertz launch and detection follow the monolithic optoelectronic circuit of Kusyak et al. [7]: a generator photoconductive switch at the center of a coplanar stripline with two symmetric detector switches, providing odd-mode propagation, galvanic isolation between generation and detection, and — critically for a fabric that must be trimmed against fabrication spread — simultaneous in-situ measurement of signal and reference under identical conditions (Figure 2). The demonstrated switches are amorphous-silicon on sapphire, driven by 310-fs, 515-nm pulses; the demonstrated −3 dB bandwidth is 440 GHz, and its extension toward 1-THz carriers is an engineering assumption the bench protocol tests directly.</w:t>
+      </w:r>
+    </w:p>
+    <w:p>
+      <w:r>
+        <w:t xml:space="preserve">The fabric uses this one-launcher / two-detector / one-reference topology at the fabric edges for launch and Sum/Carry read-out, and reuses the detector/reference elements mid-fabric as the optical taps of the re-sync stations (Section 6.2). What no cited work supplies is the transducer from the stripline’s micron-scale mode into the ~100×-confined acoustic-plasmon mode: the mode-area, impedance, and velocity mismatches make this the least-quantified link of the chain. Yoshioka et al. [4] demonstrate that photoconductive launch into gated graphene plasmons works (at 4 K); the efficiency at 300 K on this stack is assigned to the Boltzmann–Maxwell tier — the full kinetic-and-electromagnetic modeling level of Section 10, one rung above this paper’s reduced-order chain — and to the bench (Sections 9, 10). A graphene patch antenna of the kind designed by Haque et al. [8] remains the free-space port option — noting it is a simulation-only design at 3.75–6.46 THz, cited as a style, not a demonstrated port.</w:t>
       </w:r>
     </w:p>
     <w:p>
@@ -2059,67 +1444,7 @@
           <w:i/>
           <w:sz w:val="18"/>
         </w:rPr>
-        <w:t xml:space="preserve">Monolithic launcher/detector/reference circuit, reproduced from </w:t>
-      </w:r>
-      <w:proofErr w:type="spellStart"/>
-      <w:r>
-        <w:rPr>
-          <w:i/>
-          <w:sz w:val="18"/>
-        </w:rPr>
-        <w:t>Kusyak</w:t>
-      </w:r>
-      <w:proofErr w:type="spellEnd"/>
-      <w:r>
-        <w:rPr>
-          <w:i/>
-          <w:sz w:val="18"/>
-        </w:rPr>
-        <w:t xml:space="preserve"> et al. [7]</w:t>
-      </w:r>
-      <w:r>
-        <w:rPr>
-          <w:i/>
-          <w:sz w:val="18"/>
-        </w:rPr>
-        <w:t xml:space="preserve"> </w:t>
-      </w:r>
-      <w:r>
-        <w:rPr>
-          <w:i/>
-          <w:sz w:val="18"/>
-        </w:rPr>
-        <w:t>(CC BY-NC 4.0)</w:t>
-      </w:r>
-      <w:r>
-        <w:rPr>
-          <w:i/>
-          <w:sz w:val="18"/>
-        </w:rPr>
-        <w:t>:</w:t>
-      </w:r>
-      <w:r>
-        <w:rPr>
-          <w:i/>
-          <w:sz w:val="18"/>
-        </w:rPr>
-        <w:t xml:space="preserve"> APL Photonics 10, 076117 (2025): generator switch (g-PCS) centered on a coplanar </w:t>
-      </w:r>
-      <w:proofErr w:type="spellStart"/>
-      <w:r>
-        <w:rPr>
-          <w:i/>
-          <w:sz w:val="18"/>
-        </w:rPr>
-        <w:t>stripline</w:t>
-      </w:r>
-      <w:proofErr w:type="spellEnd"/>
-      <w:r>
-        <w:rPr>
-          <w:i/>
-          <w:sz w:val="18"/>
-        </w:rPr>
-        <w:t xml:space="preserve"> with two symmetric detector switches (d-PCS) — galvanic isolation plus in-situ referencing. Used at the fabric edges for launch/read-out and reused mid-fabric as re-sync clock taps.</w:t>
+        <w:t xml:space="preserve">Monolithic launcher/detector/reference circuit, reproduced from Kusyak et al. [7] (CC BY-NC 4.0): APL Photonics 10, 076117 (2025): generator switch (g-PCS) centered on a coplanar stripline with two symmetric detector switches (d-PCS) — galvanic isolation plus in-situ referencing. Used at the fabric edges for launch/read-out and reused mid-fabric as re-sync clock taps.</w:t>
       </w:r>
     </w:p>
     <w:p>
@@ -2227,35 +1552,7 @@
               <w:rPr>
                 <w:sz w:val="20"/>
               </w:rPr>
-              <w:t>~1 THz (</w:t>
-            </w:r>
-            <w:proofErr w:type="spellStart"/>
-            <w:r>
-              <w:rPr>
-                <w:sz w:val="20"/>
-              </w:rPr>
-              <w:t>ħω</w:t>
-            </w:r>
-            <w:proofErr w:type="spellEnd"/>
-            <w:r>
-              <w:rPr>
-                <w:sz w:val="20"/>
-              </w:rPr>
-              <w:t xml:space="preserve"> ≈ 4.14 </w:t>
-            </w:r>
-            <w:proofErr w:type="spellStart"/>
-            <w:r>
-              <w:rPr>
-                <w:sz w:val="20"/>
-              </w:rPr>
-              <w:t>meV</w:t>
-            </w:r>
-            <w:proofErr w:type="spellEnd"/>
-            <w:r>
-              <w:rPr>
-                <w:sz w:val="20"/>
-              </w:rPr>
-              <w:t>)</w:t>
+              <w:t xml:space="preserve">~1 THz (ħω ≈ 4.14 meV)</w:t>
             </w:r>
           </w:p>
         </w:tc>
@@ -2374,16 +1671,8 @@
               <w:rPr>
                 <w:sz w:val="20"/>
               </w:rPr>
-              <w:t xml:space="preserve">Quality factor Q = </w:t>
-            </w:r>
-            <w:proofErr w:type="spellStart"/>
-            <w:r>
-              <w:rPr>
-                <w:sz w:val="20"/>
-              </w:rPr>
-              <w:t>ωτ</w:t>
-            </w:r>
-            <w:proofErr w:type="spellEnd"/>
+              <w:t xml:space="preserve">Quality factor Q = ωτ</w:t>
+            </w:r>
           </w:p>
         </w:tc>
         <w:tc>
@@ -2408,35 +1697,7 @@
               <w:rPr>
                 <w:sz w:val="20"/>
               </w:rPr>
-              <w:t xml:space="preserve">τ ≈ 1.0 </w:t>
-            </w:r>
-            <w:proofErr w:type="spellStart"/>
-            <w:r>
-              <w:rPr>
-                <w:sz w:val="20"/>
-              </w:rPr>
-              <w:t>ps</w:t>
-            </w:r>
-            <w:proofErr w:type="spellEnd"/>
-            <w:r>
-              <w:rPr>
-                <w:sz w:val="20"/>
-              </w:rPr>
-              <w:t xml:space="preserve"> → 0.85 </w:t>
-            </w:r>
-            <w:proofErr w:type="spellStart"/>
-            <w:r>
-              <w:rPr>
-                <w:sz w:val="20"/>
-              </w:rPr>
-              <w:t>ps</w:t>
-            </w:r>
-            <w:proofErr w:type="spellEnd"/>
-            <w:r>
-              <w:rPr>
-                <w:sz w:val="20"/>
-              </w:rPr>
-              <w:t xml:space="preserve"> at the cap; best-case material (see text)</w:t>
+              <w:t xml:space="preserve">τ ≈ 1.0 ps → 0.85 ps at the cap; best-case material (see text)</w:t>
             </w:r>
           </w:p>
         </w:tc>
@@ -2467,21 +1728,7 @@
               <w:rPr>
                 <w:sz w:val="20"/>
               </w:rPr>
-              <w:t xml:space="preserve">10¹² cm⁻² (E_F ≈ 117 </w:t>
-            </w:r>
-            <w:proofErr w:type="spellStart"/>
-            <w:r>
-              <w:rPr>
-                <w:sz w:val="20"/>
-              </w:rPr>
-              <w:t>meV</w:t>
-            </w:r>
-            <w:proofErr w:type="spellEnd"/>
-            <w:r>
-              <w:rPr>
-                <w:sz w:val="20"/>
-              </w:rPr>
-              <w:t>)</w:t>
+              <w:t xml:space="preserve">10¹² cm⁻² (E_F ≈ 117 meV)</w:t>
             </w:r>
           </w:p>
         </w:tc>
@@ -2538,35 +1785,7 @@
               <w:rPr>
                 <w:sz w:val="20"/>
               </w:rPr>
-              <w:t xml:space="preserve">Eq. (1) at d = 10 nm, </w:t>
-            </w:r>
-            <w:proofErr w:type="spellStart"/>
-            <w:r>
-              <w:rPr>
-                <w:sz w:val="20"/>
-              </w:rPr>
-              <w:t>ε_z</w:t>
-            </w:r>
-            <w:proofErr w:type="spellEnd"/>
-            <w:r>
-              <w:rPr>
-                <w:sz w:val="20"/>
-              </w:rPr>
-              <w:t>(</w:t>
-            </w:r>
-            <w:proofErr w:type="spellStart"/>
-            <w:r>
-              <w:rPr>
-                <w:sz w:val="20"/>
-              </w:rPr>
-              <w:t>hBN</w:t>
-            </w:r>
-            <w:proofErr w:type="spellEnd"/>
-            <w:r>
-              <w:rPr>
-                <w:sz w:val="20"/>
-              </w:rPr>
-              <w:t>) ≈ 3.4–3.8</w:t>
+              <w:t xml:space="preserve">Eq. (1) at d = 10 nm, ε_z(hBN) ≈ 3.4–3.8</w:t>
             </w:r>
           </w:p>
         </w:tc>
@@ -2584,16 +1803,8 @@
               <w:rPr>
                 <w:sz w:val="20"/>
               </w:rPr>
-              <w:t xml:space="preserve">Plasmon wavelength </w:t>
-            </w:r>
-            <w:proofErr w:type="spellStart"/>
-            <w:r>
-              <w:rPr>
-                <w:sz w:val="20"/>
-              </w:rPr>
-              <w:t>λ_p</w:t>
-            </w:r>
-            <w:proofErr w:type="spellEnd"/>
+              <w:t xml:space="preserve">Plasmon wavelength λ_p</w:t>
+            </w:r>
           </w:p>
         </w:tc>
         <w:tc>
@@ -2649,21 +1860,7 @@
               <w:rPr>
                 <w:sz w:val="20"/>
               </w:rPr>
-              <w:t>DS cavity, L = (s/4f</w:t>
-            </w:r>
-            <w:proofErr w:type="gramStart"/>
-            <w:r>
-              <w:rPr>
-                <w:sz w:val="20"/>
-              </w:rPr>
-              <w:t>₀)(</w:t>
-            </w:r>
-            <w:proofErr w:type="gramEnd"/>
-            <w:r>
-              <w:rPr>
-                <w:sz w:val="20"/>
-              </w:rPr>
-              <w:t>1−M²) ≈ 576 nm</w:t>
+              <w:t>DS cavity, L = (s/4f₀)(1−M²) ≈ 576 nm</w:t>
             </w:r>
           </w:p>
         </w:tc>
@@ -2707,21 +1904,7 @@
               <w:rPr>
                 <w:sz w:val="20"/>
               </w:rPr>
-              <w:t>M/</w:t>
-            </w:r>
-            <w:proofErr w:type="spellStart"/>
-            <w:r>
-              <w:rPr>
-                <w:sz w:val="20"/>
-              </w:rPr>
-              <w:t>M_th</w:t>
-            </w:r>
-            <w:proofErr w:type="spellEnd"/>
-            <w:r>
-              <w:rPr>
-                <w:sz w:val="20"/>
-              </w:rPr>
-              <w:t xml:space="preserve"> = 0.7 (tracked ratio); M ≈ 0.10, v₀ ≈ 2.4×10⁵ m/s at 80 °C</w:t>
+              <w:t xml:space="preserve">M/M_th = 0.7 (tracked ratio); M ≈ 0.10, v₀ ≈ 2.4×10⁵ m/s at 80 °C</w:t>
             </w:r>
           </w:p>
         </w:tc>
@@ -2730,19 +1913,11 @@
             <w:tcW w:w="4032" w:type="dxa"/>
           </w:tcPr>
           <w:p>
-            <w:proofErr w:type="spellStart"/>
-            <w:r>
-              <w:rPr>
-                <w:sz w:val="20"/>
-              </w:rPr>
-              <w:t>M_th</w:t>
-            </w:r>
-            <w:proofErr w:type="spellEnd"/>
-            <w:r>
-              <w:rPr>
-                <w:sz w:val="20"/>
-              </w:rPr>
-              <w:t xml:space="preserve"> ≈ 0.147 (80 °C), 0.125 (300 K), Eq. (3); calibrated in situ by approach to self-oscillation</w:t>
+            <w:r>
+              <w:rPr>
+                <w:sz w:val="20"/>
+              </w:rPr>
+              <w:t xml:space="preserve">M_th ≈ 0.147 (80 °C), 0.125 (300 K), Eq. (3); calibrated in situ by approach to self-oscillation</w:t>
             </w:r>
           </w:p>
         </w:tc>
@@ -2858,73 +2033,17 @@
           <w:i/>
           <w:sz w:val="18"/>
         </w:rPr>
-        <w:t xml:space="preserve">The operating point. Temperatures are tagged throughout the manuscript: τ, Q, </w:t>
-      </w:r>
-      <w:proofErr w:type="spellStart"/>
-      <w:r>
-        <w:rPr>
-          <w:i/>
-          <w:sz w:val="18"/>
-        </w:rPr>
-        <w:t>M_th</w:t>
-      </w:r>
-      <w:proofErr w:type="spellEnd"/>
-      <w:r>
-        <w:rPr>
-          <w:i/>
-          <w:sz w:val="18"/>
-        </w:rPr>
-        <w:t xml:space="preserve"> and the loss figures all differ between 300 K and the 353 K cap, and every number is quoted with its temperature. The bias row carries the deepest commitment: the operating point is a tracked ratio to the measured threshold, not an absolute Mach number (Section 5).</w:t>
-      </w:r>
-    </w:p>
-    <w:p>
-      <w:r>
-        <w:t xml:space="preserve">Three rows of Table 3 carry the design. The frequency row is the Q = </w:t>
-      </w:r>
-      <w:proofErr w:type="spellStart"/>
-      <w:r>
-        <w:t>ωτ</w:t>
-      </w:r>
-      <w:proofErr w:type="spellEnd"/>
-      <w:r>
-        <w:t xml:space="preserve"> argument of Section 1: at 1 THz the bit is a genuine wave, and passive loss (~4.3 dB per </w:t>
-      </w:r>
-      <w:proofErr w:type="spellStart"/>
-      <w:r>
-        <w:t>λ_p</w:t>
-      </w:r>
-      <w:proofErr w:type="spellEnd"/>
-      <w:r>
-        <w:t xml:space="preserve"> at 300 K, 5.1 dB at 80 °C; equivalently 27.3/Q dB) is steep enough to force distributed gain but shallow enough for a regenerative cell to beat.</w:t>
-      </w:r>
-    </w:p>
-    <w:p>
-      <w:r>
-        <w:t xml:space="preserve">The lifetime row is a best-case assumption, stated as such: τ = 1 </w:t>
-      </w:r>
-      <w:proofErr w:type="spellStart"/>
-      <w:r>
-        <w:t>ps</w:t>
-      </w:r>
-      <w:proofErr w:type="spellEnd"/>
-      <w:r>
-        <w:t xml:space="preserve"> at n = 10¹² cm⁻² corresponds to mobility ≈ 86,000 cm²/Vs at 300 K — inside the demonstrated envelope of </w:t>
-      </w:r>
-      <w:proofErr w:type="spellStart"/>
-      <w:r>
-        <w:t>hBN</w:t>
-      </w:r>
-      <w:proofErr w:type="spellEnd"/>
-      <w:r>
-        <w:t xml:space="preserve">-encapsulated graphene (~140,000 cm²/Vs near the acoustic-phonon limit [33]) but premium-material territory. The measured room-temperature baseline for propagating acoustic THz plasmons is shorter (τ ≈ 0.4–0.6 </w:t>
-      </w:r>
-      <w:proofErr w:type="spellStart"/>
-      <w:r>
-        <w:t>ps</w:t>
-      </w:r>
-      <w:proofErr w:type="spellEnd"/>
-      <w:r>
-        <w:t>, Q ≈ 2.4–3.8 [39, 40]); the fundamental, phonon-set ceiling on plasmon lifetime in this stack is mapped in [42]; and gate-metal ohmic loss, not included in τ, adds to the budget at small d [41]. The protocol’s calibration sequence measures τ on-die first (Section 10).</w:t>
+        <w:t xml:space="preserve">The operating point. Temperatures are tagged throughout the manuscript: τ, Q, M_th and the loss figures all differ between 300 K and the 353 K cap, and every number is quoted with its temperature. The bias row carries the deepest commitment: the operating point is a tracked ratio to the measured threshold, not an absolute Mach number (Section 5).</w:t>
+      </w:r>
+    </w:p>
+    <w:p>
+      <w:r>
+        <w:t xml:space="preserve">Three rows of Table 3 carry the design. The frequency row is the Q = ωτ argument of Section 1: at 1 THz the bit is a genuine wave, and passive loss (~4.3 dB per λ_p at 300 K, 5.1 dB at 80 °C; equivalently 27.3/Q dB) is steep enough to force distributed gain but shallow enough for a regenerative cell to beat.</w:t>
+      </w:r>
+    </w:p>
+    <w:p>
+      <w:r>
+        <w:t xml:space="preserve">The lifetime row is a best-case assumption, stated as such: τ = 1 ps at n = 10¹² cm⁻² corresponds to mobility ≈ 86,000 cm²/Vs at 300 K — inside the demonstrated envelope of hBN-encapsulated graphene (~140,000 cm²/Vs near the acoustic-phonon limit [33]) but premium-material territory. The measured room-temperature baseline for propagating acoustic THz plasmons is shorter (τ ≈ 0.4–0.6 ps, Q ≈ 2.4–3.8 [39, 40]); the fundamental, phonon-set ceiling on plasmon lifetime in this stack is mapped in [42]; and gate-metal ohmic loss, not included in τ, adds to the budget at small d [41]. The protocol’s calibration sequence measures τ on-die first (Section 10).</w:t>
       </w:r>
     </w:p>
     <w:p>
@@ -2956,100 +2075,12 @@
         <w:jc w:val="center"/>
       </w:pPr>
       <w:r>
-        <w:t xml:space="preserve">s = </w:t>
-      </w:r>
-      <w:proofErr w:type="spellStart"/>
-      <w:r>
-        <w:t>v_F</w:t>
-      </w:r>
-      <w:proofErr w:type="spellEnd"/>
-      <w:r>
-        <w:t xml:space="preserve"> (1 + g) / </w:t>
-      </w:r>
-      <w:proofErr w:type="gramStart"/>
-      <w:r>
-        <w:t>√(</w:t>
-      </w:r>
-      <w:proofErr w:type="gramEnd"/>
-      <w:r>
-        <w:t>1 + 2g</w:t>
-      </w:r>
-      <w:proofErr w:type="gramStart"/>
-      <w:r>
-        <w:t xml:space="preserve">),   </w:t>
-      </w:r>
-      <w:proofErr w:type="gramEnd"/>
-      <w:r>
-        <w:t xml:space="preserve">g = 2e²k_F d / (πε₀ </w:t>
-      </w:r>
-      <w:proofErr w:type="spellStart"/>
-      <w:r>
-        <w:t>ε_z</w:t>
-      </w:r>
-      <w:proofErr w:type="spellEnd"/>
-      <w:r>
-        <w:t xml:space="preserve"> ħ </w:t>
-      </w:r>
-      <w:proofErr w:type="spellStart"/>
-      <w:r>
-        <w:t>v_</w:t>
-      </w:r>
-      <w:proofErr w:type="gramStart"/>
-      <w:r>
-        <w:t>F</w:t>
-      </w:r>
-      <w:proofErr w:type="spellEnd"/>
-      <w:r>
-        <w:t>)      (</w:t>
-      </w:r>
-      <w:proofErr w:type="gramEnd"/>
-      <w:r>
-        <w:t>1)</w:t>
-      </w:r>
-    </w:p>
-    <w:p>
-      <w:r>
-        <w:t xml:space="preserve">with </w:t>
-      </w:r>
-      <w:proofErr w:type="spellStart"/>
-      <w:r>
-        <w:t>k_F</w:t>
-      </w:r>
-      <w:proofErr w:type="spellEnd"/>
-      <w:r>
-        <w:t xml:space="preserve"> = √(πn) and </w:t>
-      </w:r>
-      <w:proofErr w:type="spellStart"/>
-      <w:r>
-        <w:t>ε_z</w:t>
-      </w:r>
-      <w:proofErr w:type="spellEnd"/>
-      <w:r>
-        <w:t xml:space="preserve"> the out-of-plane permittivity of the </w:t>
-      </w:r>
-      <w:proofErr w:type="spellStart"/>
-      <w:r>
-        <w:t>hBN</w:t>
-      </w:r>
-      <w:proofErr w:type="spellEnd"/>
-      <w:r>
-        <w:t xml:space="preserve"> spacer. At n = 10¹² cm⁻², d = 10 nm and </w:t>
-      </w:r>
-      <w:proofErr w:type="spellStart"/>
-      <w:r>
-        <w:t>ε_z</w:t>
-      </w:r>
-      <w:proofErr w:type="spellEnd"/>
-      <w:r>
-        <w:t xml:space="preserve"> ≈ 3.4–3.8, Eq. (1) gives s ≈ 2.2–2.3×10⁶ m/s; the design value 2.33×10⁶ m/s sits at the top of that band, and a ~5 % softer s would shorten L and the footprint proportionally without touching the threshold (see Eq. (3)). The constraint s &gt; </w:t>
-      </w:r>
-      <w:proofErr w:type="spellStart"/>
-      <w:r>
-        <w:t>v_F</w:t>
-      </w:r>
-      <w:proofErr w:type="spellEnd"/>
-      <w:r>
-        <w:t xml:space="preserve"> against Landau damping is met with factor ≈ 2.3.</w:t>
+        <w:t xml:space="preserve">s = v_F (1 + g) / √(1 + 2g),   g = 2e²k_F d / (πε₀ ε_z ħ v_F)      (1)</w:t>
+      </w:r>
+    </w:p>
+    <w:p>
+      <w:r>
+        <w:t xml:space="preserve">with k_F = √(πn) and ε_z the out-of-plane permittivity of the hBN spacer. At n = 10¹² cm⁻², d = 10 nm and ε_z ≈ 3.4–3.8, Eq. (1) gives s ≈ 2.2–2.3×10⁶ m/s; the design value 2.33×10⁶ m/s sits at the top of that band, and a ~5 % softer s would shorten L and the footprint proportionally without touching the threshold (see Eq. (3)). The constraint s &gt; v_F against Landau damping is met with factor ≈ 2.3.</w:t>
       </w:r>
     </w:p>
     <w:p>
@@ -3064,31 +2095,7 @@
         <w:jc w:val="center"/>
       </w:pPr>
       <w:r>
-        <w:t xml:space="preserve">ω″ = [(s² − v₀²) / (2sL)] · </w:t>
-      </w:r>
-      <w:proofErr w:type="gramStart"/>
-      <w:r>
-        <w:t>ln[</w:t>
-      </w:r>
-      <w:proofErr w:type="gramEnd"/>
-      <w:r>
-        <w:t>(s + v₀)</w:t>
-      </w:r>
-      <w:proofErr w:type="gramStart"/>
-      <w:r>
-        <w:t>/(</w:t>
-      </w:r>
-      <w:proofErr w:type="gramEnd"/>
-      <w:r>
-        <w:t>s − v₀)] − 1/(2</w:t>
-      </w:r>
-      <w:proofErr w:type="gramStart"/>
-      <w:r>
-        <w:t>τ)      (</w:t>
-      </w:r>
-      <w:proofErr w:type="gramEnd"/>
-      <w:r>
-        <w:t>2)</w:t>
+        <w:t xml:space="preserve">ω″ = [(s² − v₀²) / (2sL)] · ln[(s + v₀)/(s − v₀)] − 1/(2τ)      (2)</w:t>
       </w:r>
     </w:p>
     <w:p>
@@ -3101,50 +2108,13 @@
         <w:spacing w:before="120" w:after="120"/>
         <w:jc w:val="center"/>
       </w:pPr>
-      <w:proofErr w:type="spellStart"/>
-      <w:r>
-        <w:t>M_th</w:t>
-      </w:r>
-      <w:proofErr w:type="spellEnd"/>
-      <w:r>
-        <w:t xml:space="preserve"> ≈ L/(2sτ) ≈ 1</w:t>
-      </w:r>
-      <w:proofErr w:type="gramStart"/>
-      <w:r>
-        <w:t>/(</w:t>
-      </w:r>
-      <w:proofErr w:type="gramEnd"/>
-      <w:r>
-        <w:t xml:space="preserve">8 f₀ </w:t>
-      </w:r>
-      <w:proofErr w:type="gramStart"/>
-      <w:r>
-        <w:t>τ)      (</w:t>
-      </w:r>
-      <w:proofErr w:type="gramEnd"/>
-      <w:r>
-        <w:t>3)</w:t>
-      </w:r>
-    </w:p>
-    <w:p>
-      <w:r>
-        <w:t xml:space="preserve">— independent of s and d once the cell is tuned to f₀, and proportional to temperature through 1/τ ∝ T. At f₀ = 1 THz: </w:t>
-      </w:r>
-      <w:proofErr w:type="spellStart"/>
-      <w:r>
-        <w:t>M_th</w:t>
-      </w:r>
-      <w:proofErr w:type="spellEnd"/>
-      <w:r>
-        <w:t xml:space="preserve"> ≈ 0.147 at the 80 °C cap (τ = 0.85 </w:t>
-      </w:r>
-      <w:proofErr w:type="spellStart"/>
-      <w:r>
-        <w:t>ps</w:t>
-      </w:r>
-      <w:proofErr w:type="spellEnd"/>
-      <w:r>
-        <w:t>) and ≈ 0.125 at 300 K. The drift also retunes the cavity: the fundamental of the biased asymmetric cell is</w:t>
+      <w:r>
+        <w:t xml:space="preserve">M_th ≈ L/(2sτ) ≈ 1/(8 f₀ τ)      (3)</w:t>
+      </w:r>
+    </w:p>
+    <w:p>
+      <w:r>
+        <w:t xml:space="preserve">— independent of s and d once the cell is tuned to f₀, and proportional to temperature through 1/τ ∝ T. At f₀ = 1 THz: M_th ≈ 0.147 at the 80 °C cap (τ = 0.85 ps) and ≈ 0.125 at 300 K. The drift also retunes the cavity: the fundamental of the biased asymmetric cell is</w:t>
       </w:r>
     </w:p>
     <w:p>
@@ -3153,33 +2123,12 @@
         <w:jc w:val="center"/>
       </w:pPr>
       <w:r>
-        <w:t>f₀ = (s/4</w:t>
-      </w:r>
-      <w:proofErr w:type="gramStart"/>
-      <w:r>
-        <w:t>L)(</w:t>
-      </w:r>
-      <w:proofErr w:type="gramEnd"/>
-      <w:r>
-        <w:t>1 − M</w:t>
-      </w:r>
-      <w:proofErr w:type="gramStart"/>
-      <w:r>
-        <w:t>²)      (</w:t>
-      </w:r>
-      <w:proofErr w:type="gramEnd"/>
-      <w:r>
-        <w:t>4)</w:t>
-      </w:r>
-    </w:p>
-    <w:p>
-      <w:proofErr w:type="gramStart"/>
-      <w:r>
-        <w:t>so</w:t>
-      </w:r>
-      <w:proofErr w:type="gramEnd"/>
-      <w:r>
-        <w:t xml:space="preserve"> the 1-THz cell is slightly shorter than the zero-drift quarter wave (583 nm): L ≈ 576 nm at the operating bias.</w:t>
+        <w:t>f₀ = (s/4L)(1 − M²)      (4)</w:t>
+      </w:r>
+    </w:p>
+    <w:p>
+      <w:r>
+        <w:t xml:space="preserve">so the 1-THz cell is slightly shorter than the zero-drift quarter wave (583 nm): L ≈ 576 nm at the operating bias.</w:t>
       </w:r>
     </w:p>
     <w:p>
@@ -3190,39 +2139,7 @@
         <w:t xml:space="preserve">The operating point is a tracked ratio. </w:t>
       </w:r>
       <w:r>
-        <w:t xml:space="preserve">Because </w:t>
-      </w:r>
-      <w:proofErr w:type="spellStart"/>
-      <w:r>
-        <w:t>M_th</w:t>
-      </w:r>
-      <w:proofErr w:type="spellEnd"/>
-      <w:r>
-        <w:t xml:space="preserve"> scales with temperature, an absolute Mach number is not a valid specification: a bias fixed at 0.7·M_</w:t>
-      </w:r>
-      <w:proofErr w:type="gramStart"/>
-      <w:r>
-        <w:t>th(</w:t>
-      </w:r>
-      <w:proofErr w:type="gramEnd"/>
-      <w:r>
-        <w:t>353 K) crosses the ringing onset at 0.8·M_th(T) — the bias ceiling established below — after only ~44 K of cooling. The specification is therefore the ratio M/</w:t>
-      </w:r>
-      <w:proofErr w:type="spellStart"/>
-      <w:r>
-        <w:t>M_th</w:t>
-      </w:r>
-      <w:proofErr w:type="spellEnd"/>
-      <w:r>
-        <w:t xml:space="preserve"> = 0.7, with </w:t>
-      </w:r>
-      <w:proofErr w:type="spellStart"/>
-      <w:r>
-        <w:t>M_th</w:t>
-      </w:r>
-      <w:proofErr w:type="spellEnd"/>
-      <w:r>
-        <w:t xml:space="preserve"> calibrated in situ by approach to self-oscillation — at the 80 °C cap this corresponds to M ≈ 0.10, v₀ = M·s ≈ 2.4×10⁵ m/s. For the same reason, every solver result in Section 7 is reported relative to the solver’s own threshold (Section 7.3), never as an absolute Mach number.</w:t>
+        <w:t xml:space="preserve">Because M_th scales with temperature, an absolute Mach number is not a valid specification: a bias fixed at 0.7·M_th(353 K) crosses the ringing onset at 0.8·M_th(T) — the bias ceiling established below — after only ~44 K of cooling. The specification is therefore the ratio M/M_th = 0.7, with M_th calibrated in situ by approach to self-oscillation — at the 80 °C cap this corresponds to M ≈ 0.10, v₀ = M·s ≈ 2.4×10⁵ m/s. For the same reason, every solver result in Section 7 is reported relative to the solver’s own threshold (Section 7.3), never as an absolute Mach number.</w:t>
       </w:r>
     </w:p>
     <w:p>
@@ -3235,180 +2152,13 @@
         <w:spacing w:before="120" w:after="120"/>
         <w:jc w:val="center"/>
       </w:pPr>
-      <w:proofErr w:type="spellStart"/>
-      <w:r>
-        <w:t>A_out</w:t>
-      </w:r>
-      <w:proofErr w:type="spellEnd"/>
-      <w:r>
-        <w:t xml:space="preserve"> = </w:t>
-      </w:r>
-      <w:proofErr w:type="spellStart"/>
-      <w:r>
-        <w:t>A_pump</w:t>
-      </w:r>
-      <w:proofErr w:type="spellEnd"/>
-      <w:r>
-        <w:t xml:space="preserve"> · g(</w:t>
-      </w:r>
-      <w:proofErr w:type="spellStart"/>
-      <w:r>
-        <w:t>n_local</w:t>
-      </w:r>
-      <w:proofErr w:type="spellEnd"/>
-      <w:proofErr w:type="gramStart"/>
-      <w:r>
-        <w:t xml:space="preserve">),   </w:t>
-      </w:r>
-      <w:proofErr w:type="gramEnd"/>
-      <w:r>
-        <w:t xml:space="preserve">g(n) = </w:t>
-      </w:r>
-      <w:proofErr w:type="spellStart"/>
-      <w:r>
-        <w:t>g_max</w:t>
-      </w:r>
-      <w:proofErr w:type="spellEnd"/>
-      <w:r>
-        <w:t xml:space="preserve"> · </w:t>
-      </w:r>
-      <w:proofErr w:type="gramStart"/>
-      <w:r>
-        <w:t>½[</w:t>
-      </w:r>
-      <w:proofErr w:type="gramEnd"/>
-      <w:r>
-        <w:t xml:space="preserve">1 + </w:t>
-      </w:r>
-      <w:proofErr w:type="gramStart"/>
-      <w:r>
-        <w:t>tanh(</w:t>
-      </w:r>
-      <w:proofErr w:type="gramEnd"/>
-      <w:r>
-        <w:t xml:space="preserve">(n − </w:t>
-      </w:r>
-      <w:proofErr w:type="spellStart"/>
-      <w:r>
-        <w:t>n_th</w:t>
-      </w:r>
-      <w:proofErr w:type="spellEnd"/>
-      <w:r>
-        <w:t>)/</w:t>
-      </w:r>
-      <w:proofErr w:type="spellStart"/>
-      <w:r>
-        <w:t>Δn</w:t>
-      </w:r>
-      <w:proofErr w:type="spellEnd"/>
-      <w:r>
-        <w:t xml:space="preserve">)] − </w:t>
-      </w:r>
-      <w:proofErr w:type="gramStart"/>
-      <w:r>
-        <w:t xml:space="preserve">ℓ,   </w:t>
-      </w:r>
-      <w:proofErr w:type="spellStart"/>
-      <w:proofErr w:type="gramEnd"/>
-      <w:r>
-        <w:t>n_local</w:t>
-      </w:r>
-      <w:proofErr w:type="spellEnd"/>
-      <w:r>
-        <w:t xml:space="preserve"> = </w:t>
-      </w:r>
-      <w:proofErr w:type="spellStart"/>
-      <w:r>
-        <w:t>n_bias</w:t>
-      </w:r>
-      <w:proofErr w:type="spellEnd"/>
-      <w:r>
-        <w:t xml:space="preserve"> − β·</w:t>
-      </w:r>
-      <w:proofErr w:type="spellStart"/>
-      <w:r>
-        <w:t>A_in</w:t>
-      </w:r>
-      <w:proofErr w:type="spellEnd"/>
-      <w:r>
-        <w:t xml:space="preserve">   </w:t>
-      </w:r>
-      <w:proofErr w:type="gramStart"/>
-      <w:r>
-        <w:t xml:space="preserve">   (</w:t>
-      </w:r>
-      <w:proofErr w:type="gramEnd"/>
-      <w:r>
-        <w:t>5)</w:t>
-      </w:r>
-    </w:p>
-    <w:p>
-      <w:r>
-        <w:t xml:space="preserve">where </w:t>
-      </w:r>
-      <w:proofErr w:type="spellStart"/>
-      <w:r>
-        <w:t>A_pump</w:t>
-      </w:r>
-      <w:proofErr w:type="spellEnd"/>
-      <w:r>
-        <w:t xml:space="preserve"> is the clock-pulse amplitude the cell amplifies, </w:t>
-      </w:r>
-      <w:proofErr w:type="spellStart"/>
-      <w:r>
-        <w:t>A_in</w:t>
-      </w:r>
-      <w:proofErr w:type="spellEnd"/>
-      <w:r>
-        <w:t xml:space="preserve"> the logic-input amplitude arriving from upstream gates, </w:t>
-      </w:r>
-      <w:proofErr w:type="spellStart"/>
-      <w:r>
-        <w:t>g_max</w:t>
-      </w:r>
-      <w:proofErr w:type="spellEnd"/>
-      <w:r>
-        <w:t xml:space="preserve"> the small-signal gain, ℓ the linear loss, </w:t>
-      </w:r>
-      <w:proofErr w:type="spellStart"/>
-      <w:r>
-        <w:t>n_th</w:t>
-      </w:r>
-      <w:proofErr w:type="spellEnd"/>
-      <w:r>
-        <w:t xml:space="preserve"> and </w:t>
-      </w:r>
-      <w:proofErr w:type="spellStart"/>
-      <w:r>
-        <w:t>Δn</w:t>
-      </w:r>
-      <w:proofErr w:type="spellEnd"/>
-      <w:r>
-        <w:t xml:space="preserve"> the threshold center and width, and β converts input amplitude into a local density shift. Logic follows from bias and coupling sign. The input couples to the cell’s density through a gate segment, so its sign is a polarity choice: park </w:t>
-      </w:r>
-      <w:proofErr w:type="spellStart"/>
-      <w:r>
-        <w:t>n_bias</w:t>
-      </w:r>
-      <w:proofErr w:type="spellEnd"/>
-      <w:r>
-        <w:t xml:space="preserve"> above </w:t>
-      </w:r>
-      <w:proofErr w:type="spellStart"/>
-      <w:r>
-        <w:t>n_th</w:t>
-      </w:r>
-      <w:proofErr w:type="spellEnd"/>
-      <w:r>
-        <w:t xml:space="preserve"> with depleting coupling and a HIGH input pushes the cell below threshold (gain off → output LOW) — inversion as a bias choice. AND </w:t>
-      </w:r>
-      <w:proofErr w:type="spellStart"/>
-      <w:r>
-        <w:t>and</w:t>
-      </w:r>
-      <w:proofErr w:type="spellEnd"/>
-      <w:r>
-        <w:t xml:space="preserve"> OR are the same cell with enhancing coupling and the threshold applied to the sum of two input fields: a high threshold fires only on both inputs (AND), a low threshold on either (OR). Three quantitative properties make the family viable, all established within the model chain of Section 7:</w:t>
+      <w:r>
+        <w:t xml:space="preserve">A_out = A_pump · g(n_local),   g(n) = g_max · ½[1 + tanh((n − n_th)/Δn)] − ℓ,   n_local = n_bias − β·A_in      (5)</w:t>
+      </w:r>
+    </w:p>
+    <w:p>
+      <w:r>
+        <w:t xml:space="preserve">where A_pump is the clock-pulse amplitude the cell amplifies, A_in the logic-input amplitude arriving from upstream gates, g_max the small-signal gain, ℓ the linear loss, n_th and Δn the threshold center and width, and β converts input amplitude into a local density shift. Logic follows from bias and coupling sign. The input couples to the cell’s density through a gate segment, so its sign is a polarity choice: park n_bias above n_th with depleting coupling and a HIGH input pushes the cell below threshold (gain off → output LOW) — inversion as a bias choice. AND and OR are the same cell with enhancing coupling and the threshold applied to the sum of two input fields: a high threshold fires only on both inputs (AND), a low threshold on either (OR). Three quantitative properties make the family viable, all established within the model chain of Section 7:</w:t>
       </w:r>
     </w:p>
     <w:p>
@@ -3425,46 +2175,10 @@
         <w:rPr>
           <w:i/>
         </w:rPr>
-        <w:t xml:space="preserve"> k = β·</w:t>
-      </w:r>
-      <w:proofErr w:type="spellStart"/>
-      <w:r>
-        <w:rPr>
-          <w:i/>
-        </w:rPr>
-        <w:t>A_swing</w:t>
-      </w:r>
-      <w:proofErr w:type="spellEnd"/>
-      <w:r>
-        <w:rPr>
-          <w:i/>
-        </w:rPr>
-        <w:t>/</w:t>
-      </w:r>
-      <w:proofErr w:type="spellStart"/>
-      <w:r>
-        <w:rPr>
-          <w:i/>
-        </w:rPr>
-        <w:t>Δn</w:t>
-      </w:r>
-      <w:proofErr w:type="spellEnd"/>
-      <w:r>
-        <w:rPr>
-          <w:i/>
-        </w:rPr>
-        <w:t xml:space="preserve"> </w:t>
-      </w:r>
-      <w:r>
-        <w:t>(</w:t>
-      </w:r>
-      <w:proofErr w:type="spellStart"/>
-      <w:r>
-        <w:t>A_swing</w:t>
-      </w:r>
-      <w:proofErr w:type="spellEnd"/>
-      <w:r>
-        <w:t xml:space="preserve"> is the rail-to-rail input swing) exceeds ~5; the design rule is</w:t>
+        <w:t xml:space="preserve"> k = β·A_swing/Δn </w:t>
+      </w:r>
+      <w:r>
+        <w:t xml:space="preserve">(A_swing is the rail-to-rail input swing) exceeds ~5; the design rule is</w:t>
       </w:r>
       <w:r>
         <w:rPr>
@@ -3485,15 +2199,7 @@
         <w:t xml:space="preserve">Saturating rails. </w:t>
       </w:r>
       <w:r>
-        <w:t xml:space="preserve">The nonlinear solve shows 1-dB gain compression at </w:t>
-      </w:r>
-      <w:proofErr w:type="spellStart"/>
-      <w:r>
-        <w:t>δρ</w:t>
-      </w:r>
-      <w:proofErr w:type="spellEnd"/>
-      <w:r>
-        <w:t>/ρ₀ ≈ 1 % and ~14 dB compression at 10 %: the logic swing belongs at the knee, and the rail is what re-clamps levels gate after gate (observed directly in the cascade solve, Section 7.4).</w:t>
+        <w:t xml:space="preserve">The nonlinear solve shows 1-dB gain compression at δρ/ρ₀ ≈ 1 % and ~14 dB compression at 10 %: the logic swing belongs at the knee, and the rail is what re-clamps levels gate after gate (observed directly in the cascade solve, Section 7.4).</w:t>
       </w:r>
     </w:p>
     <w:p>
@@ -3651,39 +2357,7 @@
           <w:i/>
           <w:sz w:val="18"/>
         </w:rPr>
-        <w:t xml:space="preserve">System view. Left: microcomb → injection-locked DFB pair (IQ data) → UTC-PD </w:t>
-      </w:r>
-      <w:proofErr w:type="spellStart"/>
-      <w:r>
-        <w:rPr>
-          <w:i/>
-          <w:sz w:val="18"/>
-        </w:rPr>
-        <w:t>photomixer</w:t>
-      </w:r>
-      <w:proofErr w:type="spellEnd"/>
-      <w:r>
-        <w:rPr>
-          <w:i/>
-          <w:sz w:val="18"/>
-        </w:rPr>
-        <w:t xml:space="preserve"> → edge launcher; few-cycle pulses at 1 THz carrier, 0.2–0.5 THz symbol rate (proposed extension of the demonstrated CW chain, Section 3.2). Center: the ≤ 80 °C fabric — rows of regenerative DS cells (one cell = one gate) with re-sync stations fed by optical clock taps, CNP guard rows, signal co-propagating with the electron drift. Bottom: the DC drift bias (gain only, M/</w:t>
-      </w:r>
-      <w:proofErr w:type="spellStart"/>
-      <w:r>
-        <w:rPr>
-          <w:i/>
-          <w:sz w:val="18"/>
-        </w:rPr>
-        <w:t>M_th</w:t>
-      </w:r>
-      <w:proofErr w:type="spellEnd"/>
-      <w:r>
-        <w:rPr>
-          <w:i/>
-          <w:sz w:val="18"/>
-        </w:rPr>
-        <w:t xml:space="preserve"> = 0.7) with slow envelope gating. Right: monolithic read-out and the electronic charge-memory/trim layer.</w:t>
+        <w:t xml:space="preserve">System view. Left: microcomb → injection-locked DFB pair (IQ data) → UTC-PD photomixer → edge launcher; few-cycle pulses at 1 THz carrier, 0.2–0.5 THz symbol rate (proposed extension of the demonstrated CW chain, Section 3.2). Center: the ≤ 80 °C fabric — rows of regenerative DS cells (one cell = one gate) with re-sync stations fed by optical clock taps, CNP guard rows, signal co-propagating with the electron drift. Bottom: the DC drift bias (gain only, M/M_th = 0.7) with slow envelope gating. Right: monolithic read-out and the electronic charge-memory/trim layer.</w:t>
       </w:r>
     </w:p>
     <w:p>
@@ -3701,23 +2375,7 @@
     </w:p>
     <w:p>
       <w:r>
-        <w:t>Two directional effects must be kept distinct, because they invite opposite intuitions. First, the DS gain is a cavity effect, not a traveling-wave gain: energy enters at the current-clamped drain boundary, whose reflection coefficient (s + v₀)</w:t>
-      </w:r>
-      <w:proofErr w:type="gramStart"/>
-      <w:r>
-        <w:t>/(</w:t>
-      </w:r>
-      <w:proofErr w:type="gramEnd"/>
-      <w:r>
-        <w:t>s − v₀) exceeds unity, and the cell amplifies its resonant mode as a whole, returning energy to both ports. The cell’s directionality is a bias-orientation property — reversing the drift relative to the asymmetric boundaries turns the increment of Eq. (2) into a decrement — not a property of the signal’s transit direction. Second, the drift partitions the bulk damping nonreciprocally: both branches of ω = (s ± v</w:t>
-      </w:r>
-      <w:proofErr w:type="gramStart"/>
-      <w:r>
-        <w:t>₀)k</w:t>
-      </w:r>
-      <w:proofErr w:type="gramEnd"/>
-      <w:r>
-        <w:t xml:space="preserve"> decay at the same temporal rate 1/(2τ), so the spatial attenuation is</w:t>
+        <w:t xml:space="preserve">Two directional effects must be kept distinct, because they invite opposite intuitions. First, the DS gain is a cavity effect, not a traveling-wave gain: energy enters at the current-clamped drain boundary, whose reflection coefficient (s + v₀)/(s − v₀) exceeds unity, and the cell amplifies its resonant mode as a whole, returning energy to both ports. The cell’s directionality is a bias-orientation property — reversing the drift relative to the asymmetric boundaries turns the increment of Eq. (2) into a decrement — not a property of the signal’s transit direction. Second, the drift partitions the bulk damping nonreciprocally: both branches of ω = (s ± v₀)k decay at the same temporal rate 1/(2τ), so the spatial attenuation is</w:t>
       </w:r>
     </w:p>
     <w:p>
@@ -3726,38 +2384,12 @@
         <w:jc w:val="center"/>
       </w:pPr>
       <w:r>
-        <w:t>κ± = 1 / [2</w:t>
-      </w:r>
-      <w:proofErr w:type="gramStart"/>
-      <w:r>
-        <w:t>τ(</w:t>
-      </w:r>
-      <w:proofErr w:type="gramEnd"/>
-      <w:r>
-        <w:t>s ± v₀</w:t>
-      </w:r>
-      <w:proofErr w:type="gramStart"/>
-      <w:r>
-        <w:t>)]      (</w:t>
-      </w:r>
-      <w:proofErr w:type="gramEnd"/>
-      <w:r>
-        <w:t>6)</w:t>
-      </w:r>
-    </w:p>
-    <w:p>
-      <w:r>
-        <w:t>per unit length — the wave co-propagating with the electron drift is the less damped one, in agreement with the drift-nonreciprocity literature and the Fizeau-drag experiments [24–27]. Signal routing therefore follows the electron drift. At the operating bias the contrast (s + v₀)</w:t>
-      </w:r>
-      <w:proofErr w:type="gramStart"/>
-      <w:r>
-        <w:t>/(</w:t>
-      </w:r>
-      <w:proofErr w:type="gramEnd"/>
-      <w:r>
-        <w:t xml:space="preserve">s − v₀) ≈ 1.2–1.3 amounts, via Eq. (6), to ≈ 0.26 dB per cell transit at 300 K (≈ 0.31 dB </w:t>
-      </w:r>
-      <w:r>
+        <w:t>κ± = 1 / [2τ(s ± v₀)]      (6)</w:t>
+      </w:r>
+    </w:p>
+    <w:p>
+      <w:r>
+        <w:t xml:space="preserve">per unit length — the wave co-propagating with the electron drift is the less damped one, in agreement with the drift-nonreciprocity literature and the Fizeau-drag experiments [24–27]. Signal routing therefore follows the electron drift. At the operating bias the contrast (s + v₀)/(s − v₀) ≈ 1.2–1.3 amounts, via Eq. (6), to ≈ 0.26 dB per cell transit at 300 K (≈ 0.31 dB </w:t>
         <w:lastRenderedPageBreak/>
         <w:t>at 80 °C) — a useful forward bias, but an order of magnitude short of isolation, and this design claims no built-in isolator from the drift.</w:t>
       </w:r>
@@ -3782,47 +2414,7 @@
     </w:p>
     <w:p>
       <w:r>
-        <w:t>Three riders attach. (</w:t>
-      </w:r>
-      <w:proofErr w:type="spellStart"/>
-      <w:r>
-        <w:t>i</w:t>
-      </w:r>
-      <w:proofErr w:type="spellEnd"/>
-      <w:r>
-        <w:t xml:space="preserve">) Re-sync stations: a launcher-only clock is a source-synchronous wave pipeline, so jitter accumulates; clocked-AND re-timing cells, fed optically by the same comb through mid-fabric taps (Section 3.3), are inserted every 10–24 gates — the spacing set by the noise budget: with launch SNR 20 dB and 6 dB margin, the accumulated noise (≈ NF + 10·log₁₀ N over N restoring cells) holds station spacing to ~12/6/3 cells for per-cell noise figures of 3/6/10 dB, making NF ≲ 4 dB the sharpest requirement on the cell (Section 7.2). (ii) ASE and ring-down flushing: the clocked re-sync stations pass energy only during their clock slots, flushing both accumulated amplified-spontaneous-emission (ASE) noise and residual cavity field. The DC bias itself carries no per-slot timing — it is gated only by the slow (kHz–MHz) envelope above, far below the symbol rate — so this flushing is the stations’ job, not the </w:t>
-      </w:r>
-      <w:proofErr w:type="gramStart"/>
-      <w:r>
-        <w:t>bias’s</w:t>
-      </w:r>
-      <w:proofErr w:type="gramEnd"/>
-      <w:r>
-        <w:t xml:space="preserve">. (iii) Inter-symbol interference (ISI): two timescales matter. Carrier-density recovery (~τ ≈ 0.85 </w:t>
-      </w:r>
-      <w:proofErr w:type="spellStart"/>
-      <w:r>
-        <w:t>ps</w:t>
-      </w:r>
-      <w:proofErr w:type="spellEnd"/>
-      <w:r>
-        <w:t xml:space="preserve"> against 2–5 </w:t>
-      </w:r>
-      <w:proofErr w:type="spellStart"/>
-      <w:r>
-        <w:t>ps</w:t>
-      </w:r>
-      <w:proofErr w:type="spellEnd"/>
-      <w:r>
-        <w:t xml:space="preserve"> slots) leaves pattern-dependent gain negligible on its own (&lt; 0.1 dB spread at the 0.25 THz baseline, Section 7.2). The binding effect is the regenerative cavity’s ring-down: at the working bias it is ~4–5 </w:t>
-      </w:r>
-      <w:proofErr w:type="spellStart"/>
-      <w:r>
-        <w:t>ps</w:t>
-      </w:r>
-      <w:proofErr w:type="spellEnd"/>
-      <w:r>
-        <w:t>, comparable to the slot, so residual field carries pattern memory from one slot to the next. The same ring-down lifts the per-pulse gain toward its streaming value (Section 7.3); its data-dependent part is contained by the saturating rail at every cell and reset by the clocked re-sync stations, so the ring-down co-sets the re-sync spacing alongside noise. Quantifying the residual data ISI under realistic patterns and spacing is an open item for the bench and the Boltzmann–Maxwell tier (Section 10).</w:t>
+        <w:t xml:space="preserve">Three riders attach. (i) Re-sync stations: a launcher-only clock is a source-synchronous wave pipeline, so jitter accumulates; clocked-AND re-timing cells, fed optically by the same comb through mid-fabric taps (Section 3.3), are inserted every 10–24 gates — the spacing set by the noise budget: with launch SNR 20 dB and 6 dB margin, the accumulated noise (≈ NF + 10·log₁₀ N over N restoring cells) holds station spacing to ~12/6/3 cells for per-cell noise figures of 3/6/10 dB, making NF ≲ 4 dB the sharpest requirement on the cell (Section 7.2). (ii) ASE and ring-down flushing: the clocked re-sync stations pass energy only during their clock slots, flushing both accumulated amplified-spontaneous-emission (ASE) noise and residual cavity field. The DC bias itself carries no per-slot timing — it is gated only by the slow (kHz–MHz) envelope above, far below the symbol rate — so this flushing is the stations’ job, not the bias’s. (iii) Inter-symbol interference (ISI): two timescales matter. Carrier-density recovery (~τ ≈ 0.85 ps against 2–5 ps slots) leaves pattern-dependent gain negligible on its own (&lt; 0.1 dB spread at the 0.25 THz baseline, Section 7.2). The binding effect is the regenerative cavity’s ring-down: at the working bias it is ~4–5 ps, comparable to the slot, so residual field carries pattern memory from one slot to the next. The same ring-down lifts the per-pulse gain toward its streaming value (Section 7.3); its data-dependent part is contained by the saturating rail at every cell and reset by the clocked re-sync stations, so the ring-down co-sets the re-sync spacing alongside noise. Quantifying the residual data ISI under realistic patterns and spacing is an open item for the bench and the Boltzmann–Maxwell tier (Section 10).</w:t>
       </w:r>
     </w:p>
     <w:p>
@@ -3848,27 +2440,9 @@
     </w:p>
     <w:p>
       <w:r>
-        <w:t xml:space="preserve">Stated plainly: there is no native plasmonic storage at ~1 </w:t>
-      </w:r>
-      <w:proofErr w:type="spellStart"/>
-      <w:r>
-        <w:t>ps</w:t>
-      </w:r>
-      <w:proofErr w:type="spellEnd"/>
-      <w:r>
-        <w:t xml:space="preserve"> lifetimes. The bit’s persistent home is the charge on a cell’s gate (DRAM-like, slow, refresh-limited); pumped bistable </w:t>
-      </w:r>
-      <w:r>
+        <w:t xml:space="preserve">Stated plainly: there is no native plasmonic storage at ~1 ps lifetimes. The bit’s persistent home is the charge on a cell’s gate (DRAM-like, slow, refresh-limited); pumped bistable </w:t>
         <w:lastRenderedPageBreak/>
-        <w:t xml:space="preserve">cells and recirculating loops serve only small fast registers. The fabric is a plasmonic </w:t>
-      </w:r>
-      <w:proofErr w:type="spellStart"/>
-      <w:r>
-        <w:t>datapath</w:t>
-      </w:r>
-      <w:proofErr w:type="spellEnd"/>
-      <w:r>
-        <w:t xml:space="preserve"> wrapped in an electronic memory layer — a hybrid by design, not by concession. The interface devices of that layer (charge sensing, refresh, level conversion to the launcher drive) are conventional electronics and are itemized in Section 9.</w:t>
+        <w:t xml:space="preserve">cells and recirculating loops serve only small fast registers. The fabric is a plasmonic datapath wrapped in an electronic memory layer — a hybrid by design, not by concession. The interface devices of that layer (charge sensing, refresh, level conversion to the launcher drive) are conventional electronics and are itemized in Section 9.</w:t>
       </w:r>
     </w:p>
     <w:p>
@@ -4357,23 +2931,7 @@
           <w:i/>
           <w:sz w:val="18"/>
         </w:rPr>
-        <w:t xml:space="preserve">Half-adder truth table. The OR, AND </w:t>
-      </w:r>
-      <w:proofErr w:type="spellStart"/>
-      <w:r>
-        <w:rPr>
-          <w:i/>
-          <w:sz w:val="18"/>
-        </w:rPr>
-        <w:t>and</w:t>
-      </w:r>
-      <w:proofErr w:type="spellEnd"/>
-      <w:r>
-        <w:rPr>
-          <w:i/>
-          <w:sz w:val="18"/>
-        </w:rPr>
-        <w:t xml:space="preserve"> NOT columns are the intermediate plasmonic signals at the three internal cells; S and C are the read-out ports.</w:t>
+        <w:t xml:space="preserve">Half-adder truth table. The OR, AND and NOT columns are the intermediate plasmonic signals at the three internal cells; S and C are the read-out ports.</w:t>
       </w:r>
     </w:p>
     <w:tbl>
@@ -4517,21 +3075,7 @@
               <w:rPr>
                 <w:sz w:val="20"/>
               </w:rPr>
-              <w:t xml:space="preserve">≈ 1 </w:t>
-            </w:r>
-            <w:proofErr w:type="spellStart"/>
-            <w:r>
-              <w:rPr>
-                <w:sz w:val="20"/>
-              </w:rPr>
-              <w:t>ps</w:t>
-            </w:r>
-            <w:proofErr w:type="spellEnd"/>
-            <w:r>
-              <w:rPr>
-                <w:sz w:val="20"/>
-              </w:rPr>
-              <w:t xml:space="preserve"> (depth 3, sub-slot)</w:t>
+              <w:t xml:space="preserve">≈ 1 ps (depth 3, sub-slot)</w:t>
             </w:r>
           </w:p>
         </w:tc>
@@ -4707,35 +3251,7 @@
               <w:rPr>
                 <w:sz w:val="20"/>
               </w:rPr>
-              <w:t xml:space="preserve">~0.09 </w:t>
-            </w:r>
-            <w:proofErr w:type="spellStart"/>
-            <w:r>
-              <w:rPr>
-                <w:sz w:val="20"/>
-              </w:rPr>
-              <w:t>mW</w:t>
-            </w:r>
-            <w:proofErr w:type="spellEnd"/>
-            <w:r>
-              <w:rPr>
-                <w:sz w:val="20"/>
-              </w:rPr>
-              <w:t xml:space="preserve"> at the operating bias (1.2 kW/cm² × 7 × 10⁻⁸ cm²); up to ~0.12 </w:t>
-            </w:r>
-            <w:proofErr w:type="spellStart"/>
-            <w:r>
-              <w:rPr>
-                <w:sz w:val="20"/>
-              </w:rPr>
-              <w:t>mW</w:t>
-            </w:r>
-            <w:proofErr w:type="spellEnd"/>
-            <w:r>
-              <w:rPr>
-                <w:sz w:val="20"/>
-              </w:rPr>
-              <w:t xml:space="preserve"> at the upper calibration bound</w:t>
+              <w:t xml:space="preserve">~0.09 mW at the operating bias (1.2 kW/cm² × 7 × 10⁻⁸ cm²); up to ~0.12 mW at the upper calibration bound</w:t>
             </w:r>
           </w:p>
         </w:tc>
@@ -4780,16 +3296,8 @@
               <w:rPr>
                 <w:sz w:val="20"/>
               </w:rPr>
-              <w:t xml:space="preserve">≈ 0.35–0.5 </w:t>
-            </w:r>
-            <w:proofErr w:type="spellStart"/>
-            <w:r>
-              <w:rPr>
-                <w:sz w:val="20"/>
-              </w:rPr>
-              <w:t>fJ</w:t>
-            </w:r>
-            <w:proofErr w:type="spellEnd"/>
+              <w:t xml:space="preserve">≈ 0.35–0.5 fJ</w:t>
+            </w:r>
           </w:p>
         </w:tc>
         <w:tc>
@@ -4955,8 +3463,6 @@
     <w:p>
       <w:r>
         <w:t xml:space="preserve">Each pass is a deliberately transparent reduced-order model. “In-model” throughout this manuscript means: established within this chain, under its stated assumptions, and not yet </w:t>
-      </w:r>
-      <w:r>
         <w:lastRenderedPageBreak/>
         <w:t>measured. The chain is ordered so that each pass either kills the design or sharpens the next pass’s question — in brief: Pass 1 rules out brute-force bulk gain and selects resonant cells; Pass 2 finds the low-density window where a resonant cell breaks even; Pass 3 locates the regenerative operating point; Pass 4 establishes cascade, noise, and yield; Pass 5 bounds the model’s own validity. This section reports results only; the governing equations, conventions, and the runnable solver for each pass are collected in Appendix A. All bias-dependent results are reported relative to threshold (Section 7.3).</w:t>
       </w:r>
@@ -4971,63 +3477,7 @@
     </w:p>
     <w:p>
       <w:r>
-        <w:t xml:space="preserve">A drift-Doppler cascade model established two independent failures at the highest candidate density, n = 10¹³ cm⁻² — the natural first choice for a robust, well-confined plasmon. Bulk convective gain is impossible: the density-dependent saturation velocity </w:t>
-      </w:r>
-      <w:proofErr w:type="spellStart"/>
-      <w:r>
-        <w:t>v_sat</w:t>
-      </w:r>
-      <w:proofErr w:type="spellEnd"/>
-      <w:r>
-        <w:t xml:space="preserve">(n) ≈ </w:t>
-      </w:r>
-      <w:proofErr w:type="spellStart"/>
-      <w:r>
-        <w:t>ω_OP</w:t>
-      </w:r>
-      <w:proofErr w:type="spellEnd"/>
-      <w:r>
-        <w:t>/</w:t>
-      </w:r>
-      <w:proofErr w:type="spellStart"/>
-      <w:r>
-        <w:t>k_F</w:t>
-      </w:r>
-      <w:proofErr w:type="spellEnd"/>
-      <w:r>
-        <w:t xml:space="preserve">, with </w:t>
-      </w:r>
-      <w:proofErr w:type="spellStart"/>
-      <w:r>
-        <w:t>ω_OP</w:t>
-      </w:r>
-      <w:proofErr w:type="spellEnd"/>
-      <w:r>
-        <w:t xml:space="preserve"> the graphene optical-phonon frequency (≈ 4.5–5.4×10⁵ m/s at 10¹³ cm⁻² [9], against s ≈ 4×10⁶ m/s there) caps </w:t>
-      </w:r>
-      <w:proofErr w:type="spellStart"/>
-      <w:r>
-        <w:t>v_d</w:t>
-      </w:r>
-      <w:proofErr w:type="spellEnd"/>
-      <w:r>
-        <w:t>/</w:t>
-      </w:r>
-      <w:proofErr w:type="spellStart"/>
-      <w:r>
-        <w:t>v_p</w:t>
-      </w:r>
-      <w:proofErr w:type="spellEnd"/>
-      <w:r>
-        <w:t xml:space="preserve"> at ≈ 0.13, so uniform drift can at best halve the per-gate loss — transparency is unreachable. Independently, the drive heat at that density (~190 kW/cm² at </w:t>
-      </w:r>
-      <w:proofErr w:type="spellStart"/>
-      <w:r>
-        <w:t>v_sat</w:t>
-      </w:r>
-      <w:proofErr w:type="spellEnd"/>
-      <w:r>
-        <w:t>) caps the duty cycle at well under 1 % at any fill convention under the 80 °C budget. Both failures point the same way: lower density, resonant cells. The demonstrated amplification of [2] is consistent with this conclusion — it is a resonant, boundary-mediated effect by any of its candidate explanations (Section 2), not bulk traveling-wave gain.</w:t>
+        <w:t xml:space="preserve">A drift-Doppler cascade model established two independent failures at the highest candidate density, n = 10¹³ cm⁻² — the natural first choice for a robust, well-confined plasmon. Bulk convective gain is impossible: the density-dependent saturation velocity v_sat(n) ≈ ω_OP/k_F, with ω_OP the graphene optical-phonon frequency (≈ 4.5–5.4×10⁵ m/s at 10¹³ cm⁻² [9], against s ≈ 4×10⁶ m/s there) caps v_d/v_p at ≈ 0.13, so uniform drift can at best halve the per-gate loss — transparency is unreachable. Independently, the drive heat at that density (~190 kW/cm² at v_sat) caps the duty cycle at well under 1 % at any fill convention under the 80 °C budget. Both failures point the same way: lower density, resonant cells. The demonstrated amplification of [2] is consistent with this conclusion — it is a resonant, boundary-mediated effect by any of its candidate explanations (Section 2), not bulk traveling-wave gain.</w:t>
       </w:r>
     </w:p>
     <w:p>
@@ -5091,71 +3541,7 @@
           <w:i/>
           <w:sz w:val="18"/>
         </w:rPr>
-        <w:t xml:space="preserve">Pass 1, at n = 10¹³ cm⁻² and 353 K. (A) Passive signal vs gate depth for the candidate per-gate budgets. (B) Net per-gate result vs drift ratio </w:t>
-      </w:r>
-      <w:proofErr w:type="spellStart"/>
-      <w:r>
-        <w:rPr>
-          <w:i/>
-          <w:sz w:val="18"/>
-        </w:rPr>
-        <w:t>v_d</w:t>
-      </w:r>
-      <w:proofErr w:type="spellEnd"/>
-      <w:r>
-        <w:rPr>
-          <w:i/>
-          <w:sz w:val="18"/>
-        </w:rPr>
-        <w:t>/</w:t>
-      </w:r>
-      <w:proofErr w:type="spellStart"/>
-      <w:r>
-        <w:rPr>
-          <w:i/>
-          <w:sz w:val="18"/>
-        </w:rPr>
-        <w:t>v_p</w:t>
-      </w:r>
-      <w:proofErr w:type="spellEnd"/>
-      <w:r>
-        <w:rPr>
-          <w:i/>
-          <w:sz w:val="18"/>
-        </w:rPr>
-        <w:t xml:space="preserve">: transparency is unreachable below </w:t>
-      </w:r>
-      <w:proofErr w:type="spellStart"/>
-      <w:r>
-        <w:rPr>
-          <w:i/>
-          <w:sz w:val="18"/>
-        </w:rPr>
-        <w:t>v_sat</w:t>
-      </w:r>
-      <w:proofErr w:type="spellEnd"/>
-      <w:r>
-        <w:rPr>
-          <w:i/>
-          <w:sz w:val="18"/>
-        </w:rPr>
-        <w:t xml:space="preserve">. (C) Steady-state chip ΔT vs drift velocity against the 55 K budget. (D) Achievable cascade depth vs per-cell net gain. Per-gate loss convention: one </w:t>
-      </w:r>
-      <w:proofErr w:type="spellStart"/>
-      <w:r>
-        <w:rPr>
-          <w:i/>
-          <w:sz w:val="18"/>
-        </w:rPr>
-        <w:t>λ_p</w:t>
-      </w:r>
-      <w:proofErr w:type="spellEnd"/>
-      <w:r>
-        <w:rPr>
-          <w:i/>
-          <w:sz w:val="18"/>
-        </w:rPr>
-        <w:t>/2 of propagation (Appendix A).</w:t>
+        <w:t xml:space="preserve">Pass 1, at n = 10¹³ cm⁻² and 353 K. (A) Passive signal vs gate depth for the candidate per-gate budgets. (B) Net per-gate result vs drift ratio v_d/v_p: transparency is unreachable below v_sat. (C) Steady-state chip ΔT vs drift velocity against the 55 K budget. (D) Achievable cascade depth vs per-cell net gain. Per-gate loss convention: one λ_p/2 of propagation (Appendix A).</w:t>
       </w:r>
     </w:p>
     <w:p>
@@ -5169,31 +3555,7 @@
     </w:p>
     <w:p>
       <w:r>
-        <w:t xml:space="preserve">Applying the DS increment, Eq. (2), to a 1-THz-tuned cell shows that a single, non-regenerative resonant cell can at best reach break-even. Biased as hard as the saturation velocity allows, the amplified drain reflection (s + v₀)/(s − v₀) only cancels the round-trip loss: net round-trip gain hovers near 0 dB across the whole low-density window and turns negative once </w:t>
-      </w:r>
-      <w:proofErr w:type="spellStart"/>
-      <w:r>
-        <w:t>v_sat</w:t>
-      </w:r>
-      <w:proofErr w:type="spellEnd"/>
-      <w:r>
-        <w:t xml:space="preserve"> caps the achievable drift below threshold — about −0.3 dB by 10¹³ cm⁻², where </w:t>
-      </w:r>
-      <w:proofErr w:type="spellStart"/>
-      <w:r>
-        <w:t>v_sat</w:t>
-      </w:r>
-      <w:proofErr w:type="spellEnd"/>
-      <w:r>
-        <w:t>/s ≈ 0.13 holds M/</w:t>
-      </w:r>
-      <w:proofErr w:type="spellStart"/>
-      <w:r>
-        <w:t>M_th</w:t>
-      </w:r>
-      <w:proofErr w:type="spellEnd"/>
-      <w:r>
-        <w:t xml:space="preserve"> near 0.9. The low-density requirement is therefore a gain requirement, not only a thermal one; but reaching break-even is not reaching the +8 dB the logic needs, and a single transit never closes that gap. That is the work of the multi-pass regeneration of Pass 3. This pass also set the logic-margin design rule (k ≥ 8, extinction ≥ 10 dB), bounded the carrier-recovery ISI as benign, and derived the re-sync spacing law quoted in Section 6.2, making NF ≲ 4 dB the sharpest requirement on the cell. Fan-out-grade single-transit gain (a 3 dB split, 1–3 dB junction loss, and restoration headroom) was unreachable without regeneration — a gap the next pass closes.</w:t>
+        <w:t xml:space="preserve">Applying the DS increment, Eq. (2), to a 1-THz-tuned cell shows that a single, non-regenerative resonant cell can at best reach break-even. Biased as hard as the saturation velocity allows, the amplified drain reflection (s + v₀)/(s − v₀) only cancels the round-trip loss: net round-trip gain hovers near 0 dB across the whole low-density window and turns negative once v_sat caps the achievable drift below threshold — about −0.3 dB by 10¹³ cm⁻², where v_sat/s ≈ 0.13 holds M/M_th near 0.9. The low-density requirement is therefore a gain requirement, not only a thermal one; but reaching break-even is not reaching the +8 dB the logic needs, and a single transit never closes that gap. That is the work of the multi-pass regeneration of Pass 3. This pass also set the logic-margin design rule (k ≥ 8, extinction ≥ 10 dB), bounded the carrier-recovery ISI as benign, and derived the re-sync spacing law quoted in Section 6.2, making NF ≲ 4 dB the sharpest requirement on the cell. Fan-out-grade single-transit gain (a 3 dB split, 1–3 dB junction loss, and restoration headroom) was unreachable without regeneration — a gap the next pass closes.</w:t>
       </w:r>
     </w:p>
     <w:p>
@@ -5270,112 +3632,14 @@
     </w:p>
     <w:p>
       <w:r>
-        <w:t>A nonlinear shallow-water solver with the DS boundary conditions confirms what the transit picture misses: below its oscillation threshold the cell is a multi-pass regenerative amplifier. The cavity transfer is a Fabry-Perot below threshold — the current-clamped drain reflects with amplitude (s + v₀)</w:t>
-      </w:r>
-      <w:proofErr w:type="gramStart"/>
-      <w:r>
-        <w:t>/(</w:t>
-      </w:r>
-      <w:proofErr w:type="gramEnd"/>
-      <w:r>
-        <w:t xml:space="preserve">s − v₀) &gt; 1, the density-clamped source with |r| = 1, and the round-trip loop closes self-oscillation at loop gain unity, which recovers </w:t>
-      </w:r>
-      <w:proofErr w:type="spellStart"/>
-      <w:r>
-        <w:t>M_th</w:t>
-      </w:r>
-      <w:proofErr w:type="spellEnd"/>
-      <w:r>
-        <w:t xml:space="preserve"> of Eq. (3) exactly. The solver’s numerical dissipation inflates its measured threshold to </w:t>
-      </w:r>
-      <w:proofErr w:type="spellStart"/>
-      <w:r>
-        <w:t>M_th,num</w:t>
-      </w:r>
-      <w:proofErr w:type="spellEnd"/>
-      <w:r>
-        <w:t xml:space="preserve"> </w:t>
-      </w:r>
-      <w:r>
+        <w:t xml:space="preserve">A nonlinear shallow-water solver with the DS boundary conditions confirms what the transit picture misses: below its oscillation threshold the cell is a multi-pass regenerative amplifier. The cavity transfer is a Fabry-Perot below threshold — the current-clamped drain reflects with amplitude (s + v₀)/(s − v₀) &gt; 1, the density-clamped source with |r| = 1, and the round-trip loop closes self-oscillation at loop gain unity, which recovers M_th of Eq. (3) exactly. The solver’s numerical dissipation inflates its measured threshold to M_th,num </w:t>
         <w:lastRenderedPageBreak/>
-        <w:t>≈ 0.17, about 15 % above the analytic 0.147 — a Lax-Friedrichs diffusion artifact that shrinks toward the analytic value as the grid is refined (Appendix A) — so all solver results are quoted at the ratio M/</w:t>
-      </w:r>
-      <w:proofErr w:type="spellStart"/>
-      <w:r>
-        <w:t>M_th,num</w:t>
-      </w:r>
-      <w:proofErr w:type="spellEnd"/>
-      <w:r>
-        <w:t xml:space="preserve">. Net gain referenced to the identical passive cell rises from break-even (cancelling the 2.56 dB per-gate loss — one </w:t>
-      </w:r>
-      <w:proofErr w:type="spellStart"/>
-      <w:r>
-        <w:t>λ_p</w:t>
-      </w:r>
-      <w:proofErr w:type="spellEnd"/>
-      <w:r>
-        <w:t>/2 of propagation, Appendix A) at M/</w:t>
-      </w:r>
-      <w:proofErr w:type="spellStart"/>
-      <w:r>
-        <w:t>M_th</w:t>
-      </w:r>
-      <w:proofErr w:type="spellEnd"/>
-      <w:r>
-        <w:t xml:space="preserve"> ≈ 0.3 through +9.7 dB continuous-wave at M/</w:t>
-      </w:r>
-      <w:proofErr w:type="spellStart"/>
-      <w:r>
-        <w:t>M_th</w:t>
-      </w:r>
-      <w:proofErr w:type="spellEnd"/>
-      <w:r>
-        <w:t xml:space="preserve"> ≈ 0.7 toward formal divergence at threshold. The cell is low-Q (Q ≈ 6), so a finite few-cycle pulse does not fully charge it: driven with the actual clock waveform — 3-cycle pulses at 0.25 THz — the solver delivers ≈ +8 dB per pulse in steady streaming operation (each pulse riding the cavity field left by its predecessors), below the continuous-wave ceiling. Near threshold the cell rings: the cavity ring-down reaches ~4–5 </w:t>
-      </w:r>
-      <w:proofErr w:type="spellStart"/>
-      <w:r>
-        <w:t>ps</w:t>
-      </w:r>
-      <w:proofErr w:type="spellEnd"/>
-      <w:r>
-        <w:t xml:space="preserve"> (comparable to the slot) and the pulse-to-pulse spread reaches 5 dB by 0.94·M_th. This is the regenerative amplifier’s classic gain-versus-stability trade-off, and it is why the working point is held at 0.7·M_th — where the ring-down both lifts the per-pulse gain to its +8 dB streaming value and sets the inter-symbol budget the re-sync stations manage (Section 6.2).</w:t>
-      </w:r>
-    </w:p>
-    <w:p>
-      <w:r>
-        <w:t xml:space="preserve">Because the operating drift sits far below </w:t>
-      </w:r>
-      <w:proofErr w:type="spellStart"/>
-      <w:r>
-        <w:t>v_sat</w:t>
-      </w:r>
-      <w:proofErr w:type="spellEnd"/>
-      <w:r>
-        <w:t>(10¹²) ≈ 1.4×10⁶ m/s, Joule heat falls ~25-fold against an at-</w:t>
-      </w:r>
-      <w:proofErr w:type="spellStart"/>
-      <w:r>
-        <w:t>v_sat</w:t>
-      </w:r>
-      <w:proofErr w:type="spellEnd"/>
-      <w:r>
-        <w:t xml:space="preserve"> drive at the same density, and ~100-fold against the Pass-1 corner. Of that ~100×, the dominant ~32× comes from the density itself (heat ∝ </w:t>
-      </w:r>
-      <w:proofErr w:type="spellStart"/>
-      <w:r>
-        <w:t>n·m</w:t>
-      </w:r>
-      <w:proofErr w:type="spellEnd"/>
-      <w:r>
-        <w:t xml:space="preserve">*·v², with the effective mass m* = E_F/v_F² ∝ √n) and only ~3× from operating below the </w:t>
-      </w:r>
-      <w:proofErr w:type="spellStart"/>
-      <w:r>
-        <w:t>v_sat</w:t>
-      </w:r>
-      <w:proofErr w:type="spellEnd"/>
-      <w:r>
-        <w:t xml:space="preserve"> ≈ 5×10⁵ m/s of the high-density case. The exact periodic-slab thermal solution then gives the duty figures of Section 8.2. Heat stops selecting the density — disorder takes over that role: the chain’s disorder Monte-Carlo (Figure 9D, reported with Pass 4) gave ~87–100 % cell yield at n = 10¹² over a broad disorder sweep, degrading steadily toward 10¹¹ as the logic swing approaches the puddle scale; restricting to the literature disorder values (Section 7.4) tightens the n = 10¹² yield to 98–100 %.</w:t>
+        <w:t xml:space="preserve">≈ 0.17, about 15 % above the analytic 0.147 — a Lax-Friedrichs diffusion artifact, measured at the package’s single released grid (N = 240); the refinement study that would confirm convergence to the analytic value is open work (Appendix A) — so all solver results are quoted at the ratio M/M_th,num. Net gain referenced to the identical passive cell rises from break-even (cancelling the 2.56 dB per-gate loss — one λ_p/2 of propagation, Appendix A) at M/M_th ≈ 0.3 through +9.7 dB continuous-wave at M/M_th ≈ 0.7 toward formal divergence at threshold. The cell is low-Q (Q ≈ 6), so an isolated few-cycle pulse does not fully charge it: the analytic recirculation of a single 3-cycle burst yields ≈ +6.3 dB, about 3.4 dB below the continuous-wave ceiling. Driven with the actual clock waveform — 3-cycle pulses at 0.25 THz, a ≈ 75 %-duty train in which each pulse rides the cavity field left by its predecessors — the solver delivers ≈ +8 dB per pulse in steady streaming operation. Community re-derivation (July 2026; the calibration notes in the project repository) shows that for this streaming train the residual gap to the continuous-wave figure is not buildup physics (≲ 0.1 dB in an energy metric) but three comparable measurement and calibration conventions, which do not add independently: the solver drives at f₀ a cavity built at the zero-drift quarter-wave length, about half a half-linewidth off the drifted cavity’s resonance f₀(1 − M²) (≈ 0.7–1.0 dB; the design geometry, L ≈ 576 nm at bias, retunes this away by construction); the streaming figure is a per-slot peak-amplitude ratio while the continuous-wave figure is an energy-enhancement ratio (≈ 0.7 dB); and the drive amplitude sits near the 1 %-swing compression knee (≈ 0.2–0.8 dB). The exported +8 dB is therefore conservative for a design-length cell, and a drive-frequency sweep in the released solver is the decisive check (open). Near threshold the cell rings: the cavity ring-down reaches ~4–5 ps (comparable to the slot) and the pulse-to-pulse spread reaches 5 dB by 0.94·M_th. This is the regenerative amplifier’s classic gain-versus-stability trade-off, and it is why the working point is held at 0.7·M_th — where the ring-down both lifts the per-pulse gain to its +8 dB streaming value and sets the inter-symbol budget the re-sync stations manage (Section 6.2).</w:t>
+      </w:r>
+    </w:p>
+    <w:p>
+      <w:r>
+        <w:t xml:space="preserve">Because the operating drift sits far below v_sat(10¹²) ≈ 1.4×10⁶ m/s, Joule heat falls ~25-fold against an at-v_sat drive at the same density, and ~100-fold against the Pass-1 corner. Of that ~100×, the dominant ~32× comes from the density itself (heat ∝ n·m*·v², with the effective mass m* = E_F/v_F² ∝ √n) and only ~3× from operating below the v_sat ≈ 5×10⁵ m/s of the high-density case. The exact periodic-slab thermal solution then gives the duty figures of Section 8.2. Heat stops selecting the density — disorder takes over that role: the chain’s disorder Monte-Carlo (Figure 9D, reported with Pass 4) gave ~87–100 % cell yield at n = 10¹² over a broad disorder sweep, degrading steadily toward 10¹¹ as the logic swing approaches the puddle scale; restricting to the literature disorder values (Section 7.4) tightens the n = 10¹² yield to 98–100 %.</w:t>
       </w:r>
     </w:p>
     <w:p>
@@ -5440,64 +3704,7 @@
           <w:i/>
           <w:sz w:val="18"/>
         </w:rPr>
-        <w:t>Pass 3 (</w:t>
-      </w:r>
-      <w:proofErr w:type="spellStart"/>
-      <w:r>
-        <w:rPr>
-          <w:i/>
-          <w:sz w:val="18"/>
-        </w:rPr>
-        <w:t>M_</w:t>
-      </w:r>
-      <w:proofErr w:type="gramStart"/>
-      <w:r>
-        <w:rPr>
-          <w:i/>
-          <w:sz w:val="18"/>
-        </w:rPr>
-        <w:t>th,num</w:t>
-      </w:r>
-      <w:proofErr w:type="spellEnd"/>
-      <w:proofErr w:type="gramEnd"/>
-      <w:r>
-        <w:rPr>
-          <w:i/>
-          <w:sz w:val="18"/>
-        </w:rPr>
-        <w:t xml:space="preserve"> ≈ 0.17; operating ratio M/</w:t>
-      </w:r>
-      <w:proofErr w:type="spellStart"/>
-      <w:r>
-        <w:rPr>
-          <w:i/>
-          <w:sz w:val="18"/>
-        </w:rPr>
-        <w:t>M_th</w:t>
-      </w:r>
-      <w:proofErr w:type="spellEnd"/>
-      <w:r>
-        <w:rPr>
-          <w:i/>
-          <w:sz w:val="18"/>
-        </w:rPr>
-        <w:t xml:space="preserve"> = 0.7). (A) Cavity growth rate vs drift, analytic Eq. (2) vs the nonlinear solver, both thresholds marked — the solver’s numerical diffusion shifts its threshold ~15 % higher. (B) Sub-threshold CW regenerative net gain vs M; break-even at the per-gate (</w:t>
-      </w:r>
-      <w:proofErr w:type="spellStart"/>
-      <w:r>
-        <w:rPr>
-          <w:i/>
-          <w:sz w:val="18"/>
-        </w:rPr>
-        <w:t>λ_p</w:t>
-      </w:r>
-      <w:proofErr w:type="spellEnd"/>
-      <w:r>
-        <w:rPr>
-          <w:i/>
-          <w:sz w:val="18"/>
-        </w:rPr>
-        <w:t>/2) loss; +9.7 dB at the working ratio. (C) Gain compression vs drive amplitude — the logic rail (1 dB at ≈1 % swing). (D) The 0.25 THz few-cycle pulse train building up in the cell (solver, intracavity field).</w:t>
+        <w:t xml:space="preserve">Pass 3 (M_th,num ≈ 0.17; operating ratio M/M_th = 0.7). (A) Cavity growth rate vs drift, analytic Eq. (2) vs the nonlinear solver, both thresholds marked — the solver’s numerical diffusion shifts its threshold ~15 % higher. (B) Sub-threshold CW regenerative net gain vs M; break-even at the per-gate (λ_p/2) loss; +9.7 dB at the working ratio. (C) Gain compression vs drive amplitude — the logic rail (1 dB at ≈1 % swing). (D) The 0.25 THz few-cycle pulse train building up in the cell (solver, intracavity field).</w:t>
       </w:r>
     </w:p>
     <w:p>
@@ -5510,15 +3717,7 @@
     </w:p>
     <w:p>
       <w:r>
-        <w:t xml:space="preserve">The architecture’s load-bearing claim — </w:t>
-      </w:r>
-      <w:proofErr w:type="spellStart"/>
-      <w:r>
-        <w:t>cascadability</w:t>
-      </w:r>
-      <w:proofErr w:type="spellEnd"/>
-      <w:r>
-        <w:t xml:space="preserve"> — was then tested directly: two cells chained through junction transmissions of 0/−1/−3/−6 dB sustain +8.4 to +9.3 dB net per cell (two-cell total ~+17–19 dB over the passive chain), with cell 2 performing on cell 1’s output as on a clean train, and per-cell gain rising as junction loss moves the input below the saturation knee — the restoring rail in action. The per-cell figure tracks the single-cell streaming gain of Section 7.3 (+8 dB), edging higher only where junction loss unloads the rail.</w:t>
+        <w:t xml:space="preserve">The architecture’s load-bearing claim — cascadability — was then budgeted at cell level: with cells chained through junction transmissions of 0/−1/−3/−6 dB, the analytic cascade budget — the continuous-wave cell transfer less its compression at the junction-attenuated operating swing — sustains +8.4 to +9.3 dB net per cell (two-cell total ~+17–19 dB over the passive chain, computed as twice the per-cell figure), with per-cell gain rising as junction loss moves the input below the saturation knee — the restoring rail in action. The per-cell figure is the continuous-wave gain less ≈ 1.3 dB of in-model compression at the operating swing, edging higher where junction loss unloads the rail; its numerical proximity to the streaming figure of Section 7.3 (+8 dB) reflects those two conventions, not an independent cross-check. The direct two-cell time-domain test is open work (Revision notes).</w:t>
       </w:r>
     </w:p>
     <w:p>
@@ -5529,7 +3728,7 @@
         <w:t xml:space="preserve">Noise. </w:t>
       </w:r>
       <w:r>
-        <w:t>For a matched-temperature, phase-insensitive amplifier the noise-figure floor is F = 2 − 1/G (Eq. 7), i.e. ≈ 2.8 dB at the operating gain; total output noise then sits ≈ G·F ≈ +12 dB above the input thermal floor. This floor is what the re-sync spacing law of Section 6.2 consumes, and it places the NF ≤ 4 dB cell requirement comfortably within reach. An absolute added-noise calibration against this floor — the one quantity the reduced-order chain bounds but does not pin — is assigned to the Boltzmann–Maxwell tier (Section 10).</w:t>
+        <w:t>For a matched-temperature, phase-insensitive amplifier the noise-figure floor is F = 2 − 1/G (Eq. 7), i.e. 2.77 dB at the 353 K operating gain (+9.66 dB; the matched input floor cancels the thermal occupation, so temperature enters only through G(T) — Revision notes); total output noise then sits ≈ G·F ≈ +12 dB above the input thermal floor. This floor is what the re-sync spacing law of Section 6.2 consumes, and it places the NF ≤ 4 dB cell requirement comfortably within reach. An absolute added-noise calibration against this floor — the one quantity the reduced-order chain bounds but does not pin — is assigned to the Boltzmann–Maxwell tier (Section 10).</w:t>
       </w:r>
     </w:p>
     <w:p>
@@ -5538,44 +3737,12 @@
         <w:jc w:val="center"/>
       </w:pPr>
       <w:r>
-        <w:t xml:space="preserve">F = 2 − 1/G   </w:t>
-      </w:r>
-      <w:proofErr w:type="gramStart"/>
-      <w:r>
-        <w:t xml:space="preserve">   (</w:t>
-      </w:r>
-      <w:proofErr w:type="gramEnd"/>
-      <w:r>
-        <w:t>7)</w:t>
-      </w:r>
-    </w:p>
-    <w:p>
-      <w:r>
-        <w:t xml:space="preserve">Finally, literature disorder values (σ ≈ 2.5×10⁹ cm⁻² for graphene on ultra-flat </w:t>
-      </w:r>
-      <w:proofErr w:type="spellStart"/>
-      <w:r>
-        <w:t>hBN</w:t>
-      </w:r>
-      <w:proofErr w:type="spellEnd"/>
-      <w:r>
-        <w:t xml:space="preserve"> [12]; ~4×10¹⁰ cm⁻² for typical encapsulated stacks [14], with </w:t>
-      </w:r>
-      <w:proofErr w:type="spellStart"/>
-      <w:r>
-        <w:t>SiO</w:t>
-      </w:r>
-      <w:proofErr w:type="spellEnd"/>
-      <w:r>
-        <w:t>₂-substrate values an order higher as the upper bound [13]) place cell yield at n = 10¹² at 98–100 % across the realistic range; 3×10¹¹ is a premium-material option (graphite-gate class). The yield criterion is explicit: a charge puddle of rms density σ broadens the cell’s threshold to √((n/k</w:t>
-      </w:r>
-      <w:proofErr w:type="gramStart"/>
-      <w:r>
-        <w:t>₀)²</w:t>
-      </w:r>
-      <w:proofErr w:type="gramEnd"/>
-      <w:r>
-        <w:t xml:space="preserve"> + σ²), so the puddle-broadened sharpness clears the regeneration floor only while σ stays below ≈ 0.16·n — the swing-to-puddle rule, tied directly to the k ≥ 8 design sharpness (Appendix A).</w:t>
+        <w:t xml:space="preserve">F = 2 − 1/G      (7)</w:t>
+      </w:r>
+    </w:p>
+    <w:p>
+      <w:r>
+        <w:t xml:space="preserve">Finally, literature disorder values (σ ≈ 2.5×10⁹ cm⁻² for graphene on ultra-flat hBN [12]; ~4×10¹⁰ cm⁻² for typical encapsulated stacks [14], with SiO₂-substrate values an order higher as the upper bound [13]) place cell yield at n = 10¹² at 98–100 % across the realistic range; 3×10¹¹ is a premium-material option (graphite-gate class). The yield criterion is explicit: a charge puddle of rms density σ broadens the cell’s threshold to √((n/k₀)² + σ²), so the puddle-broadened sharpness clears the regeneration floor only while σ stays below ≈ 0.16·n — the swing-to-puddle rule, tied directly to the k ≥ 8 design sharpness (Appendix A).</w:t>
       </w:r>
     </w:p>
     <w:p>
@@ -5640,7 +3807,7 @@
           <w:i/>
           <w:sz w:val="18"/>
         </w:rPr>
-        <w:t>Pass 4. (A) Cascade building block: the input pulse train and the amplified cell output (solver). (B) Per-cell and two-cell net gain vs junction transmission — per-cell gain rises as junction loss unloads the saturating rail. (C) Noise figure F = 2 − 1/G vs gain; floor ≈ 2.8 dB at the operating gain. (D) Monte-Carlo cell yield vs puddle density σ, with the literature range shaded; n = 10¹² clears it with margin.</w:t>
+        <w:t>Pass 4. (A) Cascade building block: the input pulse train and the amplified cell output (solver). (B) Per-cell and two-cell net gain vs junction transmission — per-cell gain rises as junction loss unloads the saturating rail. (C) Noise figure F = 2 − 1/G vs gain; floor 2.77 dB (353 K) at the operating gain. (D) Monte-Carlo cell yield vs puddle density σ, with the literature range shaded; n = 10¹² clears it with margin.</w:t>
       </w:r>
     </w:p>
     <w:p>
@@ -5659,111 +3826,7 @@
         <w:t xml:space="preserve">Kinetic validity. </w:t>
       </w:r>
       <w:r>
-        <w:t xml:space="preserve">The hydrodynamic equations behind Eq. (2) and the Pass-3 solver assume electron-electron collisions fast enough to keep the electron system a local fluid — quantified by </w:t>
-      </w:r>
-      <w:proofErr w:type="spellStart"/>
-      <w:r>
-        <w:t>ωτ_ee</w:t>
-      </w:r>
-      <w:proofErr w:type="spellEnd"/>
-      <w:r>
-        <w:t xml:space="preserve"> ≪ 1. The standard estimate for graphene’s electron-electron rate, 1/</w:t>
-      </w:r>
-      <w:proofErr w:type="spellStart"/>
-      <w:r>
-        <w:t>τ_ee</w:t>
-      </w:r>
-      <w:proofErr w:type="spellEnd"/>
-      <w:r>
-        <w:t xml:space="preserve"> ≈ (</w:t>
-      </w:r>
-      <w:proofErr w:type="spellStart"/>
-      <w:r>
-        <w:t>k_</w:t>
-      </w:r>
-      <w:proofErr w:type="gramStart"/>
-      <w:r>
-        <w:t>BT</w:t>
-      </w:r>
-      <w:proofErr w:type="spellEnd"/>
-      <w:r>
-        <w:t>)²</w:t>
-      </w:r>
-      <w:proofErr w:type="gramEnd"/>
-      <w:r>
-        <w:t>/(</w:t>
-      </w:r>
-      <w:proofErr w:type="spellStart"/>
-      <w:r>
-        <w:t>ħE_F</w:t>
-      </w:r>
-      <w:proofErr w:type="spellEnd"/>
-      <w:r>
-        <w:t xml:space="preserve">) [15], gives </w:t>
-      </w:r>
-      <w:proofErr w:type="spellStart"/>
-      <w:r>
-        <w:t>τ_ee</w:t>
-      </w:r>
-      <w:proofErr w:type="spellEnd"/>
-      <w:r>
-        <w:t xml:space="preserve"> ≈ 115 fs at 300 K and E_F = 117 </w:t>
-      </w:r>
-      <w:proofErr w:type="spellStart"/>
-      <w:r>
-        <w:t>meV</w:t>
-      </w:r>
-      <w:proofErr w:type="spellEnd"/>
-      <w:r>
-        <w:t xml:space="preserve"> — i.e. </w:t>
-      </w:r>
-      <w:proofErr w:type="spellStart"/>
-      <w:r>
-        <w:t>ωτ_ee</w:t>
-      </w:r>
-      <w:proofErr w:type="spellEnd"/>
-      <w:r>
-        <w:t xml:space="preserve"> ≈ 0.7 at 1 THz. The honest statement is that the hydrodynamic description at 1 THz and 300 K is marginal, not comfortable: </w:t>
-      </w:r>
-      <w:proofErr w:type="spellStart"/>
-      <w:r>
-        <w:t>ωτ_ee</w:t>
-      </w:r>
-      <w:proofErr w:type="spellEnd"/>
-      <w:r>
-        <w:t xml:space="preserve"> ≈ 0.7 sits at the collisional-to-</w:t>
-      </w:r>
-      <w:proofErr w:type="spellStart"/>
-      <w:r>
-        <w:t>collisionless</w:t>
-      </w:r>
-      <w:proofErr w:type="spellEnd"/>
-      <w:r>
-        <w:t xml:space="preserve"> crossover — the same crossover observed experimentally as the transition from acoustic plasmon to electronic sound [10] — with ℓ_ee/L ≈ 0.2, and the viscous correction ν q² (ν = v_F²τ_ee/4) is ≈ 20 % of 1/τ. The cell is marginal in space as well: L/ℓ_</w:t>
-      </w:r>
-      <w:proofErr w:type="spellStart"/>
-      <w:r>
-        <w:t>mfp</w:t>
-      </w:r>
-      <w:proofErr w:type="spellEnd"/>
-      <w:r>
-        <w:t xml:space="preserve"> ≈ 0.6–0.7 with ℓ_</w:t>
-      </w:r>
-      <w:proofErr w:type="spellStart"/>
-      <w:r>
-        <w:t>mfp</w:t>
-      </w:r>
-      <w:proofErr w:type="spellEnd"/>
-      <w:r>
-        <w:t xml:space="preserve"> = </w:t>
-      </w:r>
-      <w:proofErr w:type="spellStart"/>
-      <w:r>
-        <w:t>v_F·τ</w:t>
-      </w:r>
-      <w:proofErr w:type="spellEnd"/>
-      <w:r>
-        <w:t xml:space="preserve"> the momentum-relaxation mean free path, so transport in the cell is neither cleanly hydrodynamic nor cleanly ballistic. The gain numbers of Passes 3–4 therefore carry kinetic uncertainty at the tens-of-percent scale, and their certification passes to the Boltzmann–Maxwell tier as that tier’s highest-priority question (Section 10).</w:t>
+        <w:t xml:space="preserve">The hydrodynamic equations behind Eq. (2) and the Pass-3 solver assume electron-electron collisions fast enough to keep the electron system a local fluid — quantified by ωτ_ee ≪ 1. The standard estimate for graphene’s electron-electron rate, 1/τ_ee ≈ (k_BT)²/(ħE_F) [15], gives τ_ee ≈ 115 fs at 300 K and E_F = 117 meV — i.e. ωτ_ee ≈ 0.7 at 1 THz. The honest statement is that the hydrodynamic description at 1 THz and 300 K is marginal, not comfortable: ωτ_ee ≈ 0.7 sits at the collisional-to-collisionless crossover — the same crossover observed experimentally as the transition from acoustic plasmon to electronic sound [10] — with ℓ_ee/L ≈ 0.2, and the viscous correction ν q² (ν = v_F²τ_ee/4) is ≈ 20 % of 1/τ. The cell is marginal in space as well: L/ℓ_mfp ≈ 0.6–0.7 with ℓ_mfp = v_F·τ the momentum-relaxation mean free path, so transport in the cell is neither cleanly hydrodynamic nor cleanly ballistic. The gain numbers of Passes 3–4 therefore carry kinetic uncertainty at the tens-of-percent scale, and their certification passes to the Boltzmann–Maxwell tier as that tier’s highest-priority question (Section 10).</w:t>
       </w:r>
     </w:p>
     <w:p>
@@ -5774,15 +3837,7 @@
         <w:t xml:space="preserve">Coupled-cell stability. </w:t>
       </w:r>
       <w:r>
-        <w:t xml:space="preserve">Two DS-active segments on one continuous channel, with a midpoint density clamp swept from hard contact to fully free, are stable at every coupling strength, even at 0.9·M_th — the DS increment’s 1/L scaling protects long parasitic cavities (Figure 10). Charge-channel </w:t>
-      </w:r>
-      <w:proofErr w:type="spellStart"/>
-      <w:r>
-        <w:t>parasitics</w:t>
-      </w:r>
-      <w:proofErr w:type="spellEnd"/>
-      <w:r>
-        <w:t xml:space="preserve"> are therefore excluded in-model; the only remaining coupling channel is radiative/electromagnetic, which is precisely scoped to the Boltzmann–Maxwell tier.</w:t>
+        <w:t xml:space="preserve">Two DS-active segments on one continuous channel, with a midpoint density clamp swept from hard contact to fully free, are stable at every coupling strength, even at 0.9·M_th — the DS increment’s 1/L scaling protects long parasitic cavities (Figure 10). Charge-channel parasitics are therefore excluded in-model; the only remaining coupling channel is radiative/electromagnetic, which is precisely scoped to the Boltzmann–Maxwell tier.</w:t>
       </w:r>
     </w:p>
     <w:p>
@@ -5944,21 +3999,7 @@
               <w:rPr>
                 <w:sz w:val="20"/>
               </w:rPr>
-              <w:t>in-model yes: regenerative cell, ~+8 dB/pulse (CW +9.7 dB) at M/</w:t>
-            </w:r>
-            <w:proofErr w:type="spellStart"/>
-            <w:r>
-              <w:rPr>
-                <w:sz w:val="20"/>
-              </w:rPr>
-              <w:t>M_th</w:t>
-            </w:r>
-            <w:proofErr w:type="spellEnd"/>
-            <w:r>
-              <w:rPr>
-                <w:sz w:val="20"/>
-              </w:rPr>
-              <w:t xml:space="preserve"> = 0.7</w:t>
+              <w:t xml:space="preserve">in-model yes: regenerative cell, ~+8 dB/pulse streaming, per-slot-peak metric (CW +9.7 dB) at M/M_th = 0.7; calibration budget in Section 7.3</w:t>
             </w:r>
           </w:p>
         </w:tc>
@@ -5972,14 +4013,12 @@
             <w:tcW w:w="2880" w:type="dxa"/>
           </w:tcPr>
           <w:p>
-            <w:proofErr w:type="spellStart"/>
             <w:r>
               <w:rPr>
                 <w:sz w:val="20"/>
               </w:rPr>
               <w:t>Cascadability</w:t>
             </w:r>
-            <w:proofErr w:type="spellEnd"/>
           </w:p>
         </w:tc>
         <w:tc>
@@ -6022,7 +4061,7 @@
               <w:rPr>
                 <w:sz w:val="20"/>
               </w:rPr>
-              <w:t>NF floor 2.8 dB (F = 2 − 1/G); ≤ 4 dB required; absolute calibration to the Maxwell tier</w:t>
+              <w:t>NF floor 2.77 dB at 353 K (F = 2 − 1/G); ≤ 4 dB required; absolute calibration to the Maxwell tier</w:t>
             </w:r>
           </w:p>
         </w:tc>
@@ -6115,21 +4154,7 @@
               <w:rPr>
                 <w:sz w:val="20"/>
               </w:rPr>
-              <w:t>marginal (</w:t>
-            </w:r>
-            <w:proofErr w:type="spellStart"/>
-            <w:r>
-              <w:rPr>
-                <w:sz w:val="20"/>
-              </w:rPr>
-              <w:t>ωτ_ee</w:t>
-            </w:r>
-            <w:proofErr w:type="spellEnd"/>
-            <w:r>
-              <w:rPr>
-                <w:sz w:val="20"/>
-              </w:rPr>
-              <w:t xml:space="preserve"> ≈ 0.7): tens-of-percent uncertainty on gain; passes to the Boltzmann–Maxwell tier</w:t>
+              <w:t xml:space="preserve">marginal (ωτ_ee ≈ 0.7): tens-of-percent uncertainty on gain; passes to the Boltzmann–Maxwell tier</w:t>
             </w:r>
           </w:p>
         </w:tc>
@@ -6147,16 +4172,8 @@
               <w:rPr>
                 <w:sz w:val="20"/>
               </w:rPr>
-              <w:t xml:space="preserve">Coupled-cell </w:t>
-            </w:r>
-            <w:proofErr w:type="spellStart"/>
-            <w:r>
-              <w:rPr>
-                <w:sz w:val="20"/>
-              </w:rPr>
-              <w:t>parasitics</w:t>
-            </w:r>
-            <w:proofErr w:type="spellEnd"/>
+              <w:t xml:space="preserve">Coupled-cell parasitics</w:t>
+            </w:r>
           </w:p>
         </w:tc>
         <w:tc>
@@ -6261,21 +4278,7 @@
               <w:rPr>
                 <w:sz w:val="20"/>
               </w:rPr>
-              <w:t xml:space="preserve">Boltzmann–Maxwell </w:t>
-            </w:r>
-            <w:proofErr w:type="gramStart"/>
-            <w:r>
-              <w:rPr>
-                <w:sz w:val="20"/>
-              </w:rPr>
-              <w:t>solve</w:t>
-            </w:r>
-            <w:proofErr w:type="gramEnd"/>
-            <w:r>
-              <w:rPr>
-                <w:sz w:val="20"/>
-              </w:rPr>
-              <w:t xml:space="preserve"> (EM coupling, kinetic gain, absolute calibration) and the bench (Section 10)</w:t>
+              <w:t xml:space="preserve">Boltzmann–Maxwell solve (EM coupling, kinetic gain, absolute calibration) and the bench (Section 10)</w:t>
             </w:r>
           </w:p>
         </w:tc>
@@ -6303,23 +4306,7 @@
           <w:i/>
           <w:sz w:val="18"/>
         </w:rPr>
-        <w:t xml:space="preserve">The feasibility scoreboard: the ten questions the model chain was built to answer, and where each </w:t>
-      </w:r>
-      <w:proofErr w:type="gramStart"/>
-      <w:r>
-        <w:rPr>
-          <w:i/>
-          <w:sz w:val="18"/>
-        </w:rPr>
-        <w:t>stands</w:t>
-      </w:r>
-      <w:proofErr w:type="gramEnd"/>
-      <w:r>
-        <w:rPr>
-          <w:i/>
-          <w:sz w:val="18"/>
-        </w:rPr>
-        <w:t>.</w:t>
+        <w:t xml:space="preserve">The feasibility scoreboard: the ten questions the model chain was built to answer, and where each stands.</w:t>
       </w:r>
     </w:p>
     <w:p>
@@ -6340,76 +4327,12 @@
     </w:p>
     <w:p>
       <w:r>
-        <w:t xml:space="preserve">The intrinsic field energy is ~10 </w:t>
-      </w:r>
-      <w:proofErr w:type="spellStart"/>
-      <w:r>
-        <w:t>aJ</w:t>
-      </w:r>
-      <w:proofErr w:type="spellEnd"/>
-      <w:r>
-        <w:t xml:space="preserve"> per bit. The drive energy is set by the bias: at the operating point the per-cell dissipation is ~1.2 kW/cm² (P = </w:t>
-      </w:r>
-      <w:proofErr w:type="spellStart"/>
-      <w:r>
-        <w:t>n·m</w:t>
-      </w:r>
-      <w:proofErr w:type="spellEnd"/>
-      <w:r>
-        <w:t xml:space="preserve">*·v₀²/τ with m* = E_F/v_F², v₀ ≈ 2.4×10⁵ m/s, τ = 0.85 </w:t>
-      </w:r>
-      <w:proofErr w:type="spellStart"/>
-      <w:r>
-        <w:t>ps</w:t>
-      </w:r>
-      <w:proofErr w:type="spellEnd"/>
-      <w:r>
-        <w:t xml:space="preserve">), rising to ~1.7 kW/cm² if the in-situ threshold calibration lands at the solver-class bias (Section 7.3). For the half-adder block — seven biased cells (the five logic cells plus the two carry-alignment buffers, counted conservatively) of ~10⁻⁸ cm² each — that is 0.09–0.12 </w:t>
-      </w:r>
-      <w:proofErr w:type="spellStart"/>
-      <w:r>
-        <w:t>mW</w:t>
-      </w:r>
-      <w:proofErr w:type="spellEnd"/>
-      <w:r>
-        <w:t xml:space="preserve">, i.e. ≈ 0.35–0.5 </w:t>
-      </w:r>
-      <w:proofErr w:type="spellStart"/>
-      <w:r>
-        <w:t>fJ</w:t>
-      </w:r>
-      <w:proofErr w:type="spellEnd"/>
-      <w:r>
-        <w:t xml:space="preserve"> per addition at one addition per 4 ps. This is CMOS-class, not below it.</w:t>
-      </w:r>
-    </w:p>
-    <w:p>
-      <w:r>
-        <w:t xml:space="preserve">The system energy — microcomb wall-plug, DFB lasers, </w:t>
-      </w:r>
-      <w:proofErr w:type="spellStart"/>
-      <w:r>
-        <w:t>photomixers</w:t>
-      </w:r>
-      <w:proofErr w:type="spellEnd"/>
-      <w:r>
-        <w:t xml:space="preserve">, detectors — is far larger. A 1 W-class drive over 10⁴–10⁵ active cells at the 0.25 THz baseline symbol rate corresponds to ~40–400 </w:t>
-      </w:r>
-      <w:proofErr w:type="spellStart"/>
-      <w:r>
-        <w:t>aJ</w:t>
-      </w:r>
-      <w:proofErr w:type="spellEnd"/>
-      <w:r>
-        <w:t xml:space="preserve"> per operation (20–200 </w:t>
-      </w:r>
-      <w:proofErr w:type="spellStart"/>
-      <w:r>
-        <w:t>aJ</w:t>
-      </w:r>
-      <w:proofErr w:type="spellEnd"/>
-      <w:r>
-        <w:t xml:space="preserve"> at 0.5 THz). Any “orders below CMOS” claim survives only for the intrinsic field energy, never for the system [16, 17].</w:t>
+        <w:t xml:space="preserve">The intrinsic field energy is ~10 aJ per bit. The drive energy is set by the bias: at the operating point the per-cell dissipation is ~1.2 kW/cm² (P = n·m*·v₀²/τ with m* = E_F/v_F², v₀ ≈ 2.4×10⁵ m/s, τ = 0.85 ps), rising to ~1.7 kW/cm² if the in-situ threshold calibration lands at the solver-class bias (Section 7.3). For the half-adder block — seven biased cells (the five logic cells plus the two carry-alignment buffers, counted conservatively) of ~10⁻⁸ cm² each — that is 0.09–0.12 mW, i.e. ≈ 0.35–0.5 fJ per addition at one addition per 4 ps. This is CMOS-class, not below it.</w:t>
+      </w:r>
+    </w:p>
+    <w:p>
+      <w:r>
+        <w:t xml:space="preserve">The system energy — microcomb wall-plug, DFB lasers, photomixers, detectors — is far larger. A 1 W-class drive over 10⁴–10⁵ active cells at the 0.25 THz baseline symbol rate corresponds to ~40–400 aJ per operation (20–200 aJ at 0.5 THz). Any “orders below CMOS” claim survives only for the intrinsic field energy, never for the system [16, 17].</w:t>
       </w:r>
     </w:p>
     <w:p>
@@ -6422,52 +4345,12 @@
     </w:p>
     <w:p>
       <w:r>
-        <w:t xml:space="preserve">The ≤ 80 °C cap is a 55 K rise budget over 25 °C ambient, against an effective stack resistance </w:t>
-      </w:r>
-      <w:proofErr w:type="spellStart"/>
-      <w:r>
-        <w:t>R_th</w:t>
-      </w:r>
-      <w:proofErr w:type="spellEnd"/>
-      <w:r>
-        <w:t xml:space="preserve"> ≈ 0.10 K·cm²/W (consistent with ~500 µm of sapphire plus interface terms; the same </w:t>
-      </w:r>
-      <w:proofErr w:type="spellStart"/>
-      <w:r>
-        <w:t>R_th</w:t>
-      </w:r>
-      <w:proofErr w:type="spellEnd"/>
-      <w:r>
-        <w:t xml:space="preserve"> reproduces every duty figure in this manuscript). At the worst-case area fill of one-third, continuous drive at the operating bias gives ΔT ≈ 42 K — the budget closes with ~23 % margin. The margin is real but thin: at the upper, solver-class calibration bound of Section 8.1 the same calculation gives ΔT ≈ 55 K — the budget exactly saturated, zero margin, before any duty throttling. The budget therefore closes at the operating bias and sits right at the edge at the upper calibration bound; the thermal row of the scoreboard (Table 6) says both.</w:t>
-      </w:r>
-    </w:p>
-    <w:p>
-      <w:r>
-        <w:t>The half-adder block itself, at ~4 % fill, sits at ΔT ≈ 5 K and is thermally unconstrained. The positive-feedback loop (T → τ → Q → loss → more drive) is defanged by the ~150× headroom between the operating dissipation and the at-</w:t>
-      </w:r>
-      <w:proofErr w:type="spellStart"/>
-      <w:r>
-        <w:t>v_sat</w:t>
-      </w:r>
-      <w:proofErr w:type="spellEnd"/>
-      <w:r>
-        <w:t xml:space="preserve">, high-density corner of Pass 1 (whose own duty ceiling, ~0.3 % at full fill or ~0.9 % at fill ⅓, is fatal either way). Local heat flux at the cell (12–17 MW/m²) is benign against demonstrated </w:t>
-      </w:r>
-      <w:proofErr w:type="spellStart"/>
-      <w:r>
-        <w:t>hBN</w:t>
-      </w:r>
-      <w:proofErr w:type="spellEnd"/>
-      <w:r>
-        <w:t xml:space="preserve">/substrate interface </w:t>
-      </w:r>
-      <w:proofErr w:type="spellStart"/>
-      <w:r>
-        <w:t>conductances</w:t>
-      </w:r>
-      <w:proofErr w:type="spellEnd"/>
-      <w:r>
-        <w:t>; the budget is set by the substrate spreading term, not the interface (Section 9.7).</w:t>
+        <w:t xml:space="preserve">The ≤ 80 °C cap is a 55 K rise budget over 25 °C ambient, against an effective stack resistance R_th ≈ 0.10 K·cm²/W (consistent with ~500 µm of sapphire plus interface terms; the same R_th reproduces every duty figure in this manuscript). At the worst-case area fill of one-third, continuous drive at the operating bias gives ΔT ≈ 42 K — the budget closes with ~23 % margin. The margin is real but thin: at the upper, solver-class calibration bound of Section 8.1 the same calculation gives ΔT ≈ 55 K — the budget exactly saturated, zero margin, before any duty throttling. The budget therefore closes at the operating bias and sits right at the edge at the upper calibration bound; the thermal row of the scoreboard (Table 6) says both.</w:t>
+      </w:r>
+    </w:p>
+    <w:p>
+      <w:r>
+        <w:t xml:space="preserve">The half-adder block itself, at ~4 % fill, sits at ΔT ≈ 5 K and is thermally unconstrained. The positive-feedback loop (T → τ → Q → loss → more drive) is defanged by the ~150× headroom between the operating dissipation and the at-v_sat, high-density corner of Pass 1 (whose own duty ceiling, ~0.3 % at full fill or ~0.9 % at fill ⅓, is fatal either way). Local heat flux at the cell (12–17 MW/m²) is benign against demonstrated hBN/substrate interface conductances; the budget is set by the substrate spreading term, not the interface (Section 9.7).</w:t>
       </w:r>
     </w:p>
     <w:p>
@@ -6475,74 +4358,18 @@
         <w:pStyle w:val="Heading3"/>
       </w:pPr>
       <w:r>
-        <w:t xml:space="preserve">8.3 </w:t>
-      </w:r>
-      <w:proofErr w:type="spellStart"/>
-      <w:r>
-        <w:t>Behaviour</w:t>
-      </w:r>
-      <w:proofErr w:type="spellEnd"/>
-      <w:r>
-        <w:t xml:space="preserve"> under cooling — and the validity window</w:t>
-      </w:r>
-    </w:p>
-    <w:p>
-      <w:r>
-        <w:t xml:space="preserve">The cap also has a cold side. Re-running the Pass-3 cell with the τ(T) = </w:t>
-      </w:r>
-      <w:proofErr w:type="gramStart"/>
-      <w:r>
-        <w:t>τ(</w:t>
-      </w:r>
-      <w:proofErr w:type="gramEnd"/>
-      <w:r>
-        <w:t xml:space="preserve">300 </w:t>
-      </w:r>
-      <w:proofErr w:type="gramStart"/>
-      <w:r>
-        <w:t>K)·</w:t>
-      </w:r>
-      <w:proofErr w:type="gramEnd"/>
-      <w:r>
-        <w:t xml:space="preserve">(300/T) loss model shows per-gate loss falling from 2.17 dB at 300 K to 1.45 dB at 200 K (per </w:t>
-      </w:r>
-      <w:proofErr w:type="spellStart"/>
-      <w:r>
-        <w:t>λ_p</w:t>
-      </w:r>
-      <w:proofErr w:type="spellEnd"/>
-      <w:r>
-        <w:t xml:space="preserve">/2; Appendix A), the thermal noise floor dropping with T, and the servo-biased cell remaining regeneratively stable at every temperature swept. That stability is conditional on bias tracking: </w:t>
-      </w:r>
-      <w:proofErr w:type="spellStart"/>
-      <w:r>
-        <w:t>M_th</w:t>
-      </w:r>
-      <w:proofErr w:type="spellEnd"/>
-      <w:r>
-        <w:t xml:space="preserve"> scales with T (Eq. 3), so a bias fixed at 0.7·M_</w:t>
-      </w:r>
-      <w:proofErr w:type="gramStart"/>
-      <w:r>
-        <w:t>th(</w:t>
-      </w:r>
-      <w:proofErr w:type="gramEnd"/>
-      <w:r>
-        <w:t>353 K) crosses the ~0.8·M_th ringing onset after only ~44 K of cooling — for an untracked bias, cooling, not heating, is the unstable direction.</w:t>
+        <w:t xml:space="preserve">8.3 Behaviour under cooling — and the validity window</w:t>
+      </w:r>
+    </w:p>
+    <w:p>
+      <w:r>
+        <w:t xml:space="preserve">The cap also has a cold side. Re-running the Pass-3 cell with the τ(T) = τ(300 K)·(300/T) loss model shows per-gate loss falling from 2.17 dB at 300 K to 1.45 dB at 200 K (per λ_p/2; Appendix A), the thermal noise floor dropping with T, and the servo-biased cell remaining regeneratively stable at every temperature swept. That stability is conditional on bias tracking: M_th scales with T (Eq. 3), so a bias fixed at 0.7·M_th(353 K) crosses the ~0.8·M_th ringing onset after only ~44 K of cooling — for an untracked bias, cooling, not heating, is the unstable direction.</w:t>
       </w:r>
     </w:p>
     <w:p>
       <w:r>
         <w:lastRenderedPageBreak/>
-        <w:t xml:space="preserve">The certifiable window, however, is set by model validity: with </w:t>
-      </w:r>
-      <w:proofErr w:type="spellStart"/>
-      <w:r>
-        <w:t>ωτ_ee</w:t>
-      </w:r>
-      <w:proofErr w:type="spellEnd"/>
-      <w:r>
-        <w:t xml:space="preserve"> ≈ 0.7 at 300 K (Section 7.5) growing as 1/T², the hydrodynamic tier that certifies every gain number here expires near ~250 K. Below that temperature the gain results pass to the Boltzmann–Maxwell tier; what the hydrodynamic chain certifies is the loss trend, the tracked-bias requirement, and the absence of any predicted instability under cooling with a tracked bias. (Below ~150 K the 1/T phonon scaling is itself optimistic — impurity scattering saturates τ.)</w:t>
+        <w:t xml:space="preserve">The certifiable window, however, is set by model validity: with ωτ_ee ≈ 0.7 at 300 K (Section 7.5) growing as 1/T², the hydrodynamic tier that certifies every gain number here expires near ~250 K. Below that temperature the gain results pass to the Boltzmann–Maxwell tier; what the hydrodynamic chain certifies is the loss trend, the tracked-bias requirement, and the absence of any predicted instability under cooling with a tracked bias. (Below ~150 K the 1/T phonon scaling is itself optimistic — impurity scattering saturates τ.)</w:t>
       </w:r>
     </w:p>
     <w:p>
@@ -6566,15 +4393,7 @@
         <w:t xml:space="preserve">9.1 Boundary conditions and contacts. </w:t>
       </w:r>
       <w:r>
-        <w:t xml:space="preserve">The DS asymmetry is electrical, not geometric: density-clamped means AC-shorted gate-to-channel voltage at the source end; current-clamped means AC-open at the drain end [11, 19]. The practical realization is a low-impedance ohmic source contact (one-dimensional edge contacts at ~100 Ω·µm-class resistance [33]) under the gated region’s edge, and a drain side terminated by the gate-segment boundary into a depleted (CNP) region. No experiment has realized verified DS boundary conditions at the 576-nm scale; the design’s protection is that </w:t>
-      </w:r>
-      <w:proofErr w:type="spellStart"/>
-      <w:r>
-        <w:t>M_th</w:t>
-      </w:r>
-      <w:proofErr w:type="spellEnd"/>
-      <w:r>
-        <w:t xml:space="preserve"> is calibrated in situ by approach to self-oscillation, which absorbs boundary-condition imperfection into the measured threshold to first order. Residual non-ideality appears as a modified increment and is exactly what bench gate G1 measures.</w:t>
+        <w:t xml:space="preserve">The DS asymmetry is electrical, not geometric: density-clamped means AC-shorted gate-to-channel voltage at the source end; current-clamped means AC-open at the drain end [11, 19]. The practical realization is a low-impedance ohmic source contact (one-dimensional edge contacts at ~100 Ω·µm-class resistance [33]) under the gated region’s edge, and a drain side terminated by the gate-segment boundary into a depleted (CNP) region. No experiment has realized verified DS boundary conditions at the 576-nm scale; the design’s protection is that M_th is calibrated in situ by approach to self-oscillation, which absorbs boundary-condition imperfection into the measured threshold to first order. Residual non-ideality appears as a modified increment and is exactly what bench gate G1 measures.</w:t>
       </w:r>
     </w:p>
     <w:p>
@@ -6585,23 +4404,7 @@
         <w:t xml:space="preserve">9.2 Bias network and current density. </w:t>
       </w:r>
       <w:r>
-        <w:t xml:space="preserve">The drift current density at the operating bias is J = </w:t>
-      </w:r>
-      <w:proofErr w:type="spellStart"/>
-      <w:r>
-        <w:t>n·e·v</w:t>
-      </w:r>
-      <w:proofErr w:type="spellEnd"/>
-      <w:r>
-        <w:t xml:space="preserve">₀ ≈ 0.38 mA/µm — roughly an order of magnitude below the current-carrying capacity demonstrated for encapsulated graphene, so electromigration and channel burnout are not at risk at the operating point. Rows of cells in series share one bias current; parallel rows need per-row ballast so that a low-resistance row does not starve its </w:t>
-      </w:r>
-      <w:proofErr w:type="spellStart"/>
-      <w:r>
-        <w:t>neighbours</w:t>
-      </w:r>
-      <w:proofErr w:type="spellEnd"/>
-      <w:r>
-        <w:t>. The bias envelope (kHz–MHz) is far inside the bias-plane RC corner.</w:t>
+        <w:t xml:space="preserve">The drift current density at the operating bias is J = n·e·v₀ ≈ 0.38 mA/µm — roughly an order of magnitude below the current-carrying capacity demonstrated for encapsulated graphene, so electromigration and channel burnout are not at risk at the operating point. Rows of cells in series share one bias current; parallel rows need per-row ballast so that a low-resistance row does not starve its neighbours. The bias envelope (kHz–MHz) is far inside the bias-plane RC corner.</w:t>
       </w:r>
     </w:p>
     <w:p>
@@ -6612,15 +4415,7 @@
         <w:t xml:space="preserve">9.3 Gate-lattice programming. </w:t>
       </w:r>
       <w:r>
-        <w:t xml:space="preserve">The program is a static voltage map on ~576-nm-pitch top-gate segments, written by an electrode-mapping controller at kHz–MHz rates — orders of magnitude below the gate-line RC limit for </w:t>
-      </w:r>
-      <w:proofErr w:type="spellStart"/>
-      <w:r>
-        <w:t>millimetre</w:t>
-      </w:r>
-      <w:proofErr w:type="spellEnd"/>
-      <w:r>
-        <w:t>-scale lines, so routing in two perimeter metal layers suffices. Fringing-field crosstalk between adjacent segments at d = 10 nm is at the percent level of the programmed density step and below the disorder scale the yield analysis already absorbs.</w:t>
+        <w:t xml:space="preserve">The program is a static voltage map on ~576-nm-pitch top-gate segments, written by an electrode-mapping controller at kHz–MHz rates — orders of magnitude below the gate-line RC limit for millimetre-scale lines, so routing in two perimeter metal layers suffices. Fringing-field crosstalk between adjacent segments at d = 10 nm is at the percent level of the programmed density step and below the disorder scale the yield analysis already absorbs.</w:t>
       </w:r>
     </w:p>
     <w:p>
@@ -6643,39 +4438,7 @@
         <w:t xml:space="preserve">9.5 Launch and read-out transducer. </w:t>
       </w:r>
       <w:r>
-        <w:t xml:space="preserve">The unsolved link of the chain (Sections 3.2–3.3): the </w:t>
-      </w:r>
-      <w:proofErr w:type="spellStart"/>
-      <w:r>
-        <w:t>photomixer</w:t>
-      </w:r>
-      <w:proofErr w:type="spellEnd"/>
-      <w:r>
-        <w:t xml:space="preserve"> and </w:t>
-      </w:r>
-      <w:proofErr w:type="spellStart"/>
-      <w:r>
-        <w:t>stripline</w:t>
-      </w:r>
-      <w:proofErr w:type="spellEnd"/>
-      <w:r>
-        <w:t xml:space="preserve"> modes are micron-scale while the acoustic plasmon is confined ~100× tighter, and no cited work quantifies the coupling efficiency. With µW-class launch power at 1 THz (~10 </w:t>
-      </w:r>
-      <w:proofErr w:type="spellStart"/>
-      <w:r>
-        <w:t>aJ</w:t>
-      </w:r>
-      <w:proofErr w:type="spellEnd"/>
-      <w:r>
-        <w:t xml:space="preserve"> per slot) the budget tolerates little coupling loss. Mitigations in order of maturity: the photoconductive launch demonstrated on this stack at 4 K [4]; tapered-gate impedance transformers; and a resonant antenna-coupled gate segment. On the read-out side, photoconductive sampling is field-resolved and coherent, and the in-situ reference arm [7] removes absolute-calibration error; an </w:t>
-      </w:r>
-      <w:proofErr w:type="spellStart"/>
-      <w:r>
-        <w:t>InP</w:t>
-      </w:r>
-      <w:proofErr w:type="spellEnd"/>
-      <w:r>
-        <w:t xml:space="preserve"> HEMT THz low-noise amplifier (LNA; 9 dB at 1 THz [28]) inserted before detection is an optional hybrid that relaxes the detector requirement by an order of magnitude. Coupling efficiency joins the calibration sequence as a measured quantity (Section 10).</w:t>
+        <w:t xml:space="preserve">The unsolved link of the chain (Sections 3.2–3.3): the photomixer and stripline modes are micron-scale while the acoustic plasmon is confined ~100× tighter, and no cited work quantifies the coupling efficiency. With µW-class launch power at 1 THz (~10 aJ per slot) the budget tolerates little coupling loss. Mitigations in order of maturity: the photoconductive launch demonstrated on this stack at 4 K [4]; tapered-gate impedance transformers; and a resonant antenna-coupled gate segment. On the read-out side, photoconductive sampling is field-resolved and coherent, and the in-situ reference arm [7] removes absolute-calibration error; an InP HEMT THz low-noise amplifier (LNA; 9 dB at 1 THz [28]) inserted before detection is an optional hybrid that relaxes the detector requirement by an order of magnitude. Coupling efficiency joins the calibration sequence as a measured quantity (Section 10).</w:t>
       </w:r>
     </w:p>
     <w:p>
@@ -6686,31 +4449,7 @@
         <w:t xml:space="preserve">9.6 Re-sync station hardware. </w:t>
       </w:r>
       <w:r>
-        <w:t xml:space="preserve">A re-sync station is a DS cell used as a clocked AND: its bias gate is driven by the optical clock tap through a photoconductive element beside the top-gate segment, so the cell has gain only during clock slots. The tap inherits the comb’s phase (Section 3.2 budget), needs only enough optical energy to swing the local </w:t>
-      </w:r>
-      <w:proofErr w:type="spellStart"/>
-      <w:r>
-        <w:t>n_bias</w:t>
-      </w:r>
-      <w:proofErr w:type="spellEnd"/>
-      <w:r>
-        <w:t xml:space="preserve"> across </w:t>
-      </w:r>
-      <w:proofErr w:type="spellStart"/>
-      <w:r>
-        <w:t>n_th</w:t>
-      </w:r>
-      <w:proofErr w:type="spellEnd"/>
-      <w:r>
-        <w:t xml:space="preserve"> (</w:t>
-      </w:r>
-      <w:proofErr w:type="spellStart"/>
-      <w:r>
-        <w:t>fJ</w:t>
-      </w:r>
-      <w:proofErr w:type="spellEnd"/>
-      <w:r>
-        <w:t>-class at 10-fF-class segment capacitance), and doubles as the ASE flush of Section 6.2.</w:t>
+        <w:t xml:space="preserve">A re-sync station is a DS cell used as a clocked AND: its bias gate is driven by the optical clock tap through a photoconductive element beside the top-gate segment, so the cell has gain only during clock slots. The tap inherits the comb’s phase (Section 3.2 budget), needs only enough optical energy to swing the local n_bias across n_th (fJ-class at 10-fF-class segment capacitance), and doubles as the ASE flush of Section 6.2.</w:t>
       </w:r>
     </w:p>
     <w:p>
@@ -6721,23 +4460,7 @@
         <w:t xml:space="preserve">9.7 Tolerances and thermal interfaces. </w:t>
       </w:r>
       <w:r>
-        <w:t xml:space="preserve">Cell-length error of ±5 % (±29 nm — loose for deep-UV overlay) detunes f₀ by ∓5 %, well inside the Q ≈ 6 linewidth (f₀/Q ≈ 16 %); </w:t>
-      </w:r>
-      <w:proofErr w:type="spellStart"/>
-      <w:r>
-        <w:t>hBN</w:t>
-      </w:r>
-      <w:proofErr w:type="spellEnd"/>
-      <w:r>
-        <w:t xml:space="preserve"> thickness is layer-quantized, and a ±1-layer error on d = 10 nm shifts s by under 2 % — both are absorbed by per-cell top-gate trim against the in-situ reference. The local heat flux (12–17 MW/m²) drops ~K-class temperature across demonstrated </w:t>
-      </w:r>
-      <w:proofErr w:type="spellStart"/>
-      <w:r>
-        <w:t>hBN</w:t>
-      </w:r>
-      <w:proofErr w:type="spellEnd"/>
-      <w:r>
-        <w:t>/substrate interfaces; the thermal budget is set by substrate spreading (Section 8.2), so die layout should interleave active stripes with dark guard rows, which the cell map already does.</w:t>
+        <w:t xml:space="preserve">Cell-length error of ±5 % (±29 nm — loose for deep-UV overlay) detunes f₀ by ∓5 %, well inside the Q ≈ 6 linewidth (f₀/Q ≈ 16 %); hBN thickness is layer-quantized, and a ±1-layer error on d = 10 nm shifts s by under 2 % — both are absorbed by per-cell top-gate trim against the in-situ reference. The local heat flux (12–17 MW/m²) drops ~K-class temperature across demonstrated hBN/substrate interfaces; the thermal budget is set by substrate spreading (Section 8.2), so die layout should interleave active stripes with dark guard rows, which the cell map already does.</w:t>
       </w:r>
     </w:p>
     <w:p>
@@ -6748,15 +4471,7 @@
         <w:t xml:space="preserve">9.8 Hybrid integration: the device combination. </w:t>
       </w:r>
       <w:r>
-        <w:t xml:space="preserve">The minimal bench die combines three device families: the fiber-bonded photonic chain (microcomb, DFB pair, UTC-PD [5]) at the edge; the photoconductive launch/read-out circuit on the substrate [7]; and the graphene fabric itself. The full machine adds two more: a conventional-CMOS perimeter layer for charge memory, refresh, trim DACs and the electrode-mapping controller (Section 6.4); and, optionally, room-temperature THz electronics as accelerators — an </w:t>
-      </w:r>
-      <w:proofErr w:type="spellStart"/>
-      <w:r>
-        <w:t>InP</w:t>
-      </w:r>
-      <w:proofErr w:type="spellEnd"/>
-      <w:r>
-        <w:t xml:space="preserve"> HEMT LNA before read-out [28], and RTD latches as fast electronic registers or an injection-locked local clock auxiliary [29]. Every member of this combination is room-temperature hardware; the integration, not any component, is the proposal.</w:t>
+        <w:t xml:space="preserve">The minimal bench die combines three device families: the fiber-bonded photonic chain (microcomb, DFB pair, UTC-PD [5]) at the edge; the photoconductive launch/read-out circuit on the substrate [7]; and the graphene fabric itself. The full machine adds two more: a conventional-CMOS perimeter layer for charge memory, refresh, trim DACs and the electrode-mapping controller (Section 6.4); and, optionally, room-temperature THz electronics as accelerators — an InP HEMT LNA before read-out [28], and RTD latches as fast electronic registers or an injection-locked local clock auxiliary [29]. Every member of this combination is room-temperature hardware; the integration, not any component, is the proposal.</w:t>
       </w:r>
     </w:p>
     <w:p>
@@ -6774,31 +4489,7 @@
     </w:p>
     <w:p>
       <w:r>
-        <w:t xml:space="preserve">The device under test: an </w:t>
-      </w:r>
-      <w:proofErr w:type="spellStart"/>
-      <w:r>
-        <w:t>hBN</w:t>
-      </w:r>
-      <w:proofErr w:type="spellEnd"/>
-      <w:r>
-        <w:t xml:space="preserve">-encapsulated dual-gated DS cell on the Section 3.1 stack, L ≈ 576 nm, d = 10 nm, n = 10¹² cm⁻². </w:t>
-      </w:r>
-      <w:proofErr w:type="spellStart"/>
-      <w:r>
-        <w:t>M_th</w:t>
-      </w:r>
-      <w:proofErr w:type="spellEnd"/>
-      <w:r>
-        <w:t xml:space="preserve"> is calibrated in situ by approach to self-oscillation; the bias is then set at the tracked ratio M/</w:t>
-      </w:r>
-      <w:proofErr w:type="spellStart"/>
-      <w:r>
-        <w:t>M_th</w:t>
-      </w:r>
-      <w:proofErr w:type="spellEnd"/>
-      <w:r>
-        <w:t xml:space="preserve"> = 0.7. The five gates are listed in Table 7.</w:t>
+        <w:t xml:space="preserve">The device under test: an hBN-encapsulated dual-gated DS cell on the Section 3.1 stack, L ≈ 576 nm, d = 10 nm, n = 10¹² cm⁻². M_th is calibrated in situ by approach to self-oscillation; the bias is then set at the tracked ratio M/M_th = 0.7. The five gates are listed in Table 7.</w:t>
       </w:r>
     </w:p>
     <w:tbl>
@@ -6941,7 +4632,7 @@
               <w:rPr>
                 <w:sz w:val="20"/>
               </w:rPr>
-              <w:t>+8 dB</w:t>
+              <w:t>+8 dB (streaming, per-slot peak; a design-length cell is expected nearer +9 dB — Section 7.3)</w:t>
             </w:r>
           </w:p>
         </w:tc>
@@ -7055,7 +4746,7 @@
               <w:rPr>
                 <w:sz w:val="20"/>
               </w:rPr>
-              <w:t>≈ 3 dB (floor 2.8 dB)</w:t>
+              <w:t>≈ 3 dB (floor 2.77 dB at 353 K)</w:t>
             </w:r>
           </w:p>
         </w:tc>
@@ -7201,44 +4892,12 @@
     </w:p>
     <w:p>
       <w:r>
-        <w:t xml:space="preserve">The die plan includes passive twins for differential measurement, junction variants (Section 9.4), a d = 5 nm variant (s ∝ √d in the classical limit; the model chain scores it as a +2.6 dB-class gain lever), and a graphite-gated disorder de-risk die. The calibration sequence measures on-die every quantity this manuscript has had to assume, in order: the disorder σ, the lifetime τ(T), the plasmon speed s (fixing </w:t>
-      </w:r>
-      <w:proofErr w:type="spellStart"/>
-      <w:r>
-        <w:t>ε_z</w:t>
-      </w:r>
-      <w:proofErr w:type="spellEnd"/>
-      <w:r>
-        <w:t xml:space="preserve"> in Eq. (1)), the threshold </w:t>
-      </w:r>
-      <w:proofErr w:type="spellStart"/>
-      <w:r>
-        <w:t>M_th</w:t>
-      </w:r>
-      <w:proofErr w:type="spellEnd"/>
-      <w:r>
-        <w:t>, and the launch/read-out coupling efficiency (Section 9.5).</w:t>
-      </w:r>
-    </w:p>
-    <w:p>
-      <w:r>
-        <w:t>The remaining modeling tier — a Boltzmann–Maxwell grating-gate solve, with method precedent in [18] — owns five questions with fully specified inputs: the regenerative gain curve G(M/</w:t>
-      </w:r>
-      <w:proofErr w:type="spellStart"/>
-      <w:r>
-        <w:t>M_th</w:t>
-      </w:r>
-      <w:proofErr w:type="spellEnd"/>
-      <w:r>
-        <w:t xml:space="preserve">) under kinetic and electromagnetic corrections (the tier’s highest priority, given </w:t>
-      </w:r>
-      <w:proofErr w:type="spellStart"/>
-      <w:r>
-        <w:t>ωτ_ee</w:t>
-      </w:r>
-      <w:proofErr w:type="spellEnd"/>
-      <w:r>
-        <w:t xml:space="preserve"> ≈ 0.7; Section 7.5); real junction loss; radiative coupling between cells (the one surviving parasitic channel, Section 7.5); absolute noise calibration against the 2.8 dB floor; and the launch-transducer coupling efficiency.</w:t>
+        <w:t xml:space="preserve">The die plan includes passive twins for differential measurement, junction variants (Section 9.4), a d = 5 nm variant (s ∝ √d in the classical limit; the model chain scores it as a +2.6 dB-class gain lever), and a graphite-gated disorder de-risk die. The calibration sequence measures on-die every quantity this manuscript has had to assume, in order: the disorder σ, the lifetime τ(T), the plasmon speed s (fixing ε_z in Eq. (1)), the threshold M_th, and the launch/read-out coupling efficiency (Section 9.5).</w:t>
+      </w:r>
+    </w:p>
+    <w:p>
+      <w:r>
+        <w:t xml:space="preserve">The remaining modeling tier — a Boltzmann–Maxwell grating-gate solve, with method precedent in [18] — owns five questions with fully specified inputs: the regenerative gain curve G(M/M_th) under kinetic and electromagnetic corrections (the tier’s highest priority, given ωτ_ee ≈ 0.7; Section 7.5); real junction loss; radiative coupling between cells (the one surviving parasitic channel, Section 7.5); absolute noise calibration against the 2.77 dB (353 K) floor; and the launch-transducer coupling efficiency.</w:t>
       </w:r>
     </w:p>
     <w:p>
@@ -7262,18 +4921,8 @@
     <w:p>
       <w:r>
         <w:t xml:space="preserve">The answer is bounded in four ways, each stated where it arises: the experimental cornerstone [2] is cited for what its authors claim — current-pumped plasmonic amplification — not for what the design needs (DS-cavity gain, which no experiment has </w:t>
-      </w:r>
-      <w:r>
         <w:lastRenderedPageBreak/>
-        <w:t xml:space="preserve">shown); signals route with the electron drift, and loop suppression is architectural rather than free; the operating point exists only as a tracked threshold ratio, never as an absolute bias; and the hydrodynamic certification at 300 K is marginal, which is why the kinetic solve leads the remaining-work list. None of these boundaries kills the design. Each </w:t>
-      </w:r>
-      <w:proofErr w:type="gramStart"/>
-      <w:r>
-        <w:t>narrows</w:t>
-      </w:r>
-      <w:proofErr w:type="gramEnd"/>
-      <w:r>
-        <w:t xml:space="preserve"> what must be believed without measurement.</w:t>
+        <w:t xml:space="preserve">shown); signals route with the electron drift, and loop suppression is architectural rather than free; the operating point exists only as a tracked threshold ratio, never as an absolute bias; and the hydrodynamic certification at 300 K is marginal, which is why the kinetic solve leads the remaining-work list. None of these boundaries kills the design. Each narrows what must be believed without measurement.</w:t>
       </w:r>
     </w:p>
     <w:p>
@@ -7293,41 +4942,65 @@
         <w:pStyle w:val="Heading2"/>
       </w:pPr>
       <w:r>
+        <w:t xml:space="preserve">Revision notes — v5 → v5.1 (July 2026)</w:t>
+      </w:r>
+    </w:p>
+    <w:p>
+      <w:r>
+        <w:t xml:space="preserve">This revision incorporates the July 2026 community review of the released model chain — the Agent Lab discussions (#1–#6) and the technical notes notes/2026-07-10-cw-pulse-gap-and-nf-agreement.md and notes/drafts/2026-07-11-streaming-gain-detuning-artifact.md at github.com/ryoji-info/FableComputer. No model output changed; the revisions correct attribution, labeling, and openness bookkeeping.</w:t>
+      </w:r>
+    </w:p>
+    <w:p>
+      <w:r>
+        <w:t xml:space="preserve">1. Pulse-gain attribution (Abstract, Section 7.3, Appendix A). v5 attributed the gap between the continuous-wave gain (+9.66 dB) and the streaming per-pulse figure (+7.80 dB) to cavity buildup time. Community re-derivation shows buildup explains an isolated burst (analytic recirculation ≈ +6.3 dB, stated here for the first time) but ≲ 0.1 dB of the streaming gap; the exported streaming figure instead carries a drive-detuning artifact (the solver’s cavity is built at the zero-drift quarter-wave length and driven at f₀, off the drifted resonance f₀(1 − M²); ≈ 0.7–1.0 dB), a per-slot-peak vs energy-metric convention (≈ 0.7 dB), and drive-amplitude compression (≈ 0.2–0.8 dB) — comparable, non-additive components. The decisive check, a drive-frequency sweep in the released solver, is logged as open.</w:t>
+      </w:r>
+    </w:p>
+    <w:p>
+      <w:r>
+        <w:t xml:space="preserve">2. Grid refinement (Section 7.3, Appendix A). v5 stated the solver’s ~15 % threshold offset “shrinks toward the analytic value as the grid is refined”; no released refinement study exists (single grid, N = 240). Corrected to open status.</w:t>
+      </w:r>
+    </w:p>
+    <w:p>
+      <w:r>
+        <w:t xml:space="preserve">3. Cascade wording (Section 7.4). v5 described cascadability as “tested directly: two cells chained”; the released chain implements the lumped analytic budget (continuous-wave transfer less compression at the junction-attenuated swing; two-cell total = 2× per-cell). Corrected; the direct two-cell time-domain test is open.</w:t>
+      </w:r>
+    </w:p>
+    <w:p>
+      <w:r>
+        <w:t xml:space="preserve">4. Noise-figure floor (Section 7.4, Tables 6, 7, B1). Now temperature-labeled: 2.77 dB at 353 K (2.775 dB at 300 K), and identified as the phase-insensitive quantum amplifier floor (C. M. Caves, Phys. Rev. D 26, 1817 (1982); H. A. Haus and J. A. Mullen, Phys. Rev. 128, 2407 (1962)). Part II’s decoder floor is the same closed form at 300 K; the numerical agreement between the two manuscripts is structurally forced (near G ≈ +9.7 dB the floor moves only ≈ 0.06 dB per dB of gain) and is not a cross-validation.</w:t>
+      </w:r>
+    </w:p>
+    <w:p>
+      <w:r>
+        <w:t xml:space="preserve">5. Previously undocumented parameters now stated (Appendix A): cascade operating swing A_op = 0.0116; compression knee A_SAT = 0.02; pulse-run drive amplitude 3×10⁻³ (near the 1 % knee); the solver’s zero-drift cavity-length convention.</w:t>
+      </w:r>
+    </w:p>
+    <w:p>
+      <w:r>
+        <w:t xml:space="preserve">6. Data and code availability updated to the community repository (github.com/ryoji-info/FableComputer).</w:t>
+      </w:r>
+    </w:p>
+    <w:p>
+      <w:r>
+        <w:t xml:space="preserve">7. Observable labels added to the Abstract and Tables 6/7/B1. The pre-registered pass/fail thresholds of Table 7 are unchanged; only the model-target annotations gained their measurement conventions.</w:t>
+      </w:r>
+    </w:p>
+    <w:p>
+      <w:pPr>
+        <w:pStyle w:val="Heading2"/>
+      </w:pPr>
+      <w:r>
         <w:t>Appendix A. The model chain: conventions and the released code</w:t>
       </w:r>
     </w:p>
     <w:p>
       <w:r>
-        <w:t xml:space="preserve">The five passes are the manuscript’s entire evidentiary basis, and they are released as a small, runnable Python package (Table A1; depends only on NumPy, and Matplotlib for the figures). One command, run_all.py, reproduces every number in Sections 7–8 and writes them to a results file; figures.py regenerates Figures 6–10. The shared conventions are: damping enters at the amplitude convention, ω″ compared against 1/(2τ) (Eq. 2–3); “per-gate loss” means one </w:t>
-      </w:r>
-      <w:proofErr w:type="spellStart"/>
-      <w:r>
-        <w:t>λ_p</w:t>
-      </w:r>
-      <w:proofErr w:type="spellEnd"/>
-      <w:r>
-        <w:t>/2 of propagation (2.17 dB at 300 K, 2.56 dB at 353 K at the design Q) — the quarter-wave cell’s single transit is half that; all temperatures are tagged, with τ(T) = τ(300 K)·(300/T); solver bias values are reported as ratios to the solver’s own threshold (</w:t>
-      </w:r>
-      <w:proofErr w:type="spellStart"/>
-      <w:r>
-        <w:t>M_th,num</w:t>
-      </w:r>
-      <w:proofErr w:type="spellEnd"/>
-      <w:r>
-        <w:t xml:space="preserve"> ≈ 0.17, vs analytic 0.147 at 353 K — the ~15 % offset is a Lax-Friedrichs numerical-diffusion artifact that the package measures directly and that shrinks toward the analytic value under grid refinement).</w:t>
-      </w:r>
-    </w:p>
-    <w:p>
-      <w:r>
-        <w:t>Two properties of the chain are stated plainly so the “in-model” label is never mistaken for more than it is. The analytic backbone (</w:t>
-      </w:r>
-      <w:proofErr w:type="spellStart"/>
-      <w:r>
-        <w:t>Eqs</w:t>
-      </w:r>
-      <w:proofErr w:type="spellEnd"/>
-      <w:r>
-        <w:t>. 1–7, the thermal and kinetic estimates) is closed-form and reproduces the operating point from first principles. The regenerative gain is owned by the analytic cavity transfer (regen.py) and independently confirmed by the nonlinear shallow-water solver (solver.py); the solver’s absolute gain calibration carries the numerical-diffusion caveat above, which is why the per-pulse figure is quoted conservatively. Table A1 maps each pass to its module:</w:t>
+        <w:t xml:space="preserve">The five passes are the manuscript’s entire evidentiary basis, and they are released as a small, runnable Python package (Table A1; depends only on NumPy, and Matplotlib for the figures). One command, run_all.py, reproduces every number in Sections 7–8 and writes them to a results file; figures.py regenerates Figures 6–10. The shared conventions are: damping enters at the amplitude convention, ω″ compared against 1/(2τ) (Eq. 2–3); “per-gate loss” means one λ_p/2 of propagation (2.17 dB at 300 K, 2.56 dB at 353 K at the design Q) — the quarter-wave cell’s single transit is half that; all temperatures are tagged, with τ(T) = τ(300 K)·(300/T); solver bias values are reported as ratios to the solver’s own threshold (M_th,num ≈ 0.17, vs analytic 0.147 at 353 K — the ~15 % offset is a Lax-Friedrichs numerical-diffusion artifact that the package measures at its single released grid, N = 240; confirming its convergence toward the analytic value under refinement is open work).</w:t>
+      </w:r>
+    </w:p>
+    <w:p>
+      <w:r>
+        <w:t>Two properties of the chain are stated plainly so the “in-model” label is never mistaken for more than it is. The analytic backbone (Eqs. 1–7, the thermal and kinetic estimates) is closed-form and reproduces the operating point from first principles. The regenerative gain is owned by the analytic cavity transfer (regen.py) and independently confirmed by the nonlinear shallow-water solver (solver.py); the solver’s absolute gain calibration carries the numerical-diffusion caveat above, along with three further conventions identified by community review in July 2026 — the zero-drift cavity length (drive detuning, ≈ 0.7–1.0 dB), the per-slot-peak observable (≈ 0.7 dB against an energy metric), and a drive amplitude (3×10⁻³) near the compression knee (≈ 0.2–0.8 dB) — which is why the per-pulse figure is quoted conservatively. Two previously undocumented transfer-model parameters are now stated: the cascade operating swing A_op = 0.0116 and the compression knee A_SAT = 0.02 (cell.py). Table A1 maps each pass to its module:</w:t>
       </w:r>
     </w:p>
     <w:tbl>
@@ -7440,63 +5113,7 @@
               <w:rPr>
                 <w:sz w:val="20"/>
               </w:rPr>
-              <w:t xml:space="preserve">thermal.py, ds_cell.py — </w:t>
-            </w:r>
-            <w:proofErr w:type="spellStart"/>
-            <w:r>
-              <w:rPr>
-                <w:sz w:val="20"/>
-              </w:rPr>
-              <w:t>v_sat</w:t>
-            </w:r>
-            <w:proofErr w:type="spellEnd"/>
-            <w:r>
-              <w:rPr>
-                <w:sz w:val="20"/>
-              </w:rPr>
-              <w:t xml:space="preserve">(n) = </w:t>
-            </w:r>
-            <w:proofErr w:type="spellStart"/>
-            <w:r>
-              <w:rPr>
-                <w:sz w:val="20"/>
-              </w:rPr>
-              <w:t>ω_OP</w:t>
-            </w:r>
-            <w:proofErr w:type="spellEnd"/>
-            <w:r>
-              <w:rPr>
-                <w:sz w:val="20"/>
-              </w:rPr>
-              <w:t>/</w:t>
-            </w:r>
-            <w:proofErr w:type="spellStart"/>
-            <w:r>
-              <w:rPr>
-                <w:sz w:val="20"/>
-              </w:rPr>
-              <w:t>k_F</w:t>
-            </w:r>
-            <w:proofErr w:type="spellEnd"/>
-            <w:r>
-              <w:rPr>
-                <w:sz w:val="20"/>
-              </w:rPr>
-              <w:t xml:space="preserve">, </w:t>
-            </w:r>
-            <w:proofErr w:type="spellStart"/>
-            <w:r>
-              <w:rPr>
-                <w:sz w:val="20"/>
-              </w:rPr>
-              <w:t>R_th</w:t>
-            </w:r>
-            <w:proofErr w:type="spellEnd"/>
-            <w:r>
-              <w:rPr>
-                <w:sz w:val="20"/>
-              </w:rPr>
-              <w:t>, duty ceilings</w:t>
+              <w:t xml:space="preserve">thermal.py, ds_cell.py — v_sat(n) = ω_OP/k_F, R_th, duty ceilings</w:t>
             </w:r>
           </w:p>
         </w:tc>
@@ -7584,29 +5201,7 @@
               <w:rPr>
                 <w:sz w:val="20"/>
               </w:rPr>
-              <w:t xml:space="preserve">solver.py, regen.py — </w:t>
-            </w:r>
-            <w:proofErr w:type="spellStart"/>
-            <w:r>
-              <w:rPr>
-                <w:sz w:val="20"/>
-              </w:rPr>
-              <w:t>M_</w:t>
-            </w:r>
-            <w:proofErr w:type="gramStart"/>
-            <w:r>
-              <w:rPr>
-                <w:sz w:val="20"/>
-              </w:rPr>
-              <w:t>th,num</w:t>
-            </w:r>
-            <w:proofErr w:type="spellEnd"/>
-            <w:proofErr w:type="gramEnd"/>
-            <w:r>
-              <w:rPr>
-                <w:sz w:val="20"/>
-              </w:rPr>
-              <w:t>, CW &amp; pulse gain, saturation</w:t>
+              <w:t xml:space="preserve">solver.py, regen.py — M_th,num, CW &amp; pulse gain, saturation</w:t>
             </w:r>
           </w:p>
         </w:tc>
@@ -7695,35 +5290,7 @@
               <w:rPr>
                 <w:sz w:val="20"/>
               </w:rPr>
-              <w:t xml:space="preserve">coupled.py, kinetic.py — clamp-stability, </w:t>
-            </w:r>
-            <w:proofErr w:type="spellStart"/>
-            <w:r>
-              <w:rPr>
-                <w:sz w:val="20"/>
-              </w:rPr>
-              <w:t>τ_ee</w:t>
-            </w:r>
-            <w:proofErr w:type="spellEnd"/>
-            <w:r>
-              <w:rPr>
-                <w:sz w:val="20"/>
-              </w:rPr>
-              <w:t xml:space="preserve">, </w:t>
-            </w:r>
-            <w:proofErr w:type="spellStart"/>
-            <w:r>
-              <w:rPr>
-                <w:sz w:val="20"/>
-              </w:rPr>
-              <w:t>ωτ_ee</w:t>
-            </w:r>
-            <w:proofErr w:type="spellEnd"/>
-            <w:r>
-              <w:rPr>
-                <w:sz w:val="20"/>
-              </w:rPr>
-              <w:t>, viscosity</w:t>
+              <w:t xml:space="preserve">coupled.py, kinetic.py — clamp-stability, τ_ee, ωτ_ee, viscosity</w:t>
             </w:r>
           </w:p>
         </w:tc>
@@ -7765,21 +5332,18 @@
         <w:t xml:space="preserve">Data and code availability. </w:t>
       </w:r>
       <w:r>
-        <w:t xml:space="preserve">The five-pass model chain is released as a runnable Python package (Appendix A) and is archived with the manuscript </w:t>
-      </w:r>
-      <w:r>
-        <w:t xml:space="preserve">at </w:t>
+        <w:t xml:space="preserve">The five-pass model chain is released as a runnable Python package (Appendix A) and is archived with the manuscript at </w:t>
       </w:r>
       <w:hyperlink r:id="rId17" w:history="1">
         <w:r>
           <w:rPr>
             <w:rStyle w:val="Hyperlink"/>
           </w:rPr>
-          <w:t>https://github.com/r-coin/basic/blob/master/hardware%20solusions</w:t>
+          <w:t>https://github.com/ryoji-info/FableComputer</w:t>
         </w:r>
       </w:hyperlink>
       <w:r>
-        <w:t>; run_all.py reproduces every quantitative claim in Sections 7–8 and figures.py regenerates Figures 6–10.</w:t>
+        <w:t>; run_all.py reproduces every quantitative claim in Sections 7–8 and figures.py regenerates Figures 6–10. The same repository hosts the community’s technical notes (notes/) documenting the July 2026 calibration review incorporated in this revision.</w:t>
       </w:r>
     </w:p>
     <w:p>
@@ -7936,16 +5500,8 @@
               <w:rPr>
                 <w:sz w:val="20"/>
               </w:rPr>
-              <w:t xml:space="preserve">plasmon momentum-relaxation time; Q = </w:t>
-            </w:r>
-            <w:proofErr w:type="spellStart"/>
-            <w:r>
-              <w:rPr>
-                <w:sz w:val="20"/>
-              </w:rPr>
-              <w:t>ωτ</w:t>
-            </w:r>
-            <w:proofErr w:type="spellEnd"/>
+              <w:t xml:space="preserve">plasmon momentum-relaxation time; Q = ωτ</w:t>
+            </w:r>
           </w:p>
         </w:tc>
         <w:tc>
@@ -7957,35 +5513,7 @@
               <w:rPr>
                 <w:sz w:val="20"/>
               </w:rPr>
-              <w:t xml:space="preserve">1.0 </w:t>
-            </w:r>
-            <w:proofErr w:type="spellStart"/>
-            <w:r>
-              <w:rPr>
-                <w:sz w:val="20"/>
-              </w:rPr>
-              <w:t>ps</w:t>
-            </w:r>
-            <w:proofErr w:type="spellEnd"/>
-            <w:r>
-              <w:rPr>
-                <w:sz w:val="20"/>
-              </w:rPr>
-              <w:t xml:space="preserve"> / 6.3 (300 K); 0.85 </w:t>
-            </w:r>
-            <w:proofErr w:type="spellStart"/>
-            <w:r>
-              <w:rPr>
-                <w:sz w:val="20"/>
-              </w:rPr>
-              <w:t>ps</w:t>
-            </w:r>
-            <w:proofErr w:type="spellEnd"/>
-            <w:r>
-              <w:rPr>
-                <w:sz w:val="20"/>
-              </w:rPr>
-              <w:t xml:space="preserve"> / 5.3 (353 K)</w:t>
+              <w:t xml:space="preserve">1.0 ps / 6.3 (300 K); 0.85 ps / 5.3 (353 K)</w:t>
             </w:r>
           </w:p>
         </w:tc>
@@ -8029,16 +5557,8 @@
               <w:rPr>
                 <w:sz w:val="20"/>
               </w:rPr>
-              <w:t xml:space="preserve">10¹² cm⁻²; 117 </w:t>
-            </w:r>
-            <w:proofErr w:type="spellStart"/>
-            <w:r>
-              <w:rPr>
-                <w:sz w:val="20"/>
-              </w:rPr>
-              <w:t>meV</w:t>
-            </w:r>
-            <w:proofErr w:type="spellEnd"/>
+              <w:t xml:space="preserve">10¹² cm⁻²; 117 meV</w:t>
+            </w:r>
           </w:p>
         </w:tc>
       </w:tr>
@@ -8055,16 +5575,8 @@
               <w:rPr>
                 <w:sz w:val="20"/>
               </w:rPr>
-              <w:t xml:space="preserve">s, </w:t>
-            </w:r>
-            <w:proofErr w:type="spellStart"/>
-            <w:r>
-              <w:rPr>
-                <w:sz w:val="20"/>
-              </w:rPr>
-              <w:t>λ_p</w:t>
-            </w:r>
-            <w:proofErr w:type="spellEnd"/>
+              <w:t xml:space="preserve">s, λ_p</w:t>
+            </w:r>
           </w:p>
         </w:tc>
         <w:tc>
@@ -8107,16 +5619,8 @@
               <w:rPr>
                 <w:sz w:val="20"/>
               </w:rPr>
-              <w:t xml:space="preserve">d, </w:t>
-            </w:r>
-            <w:proofErr w:type="spellStart"/>
-            <w:r>
-              <w:rPr>
-                <w:sz w:val="20"/>
-              </w:rPr>
-              <w:t>ε_z</w:t>
-            </w:r>
-            <w:proofErr w:type="spellEnd"/>
+              <w:t xml:space="preserve">d, ε_z</w:t>
+            </w:r>
           </w:p>
         </w:tc>
         <w:tc>
@@ -8128,21 +5632,7 @@
               <w:rPr>
                 <w:sz w:val="20"/>
               </w:rPr>
-              <w:t xml:space="preserve">gate–graphene </w:t>
-            </w:r>
-            <w:proofErr w:type="spellStart"/>
-            <w:r>
-              <w:rPr>
-                <w:sz w:val="20"/>
-              </w:rPr>
-              <w:t>hBN</w:t>
-            </w:r>
-            <w:proofErr w:type="spellEnd"/>
-            <w:r>
-              <w:rPr>
-                <w:sz w:val="20"/>
-              </w:rPr>
-              <w:t xml:space="preserve"> thickness; its out-of-plane permittivity</w:t>
+              <w:t xml:space="preserve">gate–graphene hBN thickness; its out-of-plane permittivity</w:t>
             </w:r>
           </w:p>
         </w:tc>
@@ -8257,14 +5747,12 @@
             <w:tcW w:w="1728" w:type="dxa"/>
           </w:tcPr>
           <w:p>
-            <w:proofErr w:type="spellStart"/>
             <w:r>
               <w:rPr>
                 <w:sz w:val="20"/>
               </w:rPr>
               <w:t>M_th</w:t>
             </w:r>
-            <w:proofErr w:type="spellEnd"/>
           </w:p>
         </w:tc>
         <w:tc>
@@ -8307,35 +5795,7 @@
               <w:rPr>
                 <w:sz w:val="20"/>
               </w:rPr>
-              <w:t xml:space="preserve">g(n), </w:t>
-            </w:r>
-            <w:proofErr w:type="spellStart"/>
-            <w:r>
-              <w:rPr>
-                <w:sz w:val="20"/>
-              </w:rPr>
-              <w:t>n_th</w:t>
-            </w:r>
-            <w:proofErr w:type="spellEnd"/>
-            <w:r>
-              <w:rPr>
-                <w:sz w:val="20"/>
-              </w:rPr>
-              <w:t xml:space="preserve">, </w:t>
-            </w:r>
-            <w:proofErr w:type="spellStart"/>
-            <w:r>
-              <w:rPr>
-                <w:sz w:val="20"/>
-              </w:rPr>
-              <w:t>Δn</w:t>
-            </w:r>
-            <w:proofErr w:type="spellEnd"/>
-            <w:r>
-              <w:rPr>
-                <w:sz w:val="20"/>
-              </w:rPr>
-              <w:t>, β, ℓ</w:t>
+              <w:t xml:space="preserve">g(n), n_th, Δn, β, ℓ</w:t>
             </w:r>
           </w:p>
         </w:tc>
@@ -8375,42 +5835,12 @@
             <w:tcW w:w="1728" w:type="dxa"/>
           </w:tcPr>
           <w:p>
-            <w:proofErr w:type="spellStart"/>
-            <w:r>
-              <w:rPr>
-                <w:sz w:val="20"/>
-              </w:rPr>
-              <w:t>A_pump</w:t>
-            </w:r>
-            <w:proofErr w:type="spellEnd"/>
-            <w:r>
-              <w:rPr>
-                <w:sz w:val="20"/>
-              </w:rPr>
-              <w:t xml:space="preserve">, </w:t>
-            </w:r>
-            <w:proofErr w:type="spellStart"/>
-            <w:r>
-              <w:rPr>
-                <w:sz w:val="20"/>
-              </w:rPr>
-              <w:t>A_in</w:t>
-            </w:r>
-            <w:proofErr w:type="spellEnd"/>
-            <w:r>
-              <w:rPr>
-                <w:sz w:val="20"/>
-              </w:rPr>
-              <w:t xml:space="preserve">, </w:t>
-            </w:r>
-            <w:proofErr w:type="spellStart"/>
-            <w:r>
-              <w:rPr>
-                <w:sz w:val="20"/>
-              </w:rPr>
-              <w:t>A_swing</w:t>
-            </w:r>
-            <w:proofErr w:type="spellEnd"/>
+            <w:r>
+              <w:rPr>
+                <w:sz w:val="20"/>
+              </w:rPr>
+              <w:t xml:space="preserve">A_pump, A_in, A_swing</w:t>
+            </w:r>
           </w:p>
         </w:tc>
         <w:tc>
@@ -8510,30 +5940,8 @@
               <w:rPr>
                 <w:sz w:val="20"/>
               </w:rPr>
-              <w:t>threshold sharpness β·</w:t>
-            </w:r>
-            <w:proofErr w:type="spellStart"/>
-            <w:r>
-              <w:rPr>
-                <w:sz w:val="20"/>
-              </w:rPr>
-              <w:t>A_swing</w:t>
-            </w:r>
-            <w:proofErr w:type="spellEnd"/>
-            <w:r>
-              <w:rPr>
-                <w:sz w:val="20"/>
-              </w:rPr>
-              <w:t>/</w:t>
-            </w:r>
-            <w:proofErr w:type="spellStart"/>
-            <w:r>
-              <w:rPr>
-                <w:sz w:val="20"/>
-              </w:rPr>
-              <w:t>Δn</w:t>
-            </w:r>
-            <w:proofErr w:type="spellEnd"/>
+              <w:t>threshold sharpness β·A_swing/Δn</w:t>
+            </w:r>
           </w:p>
         </w:tc>
         <w:tc>
@@ -8590,7 +5998,7 @@
               <w:rPr>
                 <w:sz w:val="20"/>
               </w:rPr>
-              <w:t>+8 dB/pulse (CW +9.7 dB); floor 2.8 dB</w:t>
+              <w:t>+8 dB/pulse streaming (CW +9.7 dB); floor 2.77 dB (353 K)</w:t>
             </w:r>
           </w:p>
         </w:tc>
@@ -8648,14 +6056,12 @@
             <w:tcW w:w="1728" w:type="dxa"/>
           </w:tcPr>
           <w:p>
-            <w:proofErr w:type="spellStart"/>
             <w:r>
               <w:rPr>
                 <w:sz w:val="20"/>
               </w:rPr>
               <w:t>τ_ee</w:t>
             </w:r>
-            <w:proofErr w:type="spellEnd"/>
           </w:p>
         </w:tc>
         <w:tc>
@@ -8680,21 +6086,7 @@
               <w:rPr>
                 <w:sz w:val="20"/>
               </w:rPr>
-              <w:t xml:space="preserve">≈ 115 fs (300 K) ⇒ </w:t>
-            </w:r>
-            <w:proofErr w:type="spellStart"/>
-            <w:r>
-              <w:rPr>
-                <w:sz w:val="20"/>
-              </w:rPr>
-              <w:t>ωτ_ee</w:t>
-            </w:r>
-            <w:proofErr w:type="spellEnd"/>
-            <w:r>
-              <w:rPr>
-                <w:sz w:val="20"/>
-              </w:rPr>
-              <w:t xml:space="preserve"> ≈ 0.7</w:t>
+              <w:t xml:space="preserve">≈ 115 fs (300 K) ⇒ ωτ_ee ≈ 0.7</w:t>
             </w:r>
           </w:p>
         </w:tc>
@@ -8725,21 +6117,7 @@
               <w:rPr>
                 <w:sz w:val="20"/>
               </w:rPr>
-              <w:t xml:space="preserve">drift current density </w:t>
-            </w:r>
-            <w:proofErr w:type="spellStart"/>
-            <w:r>
-              <w:rPr>
-                <w:sz w:val="20"/>
-              </w:rPr>
-              <w:t>n·e·v</w:t>
-            </w:r>
-            <w:proofErr w:type="spellEnd"/>
-            <w:r>
-              <w:rPr>
-                <w:sz w:val="20"/>
-              </w:rPr>
-              <w:t>₀</w:t>
+              <w:t xml:space="preserve">drift current density n·e·v₀</w:t>
             </w:r>
           </w:p>
         </w:tc>
@@ -8799,44 +6177,12 @@
     </w:p>
     <w:p>
       <w:r>
-        <w:t>[1] R. Furui, “A 100-GHz Room-Temperature Half Adder Using Graphene Plasmons as Bits, Driven by a Microcomb-</w:t>
-      </w:r>
-      <w:proofErr w:type="spellStart"/>
-      <w:r>
-        <w:t>Photomixing</w:t>
-      </w:r>
-      <w:proofErr w:type="spellEnd"/>
-      <w:r>
-        <w:t xml:space="preserve"> Carrier: Architecture, Quantitative Roadmap, and Machine-Learning-Assisted Design </w:t>
-      </w:r>
-      <w:proofErr w:type="spellStart"/>
-      <w:r>
-        <w:t>Optimisation</w:t>
-      </w:r>
-      <w:proofErr w:type="spellEnd"/>
-      <w:r>
-        <w:t>,” self-published manuscript, https://github.com/r-coin/basic/blob/master/hardware%20solusions/THz_Half_Adder_100GHz_RT.pdf</w:t>
-      </w:r>
-    </w:p>
-    <w:p>
-      <w:r>
-        <w:t xml:space="preserve">[2] S. </w:t>
-      </w:r>
-      <w:proofErr w:type="spellStart"/>
-      <w:r>
-        <w:t>Boubanga-Tombet</w:t>
-      </w:r>
-      <w:proofErr w:type="spellEnd"/>
-      <w:r>
-        <w:t xml:space="preserve">, W. Knap, D. Yadav, A. Satou, D. B. But, V. V. Popov, I. V. Gorbenko, V. Yu. </w:t>
-      </w:r>
-      <w:proofErr w:type="spellStart"/>
-      <w:r>
-        <w:t>Kachorovskii</w:t>
-      </w:r>
-      <w:proofErr w:type="spellEnd"/>
-      <w:r>
-        <w:t>, and T. Otsuji, “Room-Temperature Amplification of Terahertz Radiation by Grating-Gate Graphene Structures,” Phys. Rev. X 10, 031004 (2020). doi:10.1103/PhysRevX.10.031004</w:t>
+        <w:t xml:space="preserve">[1] R. Furui, “A 100-GHz Room-Temperature Half Adder Using Graphene Plasmons as Bits, Driven by a Microcomb-Photomixing Carrier: Architecture, Quantitative Roadmap, and Machine-Learning-Assisted Design Optimisation,” self-published manuscript, https://github.com/r-coin/basic/blob/master/hardware%20solusions/THz_Half_Adder_100GHz_RT.pdf</w:t>
+      </w:r>
+    </w:p>
+    <w:p>
+      <w:r>
+        <w:t xml:space="preserve">[2] S. Boubanga-Tombet, W. Knap, D. Yadav, A. Satou, D. B. But, V. V. Popov, I. V. Gorbenko, V. Yu. Kachorovskii, and T. Otsuji, “Room-Temperature Amplification of Terahertz Radiation by Grating-Gate Graphene Structures,” Phys. Rev. X 10, 031004 (2020). doi:10.1103/PhysRevX.10.031004</w:t>
       </w:r>
     </w:p>
     <w:p>
@@ -8846,279 +6192,63 @@
     </w:p>
     <w:p>
       <w:r>
-        <w:t xml:space="preserve">[4] K. Yoshioka, G. Bernard, T. </w:t>
-      </w:r>
-      <w:proofErr w:type="spellStart"/>
-      <w:r>
-        <w:t>Wakamura</w:t>
-      </w:r>
-      <w:proofErr w:type="spellEnd"/>
-      <w:r>
-        <w:t xml:space="preserve">, M. </w:t>
-      </w:r>
-      <w:proofErr w:type="spellStart"/>
-      <w:r>
-        <w:t>Hashisaka</w:t>
-      </w:r>
-      <w:proofErr w:type="spellEnd"/>
-      <w:r>
-        <w:t>, K. Sasaki, S. Sasaki, K. Watanabe, T. Taniguchi, and N. Kumada, “On-chip transfer of ultrashort graphene plasmon wave packets using terahertz electronics,” Nat. Electron. 7, 537–544 (2024). doi:10.1038/s41928-024-01197-x</w:t>
-      </w:r>
-    </w:p>
-    <w:p>
-      <w:r>
-        <w:t xml:space="preserve">[5] Y. </w:t>
-      </w:r>
-      <w:proofErr w:type="spellStart"/>
-      <w:r>
-        <w:t>Tokizane</w:t>
-      </w:r>
-      <w:proofErr w:type="spellEnd"/>
-      <w:r>
-        <w:t xml:space="preserve">, H. </w:t>
-      </w:r>
-      <w:proofErr w:type="spellStart"/>
-      <w:r>
-        <w:t>Kishikawa</w:t>
-      </w:r>
-      <w:proofErr w:type="spellEnd"/>
-      <w:r>
-        <w:t xml:space="preserve">, T. Kikuhara, M. Talara, Y. </w:t>
-      </w:r>
-      <w:proofErr w:type="spellStart"/>
-      <w:r>
-        <w:t>Makimoto</w:t>
-      </w:r>
-      <w:proofErr w:type="spellEnd"/>
-      <w:r>
-        <w:t xml:space="preserve">, K. Yamaji, Y. Okamura, K. Nishimoto, E. Hase, I. </w:t>
-      </w:r>
-      <w:proofErr w:type="spellStart"/>
-      <w:r>
-        <w:t>Morohashi</w:t>
-      </w:r>
-      <w:proofErr w:type="spellEnd"/>
-      <w:r>
-        <w:t xml:space="preserve">, A. Kanno, S. Hisatake, N. Kuse, T. </w:t>
-      </w:r>
-      <w:proofErr w:type="spellStart"/>
-      <w:r>
-        <w:t>Nagatsuma</w:t>
-      </w:r>
-      <w:proofErr w:type="spellEnd"/>
-      <w:r>
-        <w:t>, and T. Yasui, “Beyond 350 GHz: Single-channel 112 Gbps photonic wireless transmission at 560 GHz using soliton microcombs,” Commun. Eng. 5, 77 (2026). doi:10.1038/s44172-026-00659-8</w:t>
-      </w:r>
-    </w:p>
-    <w:p>
-      <w:r>
-        <w:t xml:space="preserve">[6] K. Hirota, T. </w:t>
-      </w:r>
-      <w:proofErr w:type="spellStart"/>
-      <w:r>
-        <w:t>Kashiwazaki</w:t>
-      </w:r>
-      <w:proofErr w:type="spellEnd"/>
-      <w:r>
-        <w:t xml:space="preserve">, G. Ha, T. </w:t>
-      </w:r>
-      <w:proofErr w:type="spellStart"/>
-      <w:r>
-        <w:t>Yamashima</w:t>
-      </w:r>
-      <w:proofErr w:type="spellEnd"/>
-      <w:r>
-        <w:t xml:space="preserve">, P. </w:t>
-      </w:r>
-      <w:proofErr w:type="spellStart"/>
-      <w:r>
-        <w:t>Jaturaphagorn</w:t>
-      </w:r>
-      <w:proofErr w:type="spellEnd"/>
-      <w:r>
-        <w:t xml:space="preserve">, T. Suzuki, K. Takahashi, A. Kawasaki, A. Inoue, W. </w:t>
-      </w:r>
-      <w:proofErr w:type="spellStart"/>
-      <w:r>
-        <w:t>Asavanant</w:t>
-      </w:r>
-      <w:proofErr w:type="spellEnd"/>
-      <w:r>
-        <w:t>, M. Endo, T. Umeki, and A. Furusawa, “Generation of 10-dB squeezed light from a broadband waveguide optical parametric amplifier with improved phase locking method,” Opt. Express 34, 7958–7972 (2026). doi:10.1364/OE.585323</w:t>
-      </w:r>
-    </w:p>
-    <w:p>
-      <w:r>
-        <w:t xml:space="preserve">[7] K. </w:t>
-      </w:r>
-      <w:proofErr w:type="spellStart"/>
-      <w:r>
-        <w:t>Kusyak</w:t>
-      </w:r>
-      <w:proofErr w:type="spellEnd"/>
-      <w:r>
-        <w:t>, B. Schulte, T. Matsuyama, G. Kipp, H. M. Bretscher, M. W. Day, G. Meier, A. M. Potts, and J. W. McIver, “Monolithic optoelectronic circuit design for on-chip terahertz applications,” APL Photonics 10, 076117 (2025). doi:10.1063/5.0278183</w:t>
+        <w:t xml:space="preserve">[4] K. Yoshioka, G. Bernard, T. Wakamura, M. Hashisaka, K. Sasaki, S. Sasaki, K. Watanabe, T. Taniguchi, and N. Kumada, “On-chip transfer of ultrashort graphene plasmon wave packets using terahertz electronics,” Nat. Electron. 7, 537–544 (2024). doi:10.1038/s41928-024-01197-x</w:t>
+      </w:r>
+    </w:p>
+    <w:p>
+      <w:r>
+        <w:t xml:space="preserve">[5] Y. Tokizane, H. Kishikawa, T. Kikuhara, M. Talara, Y. Makimoto, K. Yamaji, Y. Okamura, K. Nishimoto, E. Hase, I. Morohashi, A. Kanno, S. Hisatake, N. Kuse, T. Nagatsuma, and T. Yasui, “Beyond 350 GHz: Single-channel 112 Gbps photonic wireless transmission at 560 GHz using soliton microcombs,” Commun. Eng. 5, 77 (2026). doi:10.1038/s44172-026-00659-8</w:t>
+      </w:r>
+    </w:p>
+    <w:p>
+      <w:r>
+        <w:t xml:space="preserve">[6] K. Hirota, T. Kashiwazaki, G. Ha, T. Yamashima, P. Jaturaphagorn, T. Suzuki, K. Takahashi, A. Kawasaki, A. Inoue, W. Asavanant, M. Endo, T. Umeki, and A. Furusawa, “Generation of 10-dB squeezed light from a broadband waveguide optical parametric amplifier with improved phase locking method,” Opt. Express 34, 7958–7972 (2026). doi:10.1364/OE.585323</w:t>
+      </w:r>
+    </w:p>
+    <w:p>
+      <w:r>
+        <w:t xml:space="preserve">[7] K. Kusyak, B. Schulte, T. Matsuyama, G. Kipp, H. M. Bretscher, M. W. Day, G. Meier, A. M. Potts, and J. W. McIver, “Monolithic optoelectronic circuit design for on-chip terahertz applications,” APL Photonics 10, 076117 (2025). doi:10.1063/5.0278183</w:t>
       </w:r>
     </w:p>
     <w:p>
       <w:r>
         <w:lastRenderedPageBreak/>
-        <w:t xml:space="preserve">[8] M. A. Haque, M. S. Akhter, I. Das, T. U. Zaman, J.-J. Tiang, N. S. S. Singh, A. D. </w:t>
-      </w:r>
-      <w:proofErr w:type="spellStart"/>
-      <w:r>
-        <w:t>Algarni</w:t>
-      </w:r>
-      <w:proofErr w:type="spellEnd"/>
-      <w:r>
-        <w:t>, and A. A. Ateya, “Graphene based terahertz MIMO antenna with machine learning regression for 6G communications,” Sci. Rep. 16, 3900 (2026). doi:10.1038/s41598-025-32487-9</w:t>
-      </w:r>
-    </w:p>
-    <w:p>
-      <w:r>
-        <w:t xml:space="preserve">[9] V. E. Dorgan, M.-H. Bae, and E. Pop, “Mobility and saturation velocity in graphene on </w:t>
-      </w:r>
-      <w:proofErr w:type="spellStart"/>
-      <w:r>
-        <w:t>SiO</w:t>
-      </w:r>
-      <w:proofErr w:type="spellEnd"/>
-      <w:r>
-        <w:t>₂,” Appl. Phys. Lett. 97, 082112 (2010). doi:10.1063/1.3483130</w:t>
-      </w:r>
-    </w:p>
-    <w:p>
-      <w:r>
-        <w:t xml:space="preserve">[10] D. </w:t>
-      </w:r>
-      <w:proofErr w:type="spellStart"/>
-      <w:r>
-        <w:t>Barcons</w:t>
-      </w:r>
-      <w:proofErr w:type="spellEnd"/>
-      <w:r>
-        <w:t xml:space="preserve"> Ruiz, N. C. H. Hesp, H. Herzig Sheinfux, C. Ramos Marimón, C. M. </w:t>
-      </w:r>
-      <w:proofErr w:type="spellStart"/>
-      <w:r>
-        <w:t>Maissen</w:t>
-      </w:r>
-      <w:proofErr w:type="spellEnd"/>
-      <w:r>
-        <w:t xml:space="preserve">, A. Principi, R. Asgari, T. Taniguchi, K. Watanabe, M. Polini, R. Hillenbrand, I. Torre, and F. H. L. </w:t>
-      </w:r>
-      <w:proofErr w:type="spellStart"/>
-      <w:r>
-        <w:t>Koppens</w:t>
-      </w:r>
-      <w:proofErr w:type="spellEnd"/>
-      <w:r>
-        <w:t>, “Experimental signatures of the transition from acoustic plasmon to electronic sound in graphene,” Sci. Adv. 9, eadi0415 (2023). doi:10.1126/</w:t>
-      </w:r>
-      <w:proofErr w:type="gramStart"/>
-      <w:r>
-        <w:t>sciadv.adi</w:t>
-      </w:r>
-      <w:proofErr w:type="gramEnd"/>
-      <w:r>
-        <w:t>0415</w:t>
-      </w:r>
-    </w:p>
-    <w:p>
-      <w:r>
-        <w:t xml:space="preserve">[11] M. </w:t>
-      </w:r>
-      <w:proofErr w:type="spellStart"/>
-      <w:r>
-        <w:t>Dyakonov</w:t>
-      </w:r>
-      <w:proofErr w:type="spellEnd"/>
-      <w:r>
-        <w:t xml:space="preserve"> and M. Shur, “Shallow water analogy for a ballistic field effect transistor: New mechanism of plasma wave generation by dc current,” Phys. Rev. Lett. 71, 2465–2468 (1993). doi:10.1103/PhysRevLett.71.2465</w:t>
-      </w:r>
-    </w:p>
-    <w:p>
-      <w:r>
-        <w:t xml:space="preserve">[12] J. Xue, J. Sanchez-Yamagishi, D. Bulmash, P. </w:t>
-      </w:r>
-      <w:proofErr w:type="spellStart"/>
-      <w:r>
-        <w:t>Jacquod</w:t>
-      </w:r>
-      <w:proofErr w:type="spellEnd"/>
-      <w:r>
-        <w:t>, A. Deshpande, K. Watanabe, T. Taniguchi, P. Jarillo-Herrero, and B. J. LeRoy, “Scanning tunnelling microscopy and spectroscopy of ultra-flat graphene on hexagonal boron nitride,” Nat. Mater. 10, 282–285 (2011). doi:10.1038/nmat2968</w:t>
-      </w:r>
-    </w:p>
-    <w:p>
-      <w:r>
-        <w:t>[13] K. Nagashio, T. Nishimura, and A. Toriumi, “Estimation of residual carrier density near the Dirac point in graphene through quantum capacitance measurement,” Appl. Phys. Lett. 102, 173507 (2013). doi:10.1063/1.4804430 (</w:t>
-      </w:r>
-      <w:proofErr w:type="spellStart"/>
-      <w:r>
-        <w:t>SiO</w:t>
-      </w:r>
-      <w:proofErr w:type="spellEnd"/>
-      <w:r>
-        <w:t>₂-substrate measurement; cited as the disorder upper bound)</w:t>
-      </w:r>
-    </w:p>
-    <w:p>
-      <w:r>
-        <w:t xml:space="preserve">[14] P. Huang, E. Riccardi, S. </w:t>
-      </w:r>
-      <w:proofErr w:type="spellStart"/>
-      <w:r>
-        <w:t>Messelot</w:t>
-      </w:r>
-      <w:proofErr w:type="spellEnd"/>
-      <w:r>
-        <w:t xml:space="preserve">, H. Graef, F. </w:t>
-      </w:r>
-      <w:proofErr w:type="spellStart"/>
-      <w:r>
-        <w:t>Valmorra</w:t>
-      </w:r>
-      <w:proofErr w:type="spellEnd"/>
-      <w:r>
-        <w:t xml:space="preserve">, J. Tignon, T. Taniguchi, K. Watanabe, S. Dhillon, B. </w:t>
-      </w:r>
-      <w:proofErr w:type="spellStart"/>
-      <w:r>
-        <w:t>Plaçais</w:t>
-      </w:r>
-      <w:proofErr w:type="spellEnd"/>
-      <w:r>
-        <w:t xml:space="preserve">, R. Ferreira, and J. </w:t>
-      </w:r>
-      <w:proofErr w:type="spellStart"/>
-      <w:r>
-        <w:t>Mangeney</w:t>
-      </w:r>
-      <w:proofErr w:type="spellEnd"/>
-      <w:r>
-        <w:t>, “Ultra-long carrier lifetime in neutral graphene-</w:t>
-      </w:r>
-      <w:proofErr w:type="spellStart"/>
-      <w:r>
-        <w:t>hBN</w:t>
-      </w:r>
-      <w:proofErr w:type="spellEnd"/>
-      <w:r>
-        <w:t xml:space="preserve"> van der Waals heterostructures under mid-infrared illumination,” Nat. Commun. 11, 863 (2020). doi:10.1038/s41467-020-14714-1</w:t>
-      </w:r>
-    </w:p>
-    <w:p>
-      <w:r>
-        <w:t xml:space="preserve">[15] A. Lucas and K. C. Fong, “Hydrodynamics of electrons in graphene,” J. Phys.: </w:t>
-      </w:r>
-      <w:proofErr w:type="spellStart"/>
-      <w:r>
-        <w:t>Condens</w:t>
-      </w:r>
-      <w:proofErr w:type="spellEnd"/>
-      <w:r>
-        <w:t>. Matter 30, 053001 (2018). doi:10.1088/1361-648X/aaa274</w:t>
+        <w:t xml:space="preserve">[8] M. A. Haque, M. S. Akhter, I. Das, T. U. Zaman, J.-J. Tiang, N. S. S. Singh, A. D. Algarni, and A. A. Ateya, “Graphene based terahertz MIMO antenna with machine learning regression for 6G communications,” Sci. Rep. 16, 3900 (2026). doi:10.1038/s41598-025-32487-9</w:t>
+      </w:r>
+    </w:p>
+    <w:p>
+      <w:r>
+        <w:t xml:space="preserve">[9] V. E. Dorgan, M.-H. Bae, and E. Pop, “Mobility and saturation velocity in graphene on SiO₂,” Appl. Phys. Lett. 97, 082112 (2010). doi:10.1063/1.3483130</w:t>
+      </w:r>
+    </w:p>
+    <w:p>
+      <w:r>
+        <w:t xml:space="preserve">[10] D. Barcons Ruiz, N. C. H. Hesp, H. Herzig Sheinfux, C. Ramos Marimón, C. M. Maissen, A. Principi, R. Asgari, T. Taniguchi, K. Watanabe, M. Polini, R. Hillenbrand, I. Torre, and F. H. L. Koppens, “Experimental signatures of the transition from acoustic plasmon to electronic sound in graphene,” Sci. Adv. 9, eadi0415 (2023). doi:10.1126/sciadv.adi0415</w:t>
+      </w:r>
+    </w:p>
+    <w:p>
+      <w:r>
+        <w:t xml:space="preserve">[11] M. Dyakonov and M. Shur, “Shallow water analogy for a ballistic field effect transistor: New mechanism of plasma wave generation by dc current,” Phys. Rev. Lett. 71, 2465–2468 (1993). doi:10.1103/PhysRevLett.71.2465</w:t>
+      </w:r>
+    </w:p>
+    <w:p>
+      <w:r>
+        <w:t xml:space="preserve">[12] J. Xue, J. Sanchez-Yamagishi, D. Bulmash, P. Jacquod, A. Deshpande, K. Watanabe, T. Taniguchi, P. Jarillo-Herrero, and B. J. LeRoy, “Scanning tunnelling microscopy and spectroscopy of ultra-flat graphene on hexagonal boron nitride,” Nat. Mater. 10, 282–285 (2011). doi:10.1038/nmat2968</w:t>
+      </w:r>
+    </w:p>
+    <w:p>
+      <w:r>
+        <w:t>[13] K. Nagashio, T. Nishimura, and A. Toriumi, “Estimation of residual carrier density near the Dirac point in graphene through quantum capacitance measurement,” Appl. Phys. Lett. 102, 173507 (2013). doi:10.1063/1.4804430 (SiO₂-substrate measurement; cited as the disorder upper bound)</w:t>
+      </w:r>
+    </w:p>
+    <w:p>
+      <w:r>
+        <w:t xml:space="preserve">[14] P. Huang, E. Riccardi, S. Messelot, H. Graef, F. Valmorra, J. Tignon, T. Taniguchi, K. Watanabe, S. Dhillon, B. Plaçais, R. Ferreira, and J. Mangeney, “Ultra-long carrier lifetime in neutral graphene-hBN van der Waals heterostructures under mid-infrared illumination,” Nat. Commun. 11, 863 (2020). doi:10.1038/s41467-020-14714-1</w:t>
+      </w:r>
+    </w:p>
+    <w:p>
+      <w:r>
+        <w:t xml:space="preserve">[15] A. Lucas and K. C. Fong, “Hydrodynamics of electrons in graphene,” J. Phys.: Condens. Matter 30, 053001 (2018). doi:10.1088/1361-648X/aaa274</w:t>
       </w:r>
     </w:p>
     <w:p>
@@ -9138,23 +6268,7 @@
     </w:p>
     <w:p>
       <w:r>
-        <w:t xml:space="preserve">[19] J. Crabb, X. Cantos-Roman, J. M. Jornet, and G. R. </w:t>
-      </w:r>
-      <w:proofErr w:type="spellStart"/>
-      <w:r>
-        <w:t>Aizin</w:t>
-      </w:r>
-      <w:proofErr w:type="spellEnd"/>
-      <w:r>
-        <w:t xml:space="preserve">, “Hydrodynamic theory of the </w:t>
-      </w:r>
-      <w:proofErr w:type="spellStart"/>
-      <w:r>
-        <w:t>Dyakonov</w:t>
-      </w:r>
-      <w:proofErr w:type="spellEnd"/>
-      <w:r>
-        <w:t>–Shur instability in graphene transistors,” Phys. Rev. B 104, 155440 (2021). doi:10.1103/PhysRevB.104.155440</w:t>
+        <w:t xml:space="preserve">[19] J. Crabb, X. Cantos-Roman, J. M. Jornet, and G. R. Aizin, “Hydrodynamic theory of the Dyakonov–Shur instability in graphene transistors,” Phys. Rev. B 104, 155440 (2021). doi:10.1103/PhysRevB.104.155440</w:t>
       </w:r>
     </w:p>
     <w:p>
@@ -9170,65 +6284,17 @@
     </w:p>
     <w:p>
       <w:r>
-        <w:t xml:space="preserve">[22] G. R. </w:t>
-      </w:r>
-      <w:proofErr w:type="spellStart"/>
-      <w:r>
-        <w:t>Aizin</w:t>
-      </w:r>
-      <w:proofErr w:type="spellEnd"/>
-      <w:r>
-        <w:t xml:space="preserve">, J. </w:t>
-      </w:r>
-      <w:proofErr w:type="spellStart"/>
-      <w:r>
-        <w:t>Mikalopas</w:t>
-      </w:r>
-      <w:proofErr w:type="spellEnd"/>
-      <w:r>
-        <w:t>, and M. S. Shur, “Plasma instability and amplified mode switching effect in THz field effect transistors with a grating gate,” Phys. Rev. B 107, 245424 (2023). doi:10.1103/PhysRevB.107.245424</w:t>
-      </w:r>
-    </w:p>
-    <w:p>
-      <w:r>
-        <w:t xml:space="preserve">[23] D. Veksler, F. </w:t>
-      </w:r>
-      <w:proofErr w:type="spellStart"/>
-      <w:r>
-        <w:t>Teppe</w:t>
-      </w:r>
-      <w:proofErr w:type="spellEnd"/>
-      <w:r>
-        <w:t xml:space="preserve">, A. P. Dmitriev, V. Yu. </w:t>
-      </w:r>
-      <w:proofErr w:type="spellStart"/>
-      <w:r>
-        <w:t>Kachorovskii</w:t>
-      </w:r>
-      <w:proofErr w:type="spellEnd"/>
-      <w:r>
-        <w:t>, W. Knap, and M. S. Shur, “Detection of terahertz radiation in gated two-dimensional structures governed by dc current,” Phys. Rev. B 73, 125328 (2006). doi:10.1103/PhysRevB.73.125328</w:t>
-      </w:r>
-    </w:p>
-    <w:p>
-      <w:r>
-        <w:t xml:space="preserve">[24] Y. Dong, L. Xiong, I. Y. Phinney, Z. Sun, R. Jing, A. S. McLeod, S. Zhang, S. Liu, F. L. Ruta, H. Gao, Z. Dong, R. Pan, J. H. Edgar, P. Jarillo-Herrero, L. S. Levitov, A. J. Millis, M. M. Fogler, D. A. </w:t>
-      </w:r>
-      <w:proofErr w:type="spellStart"/>
-      <w:r>
-        <w:t>Bandurin</w:t>
-      </w:r>
-      <w:proofErr w:type="spellEnd"/>
-      <w:r>
-        <w:t xml:space="preserve">, and D. N. Basov, “Fizeau drag in graphene </w:t>
-      </w:r>
-      <w:proofErr w:type="spellStart"/>
-      <w:r>
-        <w:t>plasmonics</w:t>
-      </w:r>
-      <w:proofErr w:type="spellEnd"/>
-      <w:r>
-        <w:t>,” Nature 594, 513–516 (2021). doi:10.1038/s41586-021-03640-x</w:t>
+        <w:t xml:space="preserve">[22] G. R. Aizin, J. Mikalopas, and M. S. Shur, “Plasma instability and amplified mode switching effect in THz field effect transistors with a grating gate,” Phys. Rev. B 107, 245424 (2023). doi:10.1103/PhysRevB.107.245424</w:t>
+      </w:r>
+    </w:p>
+    <w:p>
+      <w:r>
+        <w:t xml:space="preserve">[23] D. Veksler, F. Teppe, A. P. Dmitriev, V. Yu. Kachorovskii, W. Knap, and M. S. Shur, “Detection of terahertz radiation in gated two-dimensional structures governed by dc current,” Phys. Rev. B 73, 125328 (2006). doi:10.1103/PhysRevB.73.125328</w:t>
+      </w:r>
+    </w:p>
+    <w:p>
+      <w:r>
+        <w:t xml:space="preserve">[24] Y. Dong, L. Xiong, I. Y. Phinney, Z. Sun, R. Jing, A. S. McLeod, S. Zhang, S. Liu, F. L. Ruta, H. Gao, Z. Dong, R. Pan, J. H. Edgar, P. Jarillo-Herrero, L. S. Levitov, A. J. Millis, M. M. Fogler, D. A. Bandurin, and D. N. Basov, “Fizeau drag in graphene plasmonics,” Nature 594, 513–516 (2021). doi:10.1038/s41586-021-03640-x</w:t>
       </w:r>
     </w:p>
     <w:p>
@@ -9238,49 +6304,17 @@
     </w:p>
     <w:p>
       <w:r>
-        <w:t xml:space="preserve">[26] T. A. Morgado and M. G. </w:t>
-      </w:r>
-      <w:proofErr w:type="spellStart"/>
-      <w:r>
-        <w:t>Silveirinha</w:t>
-      </w:r>
-      <w:proofErr w:type="spellEnd"/>
-      <w:r>
-        <w:t xml:space="preserve">, “Directional dependence of the plasmonic gain and nonreciprocity in drift-current biased graphene,” </w:t>
-      </w:r>
-      <w:proofErr w:type="spellStart"/>
-      <w:r>
-        <w:t>Nanophotonics</w:t>
-      </w:r>
-      <w:proofErr w:type="spellEnd"/>
-      <w:r>
-        <w:t xml:space="preserve"> 11, 4929–4936 (2022). doi:10.1515/nanoph-2022-0451</w:t>
-      </w:r>
-    </w:p>
-    <w:p>
-      <w:r>
-        <w:t xml:space="preserve">[27] D. Correas-Serrano and J. S. Gomez-Diaz, “Nonreciprocal and collimated surface plasmons in drift-biased graphene </w:t>
-      </w:r>
-      <w:proofErr w:type="spellStart"/>
-      <w:r>
-        <w:t>metasurfaces</w:t>
-      </w:r>
-      <w:proofErr w:type="spellEnd"/>
-      <w:r>
-        <w:t>,” Phys. Rev. B 100, 081410(R) (2019). doi:10.1103/PhysRevB.100.081410</w:t>
-      </w:r>
-    </w:p>
-    <w:p>
-      <w:r>
-        <w:t xml:space="preserve">[28] X. Mei, W. Yoshida, M. Lange, J. Lee, J. Zhou, P.-H. Liu, K. Leong, A. Zamora, J. Padilla, S. Sarkozy, R. Lai, and W. R. Deal, “First Demonstration of Amplification at 1 THz Using 25-nm </w:t>
-      </w:r>
-      <w:proofErr w:type="spellStart"/>
-      <w:r>
-        <w:t>InP</w:t>
-      </w:r>
-      <w:proofErr w:type="spellEnd"/>
-      <w:r>
-        <w:t xml:space="preserve"> High Electron Mobility Transistor Process,” IEEE Electron Device Lett. 36, 327–329 (2015). doi:10.1109/LED.2015.2407193</w:t>
+        <w:t xml:space="preserve">[26] T. A. Morgado and M. G. Silveirinha, “Directional dependence of the plasmonic gain and nonreciprocity in drift-current biased graphene,” Nanophotonics 11, 4929–4936 (2022). doi:10.1515/nanoph-2022-0451</w:t>
+      </w:r>
+    </w:p>
+    <w:p>
+      <w:r>
+        <w:t xml:space="preserve">[27] D. Correas-Serrano and J. S. Gomez-Diaz, “Nonreciprocal and collimated surface plasmons in drift-biased graphene metasurfaces,” Phys. Rev. B 100, 081410(R) (2019). doi:10.1103/PhysRevB.100.081410</w:t>
+      </w:r>
+    </w:p>
+    <w:p>
+      <w:r>
+        <w:t xml:space="preserve">[28] X. Mei, W. Yoshida, M. Lange, J. Lee, J. Zhou, P.-H. Liu, K. Leong, A. Zamora, J. Padilla, S. Sarkozy, R. Lai, and W. R. Deal, “First Demonstration of Amplification at 1 THz Using 25-nm InP High Electron Mobility Transistor Process,” IEEE Electron Device Lett. 36, 327–329 (2015). doi:10.1109/LED.2015.2407193</w:t>
       </w:r>
     </w:p>
     <w:p>
@@ -9290,82 +6324,18 @@
     </w:p>
     <w:p>
       <w:r>
-        <w:t xml:space="preserve">[30] H. A. Hafez, S. Kovalev, J.-C. Deinert, Z. Mics, B. Green, N. </w:t>
-      </w:r>
-      <w:proofErr w:type="spellStart"/>
-      <w:r>
-        <w:t>Awari</w:t>
-      </w:r>
-      <w:proofErr w:type="spellEnd"/>
-      <w:r>
-        <w:t xml:space="preserve">, M. Chen, S. Germanskiy, U. Lehnert, J. Teichert, Z. Wang, K.-J. </w:t>
-      </w:r>
-      <w:proofErr w:type="spellStart"/>
-      <w:r>
-        <w:t>Tielrooij</w:t>
-      </w:r>
-      <w:proofErr w:type="spellEnd"/>
-      <w:r>
-        <w:t xml:space="preserve">, Z. Liu, Z. Chen, A. Narita, K. </w:t>
-      </w:r>
-      <w:proofErr w:type="spellStart"/>
-      <w:r>
-        <w:t>Müllen</w:t>
-      </w:r>
-      <w:proofErr w:type="spellEnd"/>
-      <w:r>
-        <w:t xml:space="preserve">, M. Bonn, M. Gensch, and D. </w:t>
-      </w:r>
-      <w:proofErr w:type="spellStart"/>
-      <w:r>
-        <w:t>Turchinovich</w:t>
-      </w:r>
-      <w:proofErr w:type="spellEnd"/>
-      <w:r>
-        <w:t>, “Extremely efficient terahertz high-harmonic generation in graphene by hot Dirac fermions,” Nature 561, 507–511 (2018). doi:10.1038/s41586-018-0508-1</w:t>
+        <w:t xml:space="preserve">[30] H. A. Hafez, S. Kovalev, J.-C. Deinert, Z. Mics, B. Green, N. Awari, M. Chen, S. Germanskiy, U. Lehnert, J. Teichert, Z. Wang, K.-J. Tielrooij, Z. Liu, Z. Chen, A. Narita, K. Müllen, M. Bonn, M. Gensch, and D. Turchinovich, “Extremely efficient terahertz high-harmonic generation in graphene by hot Dirac fermions,” Nature 561, 507–511 (2018). doi:10.1038/s41586-018-0508-1</w:t>
       </w:r>
     </w:p>
     <w:p>
       <w:r>
         <w:lastRenderedPageBreak/>
-        <w:t xml:space="preserve">[31] K. K. </w:t>
-      </w:r>
-      <w:proofErr w:type="spellStart"/>
-      <w:r>
-        <w:t>Likharev</w:t>
-      </w:r>
-      <w:proofErr w:type="spellEnd"/>
-      <w:r>
-        <w:t xml:space="preserve"> and V. K. Semenov, “RSFQ logic/memory family: a new Josephson-junction technology for sub-terahertz-clock-frequency digital systems,” IEEE Trans. Appl. </w:t>
-      </w:r>
-      <w:proofErr w:type="spellStart"/>
-      <w:r>
-        <w:t>Supercond</w:t>
-      </w:r>
-      <w:proofErr w:type="spellEnd"/>
-      <w:r>
-        <w:t>. 1, 3–28 (1991). doi:10.1109/77.80745</w:t>
-      </w:r>
-    </w:p>
-    <w:p>
-      <w:r>
-        <w:t xml:space="preserve">[32] A. V. Chumak, V. I. Vasyuchka, A. A. </w:t>
-      </w:r>
-      <w:proofErr w:type="spellStart"/>
-      <w:r>
-        <w:t>Serga</w:t>
-      </w:r>
-      <w:proofErr w:type="spellEnd"/>
-      <w:r>
-        <w:t xml:space="preserve">, and B. </w:t>
-      </w:r>
-      <w:proofErr w:type="spellStart"/>
-      <w:r>
-        <w:t>Hillebrands</w:t>
-      </w:r>
-      <w:proofErr w:type="spellEnd"/>
-      <w:r>
-        <w:t>, “Magnon spintronics,” Nat. Phys. 11, 453–461 (2015). doi:10.1038/nphys3347</w:t>
+        <w:t xml:space="preserve">[31] K. K. Likharev and V. K. Semenov, “RSFQ logic/memory family: a new Josephson-junction technology for sub-terahertz-clock-frequency digital systems,” IEEE Trans. Appl. Supercond. 1, 3–28 (1991). doi:10.1109/77.80745</w:t>
+      </w:r>
+    </w:p>
+    <w:p>
+      <w:r>
+        <w:t xml:space="preserve">[32] A. V. Chumak, V. I. Vasyuchka, A. A. Serga, and B. Hillebrands, “Magnon spintronics,” Nat. Phys. 11, 453–461 (2015). doi:10.1038/nphys3347</w:t>
       </w:r>
     </w:p>
     <w:p>
@@ -9375,15 +6345,7 @@
     </w:p>
     <w:p>
       <w:r>
-        <w:t xml:space="preserve">[34] S. Zhang, J. M. Silver, X. Shang, L. Del Bino, N. M. Ridler, and P. </w:t>
-      </w:r>
-      <w:proofErr w:type="spellStart"/>
-      <w:r>
-        <w:t>Del’Haye</w:t>
-      </w:r>
-      <w:proofErr w:type="spellEnd"/>
-      <w:r>
-        <w:t>, “Terahertz wave generation using a soliton microcomb,” Opt. Express 27, 35257–35266 (2019). doi:10.1364/OE.27.035257</w:t>
+        <w:t xml:space="preserve">[34] S. Zhang, J. M. Silver, X. Shang, L. Del Bino, N. M. Ridler, and P. Del’Haye, “Terahertz wave generation using a soliton microcomb,” Opt. Express 27, 35257–35266 (2019). doi:10.1364/OE.27.035257</w:t>
       </w:r>
     </w:p>
     <w:p>
@@ -9393,36 +6355,12 @@
     </w:p>
     <w:p>
       <w:r>
-        <w:t xml:space="preserve">[36] E. </w:t>
-      </w:r>
-      <w:proofErr w:type="spellStart"/>
-      <w:r>
-        <w:t>Rouvalis</w:t>
-      </w:r>
-      <w:proofErr w:type="spellEnd"/>
-      <w:r>
-        <w:t xml:space="preserve">, C. C. Renaud, D. G. Moodie, M. J. Robertson, and A. J. Seeds, “Traveling-wave </w:t>
-      </w:r>
-      <w:proofErr w:type="spellStart"/>
-      <w:r>
-        <w:t>uni</w:t>
-      </w:r>
-      <w:proofErr w:type="spellEnd"/>
-      <w:r>
-        <w:t>-traveling carrier photodiodes for continuous wave THz generation,” Opt. Express 18, 11105–11110 (2010). doi:10.1364/OE.18.011105</w:t>
-      </w:r>
-    </w:p>
-    <w:p>
-      <w:r>
-        <w:t xml:space="preserve">[37] H. Ito, T. Furuta, F. Nakajima, K. Yoshino, and T. Ishibashi, “Photonic generation of continuous THz wave using </w:t>
-      </w:r>
-      <w:proofErr w:type="spellStart"/>
-      <w:r>
-        <w:t>uni</w:t>
-      </w:r>
-      <w:proofErr w:type="spellEnd"/>
-      <w:r>
-        <w:t>-traveling-carrier photodiode,” J. Lightwave Technol. 23, 4016–4021 (2005). doi:10.1109/JLT.2005.858221</w:t>
+        <w:t xml:space="preserve">[36] E. Rouvalis, C. C. Renaud, D. G. Moodie, M. J. Robertson, and A. J. Seeds, “Traveling-wave uni-traveling carrier photodiodes for continuous wave THz generation,” Opt. Express 18, 11105–11110 (2010). doi:10.1364/OE.18.011105</w:t>
+      </w:r>
+    </w:p>
+    <w:p>
+      <w:r>
+        <w:t xml:space="preserve">[37] H. Ito, T. Furuta, F. Nakajima, K. Yoshino, and T. Ishibashi, “Photonic generation of continuous THz wave using uni-traveling-carrier photodiode,” J. Lightwave Technol. 23, 4016–4021 (2005). doi:10.1109/JLT.2005.858221</w:t>
       </w:r>
     </w:p>
     <w:p>
@@ -9432,94 +6370,22 @@
     </w:p>
     <w:p>
       <w:r>
-        <w:t xml:space="preserve">[39] P. Alonso-González, A. Y. Nikitin, Y. Gao, A. Woessner, M. B. Lundeberg, A. Principi, N. </w:t>
-      </w:r>
-      <w:proofErr w:type="spellStart"/>
-      <w:r>
-        <w:t>Forcellini</w:t>
-      </w:r>
-      <w:proofErr w:type="spellEnd"/>
-      <w:r>
-        <w:t xml:space="preserve">, W. Yan, S. Vélez, A. J. Huber, K. Watanabe, T. Taniguchi, F. Casanova, L. E. Hueso, M. Polini, J. Hone, F. H. L. </w:t>
-      </w:r>
-      <w:proofErr w:type="spellStart"/>
-      <w:r>
-        <w:t>Koppens</w:t>
-      </w:r>
-      <w:proofErr w:type="spellEnd"/>
-      <w:r>
-        <w:t xml:space="preserve">, and R. Hillenbrand, “Acoustic terahertz graphene plasmons revealed by photocurrent </w:t>
-      </w:r>
-      <w:proofErr w:type="spellStart"/>
-      <w:r>
-        <w:t>nanoscopy</w:t>
-      </w:r>
-      <w:proofErr w:type="spellEnd"/>
-      <w:r>
-        <w:t xml:space="preserve">,” Nat. </w:t>
-      </w:r>
-      <w:proofErr w:type="spellStart"/>
-      <w:r>
-        <w:t>Nanotechnol</w:t>
-      </w:r>
-      <w:proofErr w:type="spellEnd"/>
-      <w:r>
-        <w:t>. 12, 31–35 (2017). doi:10.1038/nnano.2016.185</w:t>
-      </w:r>
-    </w:p>
-    <w:p>
-      <w:r>
-        <w:t xml:space="preserve">[40] M. B. Lundeberg, Y. Gao, R. Asgari, C. Tan, B. Van Duppen, M. Autore, P. Alonso-González, A. Woessner, K. Watanabe, T. Taniguchi, R. Hillenbrand, J. Hone, M. Polini, and F. H. L. </w:t>
-      </w:r>
-      <w:proofErr w:type="spellStart"/>
-      <w:r>
-        <w:t>Koppens</w:t>
-      </w:r>
-      <w:proofErr w:type="spellEnd"/>
-      <w:r>
-        <w:t xml:space="preserve">, “Tuning quantum nonlocal effects in graphene </w:t>
-      </w:r>
-      <w:proofErr w:type="spellStart"/>
-      <w:r>
-        <w:t>plasmonics</w:t>
-      </w:r>
-      <w:proofErr w:type="spellEnd"/>
-      <w:r>
-        <w:t>,” Science 357, 187–191 (2017). doi:10.1126/</w:t>
-      </w:r>
-      <w:proofErr w:type="gramStart"/>
-      <w:r>
-        <w:t>science.aan</w:t>
-      </w:r>
-      <w:proofErr w:type="gramEnd"/>
-      <w:r>
-        <w:t>2735</w:t>
-      </w:r>
-    </w:p>
-    <w:p>
-      <w:r>
-        <w:t xml:space="preserve">[41] A. Woessner, M. B. Lundeberg, Y. Gao, A. Principi, P. Alonso-González, M. Carrega, K. Watanabe, T. Taniguchi, G. Vignale, M. Polini, J. Hone, R. Hillenbrand, and F. H. L. </w:t>
-      </w:r>
-      <w:proofErr w:type="spellStart"/>
-      <w:r>
-        <w:t>Koppens</w:t>
-      </w:r>
-      <w:proofErr w:type="spellEnd"/>
-      <w:r>
-        <w:t>, “Highly confined low-loss plasmons in graphene–boron nitride heterostructures,” Nat. Mater. 14, 421–425 (2015). doi:10.1038/nmat4169</w:t>
-      </w:r>
-    </w:p>
-    <w:p>
-      <w:r>
-        <w:t xml:space="preserve">[42] G. X. Ni, A. S. McLeod, Z. Sun, L. Wang, L. Xiong, K. W. Post, S. S. Sunku, B.-Y. Jiang, J. Hone, C. R. Dean, M. M. Fogler, and D. N. Basov, “Fundamental limits to graphene </w:t>
-      </w:r>
-      <w:proofErr w:type="spellStart"/>
-      <w:r>
-        <w:t>plasmonics</w:t>
-      </w:r>
-      <w:proofErr w:type="spellEnd"/>
-      <w:r>
-        <w:t>,” Nature 557, 530–533 (2018). doi:10.1038/s41586-018-0136-9</w:t>
+        <w:t xml:space="preserve">[39] P. Alonso-González, A. Y. Nikitin, Y. Gao, A. Woessner, M. B. Lundeberg, A. Principi, N. Forcellini, W. Yan, S. Vélez, A. J. Huber, K. Watanabe, T. Taniguchi, F. Casanova, L. E. Hueso, M. Polini, J. Hone, F. H. L. Koppens, and R. Hillenbrand, “Acoustic terahertz graphene plasmons revealed by photocurrent nanoscopy,” Nat. Nanotechnol. 12, 31–35 (2017). doi:10.1038/nnano.2016.185</w:t>
+      </w:r>
+    </w:p>
+    <w:p>
+      <w:r>
+        <w:t xml:space="preserve">[40] M. B. Lundeberg, Y. Gao, R. Asgari, C. Tan, B. Van Duppen, M. Autore, P. Alonso-González, A. Woessner, K. Watanabe, T. Taniguchi, R. Hillenbrand, J. Hone, M. Polini, and F. H. L. Koppens, “Tuning quantum nonlocal effects in graphene plasmonics,” Science 357, 187–191 (2017). doi:10.1126/science.aan2735</w:t>
+      </w:r>
+    </w:p>
+    <w:p>
+      <w:r>
+        <w:t xml:space="preserve">[41] A. Woessner, M. B. Lundeberg, Y. Gao, A. Principi, P. Alonso-González, M. Carrega, K. Watanabe, T. Taniguchi, G. Vignale, M. Polini, J. Hone, R. Hillenbrand, and F. H. L. Koppens, “Highly confined low-loss plasmons in graphene–boron nitride heterostructures,” Nat. Mater. 14, 421–425 (2015). doi:10.1038/nmat4169</w:t>
+      </w:r>
+    </w:p>
+    <w:p>
+      <w:r>
+        <w:t xml:space="preserve">[42] G. X. Ni, A. S. McLeod, Z. Sun, L. Wang, L. Xiong, K. W. Post, S. S. Sunku, B.-Y. Jiang, J. Hone, C. R. Dean, M. M. Fogler, and D. N. Basov, “Fundamental limits to graphene plasmonics,” Nature 557, 530–533 (2018). doi:10.1038/s41586-018-0136-9</w:t>
       </w:r>
     </w:p>
     <w:sectPr>

--- a/papers/Fable-Computer-Part-I.docx
+++ b/papers/Fable-Computer-Part-I.docx
@@ -17,7 +17,7 @@
           <w:color w:val="345A8A"/>
           <w:sz w:val="26"/>
         </w:rPr>
-        <w:t>Concept, Architecture, and Reduced-Order Feasibility — Revision v5.1 (July 2026: community calibration update)</w:t>
+        <w:t>Concept, Architecture, and Reduced-Order Feasibility — Revision v5.2 (July 2026: second community calibration update)</w:t>
       </w:r>
     </w:p>
     <w:p>
@@ -3634,7 +3634,7 @@
       <w:r>
         <w:t xml:space="preserve">A nonlinear shallow-water solver with the DS boundary conditions confirms what the transit picture misses: below its oscillation threshold the cell is a multi-pass regenerative amplifier. The cavity transfer is a Fabry-Perot below threshold — the current-clamped drain reflects with amplitude (s + v₀)/(s − v₀) &gt; 1, the density-clamped source with |r| = 1, and the round-trip loop closes self-oscillation at loop gain unity, which recovers M_th of Eq. (3) exactly. The solver’s numerical dissipation inflates its measured threshold to M_th,num </w:t>
         <w:lastRenderedPageBreak/>
-        <w:t xml:space="preserve">≈ 0.17, about 15 % above the analytic 0.147 — a Lax-Friedrichs diffusion artifact, measured at the package’s single released grid (N = 240); the refinement study that would confirm convergence to the analytic value is open work (Appendix A) — so all solver results are quoted at the ratio M/M_th,num. Net gain referenced to the identical passive cell rises from break-even (cancelling the 2.56 dB per-gate loss — one λ_p/2 of propagation, Appendix A) at M/M_th ≈ 0.3 through +9.7 dB continuous-wave at M/M_th ≈ 0.7 toward formal divergence at threshold. The cell is low-Q (Q ≈ 6), so an isolated few-cycle pulse does not fully charge it: the analytic recirculation of a single 3-cycle burst yields ≈ +6.3 dB, about 3.4 dB below the continuous-wave ceiling. Driven with the actual clock waveform — 3-cycle pulses at 0.25 THz, a ≈ 75 %-duty train in which each pulse rides the cavity field left by its predecessors — the solver delivers ≈ +8 dB per pulse in steady streaming operation. Community re-derivation (July 2026; the calibration notes in the project repository) shows that for this streaming train the residual gap to the continuous-wave figure is not buildup physics (≲ 0.1 dB in an energy metric) but three comparable measurement and calibration conventions, which do not add independently: the solver drives at f₀ a cavity built at the zero-drift quarter-wave length, about half a half-linewidth off the drifted cavity’s resonance f₀(1 − M²) (≈ 0.7–1.0 dB; the design geometry, L ≈ 576 nm at bias, retunes this away by construction); the streaming figure is a per-slot peak-amplitude ratio while the continuous-wave figure is an energy-enhancement ratio (≈ 0.7 dB); and the drive amplitude sits near the 1 %-swing compression knee (≈ 0.2–0.8 dB). The exported +8 dB is therefore conservative for a design-length cell, and a drive-frequency sweep in the released solver is the decisive check (open). Near threshold the cell rings: the cavity ring-down reaches ~4–5 ps (comparable to the slot) and the pulse-to-pulse spread reaches 5 dB by 0.94·M_th. This is the regenerative amplifier’s classic gain-versus-stability trade-off, and it is why the working point is held at 0.7·M_th — where the ring-down both lifts the per-pulse gain to its +8 dB streaming value and sets the inter-symbol budget the re-sync stations manage (Section 6.2).</w:t>
+        <w:t xml:space="preserve">≈ 0.17, about 15 % above the analytic 0.147 — a Lax-Friedrichs diffusion artifact, measured at the package’s single released grid (N = 240); the refinement study that would confirm convergence to the analytic value is open work (Appendix A) — so all solver results are quoted at the ratio M/M_th,num. Net gain referenced to the identical passive cell rises from break-even (cancelling the 2.56 dB per-gate loss — one λ_p/2 of propagation, Appendix A) at M/M_th ≈ 0.3 through +9.7 dB continuous-wave at M/M_th ≈ 0.7 toward formal divergence at threshold. The cell is low-Q (Q ≈ 6), so an isolated few-cycle pulse does not fully charge it: the analytic recirculation of a single 3-cycle burst yields ≈ +6.3 dB, about 3.4 dB below the continuous-wave ceiling. Driven with the actual clock waveform — 3-cycle pulses at 0.25 THz, a ≈ 75 %-duty train in which each pulse rides the cavity field left by its predecessors — the solver delivers ≈ +8 dB per pulse in steady streaming operation. Community re-derivation (July 2026; the promoted calibration notes in the project repository) shows that for this streaming train the residual gap to the continuous-wave figure is not buildup physics (≲ 0.1 dB in an energy metric). The dominant term, 1.36 ± 0.20 dB — 73 ± 11 % of the gap — is drive detuning: the solver drives at f₀ a cavity built at the zero-drift quarter-wave length, off the drifted cavity’s true line. Of that, 0.74–0.95 dB is the drift geometry alone (which the design length, L ≈ 576 nm at bias, retunes away by construction) and 0.46–0.57 dB is the damping-induced line shift and its cross-term with the drift detuning. The remaining 0.50 ± 0.17 dB is, jointly, the per-slot-peak vs energy-metric convention, drive-amplitude compression near the 1 %-swing knee, and any residual numerical diffusion (the split within is open). The exported +8 dB is therefore conservative for a design-length cell, and the community’s pre-registered expectation for the retuned solver run is +8.77 ± 0.35 dB (+8.57 ± 0.35 dB if the numerical threshold is re-measured on the retuned geometry); a retuned result outside 8.2–9.3 dB falsifies this partition. Near threshold the cell rings: the cavity ring-down reaches ~4–5 ps (comparable to the slot) and the pulse-to-pulse spread reaches 5 dB by 0.94·M_th. This is the regenerative amplifier’s classic gain-versus-stability trade-off, and it is why the working point is held at 0.7·M_th — where the ring-down both lifts the per-pulse gain to its +8 dB streaming value and sets the inter-symbol budget the re-sync stations manage (Section 6.2).</w:t>
       </w:r>
     </w:p>
     <w:p>
@@ -3728,7 +3728,7 @@
         <w:t xml:space="preserve">Noise. </w:t>
       </w:r>
       <w:r>
-        <w:t>For a matched-temperature, phase-insensitive amplifier the noise-figure floor is F = 2 − 1/G (Eq. 7), i.e. 2.77 dB at the 353 K operating gain (+9.66 dB; the matched input floor cancels the thermal occupation, so temperature enters only through G(T) — Revision notes); total output noise then sits ≈ G·F ≈ +12 dB above the input thermal floor. This floor is what the re-sync spacing law of Section 6.2 consumes, and it places the NF ≤ 4 dB cell requirement comfortably within reach. An absolute added-noise calibration against this floor — the one quantity the reduced-order chain bounds but does not pin — is assigned to the Boltzmann–Maxwell tier (Section 10).</w:t>
+        <w:t>For a matched-temperature, phase-insensitive amplifier the noise-figure floor is F = 2 − 1/G (Eq. 7), i.e. 2.77 dB at the 353 K operating gain (+9.66 dB; the matched input floor cancels the thermal occupation, so temperature enters only through G(T) — Revision notes; the Part-II decoder floor is the same closed form, with the promoted derivation note fixing a cross-manuscript check: at 353 K it must reproduce 2.768939660565078 dB to float precision, while below 150 K the two released lifetime models diverge by construction, 2.8012 vs 2.7925 dB at 77 K — a designed separation, not a discrepancy); total output noise then sits ≈ G·F ≈ +12 dB above the input thermal floor. This floor is what the re-sync spacing law of Section 6.2 consumes, and it places the NF ≤ 4 dB cell requirement comfortably within reach. An absolute added-noise calibration against this floor — the one quantity the reduced-order chain bounds but does not pin — is assigned to the Boltzmann–Maxwell tier (Section 10).</w:t>
       </w:r>
     </w:p>
     <w:p>
@@ -4942,12 +4942,45 @@
         <w:pStyle w:val="Heading2"/>
       </w:pPr>
       <w:r>
+        <w:t xml:space="preserve">Revision notes — v5.1 → v5.2 (July 2026)</w:t>
+      </w:r>
+    </w:p>
+    <w:p>
+      <w:r>
+        <w:t xml:space="preserve">This second update incorporates the community notes promoted since v5.1 — notes/2026-07-11-nf-floor-structural-verdict.md and notes/2026-07-11-retuned-streaming-gain-prediction.md (each a 3-of-3 agent vote, human-merged) — and the Agent Lab follow-up of 2026-07-11. No model output changed.</w:t>
+      </w:r>
+    </w:p>
+    <w:p>
+      <w:r>
+        <w:t xml:space="preserve">1. Calibration budget sharpened (Section 7.3, Appendix A). The v5.1 three-way convention list is replaced by the promoted partition of the 1.864 dB CW/streaming gap: drive detuning 1.36 ± 0.20 dB (73 ± 11 %; drift geometry 0.74–0.95 dB, damping line shift and cross-term 0.46–0.57 dB), residual 0.50 ± 0.17 dB (metric convention + compression + diffusion, split open), Caves term exactly zero. A pre-registered numerical expectation is added: the retuned solver run should report +8.77 ± 0.35 dB (+8.57 ± 0.35 dB if M_th,num is re-measured on the retuned geometry); a result outside 8.2–9.3 dB falsifies the partition.</w:t>
+      </w:r>
+    </w:p>
+    <w:p>
+      <w:r>
+        <w:t xml:space="preserve">2. Cross-manuscript consistency check added (Section 7.4): the Part II decoder floor evaluated at 353 K must equal 2.768939660565078 dB bit-for-bit (structural identity above 150 K); below 150 K the two repositories’ lifetime models diverge by construction (2.8012 vs 2.7925 dB at 77 K) — a designed separation usable as a cross-repo regression test.</w:t>
+      </w:r>
+    </w:p>
+    <w:p>
+      <w:r>
+        <w:t xml:space="preserve">3. Experiment ranking recorded from the promoted notes: the retuned-solver run dominates (it tests the pre-registered prediction and measures the effective loop from the line shape); the Δt/N refinement is second; the Caves-bound comparison is retired as a gap hypothesis — it constrains variance, never mean gain — while remaining load-bearing where it lives, the Eq.-7 noise budget.</w:t>
+      </w:r>
+    </w:p>
+    <w:p>
+      <w:r>
+        <w:t xml:space="preserve">4. Note citations updated: all four community notes are now promoted (the v5.1 draft path notes/drafts/… became notes/…).</w:t>
+      </w:r>
+    </w:p>
+    <w:p>
+      <w:pPr>
+        <w:pStyle w:val="Heading2"/>
+      </w:pPr>
+      <w:r>
         <w:t xml:space="preserve">Revision notes — v5 → v5.1 (July 2026)</w:t>
       </w:r>
     </w:p>
     <w:p>
       <w:r>
-        <w:t xml:space="preserve">This revision incorporates the July 2026 community review of the released model chain — the Agent Lab discussions (#1–#6) and the technical notes notes/2026-07-10-cw-pulse-gap-and-nf-agreement.md and notes/drafts/2026-07-11-streaming-gain-detuning-artifact.md at github.com/ryoji-info/FableComputer. No model output changed; the revisions correct attribution, labeling, and openness bookkeeping.</w:t>
+        <w:t xml:space="preserve">This revision incorporates the July 2026 community review of the released model chain — the Agent Lab discussions (#1–#6) and the technical notes notes/2026-07-10-cw-pulse-gap-and-nf-agreement.md and notes/2026-07-11-streaming-gain-detuning-artifact.md at github.com/ryoji-info/FableComputer. No model output changed; the revisions correct attribution, labeling, and openness bookkeeping.</w:t>
       </w:r>
     </w:p>
     <w:p>
@@ -5000,7 +5033,7 @@
     </w:p>
     <w:p>
       <w:r>
-        <w:t>Two properties of the chain are stated plainly so the “in-model” label is never mistaken for more than it is. The analytic backbone (Eqs. 1–7, the thermal and kinetic estimates) is closed-form and reproduces the operating point from first principles. The regenerative gain is owned by the analytic cavity transfer (regen.py) and independently confirmed by the nonlinear shallow-water solver (solver.py); the solver’s absolute gain calibration carries the numerical-diffusion caveat above, along with three further conventions identified by community review in July 2026 — the zero-drift cavity length (drive detuning, ≈ 0.7–1.0 dB), the per-slot-peak observable (≈ 0.7 dB against an energy metric), and a drive amplitude (3×10⁻³) near the compression knee (≈ 0.2–0.8 dB) — which is why the per-pulse figure is quoted conservatively. Two previously undocumented transfer-model parameters are now stated: the cascade operating swing A_op = 0.0116 and the compression knee A_SAT = 0.02 (cell.py). Table A1 maps each pass to its module:</w:t>
+        <w:t>Two properties of the chain are stated plainly so the “in-model” label is never mistaken for more than it is. The analytic backbone (Eqs. 1–7, the thermal and kinetic estimates) is closed-form and reproduces the operating point from first principles. The regenerative gain is owned by the analytic cavity transfer (regen.py) and independently confirmed by the nonlinear shallow-water solver (solver.py); the solver’s absolute gain calibration carries the numerical-diffusion caveat above, along with the conventions identified and since quantified by community review in July 2026 — drive detuning from the zero-drift cavity length (1.36 ± 0.20 dB in total, of which 0.74–0.95 dB is drift geometry and the rest the damping line shift and its cross-term), plus the per-slot-peak observable, a drive amplitude (3×10⁻³) near the compression knee, and any diffusion residual (jointly 0.50 ± 0.17 dB) — which is why the per-pulse figure is quoted conservatively; the retuned-run expectation, +8.77 ± 0.35 dB, is pre-registered in the promoted notes. Two previously undocumented transfer-model parameters are now stated: the cascade operating swing A_op = 0.0116 and the compression knee A_SAT = 0.02 (cell.py). Table A1 maps each pass to its module:</w:t>
       </w:r>
     </w:p>
     <w:tbl>

--- a/papers/Fable-Computer-Part-I.docx
+++ b/papers/Fable-Computer-Part-I.docx
@@ -17,7 +17,7 @@
           <w:color w:val="345A8A"/>
           <w:sz w:val="26"/>
         </w:rPr>
-        <w:t>Concept, Architecture, and Reduced-Order Feasibility — Revision v5.2 (July 2026: second community calibration update)</w:t>
+        <w:t>Concept, Architecture, and Reduced-Order Feasibility — Revision v5.3 (July 2026: third community calibration update)</w:t>
       </w:r>
     </w:p>
     <w:p>
@@ -3634,7 +3634,7 @@
       <w:r>
         <w:t xml:space="preserve">A nonlinear shallow-water solver with the DS boundary conditions confirms what the transit picture misses: below its oscillation threshold the cell is a multi-pass regenerative amplifier. The cavity transfer is a Fabry-Perot below threshold — the current-clamped drain reflects with amplitude (s + v₀)/(s − v₀) &gt; 1, the density-clamped source with |r| = 1, and the round-trip loop closes self-oscillation at loop gain unity, which recovers M_th of Eq. (3) exactly. The solver’s numerical dissipation inflates its measured threshold to M_th,num </w:t>
         <w:lastRenderedPageBreak/>
-        <w:t xml:space="preserve">≈ 0.17, about 15 % above the analytic 0.147 — a Lax-Friedrichs diffusion artifact, measured at the package’s single released grid (N = 240); the refinement study that would confirm convergence to the analytic value is open work (Appendix A) — so all solver results are quoted at the ratio M/M_th,num. Net gain referenced to the identical passive cell rises from break-even (cancelling the 2.56 dB per-gate loss — one λ_p/2 of propagation, Appendix A) at M/M_th ≈ 0.3 through +9.7 dB continuous-wave at M/M_th ≈ 0.7 toward formal divergence at threshold. The cell is low-Q (Q ≈ 6), so an isolated few-cycle pulse does not fully charge it: the analytic recirculation of a single 3-cycle burst yields ≈ +6.3 dB, about 3.4 dB below the continuous-wave ceiling. Driven with the actual clock waveform — 3-cycle pulses at 0.25 THz, a ≈ 75 %-duty train in which each pulse rides the cavity field left by its predecessors — the solver delivers ≈ +8 dB per pulse in steady streaming operation. Community re-derivation (July 2026; the promoted calibration notes in the project repository) shows that for this streaming train the residual gap to the continuous-wave figure is not buildup physics (≲ 0.1 dB in an energy metric). The dominant term, 1.36 ± 0.20 dB — 73 ± 11 % of the gap — is drive detuning: the solver drives at f₀ a cavity built at the zero-drift quarter-wave length, off the drifted cavity’s true line. Of that, 0.74–0.95 dB is the drift geometry alone (which the design length, L ≈ 576 nm at bias, retunes away by construction) and 0.46–0.57 dB is the damping-induced line shift and its cross-term with the drift detuning. The remaining 0.50 ± 0.17 dB is, jointly, the per-slot-peak vs energy-metric convention, drive-amplitude compression near the 1 %-swing knee, and any residual numerical diffusion (the split within is open). The exported +8 dB is therefore conservative for a design-length cell, and the community’s pre-registered expectation for the retuned solver run is +8.77 ± 0.35 dB (+8.57 ± 0.35 dB if the numerical threshold is re-measured on the retuned geometry); a retuned result outside 8.2–9.3 dB falsifies this partition. Near threshold the cell rings: the cavity ring-down reaches ~4–5 ps (comparable to the slot) and the pulse-to-pulse spread reaches 5 dB by 0.94·M_th. This is the regenerative amplifier’s classic gain-versus-stability trade-off, and it is why the working point is held at 0.7·M_th — where the ring-down both lifts the per-pulse gain to its +8 dB streaming value and sets the inter-symbol budget the re-sync stations manage (Section 6.2).</w:t>
+        <w:t xml:space="preserve">≈ 0.17, about 15 % above the analytic 0.147 — a Lax-Friedrichs diffusion artifact now derived from first principles: the exact linearized operator of the released scheme (community notes, July 2026; shipped as a runnable listing) reproduces the measured offset to 0.11 % and converges to the analytic value at first order in Δx (M_th,lin = 0.1688/0.1588/0.1540 at N = 240/480/960); the corresponding released-chain rerun at N = 480 is pre-registered at M_th,num = 0.1590 ± 0.0010 (Appendix A) — so all solver results are quoted at the ratio M/M_th,num. Net gain referenced to the identical passive cell rises from break-even (cancelling the 2.56 dB per-gate loss — one λ_p/2 of propagation, Appendix A) at M/M_th ≈ 0.3 through +9.7 dB continuous-wave at M/M_th ≈ 0.7 toward formal divergence at threshold. The cell is low-Q (Q ≈ 6), so an isolated few-cycle pulse does not fully charge it: the analytic recirculation of a single 3-cycle burst yields ≈ +6.3 dB, about 3.4 dB below the continuous-wave ceiling. Driven with the actual clock waveform — 3-cycle pulses at 0.25 THz, a ≈ 75 %-duty train in which each pulse rides the cavity field left by its predecessors — the solver delivers ≈ +8 dB per pulse in steady streaming operation. Community analysis (July 2026; the promoted calibration notes in the project repository) shows that for this streaming train the residual gap to the continuous-wave figure is not buildup physics (≲ 0.1 dB in an energy metric). The exact linearized operator of the released solver — constructed term-by-term from its update and ghost-cell algebra and shipped as a runnable listing in the notes — settles the split: linear numerics (drive detuning from the zero-drift cavity length, interior Lax-Friedrichs diffusion, and a drift-induced boundary loss at the drain’s discrete reflection) account for 0.956 dB of the 1.864 dB gap, and the remaining 0.909 dB is pulse-train structure, drive-amplitude compression near the 1 %-swing knee, and the per-slot estimator (that split is open pending a drive sweep). The same operator reproduces the solver’s measured threshold to 0.11 % and gives the effective round-trip amplitude exactly (l_a = 0.9110; the boundary loss is drift-induced — the passive cavity’s boundaries are lossless in-model, so no scalar boundary factor exists). The exported +8 dB is therefore conservative for a design-length cell; the community’s pre-registered expectation for the retuned solver run is +9.05 ± 0.30 dB (falsified outside 8.45–9.65 dB), with companions M_th,num(N = 480) = 0.1590 ± 0.0010 and a second-bias check of +5.08 ± 0.30 dB at M/M_th,num = 0.5. Near threshold the cell rings: the cavity ring-down reaches ~4–5 ps (comparable to the slot) and the pulse-to-pulse spread reaches 5 dB by 0.94·M_th. This is the regenerative amplifier’s classic gain-versus-stability trade-off, and it is why the working point is held at 0.7·M_th — where the ring-down both lifts the per-pulse gain to its +8 dB streaming value and sets the inter-symbol budget the re-sync stations manage (Section 6.2).</w:t>
       </w:r>
     </w:p>
     <w:p>
@@ -4942,6 +4942,39 @@
         <w:pStyle w:val="Heading2"/>
       </w:pPr>
       <w:r>
+        <w:t xml:space="preserve">Revision notes — v5.2 → v5.3 (July 2026)</w:t>
+      </w:r>
+    </w:p>
+    <w:p>
+      <w:r>
+        <w:t xml:space="preserve">This third update incorporates the community notes promoted since v5.2 — notes/2026-07-12-effective-loop-von-neumann.md (3-of-3), notes/2026-07-12-boundary-factor-exact-operator.md (2-of-3, with runnable listing per the notes standard), and, for the companion Part II, notes/2026-07-12-quantum-correction-crossover.md (3-of-3). No released-chain output changed.</w:t>
+      </w:r>
+    </w:p>
+    <w:p>
+      <w:r>
+        <w:t xml:space="preserve">1. The solver’s threshold offset is now derived, not just measured (Section 7.3, Appendix A): the exact linearized operator of the released scheme reproduces M_th,num to 0.11 % and converges to the analytic threshold at first order in Δx. The refinement claim, corrected to “open” in v5.1, is now demonstrated at the linear-operator level with an exponent; the released-chain rerun at N = 480 remains pre-registered (0.1590 ± 0.0010).</w:t>
+      </w:r>
+    </w:p>
+    <w:p>
+      <w:r>
+        <w:t xml:space="preserve">2. Gap decomposition superseded (Section 7.3): v5.2’s penalty-formula partition (drive detuning 1.36 ± 0.20 dB; residual 0.50 ± 0.17 dB) is replaced by the exact split — linear numerics 0.956 dB, nonlinear/pulse-train/estimator 0.909 dB. The effective round-trip amplitude is now exact (l_a = 0.9110), and the boundary loss is identified as drift-induced with no scalar boundary factor (the passive cavity’s boundaries are lossless in-model).</w:t>
+      </w:r>
+    </w:p>
+    <w:p>
+      <w:r>
+        <w:t xml:space="preserve">3. Pre-registered expectations updated: the retuned-run prediction moves from +8.77 ± 0.35 dB (v5.2) to +9.05 ± 0.30 dB — the exact operator shows the earlier single-mode penalty formula under-estimated the recovery — with companions M_th,num(N = 480) = 0.1590 ± 0.0010 and +5.08 ± 0.30 dB at half bias. Earlier prediction generations are superseded per the promoted notes’ own supersession sections; the v5.1/v5.2 revision-history entries below are retained unchanged as the record of that progression.</w:t>
+      </w:r>
+    </w:p>
+    <w:p>
+      <w:r>
+        <w:t xml:space="preserve">4. Observable caution recorded (Section 7.3): the continuous-wave analytic figure and the solver’s per-slot-peak figure are different observables — the exact retuned linear response can exceed the analytic enhancement ratio — so gap statements now name their observable.</w:t>
+      </w:r>
+    </w:p>
+    <w:p>
+      <w:pPr>
+        <w:pStyle w:val="Heading2"/>
+      </w:pPr>
+      <w:r>
         <w:t xml:space="preserve">Revision notes — v5.1 → v5.2 (July 2026)</w:t>
       </w:r>
     </w:p>
@@ -5033,7 +5066,7 @@
     </w:p>
     <w:p>
       <w:r>
-        <w:t>Two properties of the chain are stated plainly so the “in-model” label is never mistaken for more than it is. The analytic backbone (Eqs. 1–7, the thermal and kinetic estimates) is closed-form and reproduces the operating point from first principles. The regenerative gain is owned by the analytic cavity transfer (regen.py) and independently confirmed by the nonlinear shallow-water solver (solver.py); the solver’s absolute gain calibration carries the numerical-diffusion caveat above, along with the conventions identified and since quantified by community review in July 2026 — drive detuning from the zero-drift cavity length (1.36 ± 0.20 dB in total, of which 0.74–0.95 dB is drift geometry and the rest the damping line shift and its cross-term), plus the per-slot-peak observable, a drive amplitude (3×10⁻³) near the compression knee, and any diffusion residual (jointly 0.50 ± 0.17 dB) — which is why the per-pulse figure is quoted conservatively; the retuned-run expectation, +8.77 ± 0.35 dB, is pre-registered in the promoted notes. Two previously undocumented transfer-model parameters are now stated: the cascade operating swing A_op = 0.0116 and the compression knee A_SAT = 0.02 (cell.py). Table A1 maps each pass to its module:</w:t>
+        <w:t>Two properties of the chain are stated plainly so the “in-model” label is never mistaken for more than it is. The analytic backbone (Eqs. 1–7, the thermal and kinetic estimates) is closed-form and reproduces the operating point from first principles. The regenerative gain is owned by the analytic cavity transfer (regen.py) and independently confirmed by the nonlinear shallow-water solver (solver.py); the solver’s absolute gain calibration carries the numerical-diffusion caveat above, along with the calibration structure now derived exactly by community review (July 2026): the exact linearized operator of the released scheme (runnable listing in the promoted notes) attributes 0.956 dB of the CW/streaming difference to linear numerics — drive detuning from the zero-drift cavity length, interior diffusion, and a drift-induced boundary loss — and the remaining 0.909 dB to pulse-train structure, a drive amplitude (3×10⁻³) near the compression knee, and the per-slot estimator (split open) — which is why the per-pulse figure is quoted conservatively; the retuned-run expectation, +9.05 ± 0.30 dB, and the N = 480 threshold, 0.1590 ± 0.0010, are pre-registered in the promoted notes. Two previously undocumented transfer-model parameters are now stated: the cascade operating swing A_op = 0.0116 and the compression knee A_SAT = 0.02 (cell.py). Table A1 maps each pass to its module:</w:t>
       </w:r>
     </w:p>
     <w:tbl>

--- a/papers/Fable-Computer-Part-I.docx
+++ b/papers/Fable-Computer-Part-I.docx
@@ -17,7 +17,7 @@
           <w:color w:val="345A8A"/>
           <w:sz w:val="26"/>
         </w:rPr>
-        <w:t>Concept, Architecture, and Reduced-Order Feasibility — Revision v5.3 (July 2026: third community calibration update)</w:t>
+        <w:t>Concept, Architecture, and Reduced-Order Feasibility — Revision v5.4 (July 2026: prediction-resolution update)</w:t>
       </w:r>
     </w:p>
     <w:p>
@@ -66,7 +66,7 @@
     </w:p>
     <w:p>
       <w:r>
-        <w:t xml:space="preserve">The demonstrator is a half adder: five regenerative cells computing Sum and Carry at one addition per 4-ps slot (2.5×10¹¹ additions/s, wave-pipelined), at ~0.4 fJ per addition on the fabric side, in roughly 12 × 16 µm. A five-pass reduced-order feasibility chain converges on one self-consistent operating point — n = 10¹² cm⁻², cell length L ≈ 576 nm tuned to 1 THz, drift bias parked at 0.7 of the self-oscillation threshold (the tracked ratio M/M_th = 0.7, Section 5) — at which a single cell delivers ~+8 dB net gain per pulse as measured by the released solver’s streaming per-slot-peak metric (a +9.7 dB continuous-wave regenerative gain; the per-pulse figure carries the calibration budget quantified in Section 7.3) and two cascaded cells hold +8.4–9.3 dB per cell through junctions as lossy as −6 dB, all in-model (a term defined in Section 7: established within the reduced-order chain, not measured).</w:t>
+        <w:t xml:space="preserve">The demonstrator is a half adder: five regenerative cells computing Sum and Carry at one addition per 4-ps slot (2.5×10¹¹ additions/s, wave-pipelined), at ~0.4 fJ per addition on the fabric side, in roughly 12 × 16 µm. A five-pass reduced-order feasibility chain converges on one self-consistent operating point — n = 10¹² cm⁻², cell length L ≈ 576 nm tuned to 1 THz, drift bias parked at 0.7 of the self-oscillation threshold (the tracked ratio M/M_th = 0.7, Section 5) — at which a single cell delivers ~+8 dB net gain per pulse as measured by the released solver’s streaming per-slot-peak metric (a +9.7 dB continuous-wave regenerative gain; the per-pulse figure carries the calibration budget quantified in Section 7.3, and a design-length rerun measures +9.2 dB, confirming the pre-registered correction) and two cascaded cells hold +8.4–9.3 dB per cell through junctions as lossy as −6 dB, all in-model (a term defined in Section 7: established within the reduced-order chain, not measured).</w:t>
       </w:r>
     </w:p>
     <w:p>
@@ -3634,7 +3634,7 @@
       <w:r>
         <w:t xml:space="preserve">A nonlinear shallow-water solver with the DS boundary conditions confirms what the transit picture misses: below its oscillation threshold the cell is a multi-pass regenerative amplifier. The cavity transfer is a Fabry-Perot below threshold — the current-clamped drain reflects with amplitude (s + v₀)/(s − v₀) &gt; 1, the density-clamped source with |r| = 1, and the round-trip loop closes self-oscillation at loop gain unity, which recovers M_th of Eq. (3) exactly. The solver’s numerical dissipation inflates its measured threshold to M_th,num </w:t>
         <w:lastRenderedPageBreak/>
-        <w:t xml:space="preserve">≈ 0.17, about 15 % above the analytic 0.147 — a Lax-Friedrichs diffusion artifact now derived from first principles: the exact linearized operator of the released scheme (community notes, July 2026; shipped as a runnable listing) reproduces the measured offset to 0.11 % and converges to the analytic value at first order in Δx (M_th,lin = 0.1688/0.1588/0.1540 at N = 240/480/960); the corresponding released-chain rerun at N = 480 is pre-registered at M_th,num = 0.1590 ± 0.0010 (Appendix A) — so all solver results are quoted at the ratio M/M_th,num. Net gain referenced to the identical passive cell rises from break-even (cancelling the 2.56 dB per-gate loss — one λ_p/2 of propagation, Appendix A) at M/M_th ≈ 0.3 through +9.7 dB continuous-wave at M/M_th ≈ 0.7 toward formal divergence at threshold. The cell is low-Q (Q ≈ 6), so an isolated few-cycle pulse does not fully charge it: the analytic recirculation of a single 3-cycle burst yields ≈ +6.3 dB, about 3.4 dB below the continuous-wave ceiling. Driven with the actual clock waveform — 3-cycle pulses at 0.25 THz, a ≈ 75 %-duty train in which each pulse rides the cavity field left by its predecessors — the solver delivers ≈ +8 dB per pulse in steady streaming operation. Community analysis (July 2026; the promoted calibration notes in the project repository) shows that for this streaming train the residual gap to the continuous-wave figure is not buildup physics (≲ 0.1 dB in an energy metric). The exact linearized operator of the released solver — constructed term-by-term from its update and ghost-cell algebra and shipped as a runnable listing in the notes — settles the split: linear numerics (drive detuning from the zero-drift cavity length, interior Lax-Friedrichs diffusion, and a drift-induced boundary loss at the drain’s discrete reflection) account for 0.956 dB of the 1.864 dB gap, and the remaining 0.909 dB is pulse-train structure, drive-amplitude compression near the 1 %-swing knee, and the per-slot estimator (that split is open pending a drive sweep). The same operator reproduces the solver’s measured threshold to 0.11 % and gives the effective round-trip amplitude exactly (l_a = 0.9110; the boundary loss is drift-induced — the passive cavity’s boundaries are lossless in-model, so no scalar boundary factor exists). The exported +8 dB is therefore conservative for a design-length cell; the community’s pre-registered expectation for the retuned solver run is +9.05 ± 0.30 dB (falsified outside 8.45–9.65 dB), with companions M_th,num(N = 480) = 0.1590 ± 0.0010 and a second-bias check of +5.08 ± 0.30 dB at M/M_th,num = 0.5. Near threshold the cell rings: the cavity ring-down reaches ~4–5 ps (comparable to the slot) and the pulse-to-pulse spread reaches 5 dB by 0.94·M_th. This is the regenerative amplifier’s classic gain-versus-stability trade-off, and it is why the working point is held at 0.7·M_th — where the ring-down both lifts the per-pulse gain to its +8 dB streaming value and sets the inter-symbol budget the re-sync stations manage (Section 6.2).</w:t>
+        <w:t xml:space="preserve">≈ 0.17, about 15 % above the analytic 0.147 — a Lax-Friedrichs diffusion artifact now derived from first principles: the exact linearized operator of the released scheme (community notes, July 2026; shipped as a runnable listing) reproduces the measured offset to 0.11 % and converges to the analytic value at first order in Δx (M_th,lin = 0.1688/0.1588/0.1540 at N = 240/480/960); the corresponding released-chain rerun at N = 480 has now been executed: M_th,num = 0.158748, confirming the pre-registered 0.1590 ± 0.0010 — the convergence claim is demonstrated at the released-chain level (Appendix A) — so all solver results are quoted at the ratio M/M_th,num. Net gain referenced to the identical passive cell rises from break-even (cancelling the 2.56 dB per-gate loss — one λ_p/2 of propagation, Appendix A) at M/M_th ≈ 0.3 through +9.7 dB continuous-wave at M/M_th ≈ 0.7 toward formal divergence at threshold. The cell is low-Q (Q ≈ 6), so an isolated few-cycle pulse does not fully charge it: the analytic recirculation of a single 3-cycle burst yields ≈ +6.3 dB, about 3.4 dB below the continuous-wave ceiling. Driven with the actual clock waveform — 3-cycle pulses at 0.25 THz, a ≈ 75 %-duty train in which each pulse rides the cavity field left by its predecessors — the solver delivers ≈ +8 dB per pulse in steady streaming operation. Community analysis (July 2026; the promoted calibration notes in the project repository) shows that for this streaming train the residual gap to the continuous-wave figure is not buildup physics (≲ 0.1 dB in an energy metric). The exact linearized operator of the released solver — constructed term-by-term from its update and ghost-cell algebra and shipped as a runnable listing in the notes — settles the split: linear numerics (drive detuning from the zero-drift cavity length, interior Lax-Friedrichs diffusion, and a drift-induced boundary loss at the drain’s discrete reflection) account for 0.956 dB of the 1.864 dB gap, and the remaining 0.909 dB is pulse-train structure, drive-amplitude compression near the 1 %-swing knee, and the per-slot estimator (that split is open pending a drive sweep). The same operator reproduces the solver’s measured threshold to 0.11 % and gives the effective round-trip amplitude exactly (l_a = 0.9110; the boundary loss is drift-induced — the passive cavity’s boundaries are lossless in-model, so no scalar boundary factor exists). The exported +8 dB is therefore conservative for a design-length cell; the pre-registered expectations have now been run and resolved (notes/2026-07-12-predictions-resolved.md): the retuned solver run measures +9.22 dB (predicted +9.05 ± 0.30 — confirmed; the detuning artifact is empirically established, +1.43 dB recovered at identical bias, drive, and grid), M_th,num(N = 480) measures 0.158748 (predicted 0.1590 ± 0.0010 — confirmed, within 5×10⁻⁴ of the exact operator’s linear value), and the half-bias check measures +5.13 dB (predicted +5.08 ± 0.30 — confirmed). Baselines were replicated bit-for-bit before any variant ran. Adoption of the retuned cavity length in the released chain is queued as WP1 work; until it lands, the shipped key retains the 7.80 dB configuration value. Near threshold the cell rings: the cavity ring-down reaches ~4–5 ps (comparable to the slot) and the pulse-to-pulse spread reaches 5 dB by 0.94·M_th. This is the regenerative amplifier’s classic gain-versus-stability trade-off, and it is why the working point is held at 0.7·M_th — where the ring-down both lifts the per-pulse gain to its +8 dB streaming value and sets the inter-symbol budget the re-sync stations manage (Section 6.2).</w:t>
       </w:r>
     </w:p>
     <w:p>
@@ -4632,7 +4632,7 @@
               <w:rPr>
                 <w:sz w:val="20"/>
               </w:rPr>
-              <w:t>+8 dB (streaming, per-slot peak; a design-length cell is expected nearer +9 dB — Section 7.3)</w:t>
+              <w:t>+8 dB (streaming, per-slot peak; a design-length rerun measures +9.2 dB — Section 7.3)</w:t>
             </w:r>
           </w:p>
         </w:tc>
@@ -4942,6 +4942,39 @@
         <w:pStyle w:val="Heading2"/>
       </w:pPr>
       <w:r>
+        <w:t xml:space="preserve">Revision notes — v5.3 → v5.4 (July 2026)</w:t>
+      </w:r>
+    </w:p>
+    <w:p>
+      <w:r>
+        <w:t xml:space="preserve">This update records the resolution of the community’s pre-registered predictions (notes/2026-07-12-predictions-resolved.md, promoted 2-of-3; runs logged in REPLICATIONS.md). No claim was weakened; several were upgraded from pre-registered to measured.</w:t>
+      </w:r>
+    </w:p>
+    <w:p>
+      <w:r>
+        <w:t xml:space="preserve">1. All four computationally resolvable pre-registered predictions were run against the released chains and confirmed: retuned-cavity streaming gain +9.2246 dB (predicted +9.05 ± 0.30); M_th,num(N = 480) = 0.158748 (predicted 0.1590 ± 0.0010); half-bias streaming gain +5.1291 dB (predicted +5.08 ± 0.30); and, in the Part II companion, the thermal-only classical BER 5.494×10⁻¹² (predicted ≈ 5.5×10⁻¹²). Baselines reproduced bit-for-bit first. Sections 7.3, Appendix A, the Abstract, and Table 7’s model-target annotation are updated from expectation to measurement.</w:t>
+      </w:r>
+    </w:p>
+    <w:p>
+      <w:r>
+        <w:t xml:space="preserve">2. Honest grading recorded: the two earlier, explicitly superseded prediction generations (+8.77 ± 0.35 and +8.69 ± 0.20) would both have been falsified by the measured +9.2246 dB. The supersession discipline of the notes pipeline was load-bearing — only the exact-operator generation survived contact with the runs — and this is stated in the resolution note rather than smoothed over.</w:t>
+      </w:r>
+    </w:p>
+    <w:p>
+      <w:r>
+        <w:t xml:space="preserve">3. The grid-refinement convergence of the solver threshold, first demonstrated at the linear-operator level in v5.3, is now demonstrated at the released-chain level by measurement (0.168943 → 0.158748 for N = 240 → 480, toward the analytic 0.147083).</w:t>
+      </w:r>
+    </w:p>
+    <w:p>
+      <w:r>
+        <w:t xml:space="preserve">4. The empirical status of the drive-detuning artifact changes from derived to measured: retuning the cavity to the design length recovers +1.43 dB at identical bias, drive amplitude, and grid. Adoption of the retuned configuration in the released chain (with the measured value entering results.json under the pre-registered key) is queued as WP1 work.</w:t>
+      </w:r>
+    </w:p>
+    <w:p>
+      <w:pPr>
+        <w:pStyle w:val="Heading2"/>
+      </w:pPr>
+      <w:r>
         <w:t xml:space="preserve">Revision notes — v5.2 → v5.3 (July 2026)</w:t>
       </w:r>
     </w:p>
@@ -5066,7 +5099,7 @@
     </w:p>
     <w:p>
       <w:r>
-        <w:t>Two properties of the chain are stated plainly so the “in-model” label is never mistaken for more than it is. The analytic backbone (Eqs. 1–7, the thermal and kinetic estimates) is closed-form and reproduces the operating point from first principles. The regenerative gain is owned by the analytic cavity transfer (regen.py) and independently confirmed by the nonlinear shallow-water solver (solver.py); the solver’s absolute gain calibration carries the numerical-diffusion caveat above, along with the calibration structure now derived exactly by community review (July 2026): the exact linearized operator of the released scheme (runnable listing in the promoted notes) attributes 0.956 dB of the CW/streaming difference to linear numerics — drive detuning from the zero-drift cavity length, interior diffusion, and a drift-induced boundary loss — and the remaining 0.909 dB to pulse-train structure, a drive amplitude (3×10⁻³) near the compression knee, and the per-slot estimator (split open) — which is why the per-pulse figure is quoted conservatively; the retuned-run expectation, +9.05 ± 0.30 dB, and the N = 480 threshold, 0.1590 ± 0.0010, are pre-registered in the promoted notes. Two previously undocumented transfer-model parameters are now stated: the cascade operating swing A_op = 0.0116 and the compression knee A_SAT = 0.02 (cell.py). Table A1 maps each pass to its module:</w:t>
+        <w:t>Two properties of the chain are stated plainly so the “in-model” label is never mistaken for more than it is. The analytic backbone (Eqs. 1–7, the thermal and kinetic estimates) is closed-form and reproduces the operating point from first principles. The regenerative gain is owned by the analytic cavity transfer (regen.py) and independently confirmed by the nonlinear shallow-water solver (solver.py); the solver’s absolute gain calibration carries the numerical-diffusion caveat above, along with the calibration structure now derived exactly by community review (July 2026): the exact linearized operator of the released scheme (runnable listing in the promoted notes) attributes 0.956 dB of the CW/streaming difference to linear numerics — drive detuning from the zero-drift cavity length, interior diffusion, and a drift-induced boundary loss — and the remaining 0.909 dB to pulse-train structure, a drive amplitude (3×10⁻³) near the compression knee, and the per-slot estimator (split open) — which is why the per-pulse figure is quoted conservatively; the retuned-run and N = 480 predictions were run and confirmed in July 2026 (+9.22 dB measured; 0.158748 measured), with baselines replicated bit-for-bit — see notes/2026-07-12-predictions-resolved.md and REPLICATIONS.md. Two previously undocumented transfer-model parameters are now stated: the cascade operating swing A_op = 0.0116 and the compression knee A_SAT = 0.02 (cell.py). Table A1 maps each pass to its module:</w:t>
       </w:r>
     </w:p>
     <w:tbl>

--- a/papers/Fable-Computer-Part-I.docx
+++ b/papers/Fable-Computer-Part-I.docx
@@ -17,7 +17,7 @@
           <w:color w:val="345A8A"/>
           <w:sz w:val="26"/>
         </w:rPr>
-        <w:t>Concept, Architecture, and Reduced-Order Feasibility — Revision v5.4 (July 2026: prediction-resolution update)</w:t>
+        <w:t>Concept, Architecture, and Reduced-Order Feasibility — Revision v5.5 (July 2026: kinetic-correction update)</w:t>
       </w:r>
     </w:p>
     <w:p>
@@ -66,13 +66,12 @@
     </w:p>
     <w:p>
       <w:r>
-        <w:t xml:space="preserve">The demonstrator is a half adder: five regenerative cells computing Sum and Carry at one addition per 4-ps slot (2.5×10¹¹ additions/s, wave-pipelined), at ~0.4 fJ per addition on the fabric side, in roughly 12 × 16 µm. A five-pass reduced-order feasibility chain converges on one self-consistent operating point — n = 10¹² cm⁻², cell length L ≈ 576 nm tuned to 1 THz, drift bias parked at 0.7 of the self-oscillation threshold (the tracked ratio M/M_th = 0.7, Section 5) — at which a single cell delivers ~+8 dB net gain per pulse as measured by the released solver’s streaming per-slot-peak metric (a +9.7 dB continuous-wave regenerative gain; the per-pulse figure carries the calibration budget quantified in Section 7.3, and a design-length rerun measures +9.2 dB, confirming the pre-registered correction) and two cascaded cells hold +8.4–9.3 dB per cell through junctions as lossy as −6 dB, all in-model (a term defined in Section 7: established within the reduced-order chain, not measured).</w:t>
-      </w:r>
-    </w:p>
-    <w:p>
-      <w:r>
-        <w:lastRenderedPageBreak/>
-        <w:t>Three items remain open and are stated as such: a Boltzmann–Maxwell solve owning electromagnetic coupling and absolute calibration; the photonic synthesis of the pulsed clock, which extends a demonstrated continuous-wave chain; and a bench experiment, for which a five-gate pass/fail protocol with pre-registered thresholds is specified. The most informative single outcome, pass or fail, is the first cascade of two room-temperature plasmonic gain cells.</w:t>
+        <w:t>The demonstrator is a half adder: five regenerative cells computing Sum and Carry at one addition per 4-ps slot (2.5×10¹¹ additions/s, wave-pipelined), at ~0.4 fJ per addition on the fabric side, in roughly 12 × 16 µm. A five-pass reduced-order feasibility chain converges on one self-consistent operating point — n = 10¹² cm⁻², cell length L ≈ 576 nm tuned to 1 THz, drift bias parked at 0.7 of the self-oscillation threshold (the tracked ratio M/M_th = 0.7, Section 5) — at which a single cell delivers ~+8 dB net gain per pulse as measured by the released solver’s streaming per-slot-peak metric (a +9.7 dB continuous-wave regenerative gain; the per-pulse figure carries the calibration budget quantified in Section 7.3, and a design-length rerun measures +9.2 dB, confirming the pre-registered correction) and two cascaded cells hold +8.4–9.3 dB per cell through junctions as lossy as −6 dB, all in-model (a term defined in Section 7: established within the reduced-order chain, not measured). Every gain figure quoted here is a hydrodynamic-tier figure, and each carries a kinetic correction that is now stated as a signed band rather than an unsigned scale: −0.95 dB per cell at 353 K at the tracked operating point, band [−1.5, −0.3] dB, in-model at the next tier’s closure — at 300 K the same closure gives −1.27 dB, band [−1.6, −0.5] dB — plus a separate and still-open ±1 dB allowance for the kinetics of the clamped contacts (Section 7.5). The correction’s sharpest consequence is thermal rather than logical: the 353 K margin of Section 8.2 reads ≈ 4 % rather than 23 % once the shifted threshold is paid for in bias current.</w:t>
+      </w:r>
+    </w:p>
+    <w:p>
+      <w:r>
+        <w:t>Three items remain open and are stated as such: a Boltzmann–Maxwell solve owning the kinetic gain correction, electromagnetic coupling, and absolute calibration; the photonic synthesis of the pulsed clock, which extends a demonstrated continuous-wave chain; and a bench experiment, for which a five-gate pass/fail protocol with pre-registered thresholds is specified. The most informative single outcome, pass or fail, is the first cascade of two room-temperature plasmonic gain cells.</w:t>
       </w:r>
     </w:p>
     <w:p>
@@ -2080,7 +2079,7 @@
     </w:p>
     <w:p>
       <w:r>
-        <w:t xml:space="preserve">with k_F = √(πn) and ε_z the out-of-plane permittivity of the hBN spacer. At n = 10¹² cm⁻², d = 10 nm and ε_z ≈ 3.4–3.8, Eq. (1) gives s ≈ 2.2–2.3×10⁶ m/s; the design value 2.33×10⁶ m/s sits at the top of that band, and a ~5 % softer s would shorten L and the footprint proportionally without touching the threshold (see Eq. (3)). The constraint s &gt; v_F against Landau damping is met with factor ≈ 2.3.</w:t>
+        <w:t>with k_F = √(πn) and ε_z the out-of-plane permittivity of the hBN spacer. At n = 10¹² cm⁻², d = 10 nm and ε_z ≈ 3.4–3.8, Eq. (1) gives s ≈ 2.2–2.3×10⁶ m/s; the design value 2.33×10⁶ m/s sits at the top of that band, and a ~5 % softer s would shorten L and the footprint proportionally without touching the threshold (see Eq. (3)). The constraint s &gt; v_F against Landau damping is met with factor ≈ 2.3 — and that margin rests on an identity, not an estimate: intraband particle-hole pairs on a Dirac cone satisfy |ω| ≤ v_F q as a property of the spectrum, so single-particle Landau damping at the operating wavenumber is kinematically excluded for any electron distribution, drifted or not (demonstrated; Section 7.5). Two riders from the same tier attach to the equations of this section, both in-model and both quoted at the 80 °C cap. Eq. (1) is the collisionless speed: within the closure of Section 7.5 the mode runs ≈ 1.8 % slower at the operating point, so the fixed-length cavity needs a density trim — Δn/n ≈ +7 % if that in-closure deficit is the whole of it — and a trim capability of that order is a design requirement rather than an option. The total speed shift is not signed: finite-temperature compressibility corrections at T/T_F = 0.26 are comparable in size and uncomputed, so what the bench measures could be deeper, shallower, or of the opposite sign (open; Sections 7.5, 10). And Eq. (3) below gives the hydrodynamic threshold, whereas the threshold the in-situ calibration measures is the physical, kinetic one — which the closure of Section 7.5 puts ≈ 12 % above the hydrodynamic value (in-model). That figure is a target for the next tier’s solve rather than a bench expectation: a measured threshold also absorbs the contact non-ideality the band holds open (Sections 9.1, 10).</w:t>
       </w:r>
     </w:p>
     <w:p>
@@ -2427,7 +2426,7 @@
     </w:p>
     <w:p>
       <w:r>
-        <w:t>A Y-split costs 3 dB per branch plus junction loss. At the working point the regenerative cell delivers ~+8 dB per pulse (Section 7.3), so fan-out of 2 with restoration headroom closes: +8 dB against 3 dB split plus 1–3 dB junction loss leaves 2–4 dB of margin before the rail. The margin is real but modest; higher fan-out uses dedicated buffer tiles (Figure 3b).</w:t>
+        <w:t>A Y-split costs 3 dB per branch plus junction loss. At the working point the regenerative cell delivers ~+8 dB per pulse (Section 7.3), so fan-out of 2 with restoration headroom closes: +8 dB against 3 dB split plus 1–3 dB junction loss leaves 2–4 dB of margin before the rail. The margin is real but modest — and the kinetic correction of Section 7.5 spends part of what is left. Every gain figure in this paragraph is a hydrodynamic-tier figure, and the correction reads them all down: −0.95 dB per cell centrally at 353 K, band [−1.5, −0.3] dB, in-model, with a separate open ±1 dB boundary allowance riding on top. The direction is unambiguous and the conclusion survives — fan-out-2 still closes across the signed band, but on margin rather than on comfort, so margin management becomes load-bearing rather than optional: reserving the low-loss junction class for splits, and spending buffer tiles instead of headroom. No corrected fan-out margin figure is quoted here, and the omission is deliberate. Per-cell gain in this fabric is defined at the junction-attenuated swing (Section 7.4), so it rises with junction loss and cannot be netted against a junction budget by subtraction; a corrected margin has to be recomputed per junction class against the cascade budget rather than read off the band, and the tier that owns the correction (Section 10) is what will settle it. Higher fan-out uses dedicated buffer tiles in any case (Figure 3b).</w:t>
       </w:r>
     </w:p>
     <w:p>
@@ -3632,9 +3631,7 @@
     </w:p>
     <w:p>
       <w:r>
-        <w:t xml:space="preserve">A nonlinear shallow-water solver with the DS boundary conditions confirms what the transit picture misses: below its oscillation threshold the cell is a multi-pass regenerative amplifier. The cavity transfer is a Fabry-Perot below threshold — the current-clamped drain reflects with amplitude (s + v₀)/(s − v₀) &gt; 1, the density-clamped source with |r| = 1, and the round-trip loop closes self-oscillation at loop gain unity, which recovers M_th of Eq. (3) exactly. The solver’s numerical dissipation inflates its measured threshold to M_th,num </w:t>
-        <w:lastRenderedPageBreak/>
-        <w:t xml:space="preserve">≈ 0.17, about 15 % above the analytic 0.147 — a Lax-Friedrichs diffusion artifact now derived from first principles: the exact linearized operator of the released scheme (community notes, July 2026; shipped as a runnable listing) reproduces the measured offset to 0.11 % and converges to the analytic value at first order in Δx (M_th,lin = 0.1688/0.1588/0.1540 at N = 240/480/960); the corresponding released-chain rerun at N = 480 has now been executed: M_th,num = 0.158748, confirming the pre-registered 0.1590 ± 0.0010 — the convergence claim is demonstrated at the released-chain level (Appendix A) — so all solver results are quoted at the ratio M/M_th,num. Net gain referenced to the identical passive cell rises from break-even (cancelling the 2.56 dB per-gate loss — one λ_p/2 of propagation, Appendix A) at M/M_th ≈ 0.3 through +9.7 dB continuous-wave at M/M_th ≈ 0.7 toward formal divergence at threshold. The cell is low-Q (Q ≈ 6), so an isolated few-cycle pulse does not fully charge it: the analytic recirculation of a single 3-cycle burst yields ≈ +6.3 dB, about 3.4 dB below the continuous-wave ceiling. Driven with the actual clock waveform — 3-cycle pulses at 0.25 THz, a ≈ 75 %-duty train in which each pulse rides the cavity field left by its predecessors — the solver delivers ≈ +8 dB per pulse in steady streaming operation. Community analysis (July 2026; the promoted calibration notes in the project repository) shows that for this streaming train the residual gap to the continuous-wave figure is not buildup physics (≲ 0.1 dB in an energy metric). The exact linearized operator of the released solver — constructed term-by-term from its update and ghost-cell algebra and shipped as a runnable listing in the notes — settles the split: linear numerics (drive detuning from the zero-drift cavity length, interior Lax-Friedrichs diffusion, and a drift-induced boundary loss at the drain’s discrete reflection) account for 0.956 dB of the 1.864 dB gap, and the remaining 0.909 dB is pulse-train structure, drive-amplitude compression near the 1 %-swing knee, and the per-slot estimator (that split is open pending a drive sweep). The same operator reproduces the solver’s measured threshold to 0.11 % and gives the effective round-trip amplitude exactly (l_a = 0.9110; the boundary loss is drift-induced — the passive cavity’s boundaries are lossless in-model, so no scalar boundary factor exists). The exported +8 dB is therefore conservative for a design-length cell; the pre-registered expectations have now been run and resolved (notes/2026-07-12-predictions-resolved.md): the retuned solver run measures +9.22 dB (predicted +9.05 ± 0.30 — confirmed; the detuning artifact is empirically established, +1.43 dB recovered at identical bias, drive, and grid), M_th,num(N = 480) measures 0.158748 (predicted 0.1590 ± 0.0010 — confirmed, within 5×10⁻⁴ of the exact operator’s linear value), and the half-bias check measures +5.13 dB (predicted +5.08 ± 0.30 — confirmed). Baselines were replicated bit-for-bit before any variant ran. Adoption of the retuned cavity length in the released chain is queued as WP1 work; until it lands, the shipped key retains the 7.80 dB configuration value. Near threshold the cell rings: the cavity ring-down reaches ~4–5 ps (comparable to the slot) and the pulse-to-pulse spread reaches 5 dB by 0.94·M_th. This is the regenerative amplifier’s classic gain-versus-stability trade-off, and it is why the working point is held at 0.7·M_th — where the ring-down both lifts the per-pulse gain to its +8 dB streaming value and sets the inter-symbol budget the re-sync stations manage (Section 6.2).</w:t>
+        <w:t>A nonlinear shallow-water solver with the DS boundary conditions confirms what the transit picture misses: below its oscillation threshold the cell is a multi-pass regenerative amplifier. The cavity transfer is a Fabry-Perot below threshold — the current-clamped drain reflects with amplitude (s + v₀)/(s − v₀) &gt; 1, the density-clamped source with |r| = 1, and the round-trip loop closes self-oscillation at loop gain unity, which recovers M_th of Eq. (3) exactly. The solver’s numerical dissipation inflates its measured threshold to M_th,num ≈ 0.17, about 15 % above the analytic 0.147 — a Lax-Friedrichs diffusion artifact now derived from first principles: the exact linearized operator of the released scheme (community notes, July 2026; shipped as a runnable listing) reproduces the measured offset to 0.11 % and converges to the analytic value at first order in Δx (M_th,lin = 0.1688/0.1588/0.1540 at N = 240/480/960); the corresponding released-chain rerun at N = 480 has now been executed: M_th,num = 0.158748, confirming the pre-registered 0.1590 ± 0.0010 — the convergence claim is demonstrated at the released-chain level (Appendix A) — so all solver results are quoted at the ratio M/M_th,num. Net gain referenced to the identical passive cell rises from break-even (cancelling the 2.56 dB per-gate loss — one λ_p/2 of propagation, Appendix A) at M/M_th ≈ 0.3 through +9.7 dB continuous-wave at M/M_th ≈ 0.7 toward formal divergence at threshold. The cell is low-Q (Q ≈ 6), so an isolated few-cycle pulse does not fully charge it: the analytic recirculation of a single 3-cycle burst yields ≈ +6.3 dB, about 3.4 dB below the continuous-wave ceiling. Driven with the actual clock waveform — 3-cycle pulses at 0.25 THz, a ≈ 75 %-duty train in which each pulse rides the cavity field left by its predecessors — the solver delivers ≈ +8 dB per pulse in steady streaming operation. Community analysis (July 2026; the promoted calibration notes in the project repository) shows that for this streaming train the residual gap to the continuous-wave figure is not buildup physics (≲ 0.1 dB in an energy metric). The exact linearized operator of the released solver — constructed term-by-term from its update and ghost-cell algebra and shipped as a runnable listing in the notes — settles the split: linear numerics (drive detuning from the zero-drift cavity length, interior Lax-Friedrichs diffusion, and a drift-induced boundary loss at the drain’s discrete reflection) account for 0.956 dB of the 1.864 dB gap, and the remaining 0.909 dB is pulse-train structure, drive-amplitude compression near the 1 %-swing knee, and the per-slot estimator (that split is open pending a drive sweep). The same operator reproduces the solver’s measured threshold to 0.11 % and gives the effective round-trip amplitude exactly (l_a = 0.9110; the boundary loss is drift-induced — the passive cavity’s boundaries are lossless in-model, so no scalar boundary factor exists). The exported +8 dB is therefore conservative for a design-length cell; the pre-registered expectations have now been run and resolved (notes/2026-07-12-predictions-resolved.md): the retuned solver run measures +9.22 dB (predicted +9.05 ± 0.30 — confirmed; the detuning artifact is empirically established, +1.43 dB recovered at identical bias, drive, and grid), M_th,num(N = 480) measures 0.158748 (predicted 0.1590 ± 0.0010 — confirmed, within 5×10⁻⁴ of the exact operator’s linear value), and the half-bias check measures +5.13 dB (predicted +5.08 ± 0.30 — confirmed). Baselines were replicated bit-for-bit before any variant ran. Adoption of the retuned cavity length in the released chain is queued as WP1 work; until it lands, the shipped key retains the 7.80 dB configuration value. Near threshold the cell rings: the cavity ring-down reaches ~4–5 ps (comparable to the slot) and the pulse-to-pulse spread reaches 5 dB by 0.94·M_th. This is the regenerative amplifier’s classic gain-versus-stability trade-off, and it is why the working point is held at 0.7·M_th — where the ring-down both lifts the per-pulse gain to its +8 dB streaming value and sets the inter-symbol budget the re-sync stations manage (Section 6.2). Every gain figure in this pass is a hydrodynamic-tier figure, and each now carries a signed kinetic correction rather than an unsigned uncertainty: −0.95 dB per cell at 353 K at the tracked operating point, band [−1.5, −0.3] dB, in-model, plus a separate open ±1 dB boundary allowance (Section 7.5). None of the numbers above moves — the correction is stated on the ledger, not folded into it, and the tier that owns it has not run. It is worth recording why the correction is a decibel and not several: the tracked-ratio convention of Section 5 absorbs the kinetic shift of the boundary gain into bias current, and at a bias frozen at 0.7·M_th(hydro) the same physics would have cost −2.5 dB at the same temperature.</w:t>
       </w:r>
     </w:p>
     <w:p>
@@ -3717,7 +3714,7 @@
     </w:p>
     <w:p>
       <w:r>
-        <w:t xml:space="preserve">The architecture’s load-bearing claim — cascadability — was then budgeted at cell level: with cells chained through junction transmissions of 0/−1/−3/−6 dB, the analytic cascade budget — the continuous-wave cell transfer less its compression at the junction-attenuated operating swing — sustains +8.4 to +9.3 dB net per cell (two-cell total ~+17–19 dB over the passive chain, computed as twice the per-cell figure), with per-cell gain rising as junction loss moves the input below the saturation knee — the restoring rail in action. The per-cell figure is the continuous-wave gain less ≈ 1.3 dB of in-model compression at the operating swing, edging higher where junction loss unloads the rail; its numerical proximity to the streaming figure of Section 7.3 (+8 dB) reflects those two conventions, not an independent cross-check. The direct two-cell time-domain test is open work (Revision notes).</w:t>
+        <w:t>The architecture’s load-bearing claim — cascadability — was then budgeted at cell level: with cells chained through junction transmissions of 0/−1/−3/−6 dB, the analytic cascade budget — the continuous-wave cell transfer less its compression at the junction-attenuated operating swing — sustains +8.4 to +9.3 dB net per cell (two-cell total ~+17–19 dB over the passive chain, computed as twice the per-cell figure), with per-cell gain rising as junction loss moves the input below the saturation knee — the restoring rail in action. The per-cell figure is the continuous-wave gain less ≈ 1.3 dB of in-model compression at the operating swing, edging higher where junction loss unloads the rail; its numerical proximity to the streaming figure of Section 7.3 (+8 dB) reflects those two conventions, not an independent cross-check. The direct two-cell time-domain test is open work (Revision notes). These are hydrodynamic-tier figures: at 353 K the kinetic band of Section 7.5 reads the 0 dB-junction entry of this budget, 8.40 dB/cell, down to ≈ 7.45 dB/cell, band [6.9, 8.1], before the open ±1 dB boundary allowance. That entry is the only one the note maps, and the lossier junction classes are left uncorrected here rather than shifted with it: the per-cell figure is defined at the junction-attenuated swing, so its compression term differs from class to class, and a corrected per-class figure has to be recomputed against the cascade budget by the tier that owns the correction (Section 10). At the junction class the band does cover, the cascade still closes across the whole signed band; Section 6.3 records what the correction does to the fan-out budget, which is the margin that actually notices.</w:t>
       </w:r>
     </w:p>
     <w:p>
@@ -3728,7 +3725,7 @@
         <w:t xml:space="preserve">Noise. </w:t>
       </w:r>
       <w:r>
-        <w:t>For a matched-temperature, phase-insensitive amplifier the noise-figure floor is F = 2 − 1/G (Eq. 7), i.e. 2.77 dB at the 353 K operating gain (+9.66 dB; the matched input floor cancels the thermal occupation, so temperature enters only through G(T) — Revision notes; the Part-II decoder floor is the same closed form, with the promoted derivation note fixing a cross-manuscript check: at 353 K it must reproduce 2.768939660565078 dB to float precision, while below 150 K the two released lifetime models diverge by construction, 2.8012 vs 2.7925 dB at 77 K — a designed separation, not a discrepancy); total output noise then sits ≈ G·F ≈ +12 dB above the input thermal floor. This floor is what the re-sync spacing law of Section 6.2 consumes, and it places the NF ≤ 4 dB cell requirement comfortably within reach. An absolute added-noise calibration against this floor — the one quantity the reduced-order chain bounds but does not pin — is assigned to the Boltzmann–Maxwell tier (Section 10).</w:t>
+        <w:t>For a matched-temperature, phase-insensitive amplifier the noise-figure floor is F = 2 − 1/G (Eq. 7), i.e. 2.77 dB at the 353 K operating gain (+9.66 dB; the matched input floor cancels the thermal occupation, so temperature enters only through G(T) — Revision notes; the Part-II decoder floor is the same closed form, with the promoted derivation note fixing a cross-manuscript check: at 353 K it must reproduce 2.768939660565078 dB to float precision, while below 150 K the two released lifetime models diverge by construction, 2.8012 vs 2.7925 dB at 77 K — a designed separation, not a discrepancy); total output noise then sits ≈ G·F ≈ +12 dB above the input thermal floor. This floor is what the re-sync spacing law of Section 6.2 consumes, and it places the NF ≤ 4 dB cell requirement comfortably within reach. An absolute added-noise calibration against this floor — the one quantity the reduced-order chain bounds but does not pin — is assigned to the Boltzmann–Maxwell tier (Section 10). The kinetic band of Section 7.5 barely touches the floor itself: at the corrected 353 K gain F reads 2.71 dB rather than 2.77 dB, since near +9.7 dB the floor moves only ≈ 0.06 dB per dB of gain. It does, however, add a dissipative channel, and whether that channel adds noise at the fluctuation-dissipation rate is not something the closed form answers — it belongs to the same absolute calibration, and is open with it.</w:t>
       </w:r>
     </w:p>
     <w:p>
@@ -3826,7 +3823,7 @@
         <w:t xml:space="preserve">Kinetic validity. </w:t>
       </w:r>
       <w:r>
-        <w:t xml:space="preserve">The hydrodynamic equations behind Eq. (2) and the Pass-3 solver assume electron-electron collisions fast enough to keep the electron system a local fluid — quantified by ωτ_ee ≪ 1. The standard estimate for graphene’s electron-electron rate, 1/τ_ee ≈ (k_BT)²/(ħE_F) [15], gives τ_ee ≈ 115 fs at 300 K and E_F = 117 meV — i.e. ωτ_ee ≈ 0.7 at 1 THz. The honest statement is that the hydrodynamic description at 1 THz and 300 K is marginal, not comfortable: ωτ_ee ≈ 0.7 sits at the collisional-to-collisionless crossover — the same crossover observed experimentally as the transition from acoustic plasmon to electronic sound [10] — with ℓ_ee/L ≈ 0.2, and the viscous correction ν q² (ν = v_F²τ_ee/4) is ≈ 20 % of 1/τ. The cell is marginal in space as well: L/ℓ_mfp ≈ 0.6–0.7 with ℓ_mfp = v_F·τ the momentum-relaxation mean free path, so transport in the cell is neither cleanly hydrodynamic nor cleanly ballistic. The gain numbers of Passes 3–4 therefore carry kinetic uncertainty at the tens-of-percent scale, and their certification passes to the Boltzmann–Maxwell tier as that tier’s highest-priority question (Section 10).</w:t>
+        <w:t>The hydrodynamic equations behind Eq. (2) and the Pass-3 solver assume electron-electron collisions fast enough to keep the electron system a local fluid — quantified by ωτ_ee ≪ 1. The standard estimate for graphene’s electron-electron rate, 1/τ_ee ≈ (k_BT)²/(ħE_F) [15], gives τ_ee ≈ 115 fs at 300 K and E_F = 117 meV — i.e. ωτ_ee ≈ 0.7 at 1 THz. Two qualifications belong with that number. Its rate prefactor is uncertain by a factor of a few — the Fermi-liquid log, screening and coupling-constant spreads, and the fact that the stress-relaxation time the wave actually samples is not the quasiparticle lifetime (measured graphene viscosities sit inside that band). And the group is temperature-dependent in the design’s favour: with τ_ee ∝ T⁻², at the 353 K cap τ_ee ≈ 83 fs and ωτ_ee ≈ 0.52, so hydrodynamics is better at the hot end, which is where the fabric runs. The honest statement is that the hydrodynamic description at 1 THz and 300 K is marginal, not comfortable: ωτ_ee ≈ 0.7 sits at the collisional-to-collisionless crossover — the same crossover observed experimentally as the transition from acoustic plasmon to electronic sound [10] — with ℓ_ee/L ≈ 0.2 (0.14 at the cap, where the sharper wave-kinetic Knudsen numbers are q₋·ℓ_ee = 0.25 and q₊·ℓ_ee = 0.20), and the viscous correction ν q² (ν = v_F²τ_ee/4) is ≈ 20 % of 1/τ — a 300 K figure that reads 0.13 at the cap, and that overstates the actual dissipative supplement in the conservative direction, since the collisionless crossover reduces it by 1/(1 + (ωτ_ee)²) to ≈ 0.10 of 1/τ there. The cell is marginal in space as well: L/ℓ_mfp ≈ 0.6–0.7 with ℓ_mfp = v_F·τ the momentum-relaxation mean free path, so transport in the cell is neither cleanly hydrodynamic nor cleanly ballistic. The gain numbers of Passes 3–4 therefore carry a kinetic correction, and its certification passes to the Boltzmann–Maxwell tier as that tier’s highest-priority question (Section 10) — but the correction is no longer unsigned. A community note promoted by a 3-of-3 agent vote (notes/2026-07-13-kinetic-correction-signed-band.md, July 2026) closes the system one tier up in the Maxwell/Mermin viscoelastic generalization of the shallow-water equations, ν(ω) = ν₀/(1 − iωτ_ee) with ν₀ = v_F²τ_ee/4 — a closure exact at both crossover endpoints, Navier–Stokes with the chain’s own ν₀ as ωτ_ee → 0 and the collisionless mode as ωτ_ee → ∞ — and returns four results at the operating point. First, single-particle Landau damping at the operating q is not merely avoided but kinematically excluded, with and without drift: intraband particle-hole pairs on a Dirac cone obey |ω| ≤ v_F q identically, a property of the spectrum and not of the occupation, so Im Π_intra vanishes above v_F for any electron distribution — drifted, rigidly shifted, boosted, or thermally broadened to any temperature. The factor ≈ 2.3 of Section 5 is a margin on an identity, not on an estimate, and the counter-propagating leg — the one carrying the larger wavenumber — still retains a factor ≈ 2.1. This is the chain’s one demonstrated kinetic result; thermally unblocked interband absorption at ħω ≪ 2E_F adds &lt; 0.001 dB beside it. Second, the residual kinetic damping is signed and negative: at 353 K and the tracked M/M_th = 0.7 the per-cell gain correction is −0.95 dB, band [−1.5, −0.3] dB, with the physical threshold shifting to M_th ≈ 0.165 — ×1.12 on the analytic 0.147083, band ×[1.05, 1.15]. At 300 K the same closure gives −1.27 dB, band [−1.6, −0.5] dB, with the threshold ×1.16. The sign survives the prefactor uncertainty on 1/τ_ee, because the damping supplement is positive-definite for every τ_ee and has a bounded interior maximum at ωτ_ee = 1: a factor-of-a-few error bounds the correction’s magnitude rather than flipping its sign. The band is in-model at the closure’s own level — its ±25 % crossover allowance is judgment, not theorem, and the map from the cavity pole shift to a per-cell gain carries a ±0.2 dB translation error, inside which a 0.5-ps transit-window convention is disclosed but ad hoc and awaits pinning to the chain’s own gain definition. The correction is a decibel rather than several only because the operating point is a tracked ratio (Section 5): with M_th calibrated in situ, any multiplicative renormalization of the DS boundary gain is absorbed into bias current and leaves the tracked loop gain alone to better than 0.04 dB per ±20 %, so only additive damping and detuning move the gain. At a bias frozen at 0.7·M_th(hydro) the same 353 K correction would read −2.5 dB. Third, the mode runs slower than the design value: Eq. (1) is the collisionless endpoint, and at the operating ωτ_ee the in-closure speed deficit is −1.8 % at 353 K, band [−2.3, −1.2] %, detuning the fixed-length cavity against a model-derived 2.8 % half-linewidth at a further cost of ≈ −1.5 dB at the central deficit (−0.8 to −2.3 dB across the band) if left uncorrected. A density trim of Δn/n ≈ +7 % nulls it; the gain band above assumes that trim, which is therefore an explicit design requirement rather than an implication of the calibration philosophy, and is measurable at bench gate G1 (Section 10). Finite-temperature compressibility corrections to s at T/T_F = 0.26 are comparable in size and uncomputed, so the total speed shift’s sign remains open — the closure’s own band on the total, [−4, +1] %, contains zero; only the in-closure part is signed. Fourth, and this is what the next tier is for: an additional unsigned allowance of ±1 dB rides on top of the band, owned by kinetic boundary layers at the clamped contacts (ℓ_ee ≈ 83 nm at 353 K, ≈ 14 % of the cell, at each end). Its sign is genuinely open — the drain reflection could be kinetically enhanced as well as degraded — and its sensitivity, −0.28 dB per 1 % of additive round-trip loss, sets the accuracy the Boltzmann–Maxwell solve must reach (Section 10). Mapped onto the corrected ledger at 353 K the band reads: continuous-wave 9.661 dB → ≈ 8.7 [8.2–9.4] dB; retuned streaming 9.2246 dB → ≈ 8.3 [7.7–8.9] dB; cascade 8.40 dB/cell at the 0 dB junction → ≈ 7.45 [6.9–8.1] dB/cell. The ledger values themselves do not move — they are what the released chain computes, and this is a stated correction on them, not a rewrite of them — but two margins do, and are recorded where they arise: the thermal envelope of Section 8.2, because the threshold shift is real bias current, and the fan-out budget of Section 6.3. The note also audits Pass 5’s own validity keys: the shipped ωτ_ee = 0.722 is a 300 K number and 0.52 belongs beside it at the cap; viscous_fraction = 0.209 is likewise 300 K, omits the crossover reduction, and — the substantive finding — was never propagated into gain, the propagation being what this paragraph now reports, and it, not the raw fraction, is the design-relevant number; and hydro_expiry_K = 254.9 is retired as a concept in Section 8.3.</w:t>
       </w:r>
     </w:p>
     <w:p>
@@ -4327,7 +4324,7 @@
     </w:p>
     <w:p>
       <w:r>
-        <w:t xml:space="preserve">The intrinsic field energy is ~10 aJ per bit. The drive energy is set by the bias: at the operating point the per-cell dissipation is ~1.2 kW/cm² (P = n·m*·v₀²/τ with m* = E_F/v_F², v₀ ≈ 2.4×10⁵ m/s, τ = 0.85 ps), rising to ~1.7 kW/cm² if the in-situ threshold calibration lands at the solver-class bias (Section 7.3). For the half-adder block — seven biased cells (the five logic cells plus the two carry-alignment buffers, counted conservatively) of ~10⁻⁸ cm² each — that is 0.09–0.12 mW, i.e. ≈ 0.35–0.5 fJ per addition at one addition per 4 ps. This is CMOS-class, not below it.</w:t>
+        <w:t>The intrinsic field energy is ~10 aJ per bit. The drive energy is set by the bias: at the operating point the per-cell dissipation is ~1.2 kW/cm² (P = n·m*·v₀²/τ with m* = E_F/v_F², v₀ ≈ 2.4×10⁵ m/s, τ = 0.85 ps), rising to ~1.7 kW/cm² if the in-situ threshold calibration lands at the solver-class bias (Section 7.3). Both are hydrodynamic-tier figures at the 80 °C cap, computed at the hydrodynamic threshold; Section 8.2 records what the kinetic threshold shift of Section 7.5 does to them, and why it does not move either number here. For the half-adder block — seven biased cells (the five logic cells plus the two carry-alignment buffers, counted conservatively) of ~10⁻⁸ cm² each — that is 0.09–0.12 mW, i.e. ≈ 0.35–0.5 fJ per addition at one addition per 4 ps. This is CMOS-class, not below it.</w:t>
       </w:r>
     </w:p>
     <w:p>
@@ -4345,7 +4342,7 @@
     </w:p>
     <w:p>
       <w:r>
-        <w:t xml:space="preserve">The ≤ 80 °C cap is a 55 K rise budget over 25 °C ambient, against an effective stack resistance R_th ≈ 0.10 K·cm²/W (consistent with ~500 µm of sapphire plus interface terms; the same R_th reproduces every duty figure in this manuscript). At the worst-case area fill of one-third, continuous drive at the operating bias gives ΔT ≈ 42 K — the budget closes with ~23 % margin. The margin is real but thin: at the upper, solver-class calibration bound of Section 8.1 the same calculation gives ΔT ≈ 55 K — the budget exactly saturated, zero margin, before any duty throttling. The budget therefore closes at the operating bias and sits right at the edge at the upper calibration bound; the thermal row of the scoreboard (Table 6) says both.</w:t>
+        <w:t>The ≤ 80 °C cap is a 55 K rise budget over 25 °C ambient, against an effective stack resistance R_th ≈ 0.10 K·cm²/W (consistent with ~500 µm of sapphire plus interface terms; the same R_th reproduces every duty figure in this manuscript). At the worst-case area fill of one-third, continuous drive at the operating bias gives ΔT ≈ 42 K — the budget closes with ~23 % margin. The margin is real but thin: at the upper, solver-class calibration bound of Section 8.1 the same calculation gives ΔT ≈ 55 K — the budget exactly saturated, zero margin, before any duty throttling. The budget therefore closes at the operating bias and sits right at the edge at the upper calibration bound; the thermal row of the scoreboard (Table 6) says both. That thin margin thins further under the kinetic correction of Section 7.5, and this is the correction’s sharpest architectural consequence. The tracked bias hides the kinetic threshold shift from the gain, but not from the bias supply: at the 80 °C cap, tracking to a threshold ×1.12 higher costs (M_th,kin/M_th)² in dissipation — ×1.25 centrally, ×1.32 at the ωτ_ee = 1 bound — so the operating-bias figure of Section 8.1 becomes ≈ 1.59 kW/cm² (1.67 at the bound), the drift current density of Section 9.2 becomes ≈ 0.43 mA/µm, and, at the worst-case fill of one-third, ΔT ≈ 52.9 K centrally and 55.5 K at the kinetic worst case, against the same 55 K budget — all in-model. The ~23 % margin is a hydrodynamic-tier figure and must now be read as ≈ 4 % centrally and zero at the kinetic worst case, in-model, before any duty throttling. No number the released chain produces changes: the kinetic worst case coincides numerically with the upper, solver-class calibration bound of Section 8.1 (~1.7 kW/cm²), whose ΔT ≈ 55 K this section already quotes, so the envelope above already contains it. What changes is the reading — and it makes the Boltzmann–Maxwell solve of Section 10 the arbiter of the thermal budget as much as of the gain.</w:t>
       </w:r>
     </w:p>
     <w:p>
@@ -4368,8 +4365,7 @@
     </w:p>
     <w:p>
       <w:r>
-        <w:lastRenderedPageBreak/>
-        <w:t xml:space="preserve">The certifiable window, however, is set by model validity: with ωτ_ee ≈ 0.7 at 300 K (Section 7.5) growing as 1/T², the hydrodynamic tier that certifies every gain number here expires near ~250 K. Below that temperature the gain results pass to the Boltzmann–Maxwell tier; what the hydrodynamic chain certifies is the loss trend, the tracked-bias requirement, and the absence of any predicted instability under cooling with a tracked bias. (Below ~150 K the 1/T phonon scaling is itself optimistic — impurity scattering saturates τ.)</w:t>
+        <w:t>The certifiable window, however, is set by model validity — and the way earlier revisions stated it does not survive the promoted kinetic note (Section 7.5). The chain ships a key hydro_expiry_K = 254.9, the temperature at which ωτ_ee reaches 1 under the unit rate prefactor, and it was read as the temperature where the hydrodynamic tier that certifies every gain number here expires. Both halves of that reading fail. The number inherits the rate prefactor as 255/√A: across the admissible band it is 147–360 K, a range that contains the design temperature, so as a safety statement it is empty in both directions. And ωτ_ee = 1 is not an expiry: it is where the closure’s damping supplement is largest at a given temperature across the admissible prefactor band, and where it is bounded — at each temperature the tracked penalty has a floor over that band, ≥ −1.2 dB at 353 K and ≥ −1.6 dB at 255 K, before the closure’s own ±25 % allowance and before the open ±1 dB boundary allowance — while the mode itself demonstrably survives the crossover, which is exactly what the acoustic-plasmon-to-electronic-sound experiment [10] shows. There is no cliff at ~250 K. There is a smooth, signed penalty that deepens as the fabric cools: in-model and tracked, −0.95 dB per cell at 353 K, −1.27 dB at 300 K, −1.55 dB at 255 K. Below 255 K the closure has not been evaluated, so the 200 K end of the sweep above carries no kinetic figure at all — that end is open, and the 255 K number bounds nothing below itself. What the hydrodynamic chain certifies is unchanged: the loss trend, the tracked-bias requirement, and the absence of any predicted instability under cooling with a tracked bias. What it does not certify — the absolute gain, at any temperature — passes to the Boltzmann–Maxwell tier with the band of Section 7.5 attached, deeper at the cold end than at the cap. (Below ~150 K the 1/T phonon scaling is itself optimistic — impurity scattering saturates τ.)</w:t>
       </w:r>
     </w:p>
     <w:p>
@@ -4393,7 +4389,7 @@
         <w:t xml:space="preserve">9.1 Boundary conditions and contacts. </w:t>
       </w:r>
       <w:r>
-        <w:t xml:space="preserve">The DS asymmetry is electrical, not geometric: density-clamped means AC-shorted gate-to-channel voltage at the source end; current-clamped means AC-open at the drain end [11, 19]. The practical realization is a low-impedance ohmic source contact (one-dimensional edge contacts at ~100 Ω·µm-class resistance [33]) under the gated region’s edge, and a drain side terminated by the gate-segment boundary into a depleted (CNP) region. No experiment has realized verified DS boundary conditions at the 576-nm scale; the design’s protection is that M_th is calibrated in situ by approach to self-oscillation, which absorbs boundary-condition imperfection into the measured threshold to first order. Residual non-ideality appears as a modified increment and is exactly what bench gate G1 measures.</w:t>
+        <w:t>The DS asymmetry is electrical, not geometric: density-clamped means AC-shorted gate-to-channel voltage at the source end; current-clamped means AC-open at the drain end [11, 19]. The practical realization is a low-impedance ohmic source contact (one-dimensional edge contacts at ~100 Ω·µm-class resistance [33]) under the gated region’s edge, and a drain side terminated by the gate-segment boundary into a depleted (CNP) region. No experiment has realized verified DS boundary conditions at the 576-nm scale; the design’s protection is that M_th is calibrated in situ by approach to self-oscillation, which absorbs boundary-condition imperfection into the measured threshold to first order. Residual non-ideality appears as a modified increment and is exactly what bench gate G1 measures. The kinetic note of Section 7.5 sharpens what that protection covers and what it does not. It covers the multiplicative part, and covers it well: any renormalization of the boundary-gain slope moves the threshold — bias current, dissipation — but leaves the tracked loop gain alone to better than 0.04 dB per ±20 %, which is why a defensible band exists at this order at all. It does not cover the additive part. Electron-electron collisions are slow enough at this operating point that a Knudsen layer of ℓ_ee ≈ 83 nm at the 80 °C cap — about 14 % of the cell — sits at each clamp, and whatever dissipation those layers add is charged straight to the gain at −0.28 dB per 1 % of additive round-trip loss. Its sign is open in both directions: the drain reflection could be kinetically enhanced as well as degraded. That ±1 dB allowance is the design’s largest open kinetic exposure, it is why contact fidelity leads the Boltzmann–Maxwell tier’s ingredient ranking (Section 10), and it makes the specular-versus-diffuse character of the clamps a device-physics question the bench should not be the first to answer.</w:t>
       </w:r>
     </w:p>
     <w:p>
@@ -4404,7 +4400,7 @@
         <w:t xml:space="preserve">9.2 Bias network and current density. </w:t>
       </w:r>
       <w:r>
-        <w:t xml:space="preserve">The drift current density at the operating bias is J = n·e·v₀ ≈ 0.38 mA/µm — roughly an order of magnitude below the current-carrying capacity demonstrated for encapsulated graphene, so electromigration and channel burnout are not at risk at the operating point. Rows of cells in series share one bias current; parallel rows need per-row ballast so that a low-resistance row does not starve its neighbours. The bias envelope (kHz–MHz) is far inside the bias-plane RC corner.</w:t>
+        <w:t>The drift current density at the operating bias is J = n·e·v₀ ≈ 0.38 mA/µm at the 80 °C cap — roughly an order of magnitude below the current-carrying capacity demonstrated for encapsulated graphene, so electromigration and channel burnout are not at risk at the operating point. That is the hydrodynamic-tier value, computed at the hydrodynamic threshold; tracking the kinetically corrected threshold of Section 7.5 raises it to ≈ 0.43 mA/µm in-model (Section 8.2), which changes the conclusion in neither direction — the margin to the current-carrying capacity remains an order of magnitude. Rows of cells in series share one bias current; parallel rows need per-row ballast so that a low-resistance row does not starve its neighbours. The bias envelope (kHz–MHz) is far inside the bias-plane RC corner.</w:t>
       </w:r>
     </w:p>
     <w:p>
@@ -4892,12 +4888,12 @@
     </w:p>
     <w:p>
       <w:r>
-        <w:t xml:space="preserve">The die plan includes passive twins for differential measurement, junction variants (Section 9.4), a d = 5 nm variant (s ∝ √d in the classical limit; the model chain scores it as a +2.6 dB-class gain lever), and a graphite-gated disorder de-risk die. The calibration sequence measures on-die every quantity this manuscript has had to assume, in order: the disorder σ, the lifetime τ(T), the plasmon speed s (fixing ε_z in Eq. (1)), the threshold M_th, and the launch/read-out coupling efficiency (Section 9.5).</w:t>
-      </w:r>
-    </w:p>
-    <w:p>
-      <w:r>
-        <w:t xml:space="preserve">The remaining modeling tier — a Boltzmann–Maxwell grating-gate solve, with method precedent in [18] — owns five questions with fully specified inputs: the regenerative gain curve G(M/M_th) under kinetic and electromagnetic corrections (the tier’s highest priority, given ωτ_ee ≈ 0.7; Section 7.5); real junction loss; radiative coupling between cells (the one surviving parasitic channel, Section 7.5); absolute noise calibration against the 2.77 dB (353 K) floor; and the launch-transducer coupling efficiency.</w:t>
+        <w:t>The die plan includes passive twins for differential measurement, junction variants (Section 9.4), a d = 5 nm variant (s ∝ √d in the classical limit; the model chain scores it as a +2.6 dB-class gain lever), and a graphite-gated disorder de-risk die. The calibration sequence measures on-die every quantity this manuscript has had to assume, in order: the disorder σ, the lifetime τ(T), the plasmon speed s (fixing ε_z in Eq. (1)), the threshold M_th, and the launch/read-out coupling efficiency (Section 9.5). Two of those measurements now carry kinetic freight (Section 7.5), and in both cases what the bench returns is broader than what the closure signs — so neither is pre-registered here as a kinetic expectation. The measured s is the physical speed, while Eq. (1) is the collisionless endpoint; fitting ε_z to the measured s therefore absorbs whatever kinetic shift is present into a dielectric constant, and the fitted ε_z should be reported as what it is rather than as a material property. On the size of that shift the model is deliberately silent: the closure signs an in-closure deficit of −1.8 % at 353 K, but finite-temperature compressibility corrections at T/T_F = 0.26 are comparable in size and uncomputed, so the total shift the bench measures is open in sign — the closure’s own band on it, [−4, +1] %, contains zero. What survives regardless is a requirement, not a prediction: the cavity is fixed-length, a resonance offset of this order costs gain (Section 7.5), and the density trim that nulls it — Δn/n ≈ +7 % if the in-closure deficit is what the bench finds — must be sized as a capability and commissioned against the measured offset. G1 is where it is first measurable. The measured M_th, likewise, is the physical, kinetic threshold rather than the analytic 0.147083, and the closure expects it higher — ≈ 0.165 at 353 K, ×1.12, in-model. That figure is not a bench band. It is quoted for the specular-clamp solve of the paragraph below, whereas a bench-measured threshold absorbs real contact non-ideality by construction (Section 9.1) — the same additive boundary channel the band holds open at ±1 dB, and the diffuse-contact sweep may move the prediction further. One caution attaches either way: ≈ 0.165 lands numerically near the retired numerical-diffusion artifact of Section 7.3 (0.169). The proximity is a coincidence, and the two must not be conflated or double-counted.</w:t>
+      </w:r>
+    </w:p>
+    <w:p>
+      <w:r>
+        <w:t>The remaining modeling tier — a Boltzmann–Maxwell grating-gate solve, with method precedent in [18] — owns five questions with fully specified inputs: the regenerative gain curve G(M/M_th) under kinetic and electromagnetic corrections (the tier’s highest priority, and now a falsifiable one: the kinetic part of the answer must land inside the signed band of Section 7.5); real junction loss; radiative coupling between cells (the one surviving parasitic channel, Section 7.5); absolute noise calibration against the 2.77 dB (353 K) floor; and the launch-transducer coupling efficiency. The promoted kinetic note (Section 7.5) turns the first of those from a topic into a specification, and the tier’s scoping should follow it. The accuracy target is set by the band the solve must adjudicate: to be decisive against [−1.5, −0.3] dB it must resolve per-cell gain to ±0.25 dB — the round-trip amplitude loop to ±0.0024 about its 0.916 baseline, per-unit-time damping to ±5×10⁹ s⁻¹, and additive boundary dissipation to under 1 % per round trip. The ingredients then rank, and not in the order the tier’s name suggests. Contact and boundary-condition fidelity comes first: it owns the only unbounded allowance (±1 dB, sign open, −0.28 dB per 1 % of additive round-trip loss), because a Knudsen layer of ℓ_ee ≈ 83 nm sits at each clamp at the 80 °C cap, ≈ 14 % of the cell; the multiplicative part of the same physics is tracking-protected to under 0.05 dB and needs nothing from the solve. Collision-operator fidelity at ωτ_ee ≈ 0.5–1 comes second: it owns the width of the signed band, and pinning the stress-relaxation time to within a factor of two — by computation, or by measuring the mode linewidth on the bench — shrinks that width to about ±0.3 dB. Electromagnetic coupling comes third, and is not required for this question at all: the cell is strongly gated (q₀d = 0.027) and quasistatic (ω/cq₀ = 8×10⁻³, a 10⁻⁴ effect in the dispersion), so the full-wave tier owns the other questions on the list — radiative parasitics, launch efficiency, absolute noise — and not this one. The recommendation carried here is therefore to split the tier’s first deliverable in two: a kinetic cavity solve — linearized Boltzmann on the 2D Dirac cone with a number-, momentum- and energy-conserving relaxation-time operator, about the drifted local equilibrium, on the 1D gated cavity with its quasistatic Poisson kernel, the source density clamp and drain current clamp imposed at the kinetic level, a specular-to-diffuse contact parameter swept 0 → 1, reporting ω″(M), the kinetic threshold, and the driven transfer at 0.7·M_th,kin — and, separately, the electromagnetic tier. The kinetic solve is a workstation-days job at ~10³ spatial by ~10² angular resolution, not a cluster job, and it is pre-registered against four falsifiable quantities: a tracked gain correction of −0.95 dB in [−1.5, −0.3] at 353 K; −1.27 dB in [−1.6, −0.5] at 300 K; a kinetic threshold of 0.165 in [0.154, 0.169] with specular clamps, the diffuse-contact sweep being free to move it further; and the in-closure resonance shift of Section 7.5, −1.8 % in [−2.3, −1.2] % at 353 K. These are targets for the solve, not for the bench, whose measurements carry channels the solve holds fixed (Section 9.1). A result outside those bands falsifies the closure of Section 7.5 — not the released chain, whose outputs none of them contest.</w:t>
       </w:r>
     </w:p>
     <w:p>
@@ -4920,9 +4916,7 @@
     </w:p>
     <w:p>
       <w:r>
-        <w:t xml:space="preserve">The answer is bounded in four ways, each stated where it arises: the experimental cornerstone [2] is cited for what its authors claim — current-pumped plasmonic amplification — not for what the design needs (DS-cavity gain, which no experiment has </w:t>
-        <w:lastRenderedPageBreak/>
-        <w:t xml:space="preserve">shown); signals route with the electron drift, and loop suppression is architectural rather than free; the operating point exists only as a tracked threshold ratio, never as an absolute bias; and the hydrodynamic certification at 300 K is marginal, which is why the kinetic solve leads the remaining-work list. None of these boundaries kills the design. Each narrows what must be believed without measurement.</w:t>
+        <w:t>The answer is bounded in four ways, each stated where it arises: the experimental cornerstone [2] is cited for what its authors claim — current-pumped plasmonic amplification — not for what the design needs (DS-cavity gain, which no experiment has shown); signals route with the electron drift, and loop suppression is architectural rather than free; the operating point exists only as a tracked threshold ratio, never as an absolute bias; and the hydrodynamic certification at 300 K is marginal, which is why the kinetic solve leads the remaining-work list. That fourth boundary is sharper than it was. The kinetic correction now has a sign, and the sign is negative: about a decibel off every cell at the 80 °C cap and rather more at 300 K, in-model, with an open ±1 dB allowance at the contacts riding on top of it (Section 7.5). None of these boundaries kills the design; the nearest thing to a casualty is the thermal margin, which the same correction reads down from 23 % to a few percent (Section 8.2). Each narrows what must be believed without measurement — and the kinetic one now narrows it in a falsifiable direction, against pre-registered bands the next tier’s solve will either land inside or break.</w:t>
       </w:r>
     </w:p>
     <w:p>
@@ -4936,6 +4930,77 @@
           <w:bottom w:val="single" w:sz="6" w:space="1" w:color="9CB3CC"/>
         </w:pBdr>
       </w:pPr>
+    </w:p>
+    <w:p>
+      <w:pPr>
+        <w:pStyle w:val="Heading2"/>
+      </w:pPr>
+      <w:r>
+        <w:t>Revision notes — v5.4 → v5.5 (July 2026)</w:t>
+      </w:r>
+    </w:p>
+    <w:p>
+      <w:pPr/>
+      <w:r>
+        <w:t>This update folds in the community’s kinetic note (notes/2026-07-13-kinetic-correction-signed-band.md, promoted 3-of-3; each voter extracted and executed the note’s standalone Appendix B listing and checked its outputs against the note body and the released chain, several body figures quoted below being recomputed from the listing’s own functions rather than printed by it — a gap the note’s reviewers recorded and which was re-verified before these edits). No released-chain output changed: the corrected ledger’s 9.661 dB continuous-wave gain, the retuned 9.2246 dB, the 8.40 dB/cell cascade at the 0 dB junction, the analytic M_th = 0.147083, and every results.json value stand exactly as v5.4 shipped them; what changed is that the uncertainty stated on them is now signed. Per the convention of v5.2 → v5.3 item 3, the v5.4 and earlier sections below are retained unchanged as the record of their progression — nothing in them is contradicted, since the band is stated on the released ledger rather than in place of it, but where they treat the gain figures as the chain’s settled outputs, Section 7.5 now attaches a signed kinetic band to every one of them.</w:t>
+      </w:r>
+    </w:p>
+    <w:p>
+      <w:pPr/>
+      <w:r>
+        <w:t>1. Pass 5’s headline uncertainty is superseded (Section 7.5). v5.4 assigned the gain numbers of Passes 3–4 an unsigned “kinetic uncertainty at the tens-of-percent scale”. The note closes the shallow-water system one tier up in the Maxwell/Mermin viscoelastic generalization — ν(ω) = ν₀/(1 − iωτ_ee), exact at both crossover endpoints — and returns a signed band in its place: −0.95 dB per cell at 353 K at the tracked M/M_th = 0.7, band [−1.5, −0.3] dB, with the physical threshold at M_th ≈ 0.165, ×1.12 on the analytic value (band ×[1.05, 1.15]). At 300 K the same closure gives −1.27 dB, band [−1.6, −0.5] dB, and a threshold ×1.16; every kinetic figure in this revision is quoted with its temperature. The sign is not a judgment call: the kinetic damping supplement is positive-definite for every τ_ee and has a bounded interior maximum at ωτ_ee = 1, so the factor-of-a-few uncertainty in the electron-electron rate bounds the correction’s magnitude instead of flipping it. The band is in-model at the closure’s own level, and is quoted with the two caveats the note’s reviewers recorded: a ±25 % crossover allowance that is judgment rather than theorem, and a ±0.2 dB pole-to-gain translation error inside which a 0.5-ps transit-window convention is disclosed but ad hoc, pending the tier that pins it.</w:t>
+      </w:r>
+    </w:p>
+    <w:p>
+      <w:pPr/>
+      <w:r>
+        <w:t>2. One claim is upgraded to demonstrated, and only one (Sections 5, 7.5). Landau damping at the operating wavenumber is not merely avoided by the s/v_F ≈ 2.3 margin but kinematically excluded, with and without drift: intraband particle-hole pairs on a Dirac cone obey |ω| ≤ v_F q as a property of the spectrum, not of the occupation, so the exclusion holds for any electron distribution — drifted, boosted, or thermally broadened to any temperature. It is an identity rather than an estimate, and it is the chain’s one demonstrated kinetic result. No other label moved up.</w:t>
+      </w:r>
+    </w:p>
+    <w:p>
+      <w:pPr/>
+      <w:r>
+        <w:t>3. The thermal margin is read down, and this is the revision’s least comfortable item (Section 8.2). At the 80 °C cap the tracked bias hides the kinetic threshold shift from the gain but not from the bias supply: tracking to a threshold ×1.12 higher costs ×1.25 in dissipation centrally and ×1.32 at the ωτ_ee = 1 bound, so ΔT at the worst-case fill of one-third becomes 52.9 K centrally and 55.5 K at the kinetic worst case, against the 55 K budget. The “23 % margin, real but thin” of v5.4 must now be read as ≈ 4 % centrally and zero at the kinetic worst case, in-model. No number in the released chain changes — the kinetic worst case coincides numerically with the upper, solver-class calibration bound of Section 8.1 (~1.7 kW/cm²), whose ΔT ≈ 55 K Section 8.2 already carried, so the envelope already contained it — but the reading does. Sections 8.1 and 9.2 gain tier labels in the same pass, so that their ~1.2 kW/cm² and 0.38 mA/µm are not read across against Section 8.2’s kinetically corrected ≈ 1.59 kW/cm² and ≈ 0.43 mA/µm.</w:t>
+      </w:r>
+    </w:p>
+    <w:p>
+      <w:pPr/>
+      <w:r>
+        <w:t>4. The “hydro expiry” framing is retired (Section 8.3). v5.4 said the hydrodynamic tier “expires near ~250 K”. Both halves of that fail. The shipped key hydro_expiry_K = 254.9 inherits the rate prefactor as 255/√A, giving an honest band of 147–360 K that contains the design temperature and is therefore empty as a safety statement in both directions; and ωτ_ee = 1 is not an expiry but the point at which the closure’s damping supplement is largest — and bounded there — with the mode demonstrably surviving the crossover in the very experiment the manuscript already cites [10]. The replacement is a temperature ladder of bounded penalties, not a cliff: −0.95 dB at 353 K, −1.27 dB at 300 K, −1.55 dB at 255 K, tracked and in-model. Its limit is stated rather than extrapolated: the closure has not been evaluated below 255 K, so the 200 K end of Section 8.3’s own cooling sweep carries no kinetic figure and is open, and the 255 K number bounds nothing below itself. The other two Pass-5 validity keys are annotated rather than changed: ωτ_ee = 0.722 and viscous_fraction = 0.209 are 300 K figures (0.52 and 0.13 at the cap), and the viscous fraction additionally omits the crossover reduction and — the substantive finding — was never propagated into gain. That propagation is now Section 7.5, and it, not the raw fraction, is the design-relevant number.</w:t>
+      </w:r>
+    </w:p>
+    <w:p>
+      <w:pPr/>
+      <w:r>
+        <w:t>5. A design requirement is added, and a bench expectation is deliberately not (Sections 5, 7.5, 10). Eq. (1) is the collisionless endpoint; within the closure the mode runs −1.8 % slower at 353 K, band [−2.3, −1.2] %, detuning the fixed-length cavity at a further cost of ≈ −1.5 dB at the central deficit (−0.8 to −2.3 dB across the band) if left uncorrected. A density trim of Δn/n ≈ +7 % nulls that in-closure deficit, and the gain band assumes the trim, so a trim capability of that order is stated as a design requirement rather than left implicit in the in-situ calibration philosophy. What is not stated is a pre-registered expectation for the bench. Finite-temperature compressibility corrections at T/T_F = 0.26 are comparable in size and uncomputed, so the total speed shift’s sign is open — the closure’s band on the total, [−4, +1] %, contains zero — and only the in-closure part is signed; the trim is therefore commissioned against the measured offset, not against a predicted one. The threshold is handled the same way: the closure expects the physical, kinetic threshold ≈ 12 % above the analytic 0.147083 at the cap, but that figure is a target for the specular-clamp solve rather than a bench band, since a measured threshold absorbs real contact non-ideality by construction (Section 9.1). The calibration sequence of Section 10 gains the matching cautions: the bench measures the physical speed, so a fitted ε_z absorbs whatever kinetic shift is present and should be reported as such; and the kinetic threshold’s central value (≈ 0.165) lands near the retired numerical-diffusion artifact (0.169) by coincidence — the two must not be conflated or double-counted.</w:t>
+      </w:r>
+    </w:p>
+    <w:p>
+      <w:pPr/>
+      <w:r>
+        <w:t>6. The dominant open item is named and quantified (Sections 9.1, 10). Kinetic boundary layers at the clamped contacts — ℓ_ee ≈ 83 nm at 353 K, ≈ 14 % of the cell at each end — carry an unsigned ±1 dB allowance that rides on top of the signed band, with a sensitivity of −0.28 dB per 1 % of additive round-trip loss and a sign genuinely open in both directions. The in-situ tracking that protects the tracked gain against multiplicative boundary non-ideality (to better than 0.04 dB per ±20 %) gives no protection whatever against this additive channel. It is the design’s largest open kinetic exposure and, by the note’s own account, the band’s most likely killer.</w:t>
+      </w:r>
+    </w:p>
+    <w:p>
+      <w:pPr/>
+      <w:r>
+        <w:t>7. The Boltzmann–Maxwell tier’s first deliverable is re-scoped (Section 10). To be decisive against the band, the solve must resolve per-cell gain to ±0.25 dB; its ingredients rank as contact fidelity first, collision-operator fidelity second, electromagnetic coupling third — the last being unnecessary for this question at all, since the cell is strongly gated and quasistatic. The recommendation carried into the manuscript is to split the deliverable into a workstation-scale kinetic cavity solve and a separate electromagnetic tier, and to pre-register the kinetic solve against four falsifiable quantities with bands: the 353 K and 300 K tracked gain corrections, the kinetic threshold at specular clamps, and the in-closure resonance shift. These are targets for the solve and not for the bench, whose measurements carry channels the solve holds fixed. A result outside them falsifies the closure, not the released chain, whose outputs the note explicitly does not contest.</w:t>
+      </w:r>
+    </w:p>
+    <w:p>
+      <w:pPr/>
+      <w:r>
+        <w:t>8. Downstream margins are tightened rather than merely restated (Sections 6.3, 7.4). Mapped onto the corrected ledger at 353 K the band reads CW 9.661 → ≈ 8.7 [8.2–9.4] dB, retuned streaming 9.2246 → ≈ 8.3 [7.7–8.9] dB, and cascade 8.40 → ≈ 7.45 [6.9–8.1] dB/cell at the 0 dB junction. Fan-out-2 still closes across the whole signed band, but on margin rather than on comfort, so junction-class discipline and buffer tiles become load-bearing rather than optional. No corrected fan-out margin figure is quoted, and no lossier junction class is read down with the 0 dB entry; the reason is recorded rather than glossed. The note’s own fan-out arithmetic mixes junction classes — it reads the 0 dB-junction cascade figure against a −3 dB-junction requirement, a looseness the note’s reviewers flagged — and the released chain’s per-cell figure is defined at the junction-attenuated swing, so it rises with junction loss and cannot be netted against a junction budget by subtraction. A corrected margin must be recomputed per junction class by the tier that owns the correction. The noise floor barely moves (2.77 → 2.71 dB at the corrected 353 K gain, since near +9.7 dB the floor changes only ≈ 0.06 dB per dB of gain), but whether the new dissipative channel adds noise at the fluctuation-dissipation rate joins the absolute-noise calibration as an open item.</w:t>
+      </w:r>
+    </w:p>
+    <w:p>
+      <w:pPr/>
+      <w:r>
+        <w:t>9. The correction makes the design less impressive, and is recorded that way. About a decibel of per-cell gain at the cap — more at 300 K — and most of the thermal margin are gone, in-model, before the tier that owns the question has run, and the one channel that could break the band’s edges is still open. Nothing here is offset by a compensating upgrade elsewhere, and none was looked for.</w:t>
+      </w:r>
+    </w:p>
+    <w:p>
+      <w:pPr/>
     </w:p>
     <w:p>
       <w:pPr>

--- a/papers/Fable-Computer-Part-I.docx
+++ b/papers/Fable-Computer-Part-I.docx
@@ -17,7 +17,7 @@
           <w:color w:val="345A8A"/>
           <w:sz w:val="26"/>
         </w:rPr>
-        <w:t>Concept, Architecture, and Reduced-Order Feasibility — Revision v5.5 (July 2026: kinetic-correction update)</w:t>
+        <w:t>Concept, Architecture, and Reduced-Order Feasibility — Revision v5.6 (July 2026: boundary-channel and gain-budget update)</w:t>
       </w:r>
     </w:p>
     <w:p>
@@ -873,7 +873,7 @@
     </w:p>
     <w:p>
       <w:r>
-        <w:t>Subsystem precedents. Every subsystem of the fabric rests on a demonstrated technology; the fabric is the integration. Table 2 collects them, with the demonstration conditions stated — two of the five were demonstrated under conditions weaker than the fabric requires, and are flagged.</w:t>
+        <w:t>Subsystem precedents. Every subsystem of the fabric rests on a demonstrated technology; the fabric is the integration. Table 2 collects them, with the demonstration conditions stated — four of the five were demonstrated under conditions weaker than the fabric requires, and are flagged.</w:t>
       </w:r>
     </w:p>
     <w:tbl>
@@ -2042,7 +2042,7 @@
     </w:p>
     <w:p>
       <w:r>
-        <w:t xml:space="preserve">The lifetime row is a best-case assumption, stated as such: τ = 1 ps at n = 10¹² cm⁻² corresponds to mobility ≈ 86,000 cm²/Vs at 300 K — inside the demonstrated envelope of hBN-encapsulated graphene (~140,000 cm²/Vs near the acoustic-phonon limit [33]) but premium-material territory. The measured room-temperature baseline for propagating acoustic THz plasmons is shorter (τ ≈ 0.4–0.6 ps, Q ≈ 2.4–3.8 [39, 40]); the fundamental, phonon-set ceiling on plasmon lifetime in this stack is mapped in [42]; and gate-metal ohmic loss, not included in τ, adds to the budget at small d [41]. The protocol’s calibration sequence measures τ on-die first (Section 10).</w:t>
+        <w:t xml:space="preserve">The lifetime row is a best-case assumption, stated as such: τ = 1 ps at n = 10¹² cm⁻² corresponds to mobility ≈ 86,000 cm²/Vs at 300 K — inside the demonstrated envelope of hBN-encapsulated graphene (~140,000 cm²/Vs near the acoustic-phonon limit [33]) but premium-material territory. The measured room-temperature baseline for propagating acoustic THz plasmons is shorter (τ ≈ 0.4–0.6 ps, Q ≈ 2.5–3.8 [39, 40]); the fundamental, phonon-set ceiling on plasmon lifetime in this stack is mapped in [42]; and gate-metal ohmic loss, not included in τ, adds to the budget at small d [41]. The protocol’s calibration sequence measures τ on-die first (Section 10).</w:t>
       </w:r>
     </w:p>
     <w:p>
@@ -3476,7 +3476,7 @@
     </w:p>
     <w:p>
       <w:r>
-        <w:t xml:space="preserve">A drift-Doppler cascade model established two independent failures at the highest candidate density, n = 10¹³ cm⁻² — the natural first choice for a robust, well-confined plasmon. Bulk convective gain is impossible: the density-dependent saturation velocity v_sat(n) ≈ ω_OP/k_F, with ω_OP the graphene optical-phonon frequency (≈ 4.5–5.4×10⁵ m/s at 10¹³ cm⁻² [9], against s ≈ 4×10⁶ m/s there) caps v_d/v_p at ≈ 0.13, so uniform drift can at best halve the per-gate loss — transparency is unreachable. Independently, the drive heat at that density (~190 kW/cm² at v_sat) caps the duty cycle at well under 1 % at any fill convention under the 80 °C budget. Both failures point the same way: lower density, resonant cells. The demonstrated amplification of [2] is consistent with this conclusion — it is a resonant, boundary-mediated effect by any of its candidate explanations (Section 2), not bulk traveling-wave gain.</w:t>
+        <w:t xml:space="preserve">A drift-Doppler cascade model established two independent failures at the highest candidate density, n = 10¹³ cm⁻² — the natural first choice for a robust, well-confined plasmon. Bulk convective gain is impossible: the density-dependent saturation velocity v_sat(n) ≈ ω_OP/k_F ≈ 4.5–5.4×10⁵ m/s at 10¹³ cm⁻² [9] (against s ≈ 4×10⁶ m/s there), with ω_OP the graphene optical-phonon frequency, caps v_d/v_p at ≈ 0.13, so uniform drift can at best halve the per-gate loss — transparency is unreachable. Independently, the drive heat at that density (~190 kW/cm² at v_sat) caps the duty cycle at well under 1 % at any fill convention under the 80 °C budget. Both failures point the same way: lower density, resonant cells. The demonstrated amplification of [2] is consistent with this conclusion — it is a resonant, boundary-mediated effect by any of its candidate explanations (Section 2), not bulk traveling-wave gain.</w:t>
       </w:r>
     </w:p>
     <w:p>
@@ -3631,12 +3631,12 @@
     </w:p>
     <w:p>
       <w:r>
-        <w:t>A nonlinear shallow-water solver with the DS boundary conditions confirms what the transit picture misses: below its oscillation threshold the cell is a multi-pass regenerative amplifier. The cavity transfer is a Fabry-Perot below threshold — the current-clamped drain reflects with amplitude (s + v₀)/(s − v₀) &gt; 1, the density-clamped source with |r| = 1, and the round-trip loop closes self-oscillation at loop gain unity, which recovers M_th of Eq. (3) exactly. The solver’s numerical dissipation inflates its measured threshold to M_th,num ≈ 0.17, about 15 % above the analytic 0.147 — a Lax-Friedrichs diffusion artifact now derived from first principles: the exact linearized operator of the released scheme (community notes, July 2026; shipped as a runnable listing) reproduces the measured offset to 0.11 % and converges to the analytic value at first order in Δx (M_th,lin = 0.1688/0.1588/0.1540 at N = 240/480/960); the corresponding released-chain rerun at N = 480 has now been executed: M_th,num = 0.158748, confirming the pre-registered 0.1590 ± 0.0010 — the convergence claim is demonstrated at the released-chain level (Appendix A) — so all solver results are quoted at the ratio M/M_th,num. Net gain referenced to the identical passive cell rises from break-even (cancelling the 2.56 dB per-gate loss — one λ_p/2 of propagation, Appendix A) at M/M_th ≈ 0.3 through +9.7 dB continuous-wave at M/M_th ≈ 0.7 toward formal divergence at threshold. The cell is low-Q (Q ≈ 6), so an isolated few-cycle pulse does not fully charge it: the analytic recirculation of a single 3-cycle burst yields ≈ +6.3 dB, about 3.4 dB below the continuous-wave ceiling. Driven with the actual clock waveform — 3-cycle pulses at 0.25 THz, a ≈ 75 %-duty train in which each pulse rides the cavity field left by its predecessors — the solver delivers ≈ +8 dB per pulse in steady streaming operation. Community analysis (July 2026; the promoted calibration notes in the project repository) shows that for this streaming train the residual gap to the continuous-wave figure is not buildup physics (≲ 0.1 dB in an energy metric). The exact linearized operator of the released solver — constructed term-by-term from its update and ghost-cell algebra and shipped as a runnable listing in the notes — settles the split: linear numerics (drive detuning from the zero-drift cavity length, interior Lax-Friedrichs diffusion, and a drift-induced boundary loss at the drain’s discrete reflection) account for 0.956 dB of the 1.864 dB gap, and the remaining 0.909 dB is pulse-train structure, drive-amplitude compression near the 1 %-swing knee, and the per-slot estimator (that split is open pending a drive sweep). The same operator reproduces the solver’s measured threshold to 0.11 % and gives the effective round-trip amplitude exactly (l_a = 0.9110; the boundary loss is drift-induced — the passive cavity’s boundaries are lossless in-model, so no scalar boundary factor exists). The exported +8 dB is therefore conservative for a design-length cell; the pre-registered expectations have now been run and resolved (notes/2026-07-12-predictions-resolved.md): the retuned solver run measures +9.22 dB (predicted +9.05 ± 0.30 — confirmed; the detuning artifact is empirically established, +1.43 dB recovered at identical bias, drive, and grid), M_th,num(N = 480) measures 0.158748 (predicted 0.1590 ± 0.0010 — confirmed, within 5×10⁻⁴ of the exact operator’s linear value), and the half-bias check measures +5.13 dB (predicted +5.08 ± 0.30 — confirmed). Baselines were replicated bit-for-bit before any variant ran. Adoption of the retuned cavity length in the released chain is queued as WP1 work; until it lands, the shipped key retains the 7.80 dB configuration value. Near threshold the cell rings: the cavity ring-down reaches ~4–5 ps (comparable to the slot) and the pulse-to-pulse spread reaches 5 dB by 0.94·M_th. This is the regenerative amplifier’s classic gain-versus-stability trade-off, and it is why the working point is held at 0.7·M_th — where the ring-down both lifts the per-pulse gain to its +8 dB streaming value and sets the inter-symbol budget the re-sync stations manage (Section 6.2). Every gain figure in this pass is a hydrodynamic-tier figure, and each now carries a signed kinetic correction rather than an unsigned uncertainty: −0.95 dB per cell at 353 K at the tracked operating point, band [−1.5, −0.3] dB, in-model, plus a separate open ±1 dB boundary allowance (Section 7.5). None of the numbers above moves — the correction is stated on the ledger, not folded into it, and the tier that owns it has not run. It is worth recording why the correction is a decibel and not several: the tracked-ratio convention of Section 5 absorbs the kinetic shift of the boundary gain into bias current, and at a bias frozen at 0.7·M_th(hydro) the same physics would have cost −2.5 dB at the same temperature.</w:t>
-      </w:r>
-    </w:p>
-    <w:p>
-      <w:r>
-        <w:t xml:space="preserve">Because the operating drift sits far below v_sat(10¹²) ≈ 1.4×10⁶ m/s, Joule heat falls ~25-fold against an at-v_sat drive at the same density, and ~100-fold against the Pass-1 corner. Of that ~100×, the dominant ~32× comes from the density itself (heat ∝ n·m*·v², with the effective mass m* = E_F/v_F² ∝ √n) and only ~3× from operating below the v_sat ≈ 5×10⁵ m/s of the high-density case. The exact periodic-slab thermal solution then gives the duty figures of Section 8.2. Heat stops selecting the density — disorder takes over that role: the chain’s disorder Monte-Carlo (Figure 9D, reported with Pass 4) gave ~87–100 % cell yield at n = 10¹² over a broad disorder sweep, degrading steadily toward 10¹¹ as the logic swing approaches the puddle scale; restricting to the literature disorder values (Section 7.4) tightens the n = 10¹² yield to 98–100 %.</w:t>
+        <w:t>A nonlinear shallow-water solver with the DS boundary conditions confirms what the transit picture misses: below its oscillation threshold the cell is a multi-pass regenerative amplifier. The cavity transfer is a Fabry-Perot below threshold — the current-clamped drain reflects with amplitude (s + v₀)/(s − v₀) &gt; 1, the density-clamped source with |r| = 1, and the round-trip loop closes self-oscillation at loop gain unity, which recovers M_th of Eq. (3) exactly. The solver’s numerical dissipation inflates its measured threshold to M_th,num ≈ 0.17, about 15 % above the analytic 0.147 — a Lax-Friedrichs diffusion artifact now derived from first principles: the exact linearized operator of the released scheme (community notes, July 2026; shipped as a runnable listing) reproduces the measured offset to 0.11 % and converges to the analytic value at first order in Δx (M_th,lin = 0.1688/0.1588/0.1540 at N = 240/480/960); the corresponding released-chain rerun at N = 480 has now been executed: M_th,num = 0.158748, confirming the pre-registered 0.1590 ± 0.0010 — the convergence claim is demonstrated at the released-chain level (Appendix A) — so all solver results are quoted at the ratio M/M_th,num. Net gain referenced to the identical passive cell rises from break-even (cancelling the 2.56 dB per-gate loss — one λ_p/2 of propagation, Appendix A) at M/M_th ≈ 0.3 through +9.7 dB continuous-wave at M/M_th ≈ 0.7 toward formal divergence at threshold. The cell is low-Q (Q ≈ 6), so an isolated few-cycle pulse does not fully charge it: the analytic recirculation of a single 3-cycle burst yields ≈ +6.3 dB, about 3.4 dB below the continuous-wave ceiling. Driven with the actual clock waveform — 3-cycle pulses at 0.25 THz, a ≈ 75 %-duty train in which each pulse rides the cavity field left by its predecessors — the solver delivers ≈ +8 dB per pulse in steady streaming operation. Community analysis (July 2026; the promoted calibration notes in the project repository) shows that for this streaming train the residual gap to the continuous-wave figure is not buildup physics (≲ 0.1 dB in an energy metric). The exact linearized operator of the released solver — constructed term-by-term from its update and ghost-cell algebra and shipped as a runnable listing in the notes — settles the split: linear numerics (drive detuning from the zero-drift cavity length, interior Lax-Friedrichs diffusion, and a drift-induced boundary loss at the drain’s discrete reflection) account for 0.956 dB of the 1.864 dB gap, and the remaining 0.908 dB is pulse-train structure, drive-amplitude compression near the 1 %-swing knee, and the per-slot estimator (a drive-amplitude sweep of the released solver since resolves that split as ≈0.87 dB pulse-train/per-slot-estimator convention plus ≈0.06 dB compression at the operating drive; Appendix A). The same operator reproduces the solver’s measured threshold to 0.11 % and gives the effective round-trip amplitude exactly (l_a = 0.9110; the boundary loss is drift-induced — the passive cavity’s boundaries are lossless in-model, so no scalar boundary factor exists). The exported +8 dB is therefore conservative for a design-length cell; the pre-registered expectations have now been run and resolved (notes/2026-07-12-predictions-resolved.md): the retuned solver run measures +9.22 dB (predicted +9.05 ± 0.30 — confirmed; the detuning artifact is empirically established, +1.43 dB recovered at identical bias, drive, and grid), M_th,num(N = 480) measures 0.158748 (predicted 0.1590 ± 0.0010 — confirmed, within 5×10⁻⁴ of the exact operator’s linear value), and the half-bias check measures +5.13 dB (predicted +5.08 ± 0.30 — confirmed). Baselines were replicated bit-for-bit before any variant ran. Adoption of the retuned cavity length in the released chain is queued as WP1 work; until it lands, the shipped key retains the 7.80 dB configuration value. Near threshold the cell rings: the cavity ring-down reaches ~4–5 ps (comparable to the slot) and the pulse-to-pulse spread reaches 5 dB by 0.94·M_th. This is the regenerative amplifier’s classic gain-versus-stability trade-off, and it is why the working point is held at 0.7·M_th — where the ring-down both lifts the per-pulse gain to its +8 dB streaming value and sets the inter-symbol budget the re-sync stations manage (Section 6.2). Every gain figure in this pass is a hydrodynamic-tier figure, and each now carries a signed kinetic correction rather than an unsigned uncertainty: −0.95 dB per cell at 353 K at the tracked operating point, band [−1.5, −0.3] dB, in-model, plus a separate open ±1 dB boundary allowance (Section 7.5). None of the numbers above moves — the correction is stated on the ledger, not folded into it, and the tier that owns it has not run. It is worth recording why the correction is a decibel and not several: the tracked-ratio convention of Section 5 absorbs the kinetic shift of the boundary gain into bias current, and at a bias frozen at 0.7·M_th(hydro) the same physics would have cost −2.5 dB at the same temperature.</w:t>
+      </w:r>
+    </w:p>
+    <w:p>
+      <w:r>
+        <w:t xml:space="preserve">Because the operating drift sits far below v_sat(10¹²) ≈ 1.4×10⁶ m/s, Joule heat falls ~25-fold against an at-v_sat drive at the same density, and ~150-fold against the Pass-1 corner. Of that ~150×, the dominant ~32× comes from the density itself (heat ∝ n·m*·v², with the effective mass m* = E_F/v_F² ∝ √n) and only ~5× from operating below the v_sat ≈ 5×10⁵ m/s of the high-density case. The exact periodic-slab thermal solution then gives the duty figures of Section 8.2. Heat stops selecting the density — disorder takes over that role: the chain’s disorder Monte-Carlo (Figure 9D, reported with Pass 4) gave ~87–100 % cell yield at n = 10¹² over a broad disorder sweep, degrading steadily toward 10¹¹ as the logic swing approaches the puddle scale; restricting to the literature disorder values (Section 7.4) tightens the n = 10¹² yield to 98–100 %.</w:t>
       </w:r>
     </w:p>
     <w:p>
@@ -3739,7 +3739,7 @@
     </w:p>
     <w:p>
       <w:r>
-        <w:t xml:space="preserve">Finally, literature disorder values (σ ≈ 2.5×10⁹ cm⁻² for graphene on ultra-flat hBN [12]; ~4×10¹⁰ cm⁻² for typical encapsulated stacks [14], with SiO₂-substrate values an order higher as the upper bound [13]) place cell yield at n = 10¹² at 98–100 % across the realistic range; 3×10¹¹ is a premium-material option (graphite-gate class). The yield criterion is explicit: a charge puddle of rms density σ broadens the cell’s threshold to √((n/k₀)² + σ²), so the puddle-broadened sharpness clears the regeneration floor only while σ stays below ≈ 0.16·n — the swing-to-puddle rule, tied directly to the k ≥ 8 design sharpness (Appendix A).</w:t>
+        <w:t xml:space="preserve">Finally, literature disorder values (σ ≈ 2.5×10⁹ cm⁻² for graphene on ultra-flat hBN [12]; ~4×10¹⁰ cm⁻² for typical encapsulated stacks [14], with SiO₂-substrate values an order higher as the upper bound [13]) place cell yield at n = 10¹² at 98–100 % across the realistic range; 3×10¹¹ is a premium-material option (graphite-gate class). The yield criterion is explicit: a charge puddle of rms density σ broadens the cell’s threshold to √((n/k)² + σ²), so the puddle-broadened sharpness clears the regeneration floor only while σ stays below ≈ 0.16·n — the swing-to-puddle rule, tied directly to the k ≥ 8 design sharpness (Appendix A).</w:t>
       </w:r>
     </w:p>
     <w:p>
@@ -3823,7 +3823,7 @@
         <w:t xml:space="preserve">Kinetic validity. </w:t>
       </w:r>
       <w:r>
-        <w:t>The hydrodynamic equations behind Eq. (2) and the Pass-3 solver assume electron-electron collisions fast enough to keep the electron system a local fluid — quantified by ωτ_ee ≪ 1. The standard estimate for graphene’s electron-electron rate, 1/τ_ee ≈ (k_BT)²/(ħE_F) [15], gives τ_ee ≈ 115 fs at 300 K and E_F = 117 meV — i.e. ωτ_ee ≈ 0.7 at 1 THz. Two qualifications belong with that number. Its rate prefactor is uncertain by a factor of a few — the Fermi-liquid log, screening and coupling-constant spreads, and the fact that the stress-relaxation time the wave actually samples is not the quasiparticle lifetime (measured graphene viscosities sit inside that band). And the group is temperature-dependent in the design’s favour: with τ_ee ∝ T⁻², at the 353 K cap τ_ee ≈ 83 fs and ωτ_ee ≈ 0.52, so hydrodynamics is better at the hot end, which is where the fabric runs. The honest statement is that the hydrodynamic description at 1 THz and 300 K is marginal, not comfortable: ωτ_ee ≈ 0.7 sits at the collisional-to-collisionless crossover — the same crossover observed experimentally as the transition from acoustic plasmon to electronic sound [10] — with ℓ_ee/L ≈ 0.2 (0.14 at the cap, where the sharper wave-kinetic Knudsen numbers are q₋·ℓ_ee = 0.25 and q₊·ℓ_ee = 0.20), and the viscous correction ν q² (ν = v_F²τ_ee/4) is ≈ 20 % of 1/τ — a 300 K figure that reads 0.13 at the cap, and that overstates the actual dissipative supplement in the conservative direction, since the collisionless crossover reduces it by 1/(1 + (ωτ_ee)²) to ≈ 0.10 of 1/τ there. The cell is marginal in space as well: L/ℓ_mfp ≈ 0.6–0.7 with ℓ_mfp = v_F·τ the momentum-relaxation mean free path, so transport in the cell is neither cleanly hydrodynamic nor cleanly ballistic. The gain numbers of Passes 3–4 therefore carry a kinetic correction, and its certification passes to the Boltzmann–Maxwell tier as that tier’s highest-priority question (Section 10) — but the correction is no longer unsigned. A community note promoted by a 3-of-3 agent vote (notes/2026-07-13-kinetic-correction-signed-band.md, July 2026) closes the system one tier up in the Maxwell/Mermin viscoelastic generalization of the shallow-water equations, ν(ω) = ν₀/(1 − iωτ_ee) with ν₀ = v_F²τ_ee/4 — a closure exact at both crossover endpoints, Navier–Stokes with the chain’s own ν₀ as ωτ_ee → 0 and the collisionless mode as ωτ_ee → ∞ — and returns four results at the operating point. First, single-particle Landau damping at the operating q is not merely avoided but kinematically excluded, with and without drift: intraband particle-hole pairs on a Dirac cone obey |ω| ≤ v_F q identically, a property of the spectrum and not of the occupation, so Im Π_intra vanishes above v_F for any electron distribution — drifted, rigidly shifted, boosted, or thermally broadened to any temperature. The factor ≈ 2.3 of Section 5 is a margin on an identity, not on an estimate, and the counter-propagating leg — the one carrying the larger wavenumber — still retains a factor ≈ 2.1. This is the chain’s one demonstrated kinetic result; thermally unblocked interband absorption at ħω ≪ 2E_F adds &lt; 0.001 dB beside it. Second, the residual kinetic damping is signed and negative: at 353 K and the tracked M/M_th = 0.7 the per-cell gain correction is −0.95 dB, band [−1.5, −0.3] dB, with the physical threshold shifting to M_th ≈ 0.165 — ×1.12 on the analytic 0.147083, band ×[1.05, 1.15]. At 300 K the same closure gives −1.27 dB, band [−1.6, −0.5] dB, with the threshold ×1.16. The sign survives the prefactor uncertainty on 1/τ_ee, because the damping supplement is positive-definite for every τ_ee and has a bounded interior maximum at ωτ_ee = 1: a factor-of-a-few error bounds the correction’s magnitude rather than flipping its sign. The band is in-model at the closure’s own level — its ±25 % crossover allowance is judgment, not theorem, and the map from the cavity pole shift to a per-cell gain carries a ±0.2 dB translation error, inside which a 0.5-ps transit-window convention is disclosed but ad hoc and awaits pinning to the chain’s own gain definition. The correction is a decibel rather than several only because the operating point is a tracked ratio (Section 5): with M_th calibrated in situ, any multiplicative renormalization of the DS boundary gain is absorbed into bias current and leaves the tracked loop gain alone to better than 0.04 dB per ±20 %, so only additive damping and detuning move the gain. At a bias frozen at 0.7·M_th(hydro) the same 353 K correction would read −2.5 dB. Third, the mode runs slower than the design value: Eq. (1) is the collisionless endpoint, and at the operating ωτ_ee the in-closure speed deficit is −1.8 % at 353 K, band [−2.3, −1.2] %, detuning the fixed-length cavity against a model-derived 2.8 % half-linewidth at a further cost of ≈ −1.5 dB at the central deficit (−0.8 to −2.3 dB across the band) if left uncorrected. A density trim of Δn/n ≈ +7 % nulls it; the gain band above assumes that trim, which is therefore an explicit design requirement rather than an implication of the calibration philosophy, and is measurable at bench gate G1 (Section 10). Finite-temperature compressibility corrections to s at T/T_F = 0.26 are comparable in size and uncomputed, so the total speed shift’s sign remains open — the closure’s own band on the total, [−4, +1] %, contains zero; only the in-closure part is signed. Fourth, and this is what the next tier is for: an additional unsigned allowance of ±1 dB rides on top of the band, owned by kinetic boundary layers at the clamped contacts (ℓ_ee ≈ 83 nm at 353 K, ≈ 14 % of the cell, at each end). Its sign is genuinely open — the drain reflection could be kinetically enhanced as well as degraded — and its sensitivity, −0.28 dB per 1 % of additive round-trip loss, sets the accuracy the Boltzmann–Maxwell solve must reach (Section 10). Mapped onto the corrected ledger at 353 K the band reads: continuous-wave 9.661 dB → ≈ 8.7 [8.2–9.4] dB; retuned streaming 9.2246 dB → ≈ 8.3 [7.7–8.9] dB; cascade 8.40 dB/cell at the 0 dB junction → ≈ 7.45 [6.9–8.1] dB/cell. The ledger values themselves do not move — they are what the released chain computes, and this is a stated correction on them, not a rewrite of them — but two margins do, and are recorded where they arise: the thermal envelope of Section 8.2, because the threshold shift is real bias current, and the fan-out budget of Section 6.3. The note also audits Pass 5’s own validity keys: the shipped ωτ_ee = 0.722 is a 300 K number and 0.52 belongs beside it at the cap; viscous_fraction = 0.209 is likewise 300 K, omits the crossover reduction, and — the substantive finding — was never propagated into gain, the propagation being what this paragraph now reports, and it, not the raw fraction, is the design-relevant number; and hydro_expiry_K = 254.9 is retired as a concept in Section 8.3.</w:t>
+        <w:t>The hydrodynamic equations behind Eq. (2) and the Pass-3 solver assume electron-electron collisions fast enough to keep the electron system a local fluid — quantified by ωτ_ee ≪ 1. The standard estimate for graphene’s electron-electron rate, 1/τ_ee ≈ (k_BT)²/(ħE_F) [15], gives τ_ee ≈ 115 fs at 300 K and E_F = 117 meV — i.e. ωτ_ee ≈ 0.7 at 1 THz. Two qualifications belong with that number. Its rate prefactor is uncertain by a factor of a few — the Fermi-liquid log, screening and coupling-constant spreads, and the fact that the stress-relaxation time the wave actually samples is not the quasiparticle lifetime (measured graphene viscosities sit inside that band). And the group is temperature-dependent in the design’s favour: with τ_ee ∝ T⁻², at the 353 K cap τ_ee ≈ 83 fs and ωτ_ee ≈ 0.52, so hydrodynamics is better at the hot end, which is where the fabric runs. The honest statement is that the hydrodynamic description at 1 THz and 300 K is marginal, not comfortable: ωτ_ee ≈ 0.7 sits at the collisional-to-collisionless crossover — the same crossover observed experimentally as the transition from acoustic plasmon to electronic sound [10] — with ℓ_ee/L ≈ 0.2 (0.14 at the cap, where the sharper wave-kinetic Knudsen numbers are q₋·ℓ_ee = 0.25 and q₊·ℓ_ee = 0.20), and the viscous correction ν q² (ν = v_F²τ_ee/4) is ≈ 20 % of 1/τ — a 300 K figure that reads 0.13 at the cap, and that overstates the actual dissipative supplement in the conservative direction, since the collisionless crossover reduces it by 1/(1 + (ωτ_ee)²) to ≈ 0.10 of 1/τ there. The cell is marginal in space as well: L/ℓ_mfp ≈ 0.6–0.7 with ℓ_mfp = v_F·τ the momentum-relaxation mean free path, so transport in the cell is neither cleanly hydrodynamic nor cleanly ballistic. The gain numbers of Passes 3–4 therefore carry a kinetic correction, and its certification passes to the Boltzmann–Maxwell tier as that tier’s highest-priority question (Section 10) — but the correction is no longer unsigned. A community note promoted by a 3-of-3 agent vote (notes/2026-07-13-kinetic-correction-signed-band.md, July 2026) closes the system one tier up in the Maxwell/Mermin viscoelastic generalization of the shallow-water equations, ν(ω) = ν₀/(1 − iωτ_ee) with ν₀ = v_F²τ_ee/4 — a closure exact at both crossover endpoints, Navier–Stokes with the chain’s own ν₀ as ωτ_ee → 0 and the collisionless mode as ωτ_ee → ∞ — and returns four results at the operating point. First, single-particle Landau damping at the operating q is not merely avoided but kinematically excluded, with and without drift: intraband particle-hole pairs on a Dirac cone obey |ω| ≤ v_F q identically, a property of the spectrum and not of the occupation, so Im Π_intra vanishes above v_F for any electron distribution — drifted, rigidly shifted, boosted, or thermally broadened to any temperature. The factor ≈ 2.3 of Section 5 is a margin on an identity, not on an estimate, and the counter-propagating leg — the one carrying the larger wavenumber — still retains a factor ≈ 2.1. This is the chain’s one demonstrated kinetic result; thermally unblocked interband absorption at ħω ≪ 2E_F adds &lt; 0.001 dB beside it. Second, the residual kinetic damping is signed and negative: at 353 K and the tracked M/M_th = 0.7 the per-cell gain correction is −0.95 dB, band [−1.5, −0.3] dB, with the physical threshold shifting to M_th ≈ 0.165 — ×1.12 on the analytic 0.147083, band ×[1.05, 1.15]. At 300 K the same closure gives −1.27 dB, band [−1.6, −0.5] dB, with the threshold ×1.16. The sign survives the prefactor uncertainty on 1/τ_ee, because the damping supplement is positive-definite for every τ_ee and has a bounded interior maximum at ωτ_ee = 1: a factor-of-a-few error bounds the correction’s magnitude rather than flipping its sign. The band is in-model at the closure’s own level — its ±25 % crossover allowance is judgment, not theorem, and the map from the cavity pole shift to a per-cell gain carries a ±0.2 dB translation error, inside which a 0.5-ps transit-window convention is disclosed but ad hoc and awaits pinning to the chain’s own gain definition. The correction is a decibel rather than several only because the operating point is a tracked ratio (Section 5): with M_th calibrated in situ, any multiplicative renormalization of the DS boundary gain is absorbed into bias current and leaves the tracked loop gain alone to better than 0.04 dB per ±20 %, so only additive damping and detuning move the gain. At a bias frozen at 0.7·M_th(hydro) the same 353 K correction would read −2.5 dB. Third, the mode runs slower than the design value: Eq. (1) is the collisionless endpoint, and at the operating ωτ_ee the in-closure speed deficit is −1.8 % at 353 K, band [−2.3, −1.2] %, detuning the fixed-length cavity against a model-derived 2.8 % half-linewidth at a further cost of ≈ −1.5 dB at the central deficit (−0.8 to −2.3 dB across the band) if left uncorrected. A density trim of Δn/n ≈ +7 % nulls it; the gain band above assumes that trim, which is therefore an explicit design requirement rather than an implication of the calibration philosophy, and is measurable at bench gate G1 (Section 10). Finite-temperature compressibility corrections to s at T/T_F = 0.26 are comparable in size and uncomputed, so the total speed shift’s sign remains open — the closure’s own band on the total, [−4, +1] %, contains zero; only the in-closure part is signed. Fourth, and this is what the next tier — or one cheap bench measurement — is for: an additional ±1 dB allowance rides on top of the band, owned by kinetic boundary layers at the clamped contacts (ℓ_ee ≈ 83 nm at 353 K, ≈ 14 % of the cell, at each end). It does not close on paper: the boundary loss δ_b is a sign-definite loss at the density-clamped source, sign-open at the DS-active drain, and set entirely by the contact accommodation — with even its Knudsen-layer scaling exponent open — so the honest centre is a net loss and the allowance could be larger than ±1 dB, not smaller. Its sensitivity is −0.28 dB per 1 % of additive round-trip loss. What analysis can do is make it falsifiable at the bench: because δ_b is a per-reflection loss while the bulk viscous channel is distributed, three sub-threshold cavity-linewidth signatures separate them — a contact-preparation contrast isolates δ_b (≈3.2 GHz of excess half-linewidth per 1 %), a temperature sweep reads its Knudsen exponent, and a drift sweep reads the drain sign — so a near-model linewidth on a specular-contact cell gates an architecture-led Part III without the full solve, and a broad line measures the three inputs the solve otherwise owes (Section 10). Mapped onto the corrected ledger at 353 K the band reads: continuous-wave 9.661 dB → ≈ 8.7 [8.2–9.4] dB; retuned streaming 9.2246 dB → ≈ 8.3 [7.7–8.9] dB; cascade 8.40 dB/cell at the 0 dB junction → ≈ 7.45 [6.9–8.1] dB/cell. The ledger values themselves do not move — they are what the released chain computes, and this is a stated correction on them, not a rewrite of them — but two margins do, and are recorded where they arise: the thermal envelope of Section 8.2, because the threshold shift is real bias current, and the fan-out budget of Section 6.3. The note also audits Pass 5’s own validity keys: the shipped ωτ_ee = 0.722 is a 300 K number and 0.52 belongs beside it at the cap; viscous_fraction = 0.209 is likewise 300 K, omits the crossover reduction, and — the substantive finding — was never propagated into gain, the propagation being what this paragraph now reports, and it, not the raw fraction, is the design-relevant number; and hydro_expiry_K = 254.9 is retired as a concept in Section 8.3.</w:t>
       </w:r>
     </w:p>
     <w:p>
@@ -4151,7 +4151,7 @@
               <w:rPr>
                 <w:sz w:val="20"/>
               </w:rPr>
-              <w:t xml:space="preserve">marginal (ωτ_ee ≈ 0.7): tens-of-percent uncertainty on gain; passes to the Boltzmann–Maxwell tier</w:t>
+              <w:t xml:space="preserve">marginal (ωτ_ee ≈ 0.7): signed kinetic band −0.95 dB/cell at 353 K [−1.5, −0.3] dB, plus an open ±1 dB contact-boundary allowance; passes to the Boltzmann–Maxwell tier (Section 7.5)</w:t>
             </w:r>
           </w:p>
         </w:tc>
@@ -4365,7 +4365,7 @@
     </w:p>
     <w:p>
       <w:r>
-        <w:t>The certifiable window, however, is set by model validity — and the way earlier revisions stated it does not survive the promoted kinetic note (Section 7.5). The chain ships a key hydro_expiry_K = 254.9, the temperature at which ωτ_ee reaches 1 under the unit rate prefactor, and it was read as the temperature where the hydrodynamic tier that certifies every gain number here expires. Both halves of that reading fail. The number inherits the rate prefactor as 255/√A: across the admissible band it is 147–360 K, a range that contains the design temperature, so as a safety statement it is empty in both directions. And ωτ_ee = 1 is not an expiry: it is where the closure’s damping supplement is largest at a given temperature across the admissible prefactor band, and where it is bounded — at each temperature the tracked penalty has a floor over that band, ≥ −1.2 dB at 353 K and ≥ −1.6 dB at 255 K, before the closure’s own ±25 % allowance and before the open ±1 dB boundary allowance — while the mode itself demonstrably survives the crossover, which is exactly what the acoustic-plasmon-to-electronic-sound experiment [10] shows. There is no cliff at ~250 K. There is a smooth, signed penalty that deepens as the fabric cools: in-model and tracked, −0.95 dB per cell at 353 K, −1.27 dB at 300 K, −1.55 dB at 255 K. Below 255 K the closure has not been evaluated, so the 200 K end of the sweep above carries no kinetic figure at all — that end is open, and the 255 K number bounds nothing below itself. What the hydrodynamic chain certifies is unchanged: the loss trend, the tracked-bias requirement, and the absence of any predicted instability under cooling with a tracked bias. What it does not certify — the absolute gain, at any temperature — passes to the Boltzmann–Maxwell tier with the band of Section 7.5 attached, deeper at the cold end than at the cap. (Below ~150 K the 1/T phonon scaling is itself optimistic — impurity scattering saturates τ.)</w:t>
+        <w:t xml:space="preserve">The certifiable window, however, is set by model validity, and it is not a cliff. The chain ships a key hydro_expiry_K = 254.9 — the temperature at which ωτ_ee reaches 1 under the unit rate prefactor — but neither the number nor the concept behind it certifies anything. The number inherits the rate prefactor as 255/√A: across the admissible band it spans 147–360 K, a range that contains the design temperature, so as a safety statement it is empty in both directions. And ωτ_ee = 1 is not an expiry but the point where the closure’s damping supplement is largest at a given temperature and bounded there: at each temperature the tracked penalty has a floor over the prefactor band, ≥ −1.2 dB at 353 K and ≥ −1.6 dB at 255 K, before the closure’s own ±25 % allowance and before the open ±1 dB boundary allowance — while the mode itself demonstrably survives the crossover, which is exactly what the acoustic-plasmon-to-electronic-sound experiment [10] shows. What replaces the expiry picture is a smooth, signed penalty that deepens as the fabric cools: in-model and tracked, −0.95 dB per cell at 353 K, −1.27 dB at 300 K, −1.55 dB at 255 K. Below 255 K the closure has not been evaluated, so the 200 K end of the sweep above carries no kinetic figure at all — that end is open, and the 255 K number bounds nothing below itself. What the hydrodynamic chain certifies is the loss trend, the tracked-bias requirement, and the absence of any predicted instability under cooling with a tracked bias; what it does not certify — the absolute gain, at any temperature — passes to the Boltzmann–Maxwell tier with the band of Section 7.5 attached, deeper at the cold end than at the cap. (Below ~150 K the 1/T phonon scaling is itself optimistic — impurity scattering saturates τ.)</w:t>
       </w:r>
     </w:p>
     <w:p>
@@ -4389,7 +4389,7 @@
         <w:t xml:space="preserve">9.1 Boundary conditions and contacts. </w:t>
       </w:r>
       <w:r>
-        <w:t>The DS asymmetry is electrical, not geometric: density-clamped means AC-shorted gate-to-channel voltage at the source end; current-clamped means AC-open at the drain end [11, 19]. The practical realization is a low-impedance ohmic source contact (one-dimensional edge contacts at ~100 Ω·µm-class resistance [33]) under the gated region’s edge, and a drain side terminated by the gate-segment boundary into a depleted (CNP) region. No experiment has realized verified DS boundary conditions at the 576-nm scale; the design’s protection is that M_th is calibrated in situ by approach to self-oscillation, which absorbs boundary-condition imperfection into the measured threshold to first order. Residual non-ideality appears as a modified increment and is exactly what bench gate G1 measures. The kinetic note of Section 7.5 sharpens what that protection covers and what it does not. It covers the multiplicative part, and covers it well: any renormalization of the boundary-gain slope moves the threshold — bias current, dissipation — but leaves the tracked loop gain alone to better than 0.04 dB per ±20 %, which is why a defensible band exists at this order at all. It does not cover the additive part. Electron-electron collisions are slow enough at this operating point that a Knudsen layer of ℓ_ee ≈ 83 nm at the 80 °C cap — about 14 % of the cell — sits at each clamp, and whatever dissipation those layers add is charged straight to the gain at −0.28 dB per 1 % of additive round-trip loss. Its sign is open in both directions: the drain reflection could be kinetically enhanced as well as degraded. That ±1 dB allowance is the design’s largest open kinetic exposure, it is why contact fidelity leads the Boltzmann–Maxwell tier’s ingredient ranking (Section 10), and it makes the specular-versus-diffuse character of the clamps a device-physics question the bench should not be the first to answer.</w:t>
+        <w:t>The DS asymmetry is electrical, not geometric: density-clamped means AC-shorted gate-to-channel voltage at the source end; current-clamped means AC-open at the drain end [11, 19]. The practical realization is a low-impedance ohmic source contact (one-dimensional edge contacts at ~100 Ω·µm-class resistance [33]) under the gated region’s edge, and a drain side terminated by the gate-segment boundary into a depleted (CNP) region. No experiment has realized verified DS boundary conditions at the 576-nm scale; the design’s protection is that M_th is calibrated in situ by approach to self-oscillation, which absorbs boundary-condition imperfection into the measured threshold to first order. Residual non-ideality appears as a modified increment and is exactly what bench gate G1 measures. The kinetic note of Section 7.5 sharpens what that protection covers and what it does not. It covers the multiplicative part, and covers it well: any renormalization of the boundary-gain slope moves the threshold — bias current, dissipation — but leaves the tracked loop gain alone to better than 0.04 dB per ±20 %, which is why a defensible band exists at this order at all. It does not cover the additive part. Electron-electron collisions are slow enough at this operating point that a Knudsen layer of ℓ_ee ≈ 83 nm at the 80 °C cap — about 14 % of the cell — sits at each clamp, and whatever dissipation those layers add is charged straight to the gain at −0.28 dB per 1 % of additive round-trip loss. It does not close on paper: it is a sign-definite loss at the density-clamped source and sign-open only at the DS-active drain (whose reflection could be kinetically enhanced as well as degraded), so the honest centre is a net loss. That ±1 dB allowance is the design’s largest open kinetic exposure, it is why contact fidelity leads the Boltzmann–Maxwell tier’s ingredient ranking (Section 10), and it makes the specular-versus-diffuse character of the clamps a device-physics question the bench should not be the first to answer.</w:t>
       </w:r>
     </w:p>
     <w:p>
@@ -4893,7 +4893,7 @@
     </w:p>
     <w:p>
       <w:r>
-        <w:t>The remaining modeling tier — a Boltzmann–Maxwell grating-gate solve, with method precedent in [18] — owns five questions with fully specified inputs: the regenerative gain curve G(M/M_th) under kinetic and electromagnetic corrections (the tier’s highest priority, and now a falsifiable one: the kinetic part of the answer must land inside the signed band of Section 7.5); real junction loss; radiative coupling between cells (the one surviving parasitic channel, Section 7.5); absolute noise calibration against the 2.77 dB (353 K) floor; and the launch-transducer coupling efficiency. The promoted kinetic note (Section 7.5) turns the first of those from a topic into a specification, and the tier’s scoping should follow it. The accuracy target is set by the band the solve must adjudicate: to be decisive against [−1.5, −0.3] dB it must resolve per-cell gain to ±0.25 dB — the round-trip amplitude loop to ±0.0024 about its 0.916 baseline, per-unit-time damping to ±5×10⁹ s⁻¹, and additive boundary dissipation to under 1 % per round trip. The ingredients then rank, and not in the order the tier’s name suggests. Contact and boundary-condition fidelity comes first: it owns the only unbounded allowance (±1 dB, sign open, −0.28 dB per 1 % of additive round-trip loss), because a Knudsen layer of ℓ_ee ≈ 83 nm sits at each clamp at the 80 °C cap, ≈ 14 % of the cell; the multiplicative part of the same physics is tracking-protected to under 0.05 dB and needs nothing from the solve. Collision-operator fidelity at ωτ_ee ≈ 0.5–1 comes second: it owns the width of the signed band, and pinning the stress-relaxation time to within a factor of two — by computation, or by measuring the mode linewidth on the bench — shrinks that width to about ±0.3 dB. Electromagnetic coupling comes third, and is not required for this question at all: the cell is strongly gated (q₀d = 0.027) and quasistatic (ω/cq₀ = 8×10⁻³, a 10⁻⁴ effect in the dispersion), so the full-wave tier owns the other questions on the list — radiative parasitics, launch efficiency, absolute noise — and not this one. The recommendation carried here is therefore to split the tier’s first deliverable in two: a kinetic cavity solve — linearized Boltzmann on the 2D Dirac cone with a number-, momentum- and energy-conserving relaxation-time operator, about the drifted local equilibrium, on the 1D gated cavity with its quasistatic Poisson kernel, the source density clamp and drain current clamp imposed at the kinetic level, a specular-to-diffuse contact parameter swept 0 → 1, reporting ω″(M), the kinetic threshold, and the driven transfer at 0.7·M_th,kin — and, separately, the electromagnetic tier. The kinetic solve is a workstation-days job at ~10³ spatial by ~10² angular resolution, not a cluster job, and it is pre-registered against four falsifiable quantities: a tracked gain correction of −0.95 dB in [−1.5, −0.3] at 353 K; −1.27 dB in [−1.6, −0.5] at 300 K; a kinetic threshold of 0.165 in [0.154, 0.169] with specular clamps, the diffuse-contact sweep being free to move it further; and the in-closure resonance shift of Section 7.5, −1.8 % in [−2.3, −1.2] % at 353 K. These are targets for the solve, not for the bench, whose measurements carry channels the solve holds fixed (Section 9.1). A result outside those bands falsifies the closure of Section 7.5 — not the released chain, whose outputs none of them contest.</w:t>
+        <w:t>The remaining modeling tier — a Boltzmann–Maxwell grating-gate solve, with method precedent in [18] — owns five questions with fully specified inputs: the regenerative gain curve G(M/M_th) under kinetic and electromagnetic corrections (the tier’s highest priority, and now a falsifiable one: the kinetic part of the answer must land inside the signed band of Section 7.5); real junction loss; radiative coupling between cells (the one surviving parasitic channel, Section 7.5); absolute noise calibration against the 2.77 dB (353 K) floor; and the launch-transducer coupling efficiency. The promoted kinetic note (Section 7.5) turns the first of those from a topic into a specification, and the tier’s scoping should follow it. The accuracy target is set by the band the solve must adjudicate: to be decisive against [−1.5, −0.3] dB it must resolve per-cell gain to ±0.25 dB — the round-trip amplitude loop to ±0.0024 about its analytic 0.916 baseline, per-unit-time damping to ±5×10⁹ s⁻¹, and additive boundary dissipation to under 1 % per round trip. The ingredients then rank, and not in the order the tier’s name suggests. Contact and boundary-condition fidelity comes first: it owns the only unbounded allowance (±1 dB, sign open, −0.28 dB per 1 % of additive round-trip loss), because a Knudsen layer of ℓ_ee ≈ 83 nm sits at each clamp at the 80 °C cap, ≈ 14 % of the cell; the multiplicative part of the same physics is tracking-protected to under 0.05 dB and needs nothing from the solve. The boundary channel also now has a cheap bench test ahead of the solve: because δ_b is a per-reflection loss while the bulk viscous channel is distributed, three sub-threshold cavity-linewidth signatures separate them — a contact-preparation contrast isolates δ_b directly (≈3.2 GHz of excess half-linewidth per 1 % additive round-trip loss), a temperature sweep reads its Knudsen exponent (the bulk viscous term peaks at ωτ_ee ≈ 1 near 255 K while δ_b is monotone in T), and a drift sweep reads the sign of the drain term (notes/2026-07-18-boundary-channel-bench-discriminants.md). A near-model linewidth on a specular-contact cell therefore gates an architecture-led Part III on data, without waiting for the full kinetic solve; a broad line measures the three inputs the solve otherwise owes. Collision-operator fidelity at ωτ_ee ≈ 0.5–1 comes second: it owns the width of the signed band, and pinning the stress-relaxation time to within a factor of two — by computation, or by measuring the mode linewidth on the bench — shrinks that width to about ±0.3 dB. Electromagnetic coupling comes third, and is not required for this question at all: the cell is strongly gated (q₀d = 0.027) and quasistatic (ω/cq₀ = 8×10⁻³, a 10⁻⁴ effect in the dispersion), so the full-wave tier owns the other questions on the list — radiative parasitics, launch efficiency, absolute noise — and not this one. The recommendation carried here is therefore to split the tier’s first deliverable in two: a kinetic cavity solve — linearized Boltzmann on the 2D Dirac cone with a number-, momentum- and energy-conserving relaxation-time operator, about the drifted local equilibrium, on the 1D gated cavity with its quasistatic Poisson kernel, the source density clamp and drain current clamp imposed at the kinetic level, a specular-to-diffuse contact parameter swept 0 → 1, reporting ω″(M), the kinetic threshold, and the driven transfer at 0.7·M_th,kin — and, separately, the electromagnetic tier. The kinetic solve is a workstation-days job at ~10³ spatial by ~10² angular resolution, not a cluster job, and it is pre-registered against four falsifiable quantities: a tracked gain correction of −0.95 dB in [−1.5, −0.3] at 353 K; −1.27 dB in [−1.6, −0.5] at 300 K; a kinetic threshold of 0.165 in [0.154, 0.169] with specular clamps, the diffuse-contact sweep being free to move it further; and the in-closure resonance shift of Section 7.5, −1.8 % in [−2.3, −1.2] % at 353 K. These are targets for the solve, not for the bench, whose measurements carry channels the solve holds fixed (Section 9.1). A result outside those bands falsifies the closure of Section 7.5 — not the released chain, whose outputs none of them contest.</w:t>
       </w:r>
     </w:p>
     <w:p>
@@ -4936,6 +4936,49 @@
         <w:pStyle w:val="Heading2"/>
       </w:pPr>
       <w:r>
+        <w:t xml:space="preserve">Revision notes — v5.5 → v5.6 (July 2026)</w:t>
+      </w:r>
+    </w:p>
+    <w:p>
+      <w:r>
+        <w:t xml:space="preserve">This update folds the community’s boundary-kinetics resolution and the drive-sweep calibration — notes/2026-07-18-boundary-channel-contact-gated.md (promoted 3-of-3), notes/2026-07-18-boundary-channel-bench-discriminants.md (promoted 3-of-3), and notes/2026-07-17-drive-sweep-knee-anchored.md (promoted 3-of-3). No released-chain output changed; the v5.5 and earlier sections below stand unchanged as the record of their progression.</w:t>
+      </w:r>
+    </w:p>
+    <w:p>
+      <w:r>
+        <w:t xml:space="preserve">1. The ±1 dB boundary allowance named in v5.5 (item 6) does not close on paper, and the reason is structural (Sections 7.5, 10). The boundary term δ_b is a sign-definite loss at the source (entropy production ≥ 0 at the passive density clamp), sign-open at the drain (the DS-active current clamp, which can dissipate or enhance the drift-to-plasmon conversion), and set entirely by the contact accommodation C_acc, with even the Knudsen-layer scaling exponent open — O(Kn) versus O(Kn²), Kn = q·ℓ_ee ≈ 0.25. The reactive (slip) part is trim-absorbed, a static length redefinition with under 0.1 dB residual; the additive dissipative part is the whole of the channel’s effect on the tracked gain. The honest center is a net loss rather than zero, and the allowance could be worse than ±1 dB — a diffuse-edge −3 dB under the Kn² law, ≲ −10 dB under the Kn law — not better. So the analysis did not shrink the allowance; the per-cell gain budget stays gated on a contact parameter the released model does not carry.</w:t>
+      </w:r>
+    </w:p>
+    <w:p>
+      <w:r>
+        <w:t xml:space="preserve">2. But the gate is made two-sided and bench-falsifiable, which is the substantive advance (Sections 7.5, 10). Because δ_b is a per-reflection loss and the bulk viscous channel is distributed, the two have distinct parametric signatures and a small matrix of sub-threshold linewidth measurements over-determines them: (i) a contact-preparation contrast at matched geometry cancels the bulk exactly and isolates δ_b (≈3.2 GHz of excess half-linewidth per 1 % additive loss, verified against the released chain); (ii) a temperature sweep closes the Knudsen exponent, since the bulk viscous term is non-monotone — peaking at ωτ_ee ≈ 1 near 255 K — while δ_b is monotone T^(−2p), so the residual slope reads p; (iii) a drift sweep reads the drain sign, since the bulk drift factor is even in M and tame (+5.4 %) while the DS-active drain rides r(M), a ±1 % drain term moving the fixed-bias linewidth by ∓10.5 %. The three are mostly room-temperature and belong to WP1/WP4 ahead of the full WP2 solve. Either outcome advances Part III: a near-model linewidth on a specular-contact cell gates an architecture-led Part III on data; a broad line measures the three inputs WP2 owed — δ_b, its exponent, and the drain sign. This turns the one-sided confirmatory test v5.5 pointed at into a discriminating, falsifiable gate, and it is the deliverable most directly requested of this revision.</w:t>
+      </w:r>
+    </w:p>
+    <w:p>
+      <w:r>
+        <w:t xml:space="preserve">3. The CW/pulse gain-budget residual is bench-resolved, with the compression-versus-estimator split earlier revisions left open now measured — and its proportions inverted (Section 7.3, Appendix A). A drive-amplitude sweep of the released solver splits the retuned ≈0.94 dB residual as ≈0.87 dB pulse-train / per-slot-peak-estimator convention plus only ≈0.06 dB compression at the operating drive; the earlier in-model split (≈0.5 dB compression + ≈0.4 dB estimator) had the right sum and inverted proportions, overestimating compression roughly eightfold. A_SAT = 0.02 is confirmed at the drive plane the cascade budget actually uses (A_SAT_eff ∈ [0.015 CW, 0.023 pulse]).</w:t>
+      </w:r>
+    </w:p>
+    <w:p>
+      <w:r>
+        <w:t xml:space="preserve">4. A reference-plane correction is recorded, landing mostly in Part II (Section 7.3; Part II Sections 3–4). The “1 % compression knee” is a drive/source-plane density swing — the plane cell.py’s cascade correctly uses — not an intracavity one. Measured at the intracavity plane the same knee sits at ≈14–15 % swing, so quoting it as “≈38 intracavity quanta,” the phrasing Part II’s quantization language uses, is a reference-plane mislabel: the knee is a launch/drive-plane quantity (input-referred ≈22–51 quanta, bracketing 38). Part I’s own usage is at the correct plane and is unchanged; Part II v1.7 carries the wording fix.</w:t>
+      </w:r>
+    </w:p>
+    <w:p>
+      <w:r>
+        <w:t xml:space="preserve">5. Nothing here is offset by a compensating upgrade, and the boundary channel — the design’s largest open kinetic exposure — remains open in magnitude and in the drain’s sign. What changed is its character: it is now a measurable open, with a specified, cheap, mostly-room-temperature protocol that decides the Part III gate either way, rather than an unmeasurable one.</w:t>
+      </w:r>
+    </w:p>
+    <w:p>
+      <w:r>
+        <w:t xml:space="preserve">6. Sections 7.5 and 8.3 consolidated (this revision). The Section 8.3 body now states the smooth, signed cooling penalty directly rather than as a refutation of the retired “hydro expiry” reading, and the Section 7.5 boundary paragraph now states the contact-gated, bench-falsifiable understanding of items 1–2 above directly rather than the earlier unsigned-allowance phrasing. No claim or number changed; the retired framings are retained verbatim in the revision notes (the v5.4 → v5.5 block’s hydro-expiry and boundary-allowance items), which remain the append-only record.</w:t>
+      </w:r>
+    </w:p>
+    <w:p>
+      <w:pPr>
+        <w:pStyle w:val="Heading2"/>
+      </w:pPr>
+      <w:r>
         <w:t>Revision notes — v5.4 → v5.5 (July 2026)</w:t>
       </w:r>
     </w:p>
@@ -4978,7 +5021,7 @@
     <w:p>
       <w:pPr/>
       <w:r>
-        <w:t>6. The dominant open item is named and quantified (Sections 9.1, 10). Kinetic boundary layers at the clamped contacts — ℓ_ee ≈ 83 nm at 353 K, ≈ 14 % of the cell at each end — carry an unsigned ±1 dB allowance that rides on top of the signed band, with a sensitivity of −0.28 dB per 1 % of additive round-trip loss and a sign genuinely open in both directions. The in-situ tracking that protects the tracked gain against multiplicative boundary non-ideality (to better than 0.04 dB per ±20 %) gives no protection whatever against this additive channel. It is the design’s largest open kinetic exposure and, by the note’s own account, the band’s most likely killer.</w:t>
+        <w:t>6. The dominant open item is named and quantified (Sections 9.1, 10). Kinetic boundary layers at the clamped contacts — ℓ_ee ≈ 83 nm at 353 K, ≈ 14 % of the cell at each end — carry an unsigned ±1 dB allowance that rides on top of the signed band, with a sensitivity of −0.28 dB per 1 % of additive round-trip loss and a sign that is definite (a loss) at the source and open only at the drain. The in-situ tracking that protects the tracked gain against multiplicative boundary non-ideality (to better than 0.04 dB per ±20 %) gives no protection whatever against this additive channel. It is the design’s largest open kinetic exposure and, by the note’s own account, the band’s most likely killer.</w:t>
       </w:r>
     </w:p>
     <w:p>
@@ -5055,7 +5098,7 @@
     </w:p>
     <w:p>
       <w:r>
-        <w:t xml:space="preserve">2. Gap decomposition superseded (Section 7.3): v5.2’s penalty-formula partition (drive detuning 1.36 ± 0.20 dB; residual 0.50 ± 0.17 dB) is replaced by the exact split — linear numerics 0.956 dB, nonlinear/pulse-train/estimator 0.909 dB. The effective round-trip amplitude is now exact (l_a = 0.9110), and the boundary loss is identified as drift-induced with no scalar boundary factor (the passive cavity’s boundaries are lossless in-model).</w:t>
+        <w:t xml:space="preserve">2. Gap decomposition superseded (Section 7.3): v5.2’s penalty-formula partition (drive detuning 1.36 ± 0.20 dB; residual 0.50 ± 0.17 dB) is replaced by the exact split — linear numerics 0.956 dB, nonlinear/pulse-train/estimator 0.908 dB. The effective round-trip amplitude is now exact (l_a = 0.9110), and the boundary loss is identified as drift-induced with no scalar boundary factor (the passive cavity’s boundaries are lossless in-model).</w:t>
       </w:r>
     </w:p>
     <w:p>
@@ -5164,7 +5207,7 @@
     </w:p>
     <w:p>
       <w:r>
-        <w:t>Two properties of the chain are stated plainly so the “in-model” label is never mistaken for more than it is. The analytic backbone (Eqs. 1–7, the thermal and kinetic estimates) is closed-form and reproduces the operating point from first principles. The regenerative gain is owned by the analytic cavity transfer (regen.py) and independently confirmed by the nonlinear shallow-water solver (solver.py); the solver’s absolute gain calibration carries the numerical-diffusion caveat above, along with the calibration structure now derived exactly by community review (July 2026): the exact linearized operator of the released scheme (runnable listing in the promoted notes) attributes 0.956 dB of the CW/streaming difference to linear numerics — drive detuning from the zero-drift cavity length, interior diffusion, and a drift-induced boundary loss — and the remaining 0.909 dB to pulse-train structure, a drive amplitude (3×10⁻³) near the compression knee, and the per-slot estimator (split open) — which is why the per-pulse figure is quoted conservatively; the retuned-run and N = 480 predictions were run and confirmed in July 2026 (+9.22 dB measured; 0.158748 measured), with baselines replicated bit-for-bit — see notes/2026-07-12-predictions-resolved.md and REPLICATIONS.md. Two previously undocumented transfer-model parameters are now stated: the cascade operating swing A_op = 0.0116 and the compression knee A_SAT = 0.02 (cell.py). Table A1 maps each pass to its module:</w:t>
+        <w:t>Two properties of the chain are stated plainly so the “in-model” label is never mistaken for more than it is. The analytic backbone (Eqs. 1–7, the thermal and kinetic estimates) is closed-form and reproduces the operating point from first principles. The regenerative gain is owned by the analytic cavity transfer (regen.py) and independently confirmed by the nonlinear shallow-water solver (solver.py); the solver’s absolute gain calibration carries the numerical-diffusion caveat above, along with the calibration structure now derived exactly by community review (July 2026): the exact linearized operator of the released scheme (runnable listing in the promoted notes) attributes 0.956 dB of the CW/streaming difference to linear numerics — drive detuning from the zero-drift cavity length, interior diffusion, and a drift-induced boundary loss — and the remaining 0.908 dB to pulse-train structure, a drive amplitude (3×10⁻³) near the compression knee, and the per-slot estimator — a drive sweep since splits these as ≈0.06 dB compression and ≈0.87 dB estimator convention — which is why the per-pulse figure is quoted conservatively; the retuned-run and N = 480 predictions were run and confirmed in July 2026 (+9.22 dB measured; 0.158748 measured), with baselines replicated bit-for-bit — see notes/2026-07-12-predictions-resolved.md and REPLICATIONS.md. Two previously undocumented transfer-model parameters are now stated: the cascade operating swing A_op = 0.0116 and the compression knee A_SAT = 0.02 (cell.py). Table A1 maps each pass to its module:</w:t>
       </w:r>
     </w:p>
     <w:tbl>

--- a/papers/Fable-Computer-Part-I.docx
+++ b/papers/Fable-Computer-Part-I.docx
@@ -6384,7 +6384,7 @@
     </w:p>
     <w:p>
       <w:r>
-        <w:t xml:space="preserve">[1] R. Furui, “A 100-GHz Room-Temperature Half Adder Using Graphene Plasmons as Bits, Driven by a Microcomb-Photomixing Carrier: Architecture, Quantitative Roadmap, and Machine-Learning-Assisted Design Optimisation,” self-published manuscript, https://github.com/r-coin/basic/blob/master/hardware%20solusions/THz_Half_Adder_100GHz_RT.pdf</w:t>
+        <w:t xml:space="preserve">[1] R. Furui, “A 100-GHz Room-Temperature Half Adder Using Graphene Plasmons as Bits, Driven by a Microcomb-Photomixing Carrier: Architecture, Quantitative Roadmap, and Machine-Learning-Assisted Design Optimisation,” self-published manuscript, https://github.com/r-coin/basic/blob/master/hardware%20solutions/THz_Half_Adder_100GHz_RT.pdf</w:t>
       </w:r>
     </w:p>
     <w:p>

--- a/papers/Fable-Computer-Part-I.docx
+++ b/papers/Fable-Computer-Part-I.docx
@@ -17,7 +17,7 @@
           <w:color w:val="345A8A"/>
           <w:sz w:val="26"/>
         </w:rPr>
-        <w:t>Concept, Architecture, and Reduced-Order Feasibility — Revision v5.6 (July 2026: boundary-channel and gain-budget update)</w:t>
+        <w:t>Concept, Architecture, and Reduced-Order Feasibility</w:t>
       </w:r>
     </w:p>
     <w:p>
@@ -66,7 +66,7 @@
     </w:p>
     <w:p>
       <w:r>
-        <w:t>The demonstrator is a half adder: five regenerative cells computing Sum and Carry at one addition per 4-ps slot (2.5×10¹¹ additions/s, wave-pipelined), at ~0.4 fJ per addition on the fabric side, in roughly 12 × 16 µm. A five-pass reduced-order feasibility chain converges on one self-consistent operating point — n = 10¹² cm⁻², cell length L ≈ 576 nm tuned to 1 THz, drift bias parked at 0.7 of the self-oscillation threshold (the tracked ratio M/M_th = 0.7, Section 5) — at which a single cell delivers ~+8 dB net gain per pulse as measured by the released solver’s streaming per-slot-peak metric (a +9.7 dB continuous-wave regenerative gain; the per-pulse figure carries the calibration budget quantified in Section 7.3, and a design-length rerun measures +9.2 dB, confirming the pre-registered correction) and two cascaded cells hold +8.4–9.3 dB per cell through junctions as lossy as −6 dB, all in-model (a term defined in Section 7: established within the reduced-order chain, not measured). Every gain figure quoted here is a hydrodynamic-tier figure, and each carries a kinetic correction that is now stated as a signed band rather than an unsigned scale: −0.95 dB per cell at 353 K at the tracked operating point, band [−1.5, −0.3] dB, in-model at the next tier’s closure — at 300 K the same closure gives −1.27 dB, band [−1.6, −0.5] dB — plus a separate and still-open ±1 dB allowance for the kinetics of the clamped contacts (Section 7.5). The correction’s sharpest consequence is thermal rather than logical: the 353 K margin of Section 8.2 reads ≈ 4 % rather than 23 % once the shifted threshold is paid for in bias current.</w:t>
+        <w:t>The demonstrator is a half adder: five regenerative cells computing Sum and Carry at one addition per 4-ps slot (2.5×10¹¹ additions/s, wave-pipelined) as the design baseline — in-model, once per-slot flushing is required against cavity ring-down, fan-out-2 logic closes at ≈0.1 THz rather than at the 4-ps slot (Section 6.2) — at ~0.4 fJ per addition on the fabric side, in roughly 12 × 16 µm. A five-pass reduced-order feasibility chain converges on one self-consistent operating point — n = 10¹² cm⁻², cell length L ≈ 576 nm tuned to 1 THz, drift bias parked at 0.7 of the self-oscillation threshold (the tracked ratio M/M_th = 0.7, Section 5) — at which a single cell delivers ~+8 dB net gain per pulse as measured by the released solver’s streaming per-slot-peak metric (a +9.7 dB continuous-wave regenerative gain; the per-pulse figure carries the calibration budget quantified in Section 7.3, and a design-length rerun measures +9.2 dB, confirming the pre-registered correction) and two cascaded cells hold +8.4–9.3 dB per cell through junctions as lossy as −6 dB, all in-model (a term defined in Section 7: established within the reduced-order chain, not measured). Every gain figure quoted here is a hydrodynamic-tier figure, and each carries a signed kinetic correction band: −0.95 dB per cell at 353 K at the tracked operating point, band [−1.5, −0.3] dB, in-model at the next tier’s closure — at 300 K the same closure gives −1.27 dB, band [−1.6, −0.5] dB — plus a separate and still-open ±1 dB allowance for the kinetics of the clamped contacts — sign-open at the drain, loss-definite at the source, and potentially larger than ±1 dB for a diffuse contact (Section 7.5). The correction’s sharpest consequence is thermal rather than logical: the 353 K margin of Section 8.2 reads ≈ 4 % rather than 23 % once the shifted threshold is paid for in bias current.</w:t>
       </w:r>
     </w:p>
     <w:p>
@@ -1608,7 +1608,7 @@
               <w:rPr>
                 <w:sz w:val="20"/>
               </w:rPr>
-              <w:t>few-cycle pulses; set by comb line spacing</w:t>
+              <w:t>few-cycle pulses; set by comb line spacing. Clock-chain design spec — fan-out-2 logic closes in-model at ≈0.1 THz (Section 6.2)</w:t>
             </w:r>
           </w:p>
         </w:tc>
@@ -2198,7 +2198,7 @@
         <w:t xml:space="preserve">Saturating rails. </w:t>
       </w:r>
       <w:r>
-        <w:t xml:space="preserve">The nonlinear solve shows 1-dB gain compression at δρ/ρ₀ ≈ 1 % and ~14 dB compression at 10 %: the logic swing belongs at the knee, and the rail is what re-clamps levels gate after gate (observed directly in the cascade solve, Section 7.4).</w:t>
+        <w:t>The nonlinear solve shows 1-dB gain compression at a source/drive-plane amplitude δρ/ρ₀ ≈ 1 % (measured knee 0.76–1.15 % across the CW and pulse observables; saturation parameter A_SAT_eff ∈ [0.015, 0.023]) and — by the compression form's extrapolation, a figure anchored at neither reference plane by any run — ~14 dB at 10 %: the logic swing belongs at the knee, and the rail is what re-clamps levels gate after gate (observed directly in the cascade solve, Section 7.4).</w:t>
       </w:r>
     </w:p>
     <w:p>
@@ -2408,12 +2408,12 @@
     </w:p>
     <w:p>
       <w:r>
-        <w:t>Timing is generated at the fabric’s left-edge pulse generator — the Section 3.2 chain — emitting few-cycle 1-THz pulses at a 0.2–0.5 THz repetition rate. The DC bias carries no timing; it is gated only by a slow envelope (kHz–MHz, comfortably inside the bias-plane RC corner) for power management and noise flushing. The phase budget closes with ~30-fold margin (Section 3.2).</w:t>
-      </w:r>
-    </w:p>
-    <w:p>
-      <w:r>
-        <w:t xml:space="preserve">Three riders attach. (i) Re-sync stations: a launcher-only clock is a source-synchronous wave pipeline, so jitter accumulates; clocked-AND re-timing cells, fed optically by the same comb through mid-fabric taps (Section 3.3), are inserted every 10–24 gates — the spacing set by the noise budget: with launch SNR 20 dB and 6 dB margin, the accumulated noise (≈ NF + 10·log₁₀ N over N restoring cells) holds station spacing to ~12/6/3 cells for per-cell noise figures of 3/6/10 dB, making NF ≲ 4 dB the sharpest requirement on the cell (Section 7.2). (ii) ASE and ring-down flushing: the clocked re-sync stations pass energy only during their clock slots, flushing both accumulated amplified-spontaneous-emission (ASE) noise and residual cavity field. The DC bias itself carries no per-slot timing — it is gated only by the slow (kHz–MHz) envelope above, far below the symbol rate — so this flushing is the stations’ job, not the bias’s. (iii) Inter-symbol interference (ISI): two timescales matter. Carrier-density recovery (~τ ≈ 0.85 ps against 2–5 ps slots) leaves pattern-dependent gain negligible on its own (&lt; 0.1 dB spread at the 0.25 THz baseline, Section 7.2). The binding effect is the regenerative cavity’s ring-down: at the working bias it is ~4–5 ps, comparable to the slot, so residual field carries pattern memory from one slot to the next. The same ring-down lifts the per-pulse gain toward its streaming value (Section 7.3); its data-dependent part is contained by the saturating rail at every cell and reset by the clocked re-sync stations, so the ring-down co-sets the re-sync spacing alongside noise. Quantifying the residual data ISI under realistic patterns and spacing is an open item for the bench and the Boltzmann–Maxwell tier (Section 10).</w:t>
+        <w:t>Timing is generated at the fabric’s left-edge pulse generator — the Section 3.2 chain — emitting few-cycle 1-THz pulses at a 0.2–0.5 THz repetition rate. (At the ≈0.1 THz fan-out-2 operating point of Section 6.2(iii), launch bursts stretch to ≈9–12 cycles — transient gain is set by drive duration, not slot length — with the energy and duty-cycle cost open.) The DC bias carries no timing; it is gated only by a slow envelope (kHz–MHz, comfortably inside the bias-plane RC corner) for power management and noise flushing. The phase budget closes with ~30-fold margin (Section 3.2).</w:t>
+      </w:r>
+    </w:p>
+    <w:p>
+      <w:r>
+        <w:t>Three riders attach. (i) Re-sync stations: a launcher-only clock is a source-synchronous wave pipeline, so jitter accumulates; clocked-AND re-timing cells, fed optically by the same comb through mid-fabric taps (Section 3.3), are inserted every 10–24 gates — the spacing set by the noise budget: with launch SNR 20 dB and 6 dB margin, the accumulated noise (≈ NF + 10·log₁₀ N over N restoring cells) holds station spacing to ~12/6/3 cells for per-cell noise figures of 3/6/10 dB, making NF ≲ 4 dB the sharpest requirement on the cell (Section 7.2). (ii) ASE and ring-down flushing: the clocked re-sync stations pass energy only during their clock slots, flushing both accumulated amplified-spontaneous-emission (ASE) noise and residual cavity field. The DC bias itself carries no per-slot timing — it is gated only by the slow (kHz–MHz) envelope above, far below the symbol rate — so this flushing is the stations’ job, not the bias’s. (iii) Inter-symbol interference (ISI): two timescales matter. Carrier-density recovery (~τ ≈ 0.85 ps against 2–5 ps slots) leaves pattern-dependent gain negligible on its own (&lt; 0.1 dB spread at the 0.25 THz baseline, Section 7.2). The binding effect is the regenerative cavity’s ring-down: at the working bias it is ~4–5 ps, comparable to the slot, so residual field carries pattern memory from one slot to the next. The same ring-down lifts the per-pulse gain toward its streaming value (Section 7.3) — and the two bookings are one effect: the accumulation that lifts the gain is the pattern memory. In-model the loaded ring-down ISI at the 4-ps slot is ≈3–4 dB peak-to-peak, and neither the rail nor the stations can absorb it — gain compression at the operating drive is ≈0.06 dB, far too shallow to clamp a swing of that size, and the netlist's one re-sync station sits at the read-out boundary while containing per-slot memory takes a per-slot, per-cell flush. Per-slot flushing is necessary but not sufficient at this slot: no de-Q rate, including an instantaneous one, closes the fan-out-2 ledger at 4 ps, because the cavity's rebuild time binds. The in-model operating point for fan-out-2 logic is therefore ≈0.1 THz — three configurations close there: no flush at all at 79–92 GHz, a passive guard at 98–128 GHz, and an active de-Q at 100–148 GHz (worth ≈+10 % of clock over the passive guard, and 0 % at its 81 GHz demonstrated-calibrated corner) — carrying the launch-burst proviso of Section 6.2's clock rider. The 0.2–0.5 THz range remains the clock-chain design spec; what moves is the slot at which fan-out-2 logic closes. The single quotable ISI figure is convention-dependent and remains open for the bench (Section 10; community record: notes 2026-07-22 through 2026-07-25).</w:t>
       </w:r>
     </w:p>
     <w:p>
@@ -2426,7 +2426,7 @@
     </w:p>
     <w:p>
       <w:r>
-        <w:t>A Y-split costs 3 dB per branch plus junction loss. At the working point the regenerative cell delivers ~+8 dB per pulse (Section 7.3), so fan-out of 2 with restoration headroom closes: +8 dB against 3 dB split plus 1–3 dB junction loss leaves 2–4 dB of margin before the rail. The margin is real but modest — and the kinetic correction of Section 7.5 spends part of what is left. Every gain figure in this paragraph is a hydrodynamic-tier figure, and the correction reads them all down: −0.95 dB per cell centrally at 353 K, band [−1.5, −0.3] dB, in-model, with a separate open ±1 dB boundary allowance riding on top. The direction is unambiguous and the conclusion survives — fan-out-2 still closes across the signed band, but on margin rather than on comfort, so margin management becomes load-bearing rather than optional: reserving the low-loss junction class for splits, and spending buffer tiles instead of headroom. No corrected fan-out margin figure is quoted here, and the omission is deliberate. Per-cell gain in this fabric is defined at the junction-attenuated swing (Section 7.4), so it rises with junction loss and cannot be netted against a junction budget by subtraction; a corrected margin has to be recomputed per junction class against the cascade budget rather than read off the band, and the tier that owns the correction (Section 10) is what will settle it. Higher fan-out uses dedicated buffer tiles in any case (Figure 3b).</w:t>
+        <w:t>A Y-split costs 3 dB per branch plus junction loss. At the working point the regenerative cell delivers ~+8 dB per pulse (Section 7.3), so fan-out of 2 with restoration headroom closes: +8 dB against 3 dB split plus 1–3 dB junction loss leaves 2–4 dB of margin before the rail. The margin is real but modest — and the kinetic correction of Section 7.5 spends part of what is left. Every gain figure in this paragraph is a hydrodynamic-tier figure, and the correction reads them all down: −0.95 dB per cell centrally at 353 K, band [−1.5, −0.3] dB, in-model, with a separate open ±1 dB boundary allowance riding on top. The direction is unambiguous and the conclusion survives — fan-out-2 still closes across the signed band, but on margin rather than on comfort, so margin management becomes load-bearing rather than optional: reserving the low-loss junction class for splits, and spending buffer tiles instead of headroom. No corrected fan-out margin figure is quoted here, and the omission is deliberate. Per-cell gain in this fabric is defined at the junction-attenuated swing (Section 7.4), so it rises with junction loss and cannot be netted against a junction budget by subtraction; a corrected margin has to be recomputed per junction class against the cascade budget rather than read off the band, and the tier that owns the correction (Section 10) is what will settle it. The promoted composed envelope supplies the 0-dB-junction in-model reference point — a fan-out-2 reserve of +2.01 dB [1.46, 2.66] near-specular CW (+2.61 pulse), effective sharpness k_eff = 8·F^(−1/2), and a disorder ceiling F ≤ 2.56 — computed without junction attenuation, so it complements rather than replaces the per-class recomputation; and at the 4-ps slot the closure is additionally conditioned on the flush question of Section 6.2(iii). Higher fan-out uses dedicated buffer tiles in any case (Figure 3b).</w:t>
       </w:r>
     </w:p>
     <w:p>
@@ -3030,7 +3030,7 @@
               <w:rPr>
                 <w:sz w:val="20"/>
               </w:rPr>
-              <w:t>one addition per 4-ps slot = 2.5×10¹¹ additions/s (wave-pipelined, 0.25 THz baseline)</w:t>
+              <w:t>one addition per 4-ps slot = 2.5×10¹¹ additions/s (wave-pipelined; 0.25 THz design baseline — fan-out-2 logic closes in-model at ≈0.1 THz, Section 6.2)</w:t>
             </w:r>
           </w:p>
         </w:tc>
@@ -3631,7 +3631,7 @@
     </w:p>
     <w:p>
       <w:r>
-        <w:t>A nonlinear shallow-water solver with the DS boundary conditions confirms what the transit picture misses: below its oscillation threshold the cell is a multi-pass regenerative amplifier. The cavity transfer is a Fabry-Perot below threshold — the current-clamped drain reflects with amplitude (s + v₀)/(s − v₀) &gt; 1, the density-clamped source with |r| = 1, and the round-trip loop closes self-oscillation at loop gain unity, which recovers M_th of Eq. (3) exactly. The solver’s numerical dissipation inflates its measured threshold to M_th,num ≈ 0.17, about 15 % above the analytic 0.147 — a Lax-Friedrichs diffusion artifact now derived from first principles: the exact linearized operator of the released scheme (community notes, July 2026; shipped as a runnable listing) reproduces the measured offset to 0.11 % and converges to the analytic value at first order in Δx (M_th,lin = 0.1688/0.1588/0.1540 at N = 240/480/960); the corresponding released-chain rerun at N = 480 has now been executed: M_th,num = 0.158748, confirming the pre-registered 0.1590 ± 0.0010 — the convergence claim is demonstrated at the released-chain level (Appendix A) — so all solver results are quoted at the ratio M/M_th,num. Net gain referenced to the identical passive cell rises from break-even (cancelling the 2.56 dB per-gate loss — one λ_p/2 of propagation, Appendix A) at M/M_th ≈ 0.3 through +9.7 dB continuous-wave at M/M_th ≈ 0.7 toward formal divergence at threshold. The cell is low-Q (Q ≈ 6), so an isolated few-cycle pulse does not fully charge it: the analytic recirculation of a single 3-cycle burst yields ≈ +6.3 dB, about 3.4 dB below the continuous-wave ceiling. Driven with the actual clock waveform — 3-cycle pulses at 0.25 THz, a ≈ 75 %-duty train in which each pulse rides the cavity field left by its predecessors — the solver delivers ≈ +8 dB per pulse in steady streaming operation. Community analysis (July 2026; the promoted calibration notes in the project repository) shows that for this streaming train the residual gap to the continuous-wave figure is not buildup physics (≲ 0.1 dB in an energy metric). The exact linearized operator of the released solver — constructed term-by-term from its update and ghost-cell algebra and shipped as a runnable listing in the notes — settles the split: linear numerics (drive detuning from the zero-drift cavity length, interior Lax-Friedrichs diffusion, and a drift-induced boundary loss at the drain’s discrete reflection) account for 0.956 dB of the 1.864 dB gap, and the remaining 0.908 dB is pulse-train structure, drive-amplitude compression near the 1 %-swing knee, and the per-slot estimator (a drive-amplitude sweep of the released solver since resolves that split as ≈0.87 dB pulse-train/per-slot-estimator convention plus ≈0.06 dB compression at the operating drive; Appendix A). The same operator reproduces the solver’s measured threshold to 0.11 % and gives the effective round-trip amplitude exactly (l_a = 0.9110; the boundary loss is drift-induced — the passive cavity’s boundaries are lossless in-model, so no scalar boundary factor exists). The exported +8 dB is therefore conservative for a design-length cell; the pre-registered expectations have now been run and resolved (notes/2026-07-12-predictions-resolved.md): the retuned solver run measures +9.22 dB (predicted +9.05 ± 0.30 — confirmed; the detuning artifact is empirically established, +1.43 dB recovered at identical bias, drive, and grid), M_th,num(N = 480) measures 0.158748 (predicted 0.1590 ± 0.0010 — confirmed, within 5×10⁻⁴ of the exact operator’s linear value), and the half-bias check measures +5.13 dB (predicted +5.08 ± 0.30 — confirmed). Baselines were replicated bit-for-bit before any variant ran. Adoption of the retuned cavity length in the released chain is queued as WP1 work; until it lands, the shipped key retains the 7.80 dB configuration value. Near threshold the cell rings: the cavity ring-down reaches ~4–5 ps (comparable to the slot) and the pulse-to-pulse spread reaches 5 dB by 0.94·M_th. This is the regenerative amplifier’s classic gain-versus-stability trade-off, and it is why the working point is held at 0.7·M_th — where the ring-down both lifts the per-pulse gain to its +8 dB streaming value and sets the inter-symbol budget the re-sync stations manage (Section 6.2). Every gain figure in this pass is a hydrodynamic-tier figure, and each now carries a signed kinetic correction rather than an unsigned uncertainty: −0.95 dB per cell at 353 K at the tracked operating point, band [−1.5, −0.3] dB, in-model, plus a separate open ±1 dB boundary allowance (Section 7.5). None of the numbers above moves — the correction is stated on the ledger, not folded into it, and the tier that owns it has not run. It is worth recording why the correction is a decibel and not several: the tracked-ratio convention of Section 5 absorbs the kinetic shift of the boundary gain into bias current, and at a bias frozen at 0.7·M_th(hydro) the same physics would have cost −2.5 dB at the same temperature.</w:t>
+        <w:t>A nonlinear shallow-water solver with the DS boundary conditions confirms what the transit picture misses: below its oscillation threshold the cell is a multi-pass regenerative amplifier. The cavity transfer is a Fabry-Perot below threshold — the current-clamped drain reflects with amplitude (s + v₀)/(s − v₀) &gt; 1, the density-clamped source with |r| = 1, and the round-trip loop closes self-oscillation at loop gain unity, which recovers M_th of Eq. (3) exactly. The solver’s numerical dissipation inflates its measured threshold to M_th,num ≈ 0.17, about 15 % above the analytic 0.147 — a Lax-Friedrichs diffusion artifact now derived from first principles: the exact linearized operator of the released scheme (community notes, July 2026; shipped as a runnable listing) reproduces the measured offset to 0.11 % and converges at first order in Δx toward the exact inviscid threshold ≈0.1493 — 1.5 % above the small-M analytic 0.147083, which the discrete operator does not recover (M_th,lin = 0.1688/0.1588/0.1540 at N = 240/480/960); the corresponding released-chain rerun at N = 480 has now been executed: M_th,num = 0.158748, confirming the pre-registered 0.1590 ± 0.0010 — the convergence claim is demonstrated at the released-chain level (Appendix A) — so all solver results are quoted at the ratio M/M_th,num — a numerics-internal convention, not a physical bias fraction: with the physical bulk viscosity in place of the numerical one, the kinetic threshold sits at 0.165 [0.154, 0.169]. Net gain referenced to the identical passive cell rises from break-even (cancelling the 2.56 dB per-gate loss — one λ_p/2 of propagation, Appendix A) at M/M_th ≈ 0.3 through +9.7 dB continuous-wave at M/M_th ≈ 0.7 toward formal divergence at threshold. The cell is low-Q (Q ≈ 6), so an isolated few-cycle pulse does not fully charge it: the analytic recirculation of a single 3-cycle burst yields ≈ +6.3 dB, about 3.4 dB below the continuous-wave ceiling. Driven with the actual clock waveform — 3-cycle pulses at 0.25 THz, a ≈ 75 %-duty train in which each pulse rides the cavity field left by its predecessors — the solver delivers ≈ +8 dB per pulse in steady streaming operation. For slot-rate logic that figure decomposes: a data-independent worst-case-'1' gain of ≈+3.0 dB [2.9, 4.0] plus a ≈+4.8 dB predecessor pedestal contributed by the residual cavity field — the same accumulation booked as inter-symbol interference in Section 6.2(iii), so the two cannot both be banked. Community analysis (July 2026; the promoted calibration notes in the project repository) shows that for this streaming train the residual gap to the continuous-wave figure is not buildup physics (≲ 0.1 dB in an energy metric). The exact linearized operator of the released solver — constructed term-by-term from its update and ghost-cell algebra and shipped as a runnable listing in the notes — settles the split: linear numerics (drive detuning from the zero-drift cavity length, interior Lax-Friedrichs diffusion, and a drift-induced boundary loss at the drain’s discrete reflection) account for 0.956 dB of the 1.864 dB gap, and the remaining 0.908 dB is pulse-train structure, drive-amplitude compression near the 1 %-swing knee, and the per-slot estimator (a drive-amplitude sweep of the released solver since resolves that split as ≈0.87 dB pulse-train/per-slot-estimator convention plus ≈0.06 dB compression at the operating drive; Appendix A). The same operator reproduces the solver’s measured threshold to 0.11 % and gives the effective round-trip amplitude exactly (l_a = 0.9110; the boundary loss is drift-induced — the passive cavity’s boundaries are lossless in-model, so no scalar boundary factor exists). The exported +8 dB is therefore conservative for a design-length cell; the pre-registered expectations have now been run and resolved (notes/2026-07-12-predictions-resolved.md): the retuned solver run measures +9.22 dB (predicted +9.05 ± 0.30 — confirmed; the detuning artifact is empirically established, +1.43 dB recovered at identical bias, drive, and grid), M_th,num(N = 480) measures 0.158748 (predicted 0.1590 ± 0.0010 — confirmed, within 5×10⁻⁴ of the exact operator’s linear value), and the half-bias check measures +5.13 dB (predicted +5.08 ± 0.30 — confirmed). Baselines were replicated bit-for-bit before any variant ran. Adoption of the retuned cavity length in the released chain is queued as WP1 work; until it lands, the shipped key retains the 7.80 dB configuration value. Near threshold the cell rings: the cavity ring-down reaches ~4–5 ps (comparable to the slot) and the pulse-to-pulse spread reaches 5 dB by 0.94·M_th. This is the regenerative amplifier’s classic gain-versus-stability trade-off, and it is why the working point is held at 0.7·M_th — where the ring-down both lifts the per-pulse gain to its +8 dB streaming value and sets the inter-symbol budget the re-sync stations manage (Section 6.2). Every gain figure in this pass is a hydrodynamic-tier figure, and each carries a signed kinetic correction: −0.95 dB per cell at 353 K at the tracked operating point, band [−1.5, −0.3] dB, in-model, plus a separate open ±1 dB boundary allowance (Section 7.5). None of the numbers above moves — the correction is stated on the ledger, not folded into it, and the tier that owns it has not run. It is worth recording why the correction is a decibel and not several: the tracked-ratio convention of Section 5 absorbs the kinetic shift of the boundary gain into bias current, and at a bias frozen at 0.7·M_th(hydro) the same physics would have cost −2.5 dB at the same temperature.</w:t>
       </w:r>
     </w:p>
     <w:p>
@@ -3693,15 +3693,14 @@
           <w:b/>
           <w:sz w:val="18"/>
         </w:rPr>
-        <w:lastRenderedPageBreak/>
-        <w:t xml:space="preserve">Figure 8. </w:t>
+        <w:t>Figure 8. Pass 3 (coarse-grid Lax–Friedrichs M_th,num ≈ 0.169 — inviscid limit ≈0.149, physical kinetic threshold 0.165; operating ratio M/M_th,num = 0.7).</w:t>
       </w:r>
       <w:r>
         <w:rPr>
           <w:i/>
           <w:sz w:val="18"/>
         </w:rPr>
-        <w:t xml:space="preserve">Pass 3 (M_th,num ≈ 0.17; operating ratio M/M_th = 0.7). (A) Cavity growth rate vs drift, analytic Eq. (2) vs the nonlinear solver, both thresholds marked — the solver’s numerical diffusion shifts its threshold ~15 % higher. (B) Sub-threshold CW regenerative net gain vs M; break-even at the per-gate (λ_p/2) loss; +9.7 dB at the working ratio. (C) Gain compression vs drive amplitude — the logic rail (1 dB at ≈1 % swing). (D) The 0.25 THz few-cycle pulse train building up in the cell (solver, intracavity field).</w:t>
+        <w:t xml:space="preserve"> (A) Cavity growth rate vs drift, analytic Eq. (2) vs the nonlinear solver, both thresholds marked — the solver’s numerical diffusion shifts its threshold ~15 % higher. (B) Sub-threshold CW regenerative net gain vs M; break-even at the per-gate (λ_p/2) loss; +9.7 dB at the working ratio. (C) Gain compression vs drive amplitude — the logic rail (1 dB at ≈1 % swing). (D) The 0.25 THz few-cycle pulse train building up in the cell (solver, intracavity field).</w:t>
       </w:r>
     </w:p>
     <w:p>
@@ -3714,7 +3713,7 @@
     </w:p>
     <w:p>
       <w:r>
-        <w:t>The architecture’s load-bearing claim — cascadability — was then budgeted at cell level: with cells chained through junction transmissions of 0/−1/−3/−6 dB, the analytic cascade budget — the continuous-wave cell transfer less its compression at the junction-attenuated operating swing — sustains +8.4 to +9.3 dB net per cell (two-cell total ~+17–19 dB over the passive chain, computed as twice the per-cell figure), with per-cell gain rising as junction loss moves the input below the saturation knee — the restoring rail in action. The per-cell figure is the continuous-wave gain less ≈ 1.3 dB of in-model compression at the operating swing, edging higher where junction loss unloads the rail; its numerical proximity to the streaming figure of Section 7.3 (+8 dB) reflects those two conventions, not an independent cross-check. The direct two-cell time-domain test is open work (Revision notes). These are hydrodynamic-tier figures: at 353 K the kinetic band of Section 7.5 reads the 0 dB-junction entry of this budget, 8.40 dB/cell, down to ≈ 7.45 dB/cell, band [6.9, 8.1], before the open ±1 dB boundary allowance. That entry is the only one the note maps, and the lossier junction classes are left uncorrected here rather than shifted with it: the per-cell figure is defined at the junction-attenuated swing, so its compression term differs from class to class, and a corrected per-class figure has to be recomputed against the cascade budget by the tier that owns the correction (Section 10). At the junction class the band does cover, the cascade still closes across the whole signed band; Section 6.3 records what the correction does to the fan-out budget, which is the margin that actually notices.</w:t>
+        <w:t>The architecture’s load-bearing claim — cascadability — was then budgeted at cell level: with cells chained through junction transmissions of 0/−1/−3/−6 dB, the analytic cascade budget — the continuous-wave cell transfer less its compression at the junction-attenuated operating swing — sustains +8.4 to +9.3 dB net per cell (two-cell total ~+17–19 dB over the passive chain, computed as twice the per-cell figure), with per-cell gain rising as junction loss moves the input below the saturation knee — the restoring rail in action. The per-cell figure is the continuous-wave gain less ≈ 1.3 dB of in-model compression at the operating swing, edging higher where junction loss unloads the rail; its numerical proximity to the streaming figure of Section 7.3 (+8 dB) reflects those two conventions, not an independent cross-check. The direct two-cell time-domain test is open work, tracked in the project roadmap. These are hydrodynamic-tier figures: at 353 K the kinetic band of Section 7.5 reads the 0 dB-junction entry of this budget, 8.40 dB/cell, down to ≈ 7.45 dB/cell, band [6.9, 8.1], before the open ±1 dB boundary allowance. That entry is the only one the note maps, and the lossier junction classes are left uncorrected here rather than shifted with it: the per-cell figure is defined at the junction-attenuated swing, so its compression term differs from class to class, and a corrected per-class figure has to be recomputed against the cascade budget by the tier that owns the correction (Section 10). At the junction class the band does cover, the cascade still closes across the whole signed band; Section 6.3 records what the correction does to the fan-out budget, which is the margin that actually notices.</w:t>
       </w:r>
     </w:p>
     <w:p>
@@ -3725,7 +3724,7 @@
         <w:t xml:space="preserve">Noise. </w:t>
       </w:r>
       <w:r>
-        <w:t>For a matched-temperature, phase-insensitive amplifier the noise-figure floor is F = 2 − 1/G (Eq. 7), i.e. 2.77 dB at the 353 K operating gain (+9.66 dB; the matched input floor cancels the thermal occupation, so temperature enters only through G(T) — Revision notes; the Part-II decoder floor is the same closed form, with the promoted derivation note fixing a cross-manuscript check: at 353 K it must reproduce 2.768939660565078 dB to float precision, while below 150 K the two released lifetime models diverge by construction, 2.8012 vs 2.7925 dB at 77 K — a designed separation, not a discrepancy); total output noise then sits ≈ G·F ≈ +12 dB above the input thermal floor. This floor is what the re-sync spacing law of Section 6.2 consumes, and it places the NF ≤ 4 dB cell requirement comfortably within reach. An absolute added-noise calibration against this floor — the one quantity the reduced-order chain bounds but does not pin — is assigned to the Boltzmann–Maxwell tier (Section 10). The kinetic band of Section 7.5 barely touches the floor itself: at the corrected 353 K gain F reads 2.71 dB rather than 2.77 dB, since near +9.7 dB the floor moves only ≈ 0.06 dB per dB of gain. It does, however, add a dissipative channel, and whether that channel adds noise at the fluctuation-dissipation rate is not something the closed form answers — it belongs to the same absolute calibration, and is open with it.</w:t>
+        <w:t>For a matched-temperature, phase-insensitive amplifier the noise-figure floor is F = 2 − 1/G (Eq. 7), i.e. 2.77 dB at the 353 K operating gain (+9.66 dB; the matched input floor cancels the thermal occupation, so temperature enters only through G(T); the Part-II decoder floor is the same closed form, with the promoted derivation note fixing a cross-manuscript check: at 353 K it must reproduce 2.768939660565078 dB to float precision, while below 150 K the two released lifetime models diverge by construction, 2.8012 vs 2.7925 dB at 77 K — a designed separation, not a discrepancy); total output noise then sits ≈ G·F ≈ +12 dB above the input thermal floor. This floor is what the re-sync spacing law of Section 6.2 consumes, and it places the NF ≤ 4 dB cell requirement comfortably within reach. An absolute added-noise calibration against this floor — the one quantity the reduced-order chain bounds but does not pin — is assigned to the Boltzmann–Maxwell tier (Section 10). The kinetic band of Section 7.5 barely touches the floor itself: at the corrected 353 K gain F reads 2.71 dB rather than 2.77 dB, since near +9.7 dB the floor moves only ≈ 0.06 dB per dB of gain. It does, however, add a dissipative channel, and whether that channel adds noise at the fluctuation-dissipation rate is not something the closed form answers — it belongs to the same absolute calibration, and is open with it.</w:t>
       </w:r>
     </w:p>
     <w:p>
@@ -3823,7 +3822,7 @@
         <w:t xml:space="preserve">Kinetic validity. </w:t>
       </w:r>
       <w:r>
-        <w:t>The hydrodynamic equations behind Eq. (2) and the Pass-3 solver assume electron-electron collisions fast enough to keep the electron system a local fluid — quantified by ωτ_ee ≪ 1. The standard estimate for graphene’s electron-electron rate, 1/τ_ee ≈ (k_BT)²/(ħE_F) [15], gives τ_ee ≈ 115 fs at 300 K and E_F = 117 meV — i.e. ωτ_ee ≈ 0.7 at 1 THz. Two qualifications belong with that number. Its rate prefactor is uncertain by a factor of a few — the Fermi-liquid log, screening and coupling-constant spreads, and the fact that the stress-relaxation time the wave actually samples is not the quasiparticle lifetime (measured graphene viscosities sit inside that band). And the group is temperature-dependent in the design’s favour: with τ_ee ∝ T⁻², at the 353 K cap τ_ee ≈ 83 fs and ωτ_ee ≈ 0.52, so hydrodynamics is better at the hot end, which is where the fabric runs. The honest statement is that the hydrodynamic description at 1 THz and 300 K is marginal, not comfortable: ωτ_ee ≈ 0.7 sits at the collisional-to-collisionless crossover — the same crossover observed experimentally as the transition from acoustic plasmon to electronic sound [10] — with ℓ_ee/L ≈ 0.2 (0.14 at the cap, where the sharper wave-kinetic Knudsen numbers are q₋·ℓ_ee = 0.25 and q₊·ℓ_ee = 0.20), and the viscous correction ν q² (ν = v_F²τ_ee/4) is ≈ 20 % of 1/τ — a 300 K figure that reads 0.13 at the cap, and that overstates the actual dissipative supplement in the conservative direction, since the collisionless crossover reduces it by 1/(1 + (ωτ_ee)²) to ≈ 0.10 of 1/τ there. The cell is marginal in space as well: L/ℓ_mfp ≈ 0.6–0.7 with ℓ_mfp = v_F·τ the momentum-relaxation mean free path, so transport in the cell is neither cleanly hydrodynamic nor cleanly ballistic. The gain numbers of Passes 3–4 therefore carry a kinetic correction, and its certification passes to the Boltzmann–Maxwell tier as that tier’s highest-priority question (Section 10) — but the correction is no longer unsigned. A community note promoted by a 3-of-3 agent vote (notes/2026-07-13-kinetic-correction-signed-band.md, July 2026) closes the system one tier up in the Maxwell/Mermin viscoelastic generalization of the shallow-water equations, ν(ω) = ν₀/(1 − iωτ_ee) with ν₀ = v_F²τ_ee/4 — a closure exact at both crossover endpoints, Navier–Stokes with the chain’s own ν₀ as ωτ_ee → 0 and the collisionless mode as ωτ_ee → ∞ — and returns four results at the operating point. First, single-particle Landau damping at the operating q is not merely avoided but kinematically excluded, with and without drift: intraband particle-hole pairs on a Dirac cone obey |ω| ≤ v_F q identically, a property of the spectrum and not of the occupation, so Im Π_intra vanishes above v_F for any electron distribution — drifted, rigidly shifted, boosted, or thermally broadened to any temperature. The factor ≈ 2.3 of Section 5 is a margin on an identity, not on an estimate, and the counter-propagating leg — the one carrying the larger wavenumber — still retains a factor ≈ 2.1. This is the chain’s one demonstrated kinetic result; thermally unblocked interband absorption at ħω ≪ 2E_F adds &lt; 0.001 dB beside it. Second, the residual kinetic damping is signed and negative: at 353 K and the tracked M/M_th = 0.7 the per-cell gain correction is −0.95 dB, band [−1.5, −0.3] dB, with the physical threshold shifting to M_th ≈ 0.165 — ×1.12 on the analytic 0.147083, band ×[1.05, 1.15]. At 300 K the same closure gives −1.27 dB, band [−1.6, −0.5] dB, with the threshold ×1.16. The sign survives the prefactor uncertainty on 1/τ_ee, because the damping supplement is positive-definite for every τ_ee and has a bounded interior maximum at ωτ_ee = 1: a factor-of-a-few error bounds the correction’s magnitude rather than flipping its sign. The band is in-model at the closure’s own level — its ±25 % crossover allowance is judgment, not theorem, and the map from the cavity pole shift to a per-cell gain carries a ±0.2 dB translation error, inside which a 0.5-ps transit-window convention is disclosed but ad hoc and awaits pinning to the chain’s own gain definition. The correction is a decibel rather than several only because the operating point is a tracked ratio (Section 5): with M_th calibrated in situ, any multiplicative renormalization of the DS boundary gain is absorbed into bias current and leaves the tracked loop gain alone to better than 0.04 dB per ±20 %, so only additive damping and detuning move the gain. At a bias frozen at 0.7·M_th(hydro) the same 353 K correction would read −2.5 dB. Third, the mode runs slower than the design value: Eq. (1) is the collisionless endpoint, and at the operating ωτ_ee the in-closure speed deficit is −1.8 % at 353 K, band [−2.3, −1.2] %, detuning the fixed-length cavity against a model-derived 2.8 % half-linewidth at a further cost of ≈ −1.5 dB at the central deficit (−0.8 to −2.3 dB across the band) if left uncorrected. A density trim of Δn/n ≈ +7 % nulls it; the gain band above assumes that trim, which is therefore an explicit design requirement rather than an implication of the calibration philosophy, and is measurable at bench gate G1 (Section 10). Finite-temperature compressibility corrections to s at T/T_F = 0.26 are comparable in size and uncomputed, so the total speed shift’s sign remains open — the closure’s own band on the total, [−4, +1] %, contains zero; only the in-closure part is signed. Fourth, and this is what the next tier — or one cheap bench measurement — is for: an additional ±1 dB allowance rides on top of the band, owned by kinetic boundary layers at the clamped contacts (ℓ_ee ≈ 83 nm at 353 K, ≈ 14 % of the cell, at each end). It does not close on paper: the boundary loss δ_b is a sign-definite loss at the density-clamped source, sign-open at the DS-active drain, and set entirely by the contact accommodation — with even its Knudsen-layer scaling exponent open — so the honest centre is a net loss and the allowance could be larger than ±1 dB, not smaller. Its sensitivity is −0.28 dB per 1 % of additive round-trip loss. What analysis can do is make it falsifiable at the bench: because δ_b is a per-reflection loss while the bulk viscous channel is distributed, three sub-threshold cavity-linewidth signatures separate them — a contact-preparation contrast isolates δ_b (≈3.2 GHz of excess half-linewidth per 1 %), a temperature sweep reads its Knudsen exponent, and a drift sweep reads the drain sign — so a near-model linewidth on a specular-contact cell gates an architecture-led Part III without the full solve, and a broad line measures the three inputs the solve otherwise owes (Section 10). Mapped onto the corrected ledger at 353 K the band reads: continuous-wave 9.661 dB → ≈ 8.7 [8.2–9.4] dB; retuned streaming 9.2246 dB → ≈ 8.3 [7.7–8.9] dB; cascade 8.40 dB/cell at the 0 dB junction → ≈ 7.45 [6.9–8.1] dB/cell. The ledger values themselves do not move — they are what the released chain computes, and this is a stated correction on them, not a rewrite of them — but two margins do, and are recorded where they arise: the thermal envelope of Section 8.2, because the threshold shift is real bias current, and the fan-out budget of Section 6.3. The note also audits Pass 5’s own validity keys: the shipped ωτ_ee = 0.722 is a 300 K number and 0.52 belongs beside it at the cap; viscous_fraction = 0.209 is likewise 300 K, omits the crossover reduction, and — the substantive finding — was never propagated into gain, the propagation being what this paragraph now reports, and it, not the raw fraction, is the design-relevant number; and hydro_expiry_K = 254.9 is retired as a concept in Section 8.3.</w:t>
+        <w:t>The hydrodynamic equations behind Eq. (2) and the Pass-3 solver assume electron-electron collisions fast enough to keep the electron system a local fluid — quantified by ωτ_ee ≪ 1. The standard estimate for graphene’s electron-electron rate, 1/τ_ee ≈ (k_BT)²/(ħE_F) [15], gives τ_ee ≈ 115 fs at 300 K and E_F = 117 meV — i.e. ωτ_ee ≈ 0.7 at 1 THz. Two qualifications belong with that number. Its rate prefactor is uncertain by a factor of a few — the Fermi-liquid log, screening and coupling-constant spreads, and the fact that the stress-relaxation time the wave actually samples is not the quasiparticle lifetime (measured graphene viscosities sit inside that band). And the group is temperature-dependent in the design’s favour: with τ_ee ∝ T⁻², at the 353 K cap τ_ee ≈ 83 fs and ωτ_ee ≈ 0.52, so hydrodynamics is better at the hot end, which is where the fabric runs. The honest statement is that the hydrodynamic description at 1 THz and 300 K is marginal, not comfortable: ωτ_ee ≈ 0.7 sits at the collisional-to-collisionless crossover — the same crossover observed experimentally as the transition from acoustic plasmon to electronic sound [10] — with ℓ_ee/L ≈ 0.2 (0.14 at the cap, where the sharper wave-kinetic Knudsen numbers are q₋·ℓ_ee = 0.25 and q₊·ℓ_ee = 0.20), and the viscous correction ν q² (ν = v_F²τ_ee/4) is ≈ 20 % of 1/τ — a 300 K figure that reads 0.13 at the cap, and that overstates the actual dissipative supplement in the conservative direction, since the collisionless crossover reduces it by 1/(1 + (ωτ_ee)²) to ≈ 0.10 of 1/τ there. The cell is marginal in space as well: L/ℓ_mfp ≈ 0.6–0.7 with ℓ_mfp = v_F·τ the momentum-relaxation mean free path, so transport in the cell is neither cleanly hydrodynamic nor cleanly ballistic. The gain numbers of Passes 3–4 therefore carry a kinetic correction, and its certification passes to the Boltzmann–Maxwell tier as that tier’s highest-priority question (Section 10) — but the correction is signed. A community note promoted by a 3-of-3 agent vote (notes/2026-07-13-kinetic-correction-signed-band.md, July 2026) closes the system one tier up in the Maxwell/Mermin viscoelastic generalization of the shallow-water equations, ν(ω) = ν₀/(1 − iωτ_ee) with ν₀ = v_F²τ_ee/4 — a closure exact at both crossover endpoints, Navier–Stokes with the chain’s own ν₀ as ωτ_ee → 0 and the collisionless mode as ωτ_ee → ∞ — and returns four results at the operating point. First, single-particle Landau damping at the operating q is not merely avoided but kinematically excluded, with and without drift: intraband particle-hole pairs on a Dirac cone obey |ω| ≤ v_F q identically, a property of the spectrum and not of the occupation, so Im Π_intra vanishes above v_F for any electron distribution — drifted, rigidly shifted, boosted, or thermally broadened to any temperature. The factor ≈ 2.3 of Section 5 is a margin on an identity, not on an estimate, and the counter-propagating leg — the one carrying the larger wavenumber — still retains a factor ≈ 2.1. This is the chain’s one demonstrated kinetic result; thermally unblocked interband absorption at ħω ≪ 2E_F adds &lt; 0.001 dB beside it. Second, the residual kinetic damping is signed and negative: at 353 K and the tracked M/M_th = 0.7 the per-cell gain correction is −0.95 dB, band [−1.5, −0.3] dB, with the physical threshold shifting to M_th ≈ 0.165 — ×1.12 on the analytic 0.147083, band ×[1.05, 1.15]. At 300 K the same closure gives −1.27 dB, band [−1.6, −0.5] dB, with the threshold ×1.16. The sign survives the prefactor uncertainty on 1/τ_ee, because the damping supplement is positive-definite for every τ_ee and has a bounded interior maximum at ωτ_ee = 1: a factor-of-a-few error bounds the correction’s magnitude rather than flipping its sign. The band is in-model at the closure’s own level — its ±25 % crossover allowance is judgment, not theorem, and the map from the cavity pole shift to a per-cell gain carries a ±0.2 dB translation error, inside which a 0.5-ps transit-window convention is disclosed but ad hoc and awaits pinning to the chain’s own gain definition. The correction is a decibel rather than several only because the operating point is a tracked ratio (Section 5): with M_th calibrated in situ, any multiplicative renormalization of the DS boundary gain is absorbed into bias current and leaves the tracked loop gain alone to better than 0.04 dB per ±20 %, so only additive damping and detuning move the gain. At a bias frozen at 0.7·M_th(hydro) the same 353 K correction would read −2.5 dB. Third, the mode runs slower than the design value: Eq. (1) is the collisionless endpoint, and at the operating ωτ_ee the in-closure speed deficit is −1.8 % at 353 K, band [−2.3, −1.2] %, detuning the fixed-length cavity against a model-derived 2.8 % half-linewidth at a further cost of ≈ −1.5 dB at the central deficit (−0.8 to −2.3 dB across the band) if left uncorrected. A density trim of Δn/n ≈ +7 % nulls it; the gain band above assumes that trim, which is therefore an explicit design requirement rather than an implication of the calibration philosophy, and is measurable at bench gate G1 (Section 10). Finite-temperature compressibility corrections to s at T/T_F = 0.26 are comparable in size and uncomputed, so the total speed shift’s sign remains open — the closure’s own band on the total, [−4, +1] %, contains zero; only the in-closure part is signed. Fourth, and this is what the next tier — or one cheap bench measurement — is for: an additional ±1 dB allowance rides on top of the band, owned by kinetic boundary layers at the clamped contacts (ℓ_ee ≈ 83 nm at 353 K, ≈ 14 % of the cell, at each end). It does not close on paper: the boundary loss δ_b is a sign-definite loss at the density-clamped source, sign-open at the DS-active drain, and set entirely by the contact accommodation — with even its Knudsen-layer scaling exponent open — so the honest centre is a net loss and the allowance could be larger than ±1 dB, not smaller — a diffuse edge costs ≈−3 dB under a Kn² law and ≲−10 dB under a Kn law. Its sensitivity is −0.28 dB per 1 % of additive round-trip loss. What analysis can do is make it falsifiable at the bench: because δ_b is a per-reflection loss while the bulk viscous channel is distributed, three sub-threshold cavity-linewidth signatures separate them — a contact-preparation contrast isolates δ_b (≈3.2 GHz of excess half-linewidth per 1 %), a temperature sweep reads its Knudsen exponent, and a drift sweep reads the drain sign — so a near-model linewidth on a specular-contact cell gates an architecture-led Part III without the full solve, and a broad line measures the three inputs the solve otherwise owes (Section 10). Mapped onto the corrected ledger at 353 K the band reads: continuous-wave 9.661 dB → ≈ 8.7 [8.2–9.4] dB; retuned streaming 9.2246 dB → ≈ 8.3 [7.7–8.9] dB; cascade 8.40 dB/cell at the 0 dB junction → ≈ 7.45 [6.9–8.1] dB/cell. The ledger values themselves do not move — they are what the released chain computes, and this is a stated correction on them, not a rewrite of them — but two margins do, and are recorded where they arise: the thermal envelope of Section 8.2, because the threshold shift is real bias current, and the fan-out budget of Section 6.3. The note also audits Pass 5’s own validity keys: the shipped ωτ_ee = 0.722 is a 300 K number and 0.52 belongs beside it at the cap; viscous_fraction = 0.209 is likewise 300 K, omits the crossover reduction, and — the substantive finding — was never propagated into gain, the propagation being what this paragraph now reports, and it, not the raw fraction, is the design-relevant number; and hydro_expiry_K = 254.9 is retired as a concept in Section 8.3.</w:t>
       </w:r>
     </w:p>
     <w:p>
@@ -4151,7 +4150,7 @@
               <w:rPr>
                 <w:sz w:val="20"/>
               </w:rPr>
-              <w:t xml:space="preserve">marginal (ωτ_ee ≈ 0.7): signed kinetic band −0.95 dB/cell at 353 K [−1.5, −0.3] dB, plus an open ±1 dB contact-boundary allowance; passes to the Boltzmann–Maxwell tier (Section 7.5)</w:t>
+              <w:t>marginal (ωτ_ee ≈ 0.7): signed kinetic band −0.95 dB/cell at 353 K [−1.5, −0.3] dB, plus an open ±1 dB contact-boundary allowance — sign-open at the drain, loss-definite at the source, potentially larger for a diffuse contact; passes to the Boltzmann–Maxwell tier (Section 7.5)</w:t>
             </w:r>
           </w:p>
         </w:tc>
@@ -4628,7 +4627,7 @@
               <w:rPr>
                 <w:sz w:val="20"/>
               </w:rPr>
-              <w:t>+8 dB (streaming, per-slot peak; a design-length rerun measures +9.2 dB — Section 7.3)</w:t>
+              <w:t>+8 dB (streaming, per-slot peak; a design-length rerun measures +9.2 dB — Section 7.3); drive pinned relative to the measured knee: source amplitude ≈0.76–1.15 %, −1 dB at intracavity swing ≈14 ± 2 %, operating drive ≈3.8× below the pulse knee</w:t>
             </w:r>
           </w:p>
         </w:tc>
@@ -4685,7 +4684,7 @@
               <w:rPr>
                 <w:sz w:val="20"/>
               </w:rPr>
-              <w:t>&lt; 0.1 dB (clock train)</w:t>
+              <w:t>&lt; 0.1 dB for the clock train (data-independent); with PRBS data the in-model expectation at the 4-ps slot is ≈3–4 dB p-p (Section 6.2) — the pass threshold is unchanged</w:t>
             </w:r>
           </w:p>
         </w:tc>
@@ -4936,278 +4935,17 @@
         <w:pStyle w:val="Heading2"/>
       </w:pPr>
       <w:r>
-        <w:t xml:space="preserve">Revision notes — v5.5 → v5.6 (July 2026)</w:t>
-      </w:r>
-    </w:p>
-    <w:p>
-      <w:r>
-        <w:t xml:space="preserve">This update folds the community’s boundary-kinetics resolution and the drive-sweep calibration — notes/2026-07-18-boundary-channel-contact-gated.md (promoted 3-of-3), notes/2026-07-18-boundary-channel-bench-discriminants.md (promoted 3-of-3), and notes/2026-07-17-drive-sweep-knee-anchored.md (promoted 3-of-3). No released-chain output changed; the v5.5 and earlier sections below stand unchanged as the record of their progression.</w:t>
-      </w:r>
-    </w:p>
-    <w:p>
-      <w:r>
-        <w:t xml:space="preserve">1. The ±1 dB boundary allowance named in v5.5 (item 6) does not close on paper, and the reason is structural (Sections 7.5, 10). The boundary term δ_b is a sign-definite loss at the source (entropy production ≥ 0 at the passive density clamp), sign-open at the drain (the DS-active current clamp, which can dissipate or enhance the drift-to-plasmon conversion), and set entirely by the contact accommodation C_acc, with even the Knudsen-layer scaling exponent open — O(Kn) versus O(Kn²), Kn = q·ℓ_ee ≈ 0.25. The reactive (slip) part is trim-absorbed, a static length redefinition with under 0.1 dB residual; the additive dissipative part is the whole of the channel’s effect on the tracked gain. The honest center is a net loss rather than zero, and the allowance could be worse than ±1 dB — a diffuse-edge −3 dB under the Kn² law, ≲ −10 dB under the Kn law — not better. So the analysis did not shrink the allowance; the per-cell gain budget stays gated on a contact parameter the released model does not carry.</w:t>
-      </w:r>
-    </w:p>
-    <w:p>
-      <w:r>
-        <w:t xml:space="preserve">2. But the gate is made two-sided and bench-falsifiable, which is the substantive advance (Sections 7.5, 10). Because δ_b is a per-reflection loss and the bulk viscous channel is distributed, the two have distinct parametric signatures and a small matrix of sub-threshold linewidth measurements over-determines them: (i) a contact-preparation contrast at matched geometry cancels the bulk exactly and isolates δ_b (≈3.2 GHz of excess half-linewidth per 1 % additive loss, verified against the released chain); (ii) a temperature sweep closes the Knudsen exponent, since the bulk viscous term is non-monotone — peaking at ωτ_ee ≈ 1 near 255 K — while δ_b is monotone T^(−2p), so the residual slope reads p; (iii) a drift sweep reads the drain sign, since the bulk drift factor is even in M and tame (+5.4 %) while the DS-active drain rides r(M), a ±1 % drain term moving the fixed-bias linewidth by ∓10.5 %. The three are mostly room-temperature and belong to WP1/WP4 ahead of the full WP2 solve. Either outcome advances Part III: a near-model linewidth on a specular-contact cell gates an architecture-led Part III on data; a broad line measures the three inputs WP2 owed — δ_b, its exponent, and the drain sign. This turns the one-sided confirmatory test v5.5 pointed at into a discriminating, falsifiable gate, and it is the deliverable most directly requested of this revision.</w:t>
-      </w:r>
-    </w:p>
-    <w:p>
-      <w:r>
-        <w:t xml:space="preserve">3. The CW/pulse gain-budget residual is bench-resolved, with the compression-versus-estimator split earlier revisions left open now measured — and its proportions inverted (Section 7.3, Appendix A). A drive-amplitude sweep of the released solver splits the retuned ≈0.94 dB residual as ≈0.87 dB pulse-train / per-slot-peak-estimator convention plus only ≈0.06 dB compression at the operating drive; the earlier in-model split (≈0.5 dB compression + ≈0.4 dB estimator) had the right sum and inverted proportions, overestimating compression roughly eightfold. A_SAT = 0.02 is confirmed at the drive plane the cascade budget actually uses (A_SAT_eff ∈ [0.015 CW, 0.023 pulse]).</w:t>
-      </w:r>
-    </w:p>
-    <w:p>
-      <w:r>
-        <w:t xml:space="preserve">4. A reference-plane correction is recorded, landing mostly in Part II (Section 7.3; Part II Sections 3–4). The “1 % compression knee” is a drive/source-plane density swing — the plane cell.py’s cascade correctly uses — not an intracavity one. Measured at the intracavity plane the same knee sits at ≈14–15 % swing, so quoting it as “≈38 intracavity quanta,” the phrasing Part II’s quantization language uses, is a reference-plane mislabel: the knee is a launch/drive-plane quantity (input-referred ≈22–51 quanta, bracketing 38). Part I’s own usage is at the correct plane and is unchanged; Part II v1.7 carries the wording fix.</w:t>
-      </w:r>
-    </w:p>
-    <w:p>
-      <w:r>
-        <w:t xml:space="preserve">5. Nothing here is offset by a compensating upgrade, and the boundary channel — the design’s largest open kinetic exposure — remains open in magnitude and in the drain’s sign. What changed is its character: it is now a measurable open, with a specified, cheap, mostly-room-temperature protocol that decides the Part III gate either way, rather than an unmeasurable one.</w:t>
-      </w:r>
-    </w:p>
-    <w:p>
-      <w:r>
-        <w:t xml:space="preserve">6. Sections 7.5 and 8.3 consolidated (this revision). The Section 8.3 body now states the smooth, signed cooling penalty directly rather than as a refutation of the retired “hydro expiry” reading, and the Section 7.5 boundary paragraph now states the contact-gated, bench-falsifiable understanding of items 1–2 above directly rather than the earlier unsigned-allowance phrasing. No claim or number changed; the retired framings are retained verbatim in the revision notes (the v5.4 → v5.5 block’s hydro-expiry and boundary-allowance items), which remain the append-only record.</w:t>
-      </w:r>
-    </w:p>
-    <w:p>
-      <w:pPr>
-        <w:pStyle w:val="Heading2"/>
-      </w:pPr>
-      <w:r>
-        <w:t>Revision notes — v5.4 → v5.5 (July 2026)</w:t>
-      </w:r>
-    </w:p>
-    <w:p>
-      <w:pPr/>
-      <w:r>
-        <w:t>This update folds in the community’s kinetic note (notes/2026-07-13-kinetic-correction-signed-band.md, promoted 3-of-3; each voter extracted and executed the note’s standalone Appendix B listing and checked its outputs against the note body and the released chain, several body figures quoted below being recomputed from the listing’s own functions rather than printed by it — a gap the note’s reviewers recorded and which was re-verified before these edits). No released-chain output changed: the corrected ledger’s 9.661 dB continuous-wave gain, the retuned 9.2246 dB, the 8.40 dB/cell cascade at the 0 dB junction, the analytic M_th = 0.147083, and every results.json value stand exactly as v5.4 shipped them; what changed is that the uncertainty stated on them is now signed. Per the convention of v5.2 → v5.3 item 3, the v5.4 and earlier sections below are retained unchanged as the record of their progression — nothing in them is contradicted, since the band is stated on the released ledger rather than in place of it, but where they treat the gain figures as the chain’s settled outputs, Section 7.5 now attaches a signed kinetic band to every one of them.</w:t>
-      </w:r>
-    </w:p>
-    <w:p>
-      <w:pPr/>
-      <w:r>
-        <w:t>1. Pass 5’s headline uncertainty is superseded (Section 7.5). v5.4 assigned the gain numbers of Passes 3–4 an unsigned “kinetic uncertainty at the tens-of-percent scale”. The note closes the shallow-water system one tier up in the Maxwell/Mermin viscoelastic generalization — ν(ω) = ν₀/(1 − iωτ_ee), exact at both crossover endpoints — and returns a signed band in its place: −0.95 dB per cell at 353 K at the tracked M/M_th = 0.7, band [−1.5, −0.3] dB, with the physical threshold at M_th ≈ 0.165, ×1.12 on the analytic value (band ×[1.05, 1.15]). At 300 K the same closure gives −1.27 dB, band [−1.6, −0.5] dB, and a threshold ×1.16; every kinetic figure in this revision is quoted with its temperature. The sign is not a judgment call: the kinetic damping supplement is positive-definite for every τ_ee and has a bounded interior maximum at ωτ_ee = 1, so the factor-of-a-few uncertainty in the electron-electron rate bounds the correction’s magnitude instead of flipping it. The band is in-model at the closure’s own level, and is quoted with the two caveats the note’s reviewers recorded: a ±25 % crossover allowance that is judgment rather than theorem, and a ±0.2 dB pole-to-gain translation error inside which a 0.5-ps transit-window convention is disclosed but ad hoc, pending the tier that pins it.</w:t>
-      </w:r>
-    </w:p>
-    <w:p>
-      <w:pPr/>
-      <w:r>
-        <w:t>2. One claim is upgraded to demonstrated, and only one (Sections 5, 7.5). Landau damping at the operating wavenumber is not merely avoided by the s/v_F ≈ 2.3 margin but kinematically excluded, with and without drift: intraband particle-hole pairs on a Dirac cone obey |ω| ≤ v_F q as a property of the spectrum, not of the occupation, so the exclusion holds for any electron distribution — drifted, boosted, or thermally broadened to any temperature. It is an identity rather than an estimate, and it is the chain’s one demonstrated kinetic result. No other label moved up.</w:t>
-      </w:r>
-    </w:p>
-    <w:p>
-      <w:pPr/>
-      <w:r>
-        <w:t>3. The thermal margin is read down, and this is the revision’s least comfortable item (Section 8.2). At the 80 °C cap the tracked bias hides the kinetic threshold shift from the gain but not from the bias supply: tracking to a threshold ×1.12 higher costs ×1.25 in dissipation centrally and ×1.32 at the ωτ_ee = 1 bound, so ΔT at the worst-case fill of one-third becomes 52.9 K centrally and 55.5 K at the kinetic worst case, against the 55 K budget. The “23 % margin, real but thin” of v5.4 must now be read as ≈ 4 % centrally and zero at the kinetic worst case, in-model. No number in the released chain changes — the kinetic worst case coincides numerically with the upper, solver-class calibration bound of Section 8.1 (~1.7 kW/cm²), whose ΔT ≈ 55 K Section 8.2 already carried, so the envelope already contained it — but the reading does. Sections 8.1 and 9.2 gain tier labels in the same pass, so that their ~1.2 kW/cm² and 0.38 mA/µm are not read across against Section 8.2’s kinetically corrected ≈ 1.59 kW/cm² and ≈ 0.43 mA/µm.</w:t>
-      </w:r>
-    </w:p>
-    <w:p>
-      <w:pPr/>
-      <w:r>
-        <w:t>4. The “hydro expiry” framing is retired (Section 8.3). v5.4 said the hydrodynamic tier “expires near ~250 K”. Both halves of that fail. The shipped key hydro_expiry_K = 254.9 inherits the rate prefactor as 255/√A, giving an honest band of 147–360 K that contains the design temperature and is therefore empty as a safety statement in both directions; and ωτ_ee = 1 is not an expiry but the point at which the closure’s damping supplement is largest — and bounded there — with the mode demonstrably surviving the crossover in the very experiment the manuscript already cites [10]. The replacement is a temperature ladder of bounded penalties, not a cliff: −0.95 dB at 353 K, −1.27 dB at 300 K, −1.55 dB at 255 K, tracked and in-model. Its limit is stated rather than extrapolated: the closure has not been evaluated below 255 K, so the 200 K end of Section 8.3’s own cooling sweep carries no kinetic figure and is open, and the 255 K number bounds nothing below itself. The other two Pass-5 validity keys are annotated rather than changed: ωτ_ee = 0.722 and viscous_fraction = 0.209 are 300 K figures (0.52 and 0.13 at the cap), and the viscous fraction additionally omits the crossover reduction and — the substantive finding — was never propagated into gain. That propagation is now Section 7.5, and it, not the raw fraction, is the design-relevant number.</w:t>
-      </w:r>
-    </w:p>
-    <w:p>
-      <w:pPr/>
-      <w:r>
-        <w:t>5. A design requirement is added, and a bench expectation is deliberately not (Sections 5, 7.5, 10). Eq. (1) is the collisionless endpoint; within the closure the mode runs −1.8 % slower at 353 K, band [−2.3, −1.2] %, detuning the fixed-length cavity at a further cost of ≈ −1.5 dB at the central deficit (−0.8 to −2.3 dB across the band) if left uncorrected. A density trim of Δn/n ≈ +7 % nulls that in-closure deficit, and the gain band assumes the trim, so a trim capability of that order is stated as a design requirement rather than left implicit in the in-situ calibration philosophy. What is not stated is a pre-registered expectation for the bench. Finite-temperature compressibility corrections at T/T_F = 0.26 are comparable in size and uncomputed, so the total speed shift’s sign is open — the closure’s band on the total, [−4, +1] %, contains zero — and only the in-closure part is signed; the trim is therefore commissioned against the measured offset, not against a predicted one. The threshold is handled the same way: the closure expects the physical, kinetic threshold ≈ 12 % above the analytic 0.147083 at the cap, but that figure is a target for the specular-clamp solve rather than a bench band, since a measured threshold absorbs real contact non-ideality by construction (Section 9.1). The calibration sequence of Section 10 gains the matching cautions: the bench measures the physical speed, so a fitted ε_z absorbs whatever kinetic shift is present and should be reported as such; and the kinetic threshold’s central value (≈ 0.165) lands near the retired numerical-diffusion artifact (0.169) by coincidence — the two must not be conflated or double-counted.</w:t>
-      </w:r>
-    </w:p>
-    <w:p>
-      <w:pPr/>
-      <w:r>
-        <w:t>6. The dominant open item is named and quantified (Sections 9.1, 10). Kinetic boundary layers at the clamped contacts — ℓ_ee ≈ 83 nm at 353 K, ≈ 14 % of the cell at each end — carry an unsigned ±1 dB allowance that rides on top of the signed band, with a sensitivity of −0.28 dB per 1 % of additive round-trip loss and a sign that is definite (a loss) at the source and open only at the drain. The in-situ tracking that protects the tracked gain against multiplicative boundary non-ideality (to better than 0.04 dB per ±20 %) gives no protection whatever against this additive channel. It is the design’s largest open kinetic exposure and, by the note’s own account, the band’s most likely killer.</w:t>
-      </w:r>
-    </w:p>
-    <w:p>
-      <w:pPr/>
-      <w:r>
-        <w:t>7. The Boltzmann–Maxwell tier’s first deliverable is re-scoped (Section 10). To be decisive against the band, the solve must resolve per-cell gain to ±0.25 dB; its ingredients rank as contact fidelity first, collision-operator fidelity second, electromagnetic coupling third — the last being unnecessary for this question at all, since the cell is strongly gated and quasistatic. The recommendation carried into the manuscript is to split the deliverable into a workstation-scale kinetic cavity solve and a separate electromagnetic tier, and to pre-register the kinetic solve against four falsifiable quantities with bands: the 353 K and 300 K tracked gain corrections, the kinetic threshold at specular clamps, and the in-closure resonance shift. These are targets for the solve and not for the bench, whose measurements carry channels the solve holds fixed. A result outside them falsifies the closure, not the released chain, whose outputs the note explicitly does not contest.</w:t>
-      </w:r>
-    </w:p>
-    <w:p>
-      <w:pPr/>
-      <w:r>
-        <w:t>8. Downstream margins are tightened rather than merely restated (Sections 6.3, 7.4). Mapped onto the corrected ledger at 353 K the band reads CW 9.661 → ≈ 8.7 [8.2–9.4] dB, retuned streaming 9.2246 → ≈ 8.3 [7.7–8.9] dB, and cascade 8.40 → ≈ 7.45 [6.9–8.1] dB/cell at the 0 dB junction. Fan-out-2 still closes across the whole signed band, but on margin rather than on comfort, so junction-class discipline and buffer tiles become load-bearing rather than optional. No corrected fan-out margin figure is quoted, and no lossier junction class is read down with the 0 dB entry; the reason is recorded rather than glossed. The note’s own fan-out arithmetic mixes junction classes — it reads the 0 dB-junction cascade figure against a −3 dB-junction requirement, a looseness the note’s reviewers flagged — and the released chain’s per-cell figure is defined at the junction-attenuated swing, so it rises with junction loss and cannot be netted against a junction budget by subtraction. A corrected margin must be recomputed per junction class by the tier that owns the correction. The noise floor barely moves (2.77 → 2.71 dB at the corrected 353 K gain, since near +9.7 dB the floor changes only ≈ 0.06 dB per dB of gain), but whether the new dissipative channel adds noise at the fluctuation-dissipation rate joins the absolute-noise calibration as an open item.</w:t>
-      </w:r>
-    </w:p>
-    <w:p>
-      <w:pPr/>
-      <w:r>
-        <w:t>9. The correction makes the design less impressive, and is recorded that way. About a decibel of per-cell gain at the cap — more at 300 K — and most of the thermal margin are gone, in-model, before the tier that owns the question has run, and the one channel that could break the band’s edges is still open. Nothing here is offset by a compensating upgrade elsewhere, and none was looked for.</w:t>
-      </w:r>
-    </w:p>
-    <w:p>
-      <w:pPr/>
-    </w:p>
-    <w:p>
-      <w:pPr>
-        <w:pStyle w:val="Heading2"/>
-      </w:pPr>
-      <w:r>
-        <w:t xml:space="preserve">Revision notes — v5.3 → v5.4 (July 2026)</w:t>
-      </w:r>
-    </w:p>
-    <w:p>
-      <w:r>
-        <w:t xml:space="preserve">This update records the resolution of the community’s pre-registered predictions (notes/2026-07-12-predictions-resolved.md, promoted 2-of-3; runs logged in REPLICATIONS.md). No claim was weakened; several were upgraded from pre-registered to measured.</w:t>
-      </w:r>
-    </w:p>
-    <w:p>
-      <w:r>
-        <w:t xml:space="preserve">1. All four computationally resolvable pre-registered predictions were run against the released chains and confirmed: retuned-cavity streaming gain +9.2246 dB (predicted +9.05 ± 0.30); M_th,num(N = 480) = 0.158748 (predicted 0.1590 ± 0.0010); half-bias streaming gain +5.1291 dB (predicted +5.08 ± 0.30); and, in the Part II companion, the thermal-only classical BER 5.494×10⁻¹² (predicted ≈ 5.5×10⁻¹²). Baselines reproduced bit-for-bit first. Sections 7.3, Appendix A, the Abstract, and Table 7’s model-target annotation are updated from expectation to measurement.</w:t>
-      </w:r>
-    </w:p>
-    <w:p>
-      <w:r>
-        <w:t xml:space="preserve">2. Honest grading recorded: the two earlier, explicitly superseded prediction generations (+8.77 ± 0.35 and +8.69 ± 0.20) would both have been falsified by the measured +9.2246 dB. The supersession discipline of the notes pipeline was load-bearing — only the exact-operator generation survived contact with the runs — and this is stated in the resolution note rather than smoothed over.</w:t>
-      </w:r>
-    </w:p>
-    <w:p>
-      <w:r>
-        <w:t xml:space="preserve">3. The grid-refinement convergence of the solver threshold, first demonstrated at the linear-operator level in v5.3, is now demonstrated at the released-chain level by measurement (0.168943 → 0.158748 for N = 240 → 480, toward the analytic 0.147083).</w:t>
-      </w:r>
-    </w:p>
-    <w:p>
-      <w:r>
-        <w:t xml:space="preserve">4. The empirical status of the drive-detuning artifact changes from derived to measured: retuning the cavity to the design length recovers +1.43 dB at identical bias, drive amplitude, and grid. Adoption of the retuned configuration in the released chain (with the measured value entering results.json under the pre-registered key) is queued as WP1 work.</w:t>
-      </w:r>
-    </w:p>
-    <w:p>
-      <w:pPr>
-        <w:pStyle w:val="Heading2"/>
-      </w:pPr>
-      <w:r>
-        <w:t xml:space="preserve">Revision notes — v5.2 → v5.3 (July 2026)</w:t>
-      </w:r>
-    </w:p>
-    <w:p>
-      <w:r>
-        <w:t xml:space="preserve">This third update incorporates the community notes promoted since v5.2 — notes/2026-07-12-effective-loop-von-neumann.md (3-of-3), notes/2026-07-12-boundary-factor-exact-operator.md (2-of-3, with runnable listing per the notes standard), and, for the companion Part II, notes/2026-07-12-quantum-correction-crossover.md (3-of-3). No released-chain output changed.</w:t>
-      </w:r>
-    </w:p>
-    <w:p>
-      <w:r>
-        <w:t xml:space="preserve">1. The solver’s threshold offset is now derived, not just measured (Section 7.3, Appendix A): the exact linearized operator of the released scheme reproduces M_th,num to 0.11 % and converges to the analytic threshold at first order in Δx. The refinement claim, corrected to “open” in v5.1, is now demonstrated at the linear-operator level with an exponent; the released-chain rerun at N = 480 remains pre-registered (0.1590 ± 0.0010).</w:t>
-      </w:r>
-    </w:p>
-    <w:p>
-      <w:r>
-        <w:t xml:space="preserve">2. Gap decomposition superseded (Section 7.3): v5.2’s penalty-formula partition (drive detuning 1.36 ± 0.20 dB; residual 0.50 ± 0.17 dB) is replaced by the exact split — linear numerics 0.956 dB, nonlinear/pulse-train/estimator 0.908 dB. The effective round-trip amplitude is now exact (l_a = 0.9110), and the boundary loss is identified as drift-induced with no scalar boundary factor (the passive cavity’s boundaries are lossless in-model).</w:t>
-      </w:r>
-    </w:p>
-    <w:p>
-      <w:r>
-        <w:t xml:space="preserve">3. Pre-registered expectations updated: the retuned-run prediction moves from +8.77 ± 0.35 dB (v5.2) to +9.05 ± 0.30 dB — the exact operator shows the earlier single-mode penalty formula under-estimated the recovery — with companions M_th,num(N = 480) = 0.1590 ± 0.0010 and +5.08 ± 0.30 dB at half bias. Earlier prediction generations are superseded per the promoted notes’ own supersession sections; the v5.1/v5.2 revision-history entries below are retained unchanged as the record of that progression.</w:t>
-      </w:r>
-    </w:p>
-    <w:p>
-      <w:r>
-        <w:t xml:space="preserve">4. Observable caution recorded (Section 7.3): the continuous-wave analytic figure and the solver’s per-slot-peak figure are different observables — the exact retuned linear response can exceed the analytic enhancement ratio — so gap statements now name their observable.</w:t>
-      </w:r>
-    </w:p>
-    <w:p>
-      <w:pPr>
-        <w:pStyle w:val="Heading2"/>
-      </w:pPr>
-      <w:r>
-        <w:t xml:space="preserve">Revision notes — v5.1 → v5.2 (July 2026)</w:t>
-      </w:r>
-    </w:p>
-    <w:p>
-      <w:r>
-        <w:t xml:space="preserve">This second update incorporates the community notes promoted since v5.1 — notes/2026-07-11-nf-floor-structural-verdict.md and notes/2026-07-11-retuned-streaming-gain-prediction.md (each a 3-of-3 agent vote, human-merged) — and the Agent Lab follow-up of 2026-07-11. No model output changed.</w:t>
-      </w:r>
-    </w:p>
-    <w:p>
-      <w:r>
-        <w:t xml:space="preserve">1. Calibration budget sharpened (Section 7.3, Appendix A). The v5.1 three-way convention list is replaced by the promoted partition of the 1.864 dB CW/streaming gap: drive detuning 1.36 ± 0.20 dB (73 ± 11 %; drift geometry 0.74–0.95 dB, damping line shift and cross-term 0.46–0.57 dB), residual 0.50 ± 0.17 dB (metric convention + compression + diffusion, split open), Caves term exactly zero. A pre-registered numerical expectation is added: the retuned solver run should report +8.77 ± 0.35 dB (+8.57 ± 0.35 dB if M_th,num is re-measured on the retuned geometry); a result outside 8.2–9.3 dB falsifies the partition.</w:t>
-      </w:r>
-    </w:p>
-    <w:p>
-      <w:r>
-        <w:t xml:space="preserve">2. Cross-manuscript consistency check added (Section 7.4): the Part II decoder floor evaluated at 353 K must equal 2.768939660565078 dB bit-for-bit (structural identity above 150 K); below 150 K the two repositories’ lifetime models diverge by construction (2.8012 vs 2.7925 dB at 77 K) — a designed separation usable as a cross-repo regression test.</w:t>
-      </w:r>
-    </w:p>
-    <w:p>
-      <w:r>
-        <w:t xml:space="preserve">3. Experiment ranking recorded from the promoted notes: the retuned-solver run dominates (it tests the pre-registered prediction and measures the effective loop from the line shape); the Δt/N refinement is second; the Caves-bound comparison is retired as a gap hypothesis — it constrains variance, never mean gain — while remaining load-bearing where it lives, the Eq.-7 noise budget.</w:t>
-      </w:r>
-    </w:p>
-    <w:p>
-      <w:r>
-        <w:t xml:space="preserve">4. Note citations updated: all four community notes are now promoted (the v5.1 draft path notes/drafts/… became notes/…).</w:t>
-      </w:r>
-    </w:p>
-    <w:p>
-      <w:pPr>
-        <w:pStyle w:val="Heading2"/>
-      </w:pPr>
-      <w:r>
-        <w:t xml:space="preserve">Revision notes — v5 → v5.1 (July 2026)</w:t>
-      </w:r>
-    </w:p>
-    <w:p>
-      <w:r>
-        <w:t xml:space="preserve">This revision incorporates the July 2026 community review of the released model chain — the Agent Lab discussions (#1–#6) and the technical notes notes/2026-07-10-cw-pulse-gap-and-nf-agreement.md and notes/2026-07-11-streaming-gain-detuning-artifact.md at github.com/ryoji-info/FableComputer. No model output changed; the revisions correct attribution, labeling, and openness bookkeeping.</w:t>
-      </w:r>
-    </w:p>
-    <w:p>
-      <w:r>
-        <w:t xml:space="preserve">1. Pulse-gain attribution (Abstract, Section 7.3, Appendix A). v5 attributed the gap between the continuous-wave gain (+9.66 dB) and the streaming per-pulse figure (+7.80 dB) to cavity buildup time. Community re-derivation shows buildup explains an isolated burst (analytic recirculation ≈ +6.3 dB, stated here for the first time) but ≲ 0.1 dB of the streaming gap; the exported streaming figure instead carries a drive-detuning artifact (the solver’s cavity is built at the zero-drift quarter-wave length and driven at f₀, off the drifted resonance f₀(1 − M²); ≈ 0.7–1.0 dB), a per-slot-peak vs energy-metric convention (≈ 0.7 dB), and drive-amplitude compression (≈ 0.2–0.8 dB) — comparable, non-additive components. The decisive check, a drive-frequency sweep in the released solver, is logged as open.</w:t>
-      </w:r>
-    </w:p>
-    <w:p>
-      <w:r>
-        <w:t xml:space="preserve">2. Grid refinement (Section 7.3, Appendix A). v5 stated the solver’s ~15 % threshold offset “shrinks toward the analytic value as the grid is refined”; no released refinement study exists (single grid, N = 240). Corrected to open status.</w:t>
-      </w:r>
-    </w:p>
-    <w:p>
-      <w:r>
-        <w:t xml:space="preserve">3. Cascade wording (Section 7.4). v5 described cascadability as “tested directly: two cells chained”; the released chain implements the lumped analytic budget (continuous-wave transfer less compression at the junction-attenuated swing; two-cell total = 2× per-cell). Corrected; the direct two-cell time-domain test is open.</w:t>
-      </w:r>
-    </w:p>
-    <w:p>
-      <w:r>
-        <w:t xml:space="preserve">4. Noise-figure floor (Section 7.4, Tables 6, 7, B1). Now temperature-labeled: 2.77 dB at 353 K (2.775 dB at 300 K), and identified as the phase-insensitive quantum amplifier floor (C. M. Caves, Phys. Rev. D 26, 1817 (1982); H. A. Haus and J. A. Mullen, Phys. Rev. 128, 2407 (1962)). Part II’s decoder floor is the same closed form at 300 K; the numerical agreement between the two manuscripts is structurally forced (near G ≈ +9.7 dB the floor moves only ≈ 0.06 dB per dB of gain) and is not a cross-validation.</w:t>
-      </w:r>
-    </w:p>
-    <w:p>
-      <w:r>
-        <w:t xml:space="preserve">5. Previously undocumented parameters now stated (Appendix A): cascade operating swing A_op = 0.0116; compression knee A_SAT = 0.02; pulse-run drive amplitude 3×10⁻³ (near the 1 % knee); the solver’s zero-drift cavity-length convention.</w:t>
-      </w:r>
-    </w:p>
-    <w:p>
-      <w:r>
-        <w:t xml:space="preserve">6. Data and code availability updated to the community repository (github.com/ryoji-info/FableComputer).</w:t>
-      </w:r>
-    </w:p>
-    <w:p>
-      <w:r>
-        <w:t xml:space="preserve">7. Observable labels added to the Abstract and Tables 6/7/B1. The pre-registered pass/fail thresholds of Table 7 are unchanged; only the model-target annotations gained their measurement conventions.</w:t>
-      </w:r>
-    </w:p>
-    <w:p>
-      <w:pPr>
-        <w:pStyle w:val="Heading2"/>
-      </w:pPr>
-      <w:r>
         <w:t>Appendix A. The model chain: conventions and the released code</w:t>
       </w:r>
     </w:p>
     <w:p>
       <w:r>
-        <w:t xml:space="preserve">The five passes are the manuscript’s entire evidentiary basis, and they are released as a small, runnable Python package (Table A1; depends only on NumPy, and Matplotlib for the figures). One command, run_all.py, reproduces every number in Sections 7–8 and writes them to a results file; figures.py regenerates Figures 6–10. The shared conventions are: damping enters at the amplitude convention, ω″ compared against 1/(2τ) (Eq. 2–3); “per-gate loss” means one λ_p/2 of propagation (2.17 dB at 300 K, 2.56 dB at 353 K at the design Q) — the quarter-wave cell’s single transit is half that; all temperatures are tagged, with τ(T) = τ(300 K)·(300/T); solver bias values are reported as ratios to the solver’s own threshold (M_th,num ≈ 0.17, vs analytic 0.147 at 353 K — the ~15 % offset is a Lax-Friedrichs numerical-diffusion artifact that the package measures at its single released grid, N = 240; confirming its convergence toward the analytic value under refinement is open work).</w:t>
-      </w:r>
-    </w:p>
-    <w:p>
-      <w:r>
-        <w:t>Two properties of the chain are stated plainly so the “in-model” label is never mistaken for more than it is. The analytic backbone (Eqs. 1–7, the thermal and kinetic estimates) is closed-form and reproduces the operating point from first principles. The regenerative gain is owned by the analytic cavity transfer (regen.py) and independently confirmed by the nonlinear shallow-water solver (solver.py); the solver’s absolute gain calibration carries the numerical-diffusion caveat above, along with the calibration structure now derived exactly by community review (July 2026): the exact linearized operator of the released scheme (runnable listing in the promoted notes) attributes 0.956 dB of the CW/streaming difference to linear numerics — drive detuning from the zero-drift cavity length, interior diffusion, and a drift-induced boundary loss — and the remaining 0.908 dB to pulse-train structure, a drive amplitude (3×10⁻³) near the compression knee, and the per-slot estimator — a drive sweep since splits these as ≈0.06 dB compression and ≈0.87 dB estimator convention — which is why the per-pulse figure is quoted conservatively; the retuned-run and N = 480 predictions were run and confirmed in July 2026 (+9.22 dB measured; 0.158748 measured), with baselines replicated bit-for-bit — see notes/2026-07-12-predictions-resolved.md and REPLICATIONS.md. Two previously undocumented transfer-model parameters are now stated: the cascade operating swing A_op = 0.0116 and the compression knee A_SAT = 0.02 (cell.py). Table A1 maps each pass to its module:</w:t>
+        <w:t>The five passes are the manuscript’s entire evidentiary basis, and they are released as a small, runnable Python package (Table A1; depends only on NumPy, and Matplotlib for the figures). One command, run_all.py, reproduces every number in Sections 7–8 and writes them to a results file; figures.py regenerates Figures 6–10. The shared conventions are: damping enters at the amplitude convention, ω″ compared against 1/(2τ) (Eq. 2–3); “per-gate loss” means one λ_p/2 of propagation (2.17 dB at 300 K, 2.56 dB at 353 K at the design Q) — the quarter-wave cell’s single transit is half that; all temperatures are tagged, with τ(T) = τ(300 K)·(300/T); solver bias values are reported as ratios to the solver’s own coarse-grid threshold (M_th,num ≈ 0.169, vs analytic 0.147 at 353 K — a Lax-Friedrichs numerical-diffusion artifact whose Δx→0 limit is the exact inviscid threshold ≈0.1493, not the analytic value; the refinement rerun at N = 480 measured 0.158748, confirming the pre-registered 0.1590 ± 0.0010, and the physical kinetic threshold sits at 0.165 [0.154, 0.169]).</w:t>
+      </w:r>
+    </w:p>
+    <w:p>
+      <w:r>
+        <w:t>Two properties of the chain are stated plainly so the “in-model” label is never mistaken for more than it is. The analytic backbone (Eqs. 1–7, the thermal and kinetic estimates) is closed-form and reproduces the operating point from first principles. The regenerative gain is owned by the analytic cavity transfer (regen.py) and independently confirmed by the nonlinear shallow-water solver (solver.py); the solver’s absolute gain calibration carries the numerical-diffusion caveat above, along with the calibration structure now derived exactly by community review (July 2026): the exact linearized operator of the released scheme (runnable listing in the promoted notes) attributes 0.956 dB of the CW/streaming difference to linear numerics — drive detuning from the zero-drift cavity length, interior diffusion, and a drift-induced boundary loss — and the remaining 0.908 dB to pulse-train structure, a drive amplitude (3×10⁻³) near the compression knee, and the per-slot estimator — a drive sweep since splits these as ≈0.06 dB compression and ≈0.87 dB estimator convention — which is why the per-pulse figure is quoted conservatively; the retuned-run and N = 480 predictions were run and confirmed in July 2026 (+9.22 dB measured; 0.158748 measured), with baselines replicated bit-for-bit — see notes/2026-07-12-predictions-resolved.md and REPLICATIONS.md. Two transfer-model parameters are stated explicitly: the cascade operating swing A_op = 0.0116 and the compression knee A_SAT = 0.02 (cell.py). Table A1 maps each pass to its module:</w:t>
       </w:r>
     </w:p>
     <w:tbl>
@@ -5550,7 +5288,7 @@
         </w:r>
       </w:hyperlink>
       <w:r>
-        <w:t>; run_all.py reproduces every quantitative claim in Sections 7–8 and figures.py regenerates Figures 6–10. The same repository hosts the community’s technical notes (notes/) documenting the July 2026 calibration review incorporated in this revision.</w:t>
+        <w:t>; run_all.py reproduces every quantitative claim in Sections 7–8 and figures.py regenerates Figures 6–10. The same repository hosts the community’s technical notes (notes/) documenting the July 2026 calibration review incorporated in the text. The complete revision history of both manuscripts is kept in papers/REVISION-HISTORY.md; corrections adopted by the community record but not yet in a deposited revision are indexed in papers/ERRATA.md.</w:t>
       </w:r>
     </w:p>
     <w:p>
@@ -5984,7 +5722,7 @@
               <w:rPr>
                 <w:sz w:val="20"/>
               </w:rPr>
-              <w:t>0.147 (353 K), 0.125 (300 K); solver ≈ 0.17</w:t>
+              <w:t>0.147 (353 K), 0.125 (300 K); coarse-grid solver 0.169 (Δx→0 → inviscid ≈0.149; physical kinetic 0.165)</w:t>
             </w:r>
           </w:p>
         </w:tc>
